--- a/index.docx
+++ b/index.docx
@@ -34,7 +34,7 @@
         <w:t xml:space="preserve">TODO</w:t>
       </w:r>
     </w:p>
-    <w:bookmarkStart w:id="20" w:name="introduction"/>
+    <w:bookmarkStart w:id="9" w:name="introduction"/>
     <w:p>
       <w:pPr>
         <w:pStyle w:val="Heading1"/>
@@ -60,8 +60,8 @@
         <w:t xml:space="preserve">.</w:t>
       </w:r>
     </w:p>
-    <w:bookmarkEnd w:id="20"/>
-    <w:bookmarkStart w:id="21" w:name="methods"/>
+    <w:bookmarkEnd w:id="9"/>
+    <w:bookmarkStart w:id="10" w:name="methods"/>
     <w:p>
       <w:pPr>
         <w:pStyle w:val="Heading1"/>
@@ -70,8 +70,8 @@
         <w:t xml:space="preserve">2. Methods</w:t>
       </w:r>
     </w:p>
-    <w:bookmarkEnd w:id="21"/>
-    <w:bookmarkStart w:id="22" w:name="results"/>
+    <w:bookmarkEnd w:id="10"/>
+    <w:bookmarkStart w:id="11" w:name="results"/>
     <w:p>
       <w:pPr>
         <w:pStyle w:val="Heading1"/>
@@ -80,8 +80,8 @@
         <w:t xml:space="preserve">3. Results</w:t>
       </w:r>
     </w:p>
-    <w:bookmarkEnd w:id="22"/>
-    <w:bookmarkStart w:id="23" w:name="discussion"/>
+    <w:bookmarkEnd w:id="11"/>
+    <w:bookmarkStart w:id="12" w:name="discussion"/>
     <w:p>
       <w:pPr>
         <w:pStyle w:val="Heading1"/>
@@ -90,8 +90,8 @@
         <w:t xml:space="preserve">4. Discussion</w:t>
       </w:r>
     </w:p>
-    <w:bookmarkEnd w:id="23"/>
-    <w:bookmarkStart w:id="27" w:name="references"/>
+    <w:bookmarkEnd w:id="12"/>
+    <w:bookmarkStart w:id="16" w:name="references"/>
     <w:p>
       <w:pPr>
         <w:pStyle w:val="Heading1"/>
@@ -100,8 +100,8 @@
         <w:t xml:space="preserve">References</w:t>
       </w:r>
     </w:p>
-    <w:bookmarkStart w:id="26" w:name="refs"/>
-    <w:bookmarkStart w:id="25" w:name="X146b3e079d29156a751b0b16e1dc13291aa3399"/>
+    <w:bookmarkStart w:id="15" w:name="refs"/>
+    <w:bookmarkStart w:id="14" w:name="X146b3e079d29156a751b0b16e1dc13291aa3399"/>
     <w:p>
       <w:pPr>
         <w:pStyle w:val="Bibliography"/>
@@ -150,7 +150,7 @@
       <w:r>
         <w:t xml:space="preserve"> </w:t>
       </w:r>
-      <w:hyperlink r:id="rId24">
+      <w:hyperlink r:id="rId13">
         <w:r>
           <w:rPr>
             <w:rStyle w:val="Hyperlink"/>
@@ -159,9 +159,9 @@
         </w:r>
       </w:hyperlink>
     </w:p>
-    <w:bookmarkEnd w:id="25"/>
-    <w:bookmarkEnd w:id="26"/>
-    <w:bookmarkEnd w:id="27"/>
+    <w:bookmarkEnd w:id="14"/>
+    <w:bookmarkEnd w:id="15"/>
+    <w:bookmarkEnd w:id="16"/>
     <w:sectPr>
       <w:footnotePr>
         <w:numRestart w:val="eachSect"/>
@@ -283,10 +283,10 @@
   <w:docDefaults>
     <w:rPrDefault>
       <w:rPr>
-        <w:rFonts w:asciiTheme="minorHAnsi" w:cstheme="minorBidi" w:eastAsiaTheme="minorHAnsi" w:hAnsiTheme="minorHAnsi"/>
+        <w:rFonts w:asciiTheme="minorHAnsi" w:cstheme="minorBidi" w:eastAsiaTheme="minorEastAsia" w:hAnsiTheme="minorHAnsi"/>
         <w:sz w:val="24"/>
         <w:szCs w:val="24"/>
-        <w:lang w:bidi="ar-SA" w:eastAsia="en-US" w:val="en-US"/>
+        <w:lang w:bidi="ar-SA" w:eastAsia="zh-CN" w:val="en-US"/>
       </w:rPr>
     </w:rPrDefault>
     <w:pPrDefault>
@@ -827,13 +827,6 @@
       </w:tblCellMar>
     </w:tblPr>
     <w:tblStylePr w:type="firstRow">
-      <w:tblPr>
-        <w:jc w:val="left"/>
-        <w:tblInd w:type="dxa" w:w="0"/>
-      </w:tblPr>
-      <w:trPr>
-        <w:jc w:val="left"/>
-      </w:trPr>
       <w:tcPr>
         <w:tcBorders>
           <w:bottom w:val="single"/>

--- a/index.docx
+++ b/index.docx
@@ -48,20 +48,171 @@
         <w:pStyle w:val="FirstParagraph"/>
       </w:pPr>
       <w:r>
-        <w:t xml:space="preserve">This is a simple placeholder for the manuscript’s main document</w:t>
-      </w:r>
-      <w:r>
-        <w:t xml:space="preserve"> </w:t>
-      </w:r>
-      <w:r>
-        <w:t xml:space="preserve">(Curtsdotter et al., 2011)</w:t>
+        <w:t xml:space="preserve">Extinction simulation in networks are useful because they can inform us as to the robustness [REF] or resilience [REF] of the system. Understanding community level extinctions is of particular interest for understanding community collapse and mass extinction events [REFs]. However the nature of the fossil record means that we are only able to do topological extinctions [REFs]</w:t>
+      </w:r>
+    </w:p>
+    <w:p>
+      <w:pPr>
+        <w:pStyle w:val="BodyText"/>
+      </w:pPr>
+      <w:r>
+        <w:t xml:space="preserve">Dynamic extinctions</w:t>
+      </w:r>
+      <w:r>
+        <w:t xml:space="preserve"> </w:t>
+      </w:r>
+      <w:r>
+        <w:t xml:space="preserve">(</w:t>
+      </w:r>
+      <w:r>
+        <w:rPr>
+          <w:i/>
+          <w:iCs/>
+        </w:rPr>
+        <w:t xml:space="preserve">e.g.,</w:t>
+      </w:r>
+      <w:r>
+        <w:t xml:space="preserve"> </w:t>
+      </w:r>
+      <w:r>
+        <w:t xml:space="preserve">Curtsdotter et al., 2011)</w:t>
+      </w:r>
+      <w:r>
+        <w:t xml:space="preserve"> </w:t>
+      </w:r>
+      <w:r>
+        <w:t xml:space="preserve">can be useful because they are (probably) a better approximation of reality - or at least not as</w:t>
+      </w:r>
+      <w:r>
+        <w:t xml:space="preserve"> </w:t>
+      </w:r>
+      <w:r>
+        <w:t xml:space="preserve">‘conservative’</w:t>
+      </w:r>
+      <w:r>
+        <w:t xml:space="preserve">/best case scenario as what the topological extinctions are (insert a brief description of how these approaches are different). Something about how this is meaningful in paleo but also real-world settings. Maybe also point out that typically in dynamic context we are using species agnostic models</w:t>
+      </w:r>
+      <w:r>
+        <w:t xml:space="preserve"> </w:t>
+      </w:r>
+      <w:r>
+        <w:rPr>
+          <w:i/>
+          <w:iCs/>
+        </w:rPr>
+        <w:t xml:space="preserve">e.g.,</w:t>
+      </w:r>
+      <w:r>
+        <w:t xml:space="preserve"> </w:t>
+      </w:r>
+      <w:r>
+        <w:t xml:space="preserve">niche and atn which lack the real world tractability that we want.</w:t>
+      </w:r>
+    </w:p>
+    <w:p>
+      <w:pPr>
+        <w:pStyle w:val="BodyText"/>
+      </w:pPr>
+      <w:r>
+        <w:t xml:space="preserve">However in order to</w:t>
+      </w:r>
+      <w:r>
+        <w:t xml:space="preserve"> </w:t>
+      </w:r>
+      <w:r>
+        <w:rPr>
+          <w:i/>
+          <w:iCs/>
+        </w:rPr>
+        <w:t xml:space="preserve">correctly</w:t>
+      </w:r>
+      <w:r>
+        <w:t xml:space="preserve"> </w:t>
+      </w:r>
+      <w:r>
+        <w:t xml:space="preserve">match the philosophy of these dynamic networks we need a way in which to turn empirical metawebs into networks that are more representative of realised networks,</w:t>
+      </w:r>
+      <w:r>
+        <w:t xml:space="preserve"> </w:t>
+      </w:r>
+      <w:r>
+        <w:rPr>
+          <w:i/>
+          <w:iCs/>
+        </w:rPr>
+        <w:t xml:space="preserve">i.e.,</w:t>
+      </w:r>
+      <w:r>
+        <w:t xml:space="preserve"> </w:t>
+      </w:r>
+      <w:r>
+        <w:t xml:space="preserve">there is some form of link distribution constraint</w:t>
+      </w:r>
+      <w:r>
+        <w:t xml:space="preserve"> </w:t>
+      </w:r>
+      <w:r>
+        <w:t xml:space="preserve">(Strydom, Dunhill, et al., 2026)</w:t>
+      </w:r>
+      <w:r>
+        <w:t xml:space="preserve">. Although there has been some work on downsampling of paleo webs</w:t>
+      </w:r>
+      <w:r>
+        <w:t xml:space="preserve"> </w:t>
+      </w:r>
+      <w:r>
+        <w:t xml:space="preserve">(Roopnarine, 2006)</w:t>
+      </w:r>
+      <w:r>
+        <w:t xml:space="preserve"> </w:t>
+      </w:r>
+      <w:r>
+        <w:t xml:space="preserve">we lack any ground truthing of what the implications are of embedding these ecological assumptions. Additionally this downsampling approach makes insidious assumptions as to what is driving the distribution of links in a network. Possibly also add a sentence here about how the other work has focused on the niche model</w:t>
+      </w:r>
+      <w:r>
+        <w:t xml:space="preserve"> </w:t>
+      </w:r>
+      <w:r>
+        <w:t xml:space="preserve">(Curtsdotter et al., 2011; Jonsson et al., 2015)</w:t>
+      </w:r>
+      <w:r>
+        <w:t xml:space="preserve"> </w:t>
+      </w:r>
+      <w:r>
+        <w:t xml:space="preserve">which itself has its own sets of ecological assumptions/embeddings.</w:t>
+      </w:r>
+    </w:p>
+    <w:p>
+      <w:pPr>
+        <w:pStyle w:val="BodyText"/>
+      </w:pPr>
+      <w:r>
+        <w:t xml:space="preserve">Here we present a selection of downsampling approach that are built on different assumptions as to link constraints. Using these downsampling approaches we recreate the</w:t>
+      </w:r>
+      <w:r>
+        <w:t xml:space="preserve"> </w:t>
+      </w:r>
+      <w:r>
+        <w:t xml:space="preserve">Curtsdotter et al. (2011)</w:t>
+      </w:r>
+      <w:r>
+        <w:t xml:space="preserve"> </w:t>
+      </w:r>
+      <w:r>
+        <w:t xml:space="preserve">approach and test if we see difference in topological and dynamic extinctions, as well as if the different input networks have different signals. We do this using the same dataset from</w:t>
+      </w:r>
+      <w:r>
+        <w:t xml:space="preserve"> </w:t>
+      </w:r>
+      <w:r>
+        <w:t xml:space="preserve">Karapunar et al. (2026)</w:t>
       </w:r>
       <w:r>
         <w:t xml:space="preserve">.</w:t>
       </w:r>
     </w:p>
     <w:bookmarkEnd w:id="9"/>
-    <w:bookmarkStart w:id="10" w:name="methods"/>
+    <w:bookmarkStart w:id="15" w:name="methods"/>
     <w:p>
       <w:pPr>
         <w:pStyle w:val="Heading1"/>
@@ -70,43 +221,643 @@
         <w:t xml:space="preserve">2. Methods</w:t>
       </w:r>
     </w:p>
+    <w:p>
+      <w:pPr>
+        <w:pStyle w:val="FirstParagraph"/>
+      </w:pPr>
+      <w:r>
+        <w:t xml:space="preserve">## Data</w:t>
+      </w:r>
+    </w:p>
+    <w:p>
+      <w:pPr>
+        <w:pStyle w:val="BodyText"/>
+      </w:pPr>
+      <w:r>
+        <w:t xml:space="preserve">Seven locations</w:t>
+      </w:r>
+      <w:r>
+        <w:t xml:space="preserve"> </w:t>
+      </w:r>
+      <w:r>
+        <w:t xml:space="preserve">(Karapunar et al., 2026)</w:t>
+      </w:r>
+      <w:r>
+        <w:t xml:space="preserve">. Here we use the guild-level community data to keep the size of the networks manageable and well within the bounds used by</w:t>
+      </w:r>
+      <w:r>
+        <w:t xml:space="preserve"> </w:t>
+      </w:r>
+      <w:r>
+        <w:t xml:space="preserve">Curtsdotter et al. (2011)</w:t>
+      </w:r>
+      <w:r>
+        <w:t xml:space="preserve">. Additionally we added plankton and zooplankton data from EcoGenie models [REF] as a way to enlarge the</w:t>
+      </w:r>
+      <w:r>
+        <w:t xml:space="preserve"> </w:t>
+      </w:r>
+      <w:r>
+        <w:t xml:space="preserve">‘base’</w:t>
+      </w:r>
+      <w:r>
+        <w:t xml:space="preserve"> </w:t>
+      </w:r>
+      <w:r>
+        <w:t xml:space="preserve">of the network (again to better represent a realised network).</w:t>
+      </w:r>
+    </w:p>
+    <w:bookmarkStart w:id="10" w:name="network-construction"/>
+    <w:p>
+      <w:pPr>
+        <w:pStyle w:val="Heading2"/>
+      </w:pPr>
+      <w:r>
+        <w:t xml:space="preserve">2.1 Network construction</w:t>
+      </w:r>
+    </w:p>
+    <w:p>
+      <w:pPr>
+        <w:pStyle w:val="FirstParagraph"/>
+      </w:pPr>
+      <w:r>
+        <w:t xml:space="preserve">For the empirical networks we used the PFWIM model</w:t>
+      </w:r>
+      <w:r>
+        <w:t xml:space="preserve"> </w:t>
+      </w:r>
+      <w:r>
+        <w:t xml:space="preserve">(Shaw et al., 2024)</w:t>
+      </w:r>
+      <w:r>
+        <w:t xml:space="preserve">.</w:t>
+      </w:r>
+      <w:r>
+        <w:t xml:space="preserve"> </w:t>
+      </w:r>
+      <w:r>
+        <w:rPr>
+          <w:i/>
+          <w:iCs/>
+        </w:rPr>
+        <w:t xml:space="preserve">Insert brief description about trait assignments and mechanistic assumptions, mention we wanted to go as broad as possible so we used fully categorical rules</w:t>
+      </w:r>
+      <w:r>
+        <w:t xml:space="preserve">. This was then used as the base metaweb for each community. Each metaweb was then downsampled to a target connectance (see below for the different downsampling approaches). Additionally the target connectance and species richness was used to parameterise a niche model network</w:t>
+      </w:r>
+      <w:r>
+        <w:t xml:space="preserve"> </w:t>
+      </w:r>
+      <w:r>
+        <w:t xml:space="preserve">(Williams &amp; Martinez, 2000)</w:t>
+      </w:r>
+      <w:r>
+        <w:t xml:space="preserve">. We also constructed ATN networks</w:t>
+      </w:r>
+      <w:r>
+        <w:t xml:space="preserve"> </w:t>
+      </w:r>
+      <w:r>
+        <w:t xml:space="preserve">(Brose et al., 2006)</w:t>
+      </w:r>
+      <w:r>
+        <w:t xml:space="preserve">.</w:t>
+      </w:r>
+    </w:p>
     <w:bookmarkEnd w:id="10"/>
-    <w:bookmarkStart w:id="11" w:name="results"/>
+    <w:bookmarkStart w:id="11" w:name="downsampling-approaches"/>
+    <w:p>
+      <w:pPr>
+        <w:pStyle w:val="Heading2"/>
+      </w:pPr>
+      <w:r>
+        <w:t xml:space="preserve">2.2 Downsampling approaches</w:t>
+      </w:r>
+    </w:p>
+    <w:p>
+      <w:pPr>
+        <w:pStyle w:val="FirstParagraph"/>
+      </w:pPr>
+      <w:r>
+        <w:t xml:space="preserve">Maybe just a brief interlude about how a metaweb represents all feasible interactions (so capturing the entire diet breadth of a specific species). Idea here is to prime that this is all links but acknowledge that in reality species are rarely feeding across their entire diet breadth.</w:t>
+      </w:r>
+    </w:p>
+    <w:p>
+      <w:pPr>
+        <w:pStyle w:val="BodyText"/>
+      </w:pPr>
+      <w:r>
+        <w:rPr>
+          <w:i/>
+          <w:iCs/>
+        </w:rPr>
+        <w:t xml:space="preserve">Niche:</w:t>
+      </w:r>
+      <w:r>
+        <w:t xml:space="preserve"> </w:t>
+      </w:r>
+      <w:r>
+        <w:t xml:space="preserve">Attempt to create a network that appears similar to a standard niche model network this is done by estimating a one-dimensional niche axis from the interaction matrix using the leading singular vectors of the Singular Value Decomposition (SVD). Species are then assigned positions along a common latent niche dimension, which is subsequently used to estimate consumer niche centres and niche breadths.</w:t>
+      </w:r>
+    </w:p>
+    <w:p>
+      <w:pPr>
+        <w:pStyle w:val="BodyText"/>
+      </w:pPr>
+      <w:r>
+        <w:rPr>
+          <w:i/>
+          <w:iCs/>
+        </w:rPr>
+        <w:t xml:space="preserve">Power-law</w:t>
+      </w:r>
+      <w:r>
+        <w:rPr>
+          <w:i/>
+          <w:iCs/>
+        </w:rPr>
+        <w:t xml:space="preserve"> </w:t>
+      </w:r>
+      <w:r>
+        <w:rPr>
+          <w:i/>
+          <w:iCs/>
+        </w:rPr>
+        <w:t xml:space="preserve">(Roopnarine, 2006)</w:t>
+      </w:r>
+      <w:r>
+        <w:rPr>
+          <w:i/>
+          <w:iCs/>
+        </w:rPr>
+        <w:t xml:space="preserve">:</w:t>
+      </w:r>
+      <w:r>
+        <w:t xml:space="preserve"> </w:t>
+      </w:r>
+      <w:r>
+        <w:t xml:space="preserve">Based around ideas of extinctions and which links/specie will be lost - with the idea that generalist species will be the most robust and as such will retain their links. Consumers with larger trophic breadth (higher generality) receive larger retention probabilities and are therefore less likely to lose interactions.</w:t>
+      </w:r>
+    </w:p>
+    <w:p>
+      <w:pPr>
+        <w:pStyle w:val="BodyText"/>
+      </w:pPr>
+      <w:r>
+        <w:rPr>
+          <w:i/>
+          <w:iCs/>
+        </w:rPr>
+        <w:t xml:space="preserve">Degree-product:</w:t>
+      </w:r>
+      <w:r>
+        <w:t xml:space="preserve"> </w:t>
+      </w:r>
+      <w:r>
+        <w:t xml:space="preserve">Product of the out-degreee (generality) of the predator and the in-degree (vulnerability) of the consumer are used to assign a probability for each link. Links are then randomly removed based on that probability (note to self check if it is iterative each time so that the degrees are re-evaluated, it think this is the case). Here the ecological assumption is that generalist predators and vulnerable prey are probably not feeding/being fed on by everything, whereas for specialist species those links are probably occurring thus it makes sense to prune links from the most connected species pairs</w:t>
+      </w:r>
+    </w:p>
+    <w:p>
+      <w:pPr>
+        <w:pStyle w:val="BodyText"/>
+      </w:pPr>
+      <w:r>
+        <w:rPr>
+          <w:i/>
+          <w:iCs/>
+        </w:rPr>
+        <w:t xml:space="preserve">Random:</w:t>
+      </w:r>
+      <w:r>
+        <w:t xml:space="preserve"> </w:t>
+      </w:r>
+      <w:r>
+        <w:t xml:space="preserve">Links randomly removed until target connectance is reached, with the exception if a species becomes isolated in which case a different link is target for removal. This is the</w:t>
+      </w:r>
+      <w:r>
+        <w:t xml:space="preserve"> </w:t>
+      </w:r>
+      <w:r>
+        <w:t xml:space="preserve">‘null model’</w:t>
+      </w:r>
+    </w:p>
+    <w:bookmarkEnd w:id="11"/>
+    <w:bookmarkStart w:id="12" w:name="simulations"/>
+    <w:p>
+      <w:pPr>
+        <w:pStyle w:val="Heading2"/>
+      </w:pPr>
+      <w:r>
+        <w:t xml:space="preserve">2.3 Simulations</w:t>
+      </w:r>
+    </w:p>
+    <w:p>
+      <w:pPr>
+        <w:pStyle w:val="FirstParagraph"/>
+      </w:pPr>
+      <w:r>
+        <w:t xml:space="preserve">For each community we create a network, sample a body size based on the categorical size classes, this is a truncated normal distribution. Body sizes are used to build the ATN (mention here that we vary the threshold value between 0.01-0.12 and select the network that has the closest connectance to the target one) We also select a target connectance between 0.05-0.15. Each network is then downsampled to the target connectance. This represents the</w:t>
+      </w:r>
+      <w:r>
+        <w:t xml:space="preserve"> </w:t>
+      </w:r>
+      <w:r>
+        <w:t xml:space="preserve">‘creation’</w:t>
+      </w:r>
+      <w:r>
+        <w:t xml:space="preserve"> </w:t>
+      </w:r>
+      <w:r>
+        <w:t xml:space="preserve">stage. At this point we run a set of topological cascading extinctions for the difference extinction scenarios. Using the END</w:t>
+      </w:r>
+      <w:r>
+        <w:t xml:space="preserve"> </w:t>
+      </w:r>
+      <w:r>
+        <w:t xml:space="preserve">(Delmas et al., 2017)</w:t>
+      </w:r>
+      <w:r>
+        <w:t xml:space="preserve"> </w:t>
+      </w:r>
+      <w:r>
+        <w:t xml:space="preserve">each network is then run through a</w:t>
+      </w:r>
+      <w:r>
+        <w:t xml:space="preserve"> </w:t>
+      </w:r>
+      <w:r>
+        <w:t xml:space="preserve">‘burn-in’</w:t>
+      </w:r>
+      <w:r>
+        <w:t xml:space="preserve"> </w:t>
+      </w:r>
+      <w:r>
+        <w:t xml:space="preserve">period for 5000 time steps or until it has reached a steady state. Here we run another set of topological extinctions. For the dynamic extinctions primary extinctions are determined based on the rules of the different extinction scenarios and secondary extinctions occur when the biomass of a species falls below the threshold value of 1e-12. After every primary extinction event (where the biomass of the target species is set to 1e-12) we run 5000 timesteps before the next extinction event to allow for biomass simulations to occur.</w:t>
+      </w:r>
+    </w:p>
+    <w:bookmarkEnd w:id="12"/>
+    <w:bookmarkStart w:id="13" w:name="analyses"/>
+    <w:p>
+      <w:pPr>
+        <w:pStyle w:val="Heading2"/>
+      </w:pPr>
+      <w:r>
+        <w:t xml:space="preserve">2.4 Analyses</w:t>
+      </w:r>
+    </w:p>
+    <w:p>
+      <w:pPr>
+        <w:pStyle w:val="FirstParagraph"/>
+      </w:pPr>
+      <w:r>
+        <w:t xml:space="preserve">For each extinction run we calculate the R50 robustness</w:t>
+      </w:r>
+      <w:r>
+        <w:t xml:space="preserve"> </w:t>
+      </w:r>
+      <w:r>
+        <w:t xml:space="preserve">(Jonsson et al., 2015)</w:t>
+      </w:r>
+      <w:r>
+        <w:t xml:space="preserve"> </w:t>
+      </w:r>
+      <w:r>
+        <w:t xml:space="preserve">as well as the primary and secondary extinction rates. Add breif description of how robustness is calculated. TBD the breakdown of the statistical approaches used to understand the effect of downsampling approach/network type on inferred network robustness and extinction dynamics.</w:t>
+      </w:r>
+    </w:p>
+    <w:bookmarkEnd w:id="13"/>
+    <w:bookmarkStart w:id="14" w:name="software"/>
+    <w:p>
+      <w:pPr>
+        <w:pStyle w:val="Heading2"/>
+      </w:pPr>
+      <w:r>
+        <w:t xml:space="preserve">2.5 Software</w:t>
+      </w:r>
+    </w:p>
+    <w:p>
+      <w:pPr>
+        <w:pStyle w:val="FirstParagraph"/>
+      </w:pPr>
+      <w:r>
+        <w:t xml:space="preserve">Network construction and extinction simulations were run in Julia v1.12.6</w:t>
+      </w:r>
+      <w:r>
+        <w:t xml:space="preserve"> </w:t>
+      </w:r>
+      <w:r>
+        <w:t xml:space="preserve">(Bezanson et al., 2017)</w:t>
+      </w:r>
+      <w:r>
+        <w:t xml:space="preserve">, we used</w:t>
+      </w:r>
+      <w:r>
+        <w:t xml:space="preserve"> </w:t>
+      </w:r>
+      <w:r>
+        <w:rPr>
+          <w:rStyle w:val="VerbatimChar"/>
+        </w:rPr>
+        <w:t xml:space="preserve">EcologicalNetworksDynamics.jl</w:t>
+      </w:r>
+      <w:r>
+        <w:t xml:space="preserve"> </w:t>
+      </w:r>
+      <w:r>
+        <w:t xml:space="preserve">(Lajaaiti et al., 2025)</w:t>
+      </w:r>
+      <w:r>
+        <w:t xml:space="preserve"> </w:t>
+      </w:r>
+      <w:r>
+        <w:t xml:space="preserve">for dynamic simulations,</w:t>
+      </w:r>
+      <w:r>
+        <w:t xml:space="preserve"> </w:t>
+      </w:r>
+      <w:r>
+        <w:rPr>
+          <w:rStyle w:val="VerbatimChar"/>
+        </w:rPr>
+        <w:t xml:space="preserve">PFIM.jl</w:t>
+      </w:r>
+      <w:r>
+        <w:t xml:space="preserve"> </w:t>
+      </w:r>
+      <w:r>
+        <w:t xml:space="preserve">[REF] for construction of metawebs,</w:t>
+      </w:r>
+      <w:r>
+        <w:t xml:space="preserve"> </w:t>
+      </w:r>
+      <w:r>
+        <w:rPr>
+          <w:rStyle w:val="VerbatimChar"/>
+        </w:rPr>
+        <w:t xml:space="preserve">FoodWebTools.jl</w:t>
+      </w:r>
+      <w:r>
+        <w:t xml:space="preserve"> </w:t>
+      </w:r>
+      <w:r>
+        <w:t xml:space="preserve">[REF] for network downsampling, and Extinctions.jl [REF] for extinctions and robustness calculations. Statistical analyses were run in R v4.5.2 [REF]. All code can be found at</w:t>
+      </w:r>
+      <w:r>
+        <w:t xml:space="preserve"> </w:t>
+      </w:r>
+      <w:r>
+        <w:rPr>
+          <w:i/>
+          <w:iCs/>
+        </w:rPr>
+        <w:t xml:space="preserve">TODO</w:t>
+      </w:r>
+    </w:p>
+    <w:p>
+      <w:pPr>
+        <w:pStyle w:val="BlockText"/>
+      </w:pPr>
+      <w:r>
+        <w:t xml:space="preserve">Keep the narrative extinction centric for now but remember we also have the topology of each network before the various extinction simulations begin</w:t>
+      </w:r>
+    </w:p>
+    <w:bookmarkEnd w:id="14"/>
+    <w:bookmarkEnd w:id="15"/>
+    <w:bookmarkStart w:id="16" w:name="X08ff9f2fd615fe9caf0fc5c74cf6f311d353c32"/>
     <w:p>
       <w:pPr>
         <w:pStyle w:val="Heading1"/>
       </w:pPr>
       <w:r>
-        <w:t xml:space="preserve">3. Results</w:t>
-      </w:r>
-    </w:p>
-    <w:bookmarkEnd w:id="11"/>
-    <w:bookmarkStart w:id="12" w:name="discussion"/>
+        <w:t xml:space="preserve">3. Downsampling approach results in different network structure</w:t>
+      </w:r>
+    </w:p>
+    <w:p>
+      <w:pPr>
+        <w:pStyle w:val="FirstParagraph"/>
+      </w:pPr>
+      <w:r>
+        <w:t xml:space="preserve">Here we can actually look at the topology and see if the different networks actually look different in multivariate space?</w:t>
+      </w:r>
+    </w:p>
+    <w:bookmarkEnd w:id="16"/>
+    <w:bookmarkStart w:id="17" w:name="X62ef15145e52d29c97c229b1712b0ef83451468"/>
     <w:p>
       <w:pPr>
         <w:pStyle w:val="Heading1"/>
       </w:pPr>
       <w:r>
-        <w:t xml:space="preserve">4. Discussion</w:t>
-      </w:r>
-    </w:p>
-    <w:bookmarkEnd w:id="12"/>
-    <w:bookmarkStart w:id="16" w:name="references"/>
+        <w:t xml:space="preserve">4. Differences in inferred robustness of topological and dynamic unaffected by network type</w:t>
+      </w:r>
+    </w:p>
+    <w:p>
+      <w:pPr>
+        <w:pStyle w:val="FirstParagraph"/>
+      </w:pPr>
+      <w:r>
+        <w:t xml:space="preserve">Still see that topological robustness is more conservative than dynamic extinctions</w:t>
+      </w:r>
+    </w:p>
+    <w:bookmarkEnd w:id="17"/>
+    <w:bookmarkStart w:id="18" w:name="X50a9ebe2200241eaca4572295a4a98786f60775"/>
     <w:p>
       <w:pPr>
         <w:pStyle w:val="Heading1"/>
       </w:pPr>
       <w:r>
+        <w:t xml:space="preserve">5. Network types result in differences in dynamic extinctions</w:t>
+      </w:r>
+    </w:p>
+    <w:p>
+      <w:pPr>
+        <w:pStyle w:val="FirstParagraph"/>
+      </w:pPr>
+      <w:r>
+        <w:t xml:space="preserve">Report here about the secondary extinction rates as well as the pairwise contrasts.</w:t>
+      </w:r>
+    </w:p>
+    <w:p>
+      <w:pPr>
+        <w:pStyle w:val="BodyText"/>
+      </w:pPr>
+      <w:r>
+        <w:t xml:space="preserve">## Relative to the niche model, niche downsampling is the closest match</w:t>
+      </w:r>
+    </w:p>
+    <w:p>
+      <w:pPr>
+        <w:pStyle w:val="BodyText"/>
+      </w:pPr>
+      <w:r>
+        <w:t xml:space="preserve">Most often the ones to not be different from each other. Worth pointing out that the ATN behaves very differently as well. So again we are back at are we modelling network or model behaviour</w:t>
+      </w:r>
+      <w:r>
+        <w:t xml:space="preserve"> </w:t>
+      </w:r>
+      <w:r>
+        <w:t xml:space="preserve">(Strydom, Karapunar, et al., 2026)</w:t>
+      </w:r>
+    </w:p>
+    <w:bookmarkEnd w:id="18"/>
+    <w:bookmarkStart w:id="19" w:name="conclusion"/>
+    <w:p>
+      <w:pPr>
+        <w:pStyle w:val="Heading1"/>
+      </w:pPr>
+      <w:r>
+        <w:t xml:space="preserve">6. Conclusion</w:t>
+      </w:r>
+    </w:p>
+    <w:bookmarkEnd w:id="19"/>
+    <w:bookmarkStart w:id="45" w:name="references"/>
+    <w:p>
+      <w:pPr>
+        <w:pStyle w:val="Heading1"/>
+      </w:pPr>
+      <w:r>
         <w:t xml:space="preserve">References</w:t>
       </w:r>
     </w:p>
-    <w:bookmarkStart w:id="15" w:name="refs"/>
-    <w:bookmarkStart w:id="14" w:name="X146b3e079d29156a751b0b16e1dc13291aa3399"/>
+    <w:bookmarkStart w:id="44" w:name="refs"/>
+    <w:bookmarkStart w:id="21" w:name="ref-bezansonJuliaFreshApproach2017"/>
     <w:p>
       <w:pPr>
         <w:pStyle w:val="Bibliography"/>
       </w:pPr>
       <w:r>
+        <w:t xml:space="preserve">Bezanson, J., Edelman, A., Karpinski, S., &amp; Shah, V. (2017). Julia:</w:t>
+      </w:r>
+      <w:r>
+        <w:t xml:space="preserve"> </w:t>
+      </w:r>
+      <w:r>
+        <w:t xml:space="preserve">A Fresh Approach</w:t>
+      </w:r>
+      <w:r>
+        <w:t xml:space="preserve"> </w:t>
+      </w:r>
+      <w:r>
+        <w:t xml:space="preserve">to</w:t>
+      </w:r>
+      <w:r>
+        <w:t xml:space="preserve"> </w:t>
+      </w:r>
+      <w:r>
+        <w:t xml:space="preserve">Numerical Computing</w:t>
+      </w:r>
+      <w:r>
+        <w:t xml:space="preserve">.</w:t>
+      </w:r>
+      <w:r>
+        <w:t xml:space="preserve"> </w:t>
+      </w:r>
+      <w:r>
+        <w:rPr>
+          <w:i/>
+          <w:iCs/>
+        </w:rPr>
+        <w:t xml:space="preserve">SIAM Review</w:t>
+      </w:r>
+      <w:r>
+        <w:t xml:space="preserve">,</w:t>
+      </w:r>
+      <w:r>
+        <w:t xml:space="preserve"> </w:t>
+      </w:r>
+      <w:r>
+        <w:rPr>
+          <w:i/>
+          <w:iCs/>
+        </w:rPr>
+        <w:t xml:space="preserve">59</w:t>
+      </w:r>
+      <w:r>
+        <w:t xml:space="preserve">(1), 65–98.</w:t>
+      </w:r>
+      <w:r>
+        <w:t xml:space="preserve"> </w:t>
+      </w:r>
+      <w:hyperlink r:id="rId20">
+        <w:r>
+          <w:rPr>
+            <w:rStyle w:val="Hyperlink"/>
+          </w:rPr>
+          <w:t xml:space="preserve">https://doi.org/10.1137/141000671</w:t>
+        </w:r>
+      </w:hyperlink>
+    </w:p>
+    <w:bookmarkEnd w:id="21"/>
+    <w:bookmarkStart w:id="23" w:name="ref-broseConsumerResourceBodySize2006"/>
+    <w:p>
+      <w:pPr>
+        <w:pStyle w:val="Bibliography"/>
+      </w:pPr>
+      <w:r>
+        <w:t xml:space="preserve">Brose, U., Jonsson, T., Berlow, E. L., Warren, P., Banasek-Richter, C., Bersier, L.-F., Blanchard, J. L., Brey, T., Carpenter, S. R., Blandenier, M.-F. C., Cushing, L., Dawah, H. A., Dell, T., Edwards, F., Harper-Smith, S., Jacob, U., Ledger, M. E., Martinez, N. D., Memmott, J., … Cohen, J. E. (2006). Consumer–</w:t>
+      </w:r>
+      <w:r>
+        <w:t xml:space="preserve">Resource Body-Size Relationships</w:t>
+      </w:r>
+      <w:r>
+        <w:t xml:space="preserve"> </w:t>
+      </w:r>
+      <w:r>
+        <w:t xml:space="preserve">in</w:t>
+      </w:r>
+      <w:r>
+        <w:t xml:space="preserve"> </w:t>
+      </w:r>
+      <w:r>
+        <w:t xml:space="preserve">Natural Food Webs</w:t>
+      </w:r>
+      <w:r>
+        <w:t xml:space="preserve">.</w:t>
+      </w:r>
+      <w:r>
+        <w:t xml:space="preserve"> </w:t>
+      </w:r>
+      <w:r>
+        <w:rPr>
+          <w:i/>
+          <w:iCs/>
+        </w:rPr>
+        <w:t xml:space="preserve">Ecology</w:t>
+      </w:r>
+      <w:r>
+        <w:t xml:space="preserve">,</w:t>
+      </w:r>
+      <w:r>
+        <w:t xml:space="preserve"> </w:t>
+      </w:r>
+      <w:r>
+        <w:rPr>
+          <w:i/>
+          <w:iCs/>
+        </w:rPr>
+        <w:t xml:space="preserve">87</w:t>
+      </w:r>
+      <w:r>
+        <w:t xml:space="preserve">(10), 2411–2417.</w:t>
+      </w:r>
+      <w:r>
+        <w:t xml:space="preserve"> </w:t>
+      </w:r>
+      <w:hyperlink r:id="rId22">
+        <w:r>
+          <w:rPr>
+            <w:rStyle w:val="Hyperlink"/>
+          </w:rPr>
+          <w:t xml:space="preserve">https://doi.org/10.1890/0012-9658(2006)87[2411:CBRINF]2.0.CO;2</w:t>
+        </w:r>
+      </w:hyperlink>
+    </w:p>
+    <w:bookmarkEnd w:id="23"/>
+    <w:bookmarkStart w:id="25" w:name="X146b3e079d29156a751b0b16e1dc13291aa3399"/>
+    <w:p>
+      <w:pPr>
+        <w:pStyle w:val="Bibliography"/>
+      </w:pPr>
+      <w:r>
         <w:t xml:space="preserve">Curtsdotter, A., Binzer, A., Brose, U., De Castro, F., Ebenman, B., Eklöf, A., Riede, J. O., Thierry, A., &amp; Rall, B. C. (2011). Robustness to secondary extinctions:</w:t>
       </w:r>
       <w:r>
@@ -150,7 +901,7 @@
       <w:r>
         <w:t xml:space="preserve"> </w:t>
       </w:r>
-      <w:hyperlink r:id="rId13">
+      <w:hyperlink r:id="rId24">
         <w:r>
           <w:rPr>
             <w:rStyle w:val="Hyperlink"/>
@@ -159,9 +910,682 @@
         </w:r>
       </w:hyperlink>
     </w:p>
-    <w:bookmarkEnd w:id="14"/>
-    <w:bookmarkEnd w:id="15"/>
-    <w:bookmarkEnd w:id="16"/>
+    <w:bookmarkEnd w:id="25"/>
+    <w:bookmarkStart w:id="27" w:name="ref-delmasSimulationsBiomassDynamics2017"/>
+    <w:p>
+      <w:pPr>
+        <w:pStyle w:val="Bibliography"/>
+      </w:pPr>
+      <w:r>
+        <w:t xml:space="preserve">Delmas, E., Brose, U., Gravel, D., Stouffer, D. B., &amp; Poisot, T. (2017). Simulations of biomass dynamics in community food webs.</w:t>
+      </w:r>
+      <w:r>
+        <w:t xml:space="preserve"> </w:t>
+      </w:r>
+      <w:r>
+        <w:rPr>
+          <w:i/>
+          <w:iCs/>
+        </w:rPr>
+        <w:t xml:space="preserve">Methods in Ecology and Evolution</w:t>
+      </w:r>
+      <w:r>
+        <w:t xml:space="preserve">,</w:t>
+      </w:r>
+      <w:r>
+        <w:t xml:space="preserve"> </w:t>
+      </w:r>
+      <w:r>
+        <w:rPr>
+          <w:i/>
+          <w:iCs/>
+        </w:rPr>
+        <w:t xml:space="preserve">8</w:t>
+      </w:r>
+      <w:r>
+        <w:t xml:space="preserve">(7), 881–886.</w:t>
+      </w:r>
+      <w:r>
+        <w:t xml:space="preserve"> </w:t>
+      </w:r>
+      <w:hyperlink r:id="rId26">
+        <w:r>
+          <w:rPr>
+            <w:rStyle w:val="Hyperlink"/>
+          </w:rPr>
+          <w:t xml:space="preserve">https://doi.org/10.1111/2041-210X.12713</w:t>
+        </w:r>
+      </w:hyperlink>
+    </w:p>
+    <w:bookmarkEnd w:id="27"/>
+    <w:bookmarkStart w:id="29" w:name="ref-jonssonReliabilityR50Measure2015"/>
+    <w:p>
+      <w:pPr>
+        <w:pStyle w:val="Bibliography"/>
+      </w:pPr>
+      <w:r>
+        <w:t xml:space="preserve">Jonsson, T., Berg, S., Pimenov, A., Palmer, C., &amp; Emmerson, M. (2015). The reliability of</w:t>
+      </w:r>
+      <w:r>
+        <w:t xml:space="preserve"> </w:t>
+      </w:r>
+      <w:r>
+        <w:t xml:space="preserve">R50</w:t>
+      </w:r>
+      <w:r>
+        <w:t xml:space="preserve"> </w:t>
+      </w:r>
+      <w:r>
+        <w:t xml:space="preserve">as a measure of vulnerability of food webs to sequential species deletions.</w:t>
+      </w:r>
+      <w:r>
+        <w:t xml:space="preserve"> </w:t>
+      </w:r>
+      <w:r>
+        <w:rPr>
+          <w:i/>
+          <w:iCs/>
+        </w:rPr>
+        <w:t xml:space="preserve">Oikos</w:t>
+      </w:r>
+      <w:r>
+        <w:t xml:space="preserve">,</w:t>
+      </w:r>
+      <w:r>
+        <w:t xml:space="preserve"> </w:t>
+      </w:r>
+      <w:r>
+        <w:rPr>
+          <w:i/>
+          <w:iCs/>
+        </w:rPr>
+        <w:t xml:space="preserve">124</w:t>
+      </w:r>
+      <w:r>
+        <w:t xml:space="preserve">(4), 446–457.</w:t>
+      </w:r>
+      <w:r>
+        <w:t xml:space="preserve"> </w:t>
+      </w:r>
+      <w:hyperlink r:id="rId28">
+        <w:r>
+          <w:rPr>
+            <w:rStyle w:val="Hyperlink"/>
+          </w:rPr>
+          <w:t xml:space="preserve">https://doi.org/10.1111/oik.01588</w:t>
+        </w:r>
+      </w:hyperlink>
+    </w:p>
+    <w:bookmarkEnd w:id="29"/>
+    <w:bookmarkStart w:id="31" w:name="ref-karapunarNoGlobalCollapse2026"/>
+    <w:p>
+      <w:pPr>
+        <w:pStyle w:val="Bibliography"/>
+      </w:pPr>
+      <w:r>
+        <w:t xml:space="preserve">Karapunar, B., Strydom, T., Beckerman, A. P., Ridgwell, A., Wignall, P. B., Dunne, J. A., Little, C. T. S., Hull, P., Pimiento, C., &amp; Dunhill, A. (2026, February 25).</w:t>
+      </w:r>
+      <w:r>
+        <w:t xml:space="preserve"> </w:t>
+      </w:r>
+      <w:r>
+        <w:rPr>
+          <w:i/>
+          <w:iCs/>
+        </w:rPr>
+        <w:t xml:space="preserve">No global collapse of food webs across the</w:t>
+      </w:r>
+      <w:r>
+        <w:rPr>
+          <w:i/>
+          <w:iCs/>
+        </w:rPr>
+        <w:t xml:space="preserve"> </w:t>
+      </w:r>
+      <w:r>
+        <w:rPr>
+          <w:i/>
+          <w:iCs/>
+        </w:rPr>
+        <w:t xml:space="preserve">Permian-Triassic Mass Extinction</w:t>
+      </w:r>
+      <w:r>
+        <w:t xml:space="preserve">.</w:t>
+      </w:r>
+      <w:r>
+        <w:t xml:space="preserve"> </w:t>
+      </w:r>
+      <w:hyperlink r:id="rId30">
+        <w:r>
+          <w:rPr>
+            <w:rStyle w:val="Hyperlink"/>
+          </w:rPr>
+          <w:t xml:space="preserve">https://doi.org/10.64898/2026.02.24.707709</w:t>
+        </w:r>
+      </w:hyperlink>
+      <w:r>
+        <w:t xml:space="preserve"> </w:t>
+      </w:r>
+      <w:r>
+        <w:t xml:space="preserve">(Pre-published)</w:t>
+      </w:r>
+    </w:p>
+    <w:bookmarkEnd w:id="31"/>
+    <w:bookmarkStart w:id="33" w:name="Xf8c7976e50e0e9dabef8a2b9856e58ecaca4342"/>
+    <w:p>
+      <w:pPr>
+        <w:pStyle w:val="Bibliography"/>
+      </w:pPr>
+      <w:r>
+        <w:t xml:space="preserve">Lajaaiti, I., Bonnici, I., Kéfi, S., Mayall, H., Danet, A., Beckerman, A. P., Malpas, T., &amp; Delmas, E. (2025).</w:t>
+      </w:r>
+      <w:r>
+        <w:t xml:space="preserve"> </w:t>
+      </w:r>
+      <w:r>
+        <w:t xml:space="preserve">EcologicalNetworksDynamics</w:t>
+      </w:r>
+      <w:r>
+        <w:t xml:space="preserve">.jl:</w:t>
+      </w:r>
+      <w:r>
+        <w:t xml:space="preserve"> </w:t>
+      </w:r>
+      <w:r>
+        <w:t xml:space="preserve">A Julia</w:t>
+      </w:r>
+      <w:r>
+        <w:t xml:space="preserve"> </w:t>
+      </w:r>
+      <w:r>
+        <w:t xml:space="preserve">package to simulate the temporal dynamics of complex ecological networks.</w:t>
+      </w:r>
+      <w:r>
+        <w:t xml:space="preserve"> </w:t>
+      </w:r>
+      <w:r>
+        <w:rPr>
+          <w:i/>
+          <w:iCs/>
+        </w:rPr>
+        <w:t xml:space="preserve">Methods in Ecology and Evolution</w:t>
+      </w:r>
+      <w:r>
+        <w:t xml:space="preserve">,</w:t>
+      </w:r>
+      <w:r>
+        <w:t xml:space="preserve"> </w:t>
+      </w:r>
+      <w:r>
+        <w:rPr>
+          <w:i/>
+          <w:iCs/>
+        </w:rPr>
+        <w:t xml:space="preserve">16</w:t>
+      </w:r>
+      <w:r>
+        <w:t xml:space="preserve">(3), 520–529.</w:t>
+      </w:r>
+      <w:r>
+        <w:t xml:space="preserve"> </w:t>
+      </w:r>
+      <w:hyperlink r:id="rId32">
+        <w:r>
+          <w:rPr>
+            <w:rStyle w:val="Hyperlink"/>
+          </w:rPr>
+          <w:t xml:space="preserve">https://doi.org/10.1111/2041-210X.14497</w:t>
+        </w:r>
+      </w:hyperlink>
+    </w:p>
+    <w:bookmarkEnd w:id="33"/>
+    <w:bookmarkStart w:id="35" w:name="X0db465d2ec8683a81b001c1b3069bfe5ad58a88"/>
+    <w:p>
+      <w:pPr>
+        <w:pStyle w:val="Bibliography"/>
+      </w:pPr>
+      <w:r>
+        <w:t xml:space="preserve">Roopnarine, P. D. (2006). Extinction</w:t>
+      </w:r>
+      <w:r>
+        <w:t xml:space="preserve"> </w:t>
+      </w:r>
+      <w:r>
+        <w:t xml:space="preserve">Cascades</w:t>
+      </w:r>
+      <w:r>
+        <w:t xml:space="preserve"> </w:t>
+      </w:r>
+      <w:r>
+        <w:t xml:space="preserve">and</w:t>
+      </w:r>
+      <w:r>
+        <w:t xml:space="preserve"> </w:t>
+      </w:r>
+      <w:r>
+        <w:t xml:space="preserve">Catastrophe</w:t>
+      </w:r>
+      <w:r>
+        <w:t xml:space="preserve"> </w:t>
+      </w:r>
+      <w:r>
+        <w:t xml:space="preserve">in</w:t>
+      </w:r>
+      <w:r>
+        <w:t xml:space="preserve"> </w:t>
+      </w:r>
+      <w:r>
+        <w:t xml:space="preserve">Ancient Food Webs</w:t>
+      </w:r>
+      <w:r>
+        <w:t xml:space="preserve">.</w:t>
+      </w:r>
+      <w:r>
+        <w:t xml:space="preserve"> </w:t>
+      </w:r>
+      <w:r>
+        <w:rPr>
+          <w:i/>
+          <w:iCs/>
+        </w:rPr>
+        <w:t xml:space="preserve">Paleobiology</w:t>
+      </w:r>
+      <w:r>
+        <w:t xml:space="preserve">,</w:t>
+      </w:r>
+      <w:r>
+        <w:t xml:space="preserve"> </w:t>
+      </w:r>
+      <w:r>
+        <w:rPr>
+          <w:i/>
+          <w:iCs/>
+        </w:rPr>
+        <w:t xml:space="preserve">32</w:t>
+      </w:r>
+      <w:r>
+        <w:t xml:space="preserve">(1), 1–19.</w:t>
+      </w:r>
+      <w:r>
+        <w:t xml:space="preserve"> </w:t>
+      </w:r>
+      <w:hyperlink r:id="rId34">
+        <w:r>
+          <w:rPr>
+            <w:rStyle w:val="Hyperlink"/>
+          </w:rPr>
+          <w:t xml:space="preserve">https://www.jstor.org/stable/4096814</w:t>
+        </w:r>
+      </w:hyperlink>
+    </w:p>
+    <w:bookmarkEnd w:id="35"/>
+    <w:bookmarkStart w:id="37" w:name="X0fb50f1746fa9d2b24f89ed5bfe6ae1a2f58cc2"/>
+    <w:p>
+      <w:pPr>
+        <w:pStyle w:val="Bibliography"/>
+      </w:pPr>
+      <w:r>
+        <w:t xml:space="preserve">Shaw, J. O., Dunhill, A. M., Beckerman, A. P., Dunne, J. A., &amp; Hull, P. M. (2024, January 30).</w:t>
+      </w:r>
+      <w:r>
+        <w:t xml:space="preserve"> </w:t>
+      </w:r>
+      <w:r>
+        <w:rPr>
+          <w:i/>
+          <w:iCs/>
+        </w:rPr>
+        <w:t xml:space="preserve">A framework for reconstructing ancient food webs using functional trait data</w:t>
+      </w:r>
+      <w:r>
+        <w:t xml:space="preserve">.</w:t>
+      </w:r>
+      <w:r>
+        <w:t xml:space="preserve"> </w:t>
+      </w:r>
+      <w:hyperlink r:id="rId36">
+        <w:r>
+          <w:rPr>
+            <w:rStyle w:val="Hyperlink"/>
+          </w:rPr>
+          <w:t xml:space="preserve">https://doi.org/10.1101/2024.01.30.578036</w:t>
+        </w:r>
+      </w:hyperlink>
+      <w:r>
+        <w:t xml:space="preserve"> </w:t>
+      </w:r>
+      <w:r>
+        <w:t xml:space="preserve">(Pre-published)</w:t>
+      </w:r>
+    </w:p>
+    <w:bookmarkEnd w:id="37"/>
+    <w:bookmarkStart w:id="39" w:name="ref-strydomScalingMetawebsRealised2026"/>
+    <w:p>
+      <w:pPr>
+        <w:pStyle w:val="Bibliography"/>
+      </w:pPr>
+      <w:r>
+        <w:t xml:space="preserve">Strydom, T., Dunhill, A. M., Dunne, J. A., Poisot, T., &amp; Beckerman, A. P. (2026).</w:t>
+      </w:r>
+      <w:r>
+        <w:t xml:space="preserve"> </w:t>
+      </w:r>
+      <w:r>
+        <w:rPr>
+          <w:i/>
+          <w:iCs/>
+        </w:rPr>
+        <w:t xml:space="preserve">From</w:t>
+      </w:r>
+      <w:r>
+        <w:rPr>
+          <w:i/>
+          <w:iCs/>
+        </w:rPr>
+        <w:t xml:space="preserve"> </w:t>
+      </w:r>
+      <w:r>
+        <w:rPr>
+          <w:i/>
+          <w:iCs/>
+        </w:rPr>
+        <w:t xml:space="preserve">Metawebs</w:t>
+      </w:r>
+      <w:r>
+        <w:rPr>
+          <w:i/>
+          <w:iCs/>
+        </w:rPr>
+        <w:t xml:space="preserve"> </w:t>
+      </w:r>
+      <w:r>
+        <w:rPr>
+          <w:i/>
+          <w:iCs/>
+        </w:rPr>
+        <w:t xml:space="preserve">to</w:t>
+      </w:r>
+      <w:r>
+        <w:rPr>
+          <w:i/>
+          <w:iCs/>
+        </w:rPr>
+        <w:t xml:space="preserve"> </w:t>
+      </w:r>
+      <w:r>
+        <w:rPr>
+          <w:i/>
+          <w:iCs/>
+        </w:rPr>
+        <w:t xml:space="preserve">Realised Webs</w:t>
+      </w:r>
+      <w:r>
+        <w:rPr>
+          <w:i/>
+          <w:iCs/>
+        </w:rPr>
+        <w:t xml:space="preserve">:</w:t>
+      </w:r>
+      <w:r>
+        <w:rPr>
+          <w:i/>
+          <w:iCs/>
+        </w:rPr>
+        <w:t xml:space="preserve"> </w:t>
+      </w:r>
+      <w:r>
+        <w:rPr>
+          <w:i/>
+          <w:iCs/>
+        </w:rPr>
+        <w:t xml:space="preserve">A Framework</w:t>
+      </w:r>
+      <w:r>
+        <w:rPr>
+          <w:i/>
+          <w:iCs/>
+        </w:rPr>
+        <w:t xml:space="preserve"> </w:t>
+      </w:r>
+      <w:r>
+        <w:rPr>
+          <w:i/>
+          <w:iCs/>
+        </w:rPr>
+        <w:t xml:space="preserve">for</w:t>
+      </w:r>
+      <w:r>
+        <w:rPr>
+          <w:i/>
+          <w:iCs/>
+        </w:rPr>
+        <w:t xml:space="preserve"> </w:t>
+      </w:r>
+      <w:r>
+        <w:rPr>
+          <w:i/>
+          <w:iCs/>
+        </w:rPr>
+        <w:t xml:space="preserve">Ecological Network Representation</w:t>
+      </w:r>
+      <w:r>
+        <w:rPr>
+          <w:i/>
+          <w:iCs/>
+        </w:rPr>
+        <w:t xml:space="preserve"> </w:t>
+      </w:r>
+      <w:r>
+        <w:rPr>
+          <w:i/>
+          <w:iCs/>
+        </w:rPr>
+        <w:t xml:space="preserve">under</w:t>
+      </w:r>
+      <w:r>
+        <w:rPr>
+          <w:i/>
+          <w:iCs/>
+        </w:rPr>
+        <w:t xml:space="preserve"> </w:t>
+      </w:r>
+      <w:r>
+        <w:rPr>
+          <w:i/>
+          <w:iCs/>
+        </w:rPr>
+        <w:t xml:space="preserve">Global Change</w:t>
+      </w:r>
+      <w:r>
+        <w:t xml:space="preserve">.</w:t>
+      </w:r>
+      <w:r>
+        <w:t xml:space="preserve"> </w:t>
+      </w:r>
+      <w:hyperlink r:id="rId38">
+        <w:r>
+          <w:rPr>
+            <w:rStyle w:val="Hyperlink"/>
+          </w:rPr>
+          <w:t xml:space="preserve">https://ecoevorxiv.org/repository/view/11514/</w:t>
+        </w:r>
+      </w:hyperlink>
+    </w:p>
+    <w:bookmarkEnd w:id="39"/>
+    <w:bookmarkStart w:id="41" w:name="ref-strydomAreWeMapping2026"/>
+    <w:p>
+      <w:pPr>
+        <w:pStyle w:val="Bibliography"/>
+      </w:pPr>
+      <w:r>
+        <w:t xml:space="preserve">Strydom, T., Karapunar, B., Dunne, J. A., Hull, P., Little, C. T. S., Pimiento, C., Ridgwell, A., Beckerman, A. P., &amp; Dunhill, A. M. (2026).</w:t>
+      </w:r>
+      <w:r>
+        <w:t xml:space="preserve"> </w:t>
+      </w:r>
+      <w:r>
+        <w:rPr>
+          <w:i/>
+          <w:iCs/>
+        </w:rPr>
+        <w:t xml:space="preserve">Are</w:t>
+      </w:r>
+      <w:r>
+        <w:rPr>
+          <w:i/>
+          <w:iCs/>
+        </w:rPr>
+        <w:t xml:space="preserve"> </w:t>
+      </w:r>
+      <w:r>
+        <w:rPr>
+          <w:i/>
+          <w:iCs/>
+        </w:rPr>
+        <w:t xml:space="preserve">We Mapping Ecosystems</w:t>
+      </w:r>
+      <w:r>
+        <w:rPr>
+          <w:i/>
+          <w:iCs/>
+        </w:rPr>
+        <w:t xml:space="preserve"> </w:t>
+      </w:r>
+      <w:r>
+        <w:rPr>
+          <w:i/>
+          <w:iCs/>
+        </w:rPr>
+        <w:t xml:space="preserve">or</w:t>
+      </w:r>
+      <w:r>
+        <w:rPr>
+          <w:i/>
+          <w:iCs/>
+        </w:rPr>
+        <w:t xml:space="preserve"> </w:t>
+      </w:r>
+      <w:r>
+        <w:rPr>
+          <w:i/>
+          <w:iCs/>
+        </w:rPr>
+        <w:t xml:space="preserve">Models</w:t>
+      </w:r>
+      <w:r>
+        <w:rPr>
+          <w:i/>
+          <w:iCs/>
+        </w:rPr>
+        <w:t xml:space="preserve">?</w:t>
+      </w:r>
+      <w:r>
+        <w:rPr>
+          <w:i/>
+          <w:iCs/>
+        </w:rPr>
+        <w:t xml:space="preserve"> </w:t>
+      </w:r>
+      <w:r>
+        <w:rPr>
+          <w:i/>
+          <w:iCs/>
+        </w:rPr>
+        <w:t xml:space="preserve">Framework Choices Dominate Food Web Topology</w:t>
+      </w:r>
+      <w:r>
+        <w:rPr>
+          <w:i/>
+          <w:iCs/>
+        </w:rPr>
+        <w:t xml:space="preserve"> </w:t>
+      </w:r>
+      <w:r>
+        <w:rPr>
+          <w:i/>
+          <w:iCs/>
+        </w:rPr>
+        <w:t xml:space="preserve">and</w:t>
+      </w:r>
+      <w:r>
+        <w:rPr>
+          <w:i/>
+          <w:iCs/>
+        </w:rPr>
+        <w:t xml:space="preserve"> </w:t>
+      </w:r>
+      <w:r>
+        <w:rPr>
+          <w:i/>
+          <w:iCs/>
+        </w:rPr>
+        <w:t xml:space="preserve">Extinction Inferences</w:t>
+      </w:r>
+      <w:r>
+        <w:t xml:space="preserve">.</w:t>
+      </w:r>
+      <w:r>
+        <w:t xml:space="preserve"> </w:t>
+      </w:r>
+      <w:hyperlink r:id="rId40">
+        <w:r>
+          <w:rPr>
+            <w:rStyle w:val="Hyperlink"/>
+          </w:rPr>
+          <w:t xml:space="preserve">https://ecoevorxiv.org/repository/view/13495/</w:t>
+        </w:r>
+      </w:hyperlink>
+    </w:p>
+    <w:bookmarkEnd w:id="41"/>
+    <w:bookmarkStart w:id="43" w:name="ref-Williams2000Simple"/>
+    <w:p>
+      <w:pPr>
+        <w:pStyle w:val="Bibliography"/>
+      </w:pPr>
+      <w:r>
+        <w:t xml:space="preserve">Williams, R. J., &amp; Martinez, N. D. (2000). Simple rules yield complex food webs.</w:t>
+      </w:r>
+      <w:r>
+        <w:t xml:space="preserve"> </w:t>
+      </w:r>
+      <w:r>
+        <w:rPr>
+          <w:i/>
+          <w:iCs/>
+        </w:rPr>
+        <w:t xml:space="preserve">Nature</w:t>
+      </w:r>
+      <w:r>
+        <w:t xml:space="preserve">,</w:t>
+      </w:r>
+      <w:r>
+        <w:t xml:space="preserve"> </w:t>
+      </w:r>
+      <w:r>
+        <w:rPr>
+          <w:i/>
+          <w:iCs/>
+        </w:rPr>
+        <w:t xml:space="preserve">404</w:t>
+      </w:r>
+      <w:r>
+        <w:t xml:space="preserve">(6774), 180–183.</w:t>
+      </w:r>
+      <w:r>
+        <w:t xml:space="preserve"> </w:t>
+      </w:r>
+      <w:hyperlink r:id="rId42">
+        <w:r>
+          <w:rPr>
+            <w:rStyle w:val="Hyperlink"/>
+          </w:rPr>
+          <w:t xml:space="preserve">https://doi.org/10.1038/35004572</w:t>
+        </w:r>
+      </w:hyperlink>
+    </w:p>
+    <w:bookmarkEnd w:id="43"/>
+    <w:bookmarkEnd w:id="44"/>
+    <w:bookmarkEnd w:id="45"/>
     <w:sectPr>
       <w:footnotePr>
         <w:numRestart w:val="eachSect"/>

--- a/index.docx
+++ b/index.docx
@@ -208,17 +208,1779 @@
         <w:t xml:space="preserve">Karapunar et al. (2026)</w:t>
       </w:r>
       <w:r>
+        <w:t xml:space="preserve">. If realised webs emerge through different ecological filters, do our conclusions about dynamic extinctions depend on which realisation process we assume?</w:t>
+      </w:r>
+    </w:p>
+    <w:bookmarkEnd w:id="9"/>
+    <w:bookmarkStart w:id="20" w:name="methods"/>
+    <w:p>
+      <w:pPr>
+        <w:pStyle w:val="Heading1"/>
+      </w:pPr>
+      <w:r>
+        <w:t xml:space="preserve">2. Methods</w:t>
+      </w:r>
+    </w:p>
+    <w:bookmarkStart w:id="10" w:name="data"/>
+    <w:p>
+      <w:pPr>
+        <w:pStyle w:val="Heading2"/>
+      </w:pPr>
+      <w:r>
+        <w:t xml:space="preserve">2.1 Data</w:t>
+      </w:r>
+    </w:p>
+    <w:p>
+      <w:pPr>
+        <w:pStyle w:val="FirstParagraph"/>
+      </w:pPr>
+      <w:r>
+        <w:t xml:space="preserve">Seven locations</w:t>
+      </w:r>
+      <w:r>
+        <w:t xml:space="preserve"> </w:t>
+      </w:r>
+      <w:r>
+        <w:t xml:space="preserve">(Karapunar et al., 2026)</w:t>
+      </w:r>
+      <w:r>
+        <w:t xml:space="preserve">. Here we use the guild-level community data to keep the size of the networks manageable and well within the bounds used by</w:t>
+      </w:r>
+      <w:r>
+        <w:t xml:space="preserve"> </w:t>
+      </w:r>
+      <w:r>
+        <w:t xml:space="preserve">Curtsdotter et al. (2011)</w:t>
+      </w:r>
+      <w:r>
+        <w:t xml:space="preserve">. Additionally we added plankton and zooplankton data from EcoGenie models [REF] as a way to enlarge the</w:t>
+      </w:r>
+      <w:r>
+        <w:t xml:space="preserve"> </w:t>
+      </w:r>
+      <w:r>
+        <w:t xml:space="preserve">‘base’</w:t>
+      </w:r>
+      <w:r>
+        <w:t xml:space="preserve"> </w:t>
+      </w:r>
+      <w:r>
+        <w:t xml:space="preserve">of the network (again to better represent a realised network).</w:t>
+      </w:r>
+    </w:p>
+    <w:bookmarkEnd w:id="10"/>
+    <w:bookmarkStart w:id="11" w:name="network-construction"/>
+    <w:p>
+      <w:pPr>
+        <w:pStyle w:val="Heading2"/>
+      </w:pPr>
+      <w:r>
+        <w:t xml:space="preserve">2.2 Network construction</w:t>
+      </w:r>
+    </w:p>
+    <w:p>
+      <w:pPr>
+        <w:pStyle w:val="FirstParagraph"/>
+      </w:pPr>
+      <w:r>
+        <w:t xml:space="preserve">For the empirical networks we used the PFWIM model</w:t>
+      </w:r>
+      <w:r>
+        <w:t xml:space="preserve"> </w:t>
+      </w:r>
+      <w:r>
+        <w:t xml:space="preserve">(Shaw et al., 2024)</w:t>
+      </w:r>
+      <w:r>
         <w:t xml:space="preserve">.</w:t>
       </w:r>
-    </w:p>
-    <w:bookmarkEnd w:id="9"/>
-    <w:bookmarkStart w:id="15" w:name="methods"/>
+      <w:r>
+        <w:t xml:space="preserve"> </w:t>
+      </w:r>
+      <w:r>
+        <w:rPr>
+          <w:i/>
+          <w:iCs/>
+        </w:rPr>
+        <w:t xml:space="preserve">Insert brief description about trait assignments and mechanistic assumptions, mention we wanted to go as broad as possible so we used fully categorical rules</w:t>
+      </w:r>
+      <w:r>
+        <w:t xml:space="preserve">. This was then used as the base metaweb for each community. Each metaweb was then downsampled to a target connectance (see below for the different downsampling approaches). Additionally the target connectance and species richness was used to parameterise a niche model network</w:t>
+      </w:r>
+      <w:r>
+        <w:t xml:space="preserve"> </w:t>
+      </w:r>
+      <w:r>
+        <w:t xml:space="preserve">(Williams &amp; Martinez, 2000)</w:t>
+      </w:r>
+      <w:r>
+        <w:t xml:space="preserve">. We also constructed ATN networks</w:t>
+      </w:r>
+      <w:r>
+        <w:t xml:space="preserve"> </w:t>
+      </w:r>
+      <w:r>
+        <w:t xml:space="preserve">(Brose et al., 2006)</w:t>
+      </w:r>
+      <w:r>
+        <w:t xml:space="preserve">.</w:t>
+      </w:r>
+    </w:p>
+    <w:bookmarkEnd w:id="11"/>
+    <w:bookmarkStart w:id="16" w:name="downsampling-approaches"/>
+    <w:p>
+      <w:pPr>
+        <w:pStyle w:val="Heading2"/>
+      </w:pPr>
+      <w:r>
+        <w:t xml:space="preserve">2.3 ## Downsampling approaches</w:t>
+      </w:r>
+    </w:p>
+    <w:p>
+      <w:pPr>
+        <w:pStyle w:val="FirstParagraph"/>
+      </w:pPr>
+      <w:r>
+        <w:t xml:space="preserve">We treat downsampling as a process of</w:t>
+      </w:r>
+      <w:r>
+        <w:t xml:space="preserve"> </w:t>
+      </w:r>
+      <w:r>
+        <w:rPr>
+          <w:b/>
+          <w:bCs/>
+        </w:rPr>
+        <w:t xml:space="preserve">ecological realisation</w:t>
+      </w:r>
+      <w:r>
+        <w:t xml:space="preserve"> </w:t>
+      </w:r>
+      <w:r>
+        <w:t xml:space="preserve">rather than observation. Starting from a metaweb containing all potential trophic interactions, each downsampling approach represents an alternative ecological hypothesis describing how local ecological processes filter these potential interactions into the subset that is realised within a particular community. The different approaches therefore differ not only in their implementation, but also in the ecological assumptions they embed about how realised food webs emerge from a common regional interaction pool.</w:t>
+      </w:r>
+    </w:p>
+    <w:bookmarkStart w:id="12" w:name="niche"/>
+    <w:p>
+      <w:pPr>
+        <w:pStyle w:val="Heading3"/>
+      </w:pPr>
+      <w:r>
+        <w:t xml:space="preserve">2.3.1 Niche</w:t>
+      </w:r>
+    </w:p>
+    <w:p>
+      <w:pPr>
+        <w:pStyle w:val="FirstParagraph"/>
+      </w:pPr>
+      <w:r>
+        <w:t xml:space="preserve">The niche approach assumes that realised interactions represent the core of a consumer’s trophic niche. A one-dimensional latent niche axis,</w:t>
+      </w:r>
+      <w:r>
+        <w:t xml:space="preserve"> </w:t>
+      </w:r>
+      <m:oMath>
+        <m:sSub>
+          <m:e>
+            <m:r>
+              <m:t>x</m:t>
+            </m:r>
+          </m:e>
+          <m:sub>
+            <m:r>
+              <m:t>i</m:t>
+            </m:r>
+          </m:sub>
+        </m:sSub>
+      </m:oMath>
+      <w:r>
+        <w:t xml:space="preserve">, is first estimated from the interaction matrix using the leading singular vectors of the Singular Value Decomposition (SVD). For each consumer</w:t>
+      </w:r>
+      <w:r>
+        <w:t xml:space="preserve"> </w:t>
+      </w:r>
+      <m:oMath>
+        <m:r>
+          <m:t>i</m:t>
+        </m:r>
+      </m:oMath>
+      <w:r>
+        <w:t xml:space="preserve">, the centroid of its realised niche is</w:t>
+      </w:r>
+    </w:p>
+    <w:p>
+      <w:pPr>
+        <w:pStyle w:val="BodyText"/>
+      </w:pPr>
+      <m:oMathPara>
+        <m:oMathParaPr>
+          <m:jc m:val="center"/>
+        </m:oMathParaPr>
+        <m:oMath>
+          <m:sSub>
+            <m:e>
+              <m:r>
+                <m:t>μ</m:t>
+              </m:r>
+            </m:e>
+            <m:sub>
+              <m:r>
+                <m:t>i</m:t>
+              </m:r>
+            </m:sub>
+          </m:sSub>
+          <m:r>
+            <m:rPr>
+              <m:sty m:val="p"/>
+            </m:rPr>
+            <m:t>=</m:t>
+          </m:r>
+          <m:f>
+            <m:fPr>
+              <m:type m:val="bar"/>
+            </m:fPr>
+            <m:num>
+              <m:r>
+                <m:t>1</m:t>
+              </m:r>
+            </m:num>
+            <m:den>
+              <m:sSub>
+                <m:e>
+                  <m:r>
+                    <m:t>k</m:t>
+                  </m:r>
+                </m:e>
+                <m:sub>
+                  <m:r>
+                    <m:t>i</m:t>
+                  </m:r>
+                </m:sub>
+              </m:sSub>
+            </m:den>
+          </m:f>
+          <m:nary>
+            <m:naryPr>
+              <m:chr m:val="∑"/>
+              <m:limLoc m:val="undOvr"/>
+              <m:subHide m:val="off"/>
+              <m:supHide m:val="on"/>
+            </m:naryPr>
+            <m:sub>
+              <m:r>
+                <m:t>j</m:t>
+              </m:r>
+              <m:r>
+                <m:rPr>
+                  <m:sty m:val="p"/>
+                </m:rPr>
+                <m:t>∈</m:t>
+              </m:r>
+              <m:sSub>
+                <m:e>
+                  <m:r>
+                    <m:t>R</m:t>
+                  </m:r>
+                </m:e>
+                <m:sub>
+                  <m:r>
+                    <m:t>i</m:t>
+                  </m:r>
+                </m:sub>
+              </m:sSub>
+            </m:sub>
+            <m:sup>
+              <m:r>
+                <m:t>​</m:t>
+              </m:r>
+            </m:sup>
+            <m:e>
+              <m:sSub>
+                <m:e>
+                  <m:r>
+                    <m:t>x</m:t>
+                  </m:r>
+                </m:e>
+                <m:sub>
+                  <m:r>
+                    <m:t>j</m:t>
+                  </m:r>
+                </m:sub>
+              </m:sSub>
+            </m:e>
+          </m:nary>
+          <m:r>
+            <m:rPr>
+              <m:sty m:val="p"/>
+            </m:rPr>
+            <m:t>,</m:t>
+          </m:r>
+        </m:oMath>
+      </m:oMathPara>
+    </w:p>
+    <w:p>
+      <w:pPr>
+        <w:pStyle w:val="FirstParagraph"/>
+      </w:pPr>
+      <w:r>
+        <w:t xml:space="preserve">where</w:t>
+      </w:r>
+      <w:r>
+        <w:t xml:space="preserve"> </w:t>
+      </w:r>
+      <m:oMath>
+        <m:sSub>
+          <m:e>
+            <m:r>
+              <m:t>R</m:t>
+            </m:r>
+          </m:e>
+          <m:sub>
+            <m:r>
+              <m:t>i</m:t>
+            </m:r>
+          </m:sub>
+        </m:sSub>
+      </m:oMath>
+      <w:r>
+        <w:t xml:space="preserve"> </w:t>
+      </w:r>
+      <w:r>
+        <w:t xml:space="preserve">is the set of resources consumed by species</w:t>
+      </w:r>
+      <w:r>
+        <w:t xml:space="preserve"> </w:t>
+      </w:r>
+      <m:oMath>
+        <m:r>
+          <m:t>i</m:t>
+        </m:r>
+      </m:oMath>
+      <w:r>
+        <w:t xml:space="preserve">, and</w:t>
+      </w:r>
+      <w:r>
+        <w:t xml:space="preserve"> </w:t>
+      </w:r>
+      <m:oMath>
+        <m:sSub>
+          <m:e>
+            <m:r>
+              <m:t>k</m:t>
+            </m:r>
+          </m:e>
+          <m:sub>
+            <m:r>
+              <m:t>i</m:t>
+            </m:r>
+          </m:sub>
+        </m:sSub>
+      </m:oMath>
+      <w:r>
+        <w:t xml:space="preserve"> </w:t>
+      </w:r>
+      <w:r>
+        <w:t xml:space="preserve">is its trophic breadth (generality). Niche breadth is estimated as the standard deviation of prey positions,</w:t>
+      </w:r>
+    </w:p>
+    <w:p>
+      <w:pPr>
+        <w:pStyle w:val="BodyText"/>
+      </w:pPr>
+      <m:oMathPara>
+        <m:oMathParaPr>
+          <m:jc m:val="center"/>
+        </m:oMathParaPr>
+        <m:oMath>
+          <m:sSub>
+            <m:e>
+              <m:r>
+                <m:t>σ</m:t>
+              </m:r>
+            </m:e>
+            <m:sub>
+              <m:r>
+                <m:t>i</m:t>
+              </m:r>
+            </m:sub>
+          </m:sSub>
+          <m:r>
+            <m:rPr>
+              <m:sty m:val="p"/>
+            </m:rPr>
+            <m:t>=</m:t>
+          </m:r>
+          <m:r>
+            <m:rPr>
+              <m:sty m:val="p"/>
+            </m:rPr>
+            <m:t>max</m:t>
+          </m:r>
+          <m:d>
+            <m:dPr>
+              <m:begChr m:val="("/>
+              <m:sepChr m:val=""/>
+              <m:endChr m:val=")"/>
+              <m:grow/>
+            </m:dPr>
+            <m:e>
+              <m:r>
+                <m:rPr>
+                  <m:sty m:val="p"/>
+                </m:rPr>
+                <m:t>s</m:t>
+              </m:r>
+              <m:r>
+                <m:rPr>
+                  <m:sty m:val="p"/>
+                </m:rPr>
+                <m:t>d</m:t>
+              </m:r>
+              <m:r>
+                <m:rPr>
+                  <m:sty m:val="p"/>
+                </m:rPr>
+                <m:t>(</m:t>
+              </m:r>
+              <m:sSub>
+                <m:e>
+                  <m:r>
+                    <m:t>x</m:t>
+                  </m:r>
+                </m:e>
+                <m:sub>
+                  <m:r>
+                    <m:t>j</m:t>
+                  </m:r>
+                </m:sub>
+              </m:sSub>
+              <m:r>
+                <m:rPr>
+                  <m:sty m:val="p"/>
+                </m:rPr>
+                <m:t>)</m:t>
+              </m:r>
+              <m:r>
+                <m:rPr>
+                  <m:sty m:val="p"/>
+                </m:rPr>
+                <m:t>,</m:t>
+              </m:r>
+              <m:r>
+                <m:t> </m:t>
+              </m:r>
+              <m:r>
+                <m:t>0.1</m:t>
+              </m:r>
+            </m:e>
+          </m:d>
+          <m:r>
+            <m:rPr>
+              <m:sty m:val="p"/>
+            </m:rPr>
+            <m:t>,</m:t>
+          </m:r>
+        </m:oMath>
+      </m:oMathPara>
+    </w:p>
+    <w:p>
+      <w:pPr>
+        <w:pStyle w:val="FirstParagraph"/>
+      </w:pPr>
+      <w:r>
+        <w:t xml:space="preserve">it is also possible to scale the niche breadth to further constrain niche breadth,</w:t>
+      </w:r>
+    </w:p>
+    <w:p>
+      <w:pPr>
+        <w:pStyle w:val="BodyText"/>
+      </w:pPr>
+      <m:oMathPara>
+        <m:oMathParaPr>
+          <m:jc m:val="center"/>
+        </m:oMathParaPr>
+        <m:oMath>
+          <m:sSubSup>
+            <m:e>
+              <m:r>
+                <m:t>σ</m:t>
+              </m:r>
+            </m:e>
+            <m:sub>
+              <m:r>
+                <m:t>i</m:t>
+              </m:r>
+            </m:sub>
+            <m:sup>
+              <m:r>
+                <m:rPr>
+                  <m:sty m:val="p"/>
+                </m:rPr>
+                <m:t>′</m:t>
+              </m:r>
+            </m:sup>
+          </m:sSubSup>
+          <m:r>
+            <m:rPr>
+              <m:sty m:val="p"/>
+            </m:rPr>
+            <m:t>=</m:t>
+          </m:r>
+          <m:r>
+            <m:t>α</m:t>
+          </m:r>
+          <m:sSub>
+            <m:e>
+              <m:r>
+                <m:t>σ</m:t>
+              </m:r>
+            </m:e>
+            <m:sub>
+              <m:r>
+                <m:t>i</m:t>
+              </m:r>
+            </m:sub>
+          </m:sSub>
+          <m:r>
+            <m:rPr>
+              <m:sty m:val="p"/>
+            </m:rPr>
+            <m:t>.</m:t>
+          </m:r>
+        </m:oMath>
+      </m:oMathPara>
+    </w:p>
+    <w:p>
+      <w:pPr>
+        <w:pStyle w:val="FirstParagraph"/>
+      </w:pPr>
+      <w:r>
+        <w:t xml:space="preserve">The probability of retaining an interaction between consumer</w:t>
+      </w:r>
+      <w:r>
+        <w:t xml:space="preserve"> </w:t>
+      </w:r>
+      <m:oMath>
+        <m:r>
+          <m:t>i</m:t>
+        </m:r>
+      </m:oMath>
+      <w:r>
+        <w:t xml:space="preserve"> </w:t>
+      </w:r>
+      <w:r>
+        <w:t xml:space="preserve">and resource</w:t>
+      </w:r>
+      <w:r>
+        <w:t xml:space="preserve"> </w:t>
+      </w:r>
+      <m:oMath>
+        <m:r>
+          <m:t>j</m:t>
+        </m:r>
+      </m:oMath>
+      <w:r>
+        <w:t xml:space="preserve"> </w:t>
+      </w:r>
+      <w:r>
+        <w:t xml:space="preserve">is then</w:t>
+      </w:r>
+    </w:p>
+    <w:p>
+      <w:pPr>
+        <w:pStyle w:val="BodyText"/>
+      </w:pPr>
+      <m:oMathPara>
+        <m:oMathParaPr>
+          <m:jc m:val="center"/>
+        </m:oMathParaPr>
+        <m:oMath>
+          <m:sSub>
+            <m:e>
+              <m:r>
+                <m:t>P</m:t>
+              </m:r>
+            </m:e>
+            <m:sub>
+              <m:r>
+                <m:t>i</m:t>
+              </m:r>
+              <m:r>
+                <m:t>j</m:t>
+              </m:r>
+            </m:sub>
+          </m:sSub>
+          <m:r>
+            <m:rPr>
+              <m:sty m:val="p"/>
+            </m:rPr>
+            <m:t>∝</m:t>
+          </m:r>
+          <m:r>
+            <m:rPr>
+              <m:sty m:val="p"/>
+            </m:rPr>
+            <m:t>exp</m:t>
+          </m:r>
+          <m:d>
+            <m:dPr>
+              <m:begChr m:val="["/>
+              <m:sepChr m:val=""/>
+              <m:endChr m:val="]"/>
+              <m:grow/>
+            </m:dPr>
+            <m:e>
+              <m:r>
+                <m:rPr>
+                  <m:sty m:val="p"/>
+                </m:rPr>
+                <m:t>−</m:t>
+              </m:r>
+              <m:sSup>
+                <m:e>
+                  <m:d>
+                    <m:dPr>
+                      <m:begChr m:val="("/>
+                      <m:sepChr m:val=""/>
+                      <m:endChr m:val=")"/>
+                      <m:grow/>
+                    </m:dPr>
+                    <m:e>
+                      <m:f>
+                        <m:fPr>
+                          <m:type m:val="bar"/>
+                        </m:fPr>
+                        <m:num>
+                          <m:sSub>
+                            <m:e>
+                              <m:r>
+                                <m:t>x</m:t>
+                              </m:r>
+                            </m:e>
+                            <m:sub>
+                              <m:r>
+                                <m:t>j</m:t>
+                              </m:r>
+                            </m:sub>
+                          </m:sSub>
+                          <m:r>
+                            <m:rPr>
+                              <m:sty m:val="p"/>
+                            </m:rPr>
+                            <m:t>−</m:t>
+                          </m:r>
+                          <m:sSub>
+                            <m:e>
+                              <m:r>
+                                <m:t>μ</m:t>
+                              </m:r>
+                            </m:e>
+                            <m:sub>
+                              <m:r>
+                                <m:t>i</m:t>
+                              </m:r>
+                            </m:sub>
+                          </m:sSub>
+                        </m:num>
+                        <m:den>
+                          <m:sSubSup>
+                            <m:e>
+                              <m:r>
+                                <m:t>σ</m:t>
+                              </m:r>
+                            </m:e>
+                            <m:sub>
+                              <m:r>
+                                <m:t>i</m:t>
+                              </m:r>
+                            </m:sub>
+                            <m:sup>
+                              <m:r>
+                                <m:rPr>
+                                  <m:sty m:val="p"/>
+                                </m:rPr>
+                                <m:t>′</m:t>
+                              </m:r>
+                            </m:sup>
+                          </m:sSubSup>
+                        </m:den>
+                      </m:f>
+                    </m:e>
+                  </m:d>
+                </m:e>
+                <m:sup>
+                  <m:r>
+                    <m:t>2</m:t>
+                  </m:r>
+                </m:sup>
+              </m:sSup>
+            </m:e>
+          </m:d>
+          <m:r>
+            <m:rPr>
+              <m:sty m:val="p"/>
+            </m:rPr>
+            <m:t>.</m:t>
+          </m:r>
+        </m:oMath>
+      </m:oMathPara>
+    </w:p>
+    <w:p>
+      <w:pPr>
+        <w:pStyle w:val="FirstParagraph"/>
+      </w:pPr>
+      <w:r>
+        <w:t xml:space="preserve">Interactions closest to the consumer’s niche centre are therefore most likely to be realised, whereas interactions towards the margins of the niche are preferentially removed. Ecologically, this assumes that local communities realise the central portion of a consumer’s potential trophic niche, with peripheral or opportunistic interactions occurring less consistently.</w:t>
+      </w:r>
+    </w:p>
+    <w:bookmarkEnd w:id="12"/>
+    <w:bookmarkStart w:id="13" w:name="power-law"/>
+    <w:p>
+      <w:pPr>
+        <w:pStyle w:val="Heading3"/>
+      </w:pPr>
+      <w:r>
+        <w:t xml:space="preserve">2.3.2 Power-law</w:t>
+      </w:r>
+    </w:p>
+    <w:p>
+      <w:pPr>
+        <w:pStyle w:val="FirstParagraph"/>
+      </w:pPr>
+      <w:r>
+        <w:t xml:space="preserve">The power-law approach assumes that interaction realisation depends primarily on</w:t>
+      </w:r>
+      <w:r>
+        <w:t xml:space="preserve"> </w:t>
+      </w:r>
+      <w:r>
+        <w:rPr>
+          <w:b/>
+          <w:bCs/>
+        </w:rPr>
+        <w:t xml:space="preserve">consumer trophic breadth</w:t>
+      </w:r>
+      <w:r>
+        <w:t xml:space="preserve">. Following</w:t>
+      </w:r>
+      <w:r>
+        <w:t xml:space="preserve"> </w:t>
+      </w:r>
+      <w:r>
+        <w:t xml:space="preserve">Roopnarine (2006)</w:t>
+      </w:r>
+      <w:r>
+        <w:t xml:space="preserve">, the retention probability for consumer</w:t>
+      </w:r>
+      <w:r>
+        <w:t xml:space="preserve"> </w:t>
+      </w:r>
+      <m:oMath>
+        <m:r>
+          <m:t>i</m:t>
+        </m:r>
+      </m:oMath>
+      <w:r>
+        <w:t xml:space="preserve"> </w:t>
+      </w:r>
+      <w:r>
+        <w:t xml:space="preserve">is</w:t>
+      </w:r>
+    </w:p>
+    <w:p>
+      <w:pPr>
+        <w:pStyle w:val="BodyText"/>
+      </w:pPr>
+      <m:oMathPara>
+        <m:oMathParaPr>
+          <m:jc m:val="center"/>
+        </m:oMathParaPr>
+        <m:oMath>
+          <m:sSub>
+            <m:e>
+              <m:r>
+                <m:t>P</m:t>
+              </m:r>
+            </m:e>
+            <m:sub>
+              <m:r>
+                <m:t>i</m:t>
+              </m:r>
+            </m:sub>
+          </m:sSub>
+          <m:r>
+            <m:rPr>
+              <m:sty m:val="p"/>
+            </m:rPr>
+            <m:t>∝</m:t>
+          </m:r>
+          <m:r>
+            <m:rPr>
+              <m:sty m:val="p"/>
+            </m:rPr>
+            <m:t>exp</m:t>
+          </m:r>
+          <m:d>
+            <m:dPr>
+              <m:begChr m:val="("/>
+              <m:sepChr m:val=""/>
+              <m:endChr m:val=")"/>
+              <m:grow/>
+            </m:dPr>
+            <m:e>
+              <m:f>
+                <m:fPr>
+                  <m:type m:val="bar"/>
+                </m:fPr>
+                <m:num>
+                  <m:sSub>
+                    <m:e>
+                      <m:r>
+                        <m:t>k</m:t>
+                      </m:r>
+                    </m:e>
+                    <m:sub>
+                      <m:r>
+                        <m:t>i</m:t>
+                      </m:r>
+                    </m:sub>
+                  </m:sSub>
+                </m:num>
+                <m:den>
+                  <m:r>
+                    <m:t>E</m:t>
+                  </m:r>
+                </m:den>
+              </m:f>
+            </m:e>
+          </m:d>
+          <m:r>
+            <m:rPr>
+              <m:sty m:val="p"/>
+            </m:rPr>
+            <m:t>,</m:t>
+          </m:r>
+        </m:oMath>
+      </m:oMathPara>
+    </w:p>
+    <w:p>
+      <w:pPr>
+        <w:pStyle w:val="FirstParagraph"/>
+      </w:pPr>
+      <w:r>
+        <w:t xml:space="preserve">where</w:t>
+      </w:r>
+      <w:r>
+        <w:t xml:space="preserve"> </w:t>
+      </w:r>
+      <m:oMath>
+        <m:sSub>
+          <m:e>
+            <m:r>
+              <m:t>k</m:t>
+            </m:r>
+          </m:e>
+          <m:sub>
+            <m:r>
+              <m:t>i</m:t>
+            </m:r>
+          </m:sub>
+        </m:sSub>
+      </m:oMath>
+      <w:r>
+        <w:t xml:space="preserve"> </w:t>
+      </w:r>
+      <w:r>
+        <w:t xml:space="preserve">is consumer generality and</w:t>
+      </w:r>
+    </w:p>
+    <w:p>
+      <w:pPr>
+        <w:pStyle w:val="BodyText"/>
+      </w:pPr>
+      <m:oMathPara>
+        <m:oMathParaPr>
+          <m:jc m:val="center"/>
+        </m:oMathParaPr>
+        <m:oMath>
+          <m:r>
+            <m:t>E</m:t>
+          </m:r>
+          <m:r>
+            <m:rPr>
+              <m:sty m:val="p"/>
+            </m:rPr>
+            <m:t>=</m:t>
+          </m:r>
+          <m:sSup>
+            <m:e>
+              <m:r>
+                <m:t>S</m:t>
+              </m:r>
+            </m:e>
+            <m:sup>
+              <m:r>
+                <m:rPr>
+                  <m:sty m:val="p"/>
+                </m:rPr>
+                <m:t>(</m:t>
+              </m:r>
+              <m:r>
+                <m:t>y</m:t>
+              </m:r>
+              <m:r>
+                <m:rPr>
+                  <m:sty m:val="p"/>
+                </m:rPr>
+                <m:t>−</m:t>
+              </m:r>
+              <m:r>
+                <m:t>1</m:t>
+              </m:r>
+              <m:r>
+                <m:rPr>
+                  <m:sty m:val="p"/>
+                </m:rPr>
+                <m:t>)</m:t>
+              </m:r>
+              <m:r>
+                <m:rPr>
+                  <m:sty m:val="p"/>
+                </m:rPr>
+                <m:t>/</m:t>
+              </m:r>
+              <m:r>
+                <m:t>y</m:t>
+              </m:r>
+            </m:sup>
+          </m:sSup>
+          <m:r>
+            <m:rPr>
+              <m:sty m:val="p"/>
+            </m:rPr>
+            <m:t>,</m:t>
+          </m:r>
+        </m:oMath>
+      </m:oMathPara>
+    </w:p>
+    <w:p>
+      <w:pPr>
+        <w:pStyle w:val="FirstParagraph"/>
+      </w:pPr>
+      <w:r>
+        <w:t xml:space="preserve">with</w:t>
+      </w:r>
+      <w:r>
+        <w:t xml:space="preserve"> </w:t>
+      </w:r>
+      <m:oMath>
+        <m:r>
+          <m:t>S</m:t>
+        </m:r>
+      </m:oMath>
+      <w:r>
+        <w:t xml:space="preserve"> </w:t>
+      </w:r>
+      <w:r>
+        <w:t xml:space="preserve">denoting network size and</w:t>
+      </w:r>
+      <w:r>
+        <w:t xml:space="preserve"> </w:t>
+      </w:r>
+      <m:oMath>
+        <m:r>
+          <m:t>y</m:t>
+        </m:r>
+      </m:oMath>
+      <w:r>
+        <w:t xml:space="preserve"> </w:t>
+      </w:r>
+      <w:r>
+        <w:t xml:space="preserve">the scaling exponent. Probabilities are subsequently normalised to lie between 0 and 1. Every interaction belonging to consumer</w:t>
+      </w:r>
+      <w:r>
+        <w:t xml:space="preserve"> </w:t>
+      </w:r>
+      <m:oMath>
+        <m:r>
+          <m:t>i</m:t>
+        </m:r>
+      </m:oMath>
+      <w:r>
+        <w:t xml:space="preserve"> </w:t>
+      </w:r>
+      <w:r>
+        <w:t xml:space="preserve">inherits the same retention probability,</w:t>
+      </w:r>
+    </w:p>
+    <w:p>
+      <w:pPr>
+        <w:pStyle w:val="BodyText"/>
+      </w:pPr>
+      <m:oMathPara>
+        <m:oMathParaPr>
+          <m:jc m:val="center"/>
+        </m:oMathParaPr>
+        <m:oMath>
+          <m:sSub>
+            <m:e>
+              <m:r>
+                <m:t>P</m:t>
+              </m:r>
+            </m:e>
+            <m:sub>
+              <m:r>
+                <m:t>i</m:t>
+              </m:r>
+              <m:r>
+                <m:t>j</m:t>
+              </m:r>
+            </m:sub>
+          </m:sSub>
+          <m:r>
+            <m:rPr>
+              <m:sty m:val="p"/>
+            </m:rPr>
+            <m:t>=</m:t>
+          </m:r>
+          <m:sSub>
+            <m:e>
+              <m:r>
+                <m:t>P</m:t>
+              </m:r>
+            </m:e>
+            <m:sub>
+              <m:r>
+                <m:t>i</m:t>
+              </m:r>
+            </m:sub>
+          </m:sSub>
+          <m:r>
+            <m:rPr>
+              <m:sty m:val="p"/>
+            </m:rPr>
+            <m:t>.</m:t>
+          </m:r>
+        </m:oMath>
+      </m:oMathPara>
+    </w:p>
+    <w:p>
+      <w:pPr>
+        <w:pStyle w:val="FirstParagraph"/>
+      </w:pPr>
+      <w:r>
+        <w:t xml:space="preserve">Ecologically, this represents the hypothesis that generalist consumers realise a larger fraction of their potential trophic niche than specialist consumers, irrespective of the identity of individual resources.</w:t>
+      </w:r>
+    </w:p>
+    <w:bookmarkEnd w:id="13"/>
+    <w:bookmarkStart w:id="14" w:name="degree-product"/>
+    <w:p>
+      <w:pPr>
+        <w:pStyle w:val="Heading3"/>
+      </w:pPr>
+      <w:r>
+        <w:t xml:space="preserve">2.3.3 Degree-product</w:t>
+      </w:r>
+    </w:p>
+    <w:p>
+      <w:pPr>
+        <w:pStyle w:val="FirstParagraph"/>
+      </w:pPr>
+      <w:r>
+        <w:t xml:space="preserve">The degree-product approach assumes that interaction realisation depends on the centrality of both interacting species. Each interaction is assigned a weight</w:t>
+      </w:r>
+    </w:p>
+    <w:p>
+      <w:pPr>
+        <w:pStyle w:val="BodyText"/>
+      </w:pPr>
+      <m:oMathPara>
+        <m:oMathParaPr>
+          <m:jc m:val="center"/>
+        </m:oMathParaPr>
+        <m:oMath>
+          <m:sSub>
+            <m:e>
+              <m:r>
+                <m:t>w</m:t>
+              </m:r>
+            </m:e>
+            <m:sub>
+              <m:r>
+                <m:t>i</m:t>
+              </m:r>
+              <m:r>
+                <m:t>j</m:t>
+              </m:r>
+            </m:sub>
+          </m:sSub>
+          <m:r>
+            <m:rPr>
+              <m:sty m:val="p"/>
+            </m:rPr>
+            <m:t>=</m:t>
+          </m:r>
+          <m:sSubSup>
+            <m:e>
+              <m:r>
+                <m:t>k</m:t>
+              </m:r>
+            </m:e>
+            <m:sub>
+              <m:r>
+                <m:t>i</m:t>
+              </m:r>
+            </m:sub>
+            <m:sup>
+              <m:r>
+                <m:rPr>
+                  <m:sty m:val="p"/>
+                </m:rPr>
+                <m:t>o</m:t>
+              </m:r>
+              <m:r>
+                <m:rPr>
+                  <m:sty m:val="p"/>
+                </m:rPr>
+                <m:t>u</m:t>
+              </m:r>
+              <m:r>
+                <m:rPr>
+                  <m:sty m:val="p"/>
+                </m:rPr>
+                <m:t>t</m:t>
+              </m:r>
+            </m:sup>
+          </m:sSubSup>
+          <m:sSubSup>
+            <m:e>
+              <m:r>
+                <m:t>k</m:t>
+              </m:r>
+            </m:e>
+            <m:sub>
+              <m:r>
+                <m:t>j</m:t>
+              </m:r>
+            </m:sub>
+            <m:sup>
+              <m:r>
+                <m:rPr>
+                  <m:sty m:val="p"/>
+                </m:rPr>
+                <m:t>i</m:t>
+              </m:r>
+              <m:r>
+                <m:rPr>
+                  <m:sty m:val="p"/>
+                </m:rPr>
+                <m:t>n</m:t>
+              </m:r>
+            </m:sup>
+          </m:sSubSup>
+          <m:r>
+            <m:rPr>
+              <m:sty m:val="p"/>
+            </m:rPr>
+            <m:t>,</m:t>
+          </m:r>
+        </m:oMath>
+      </m:oMathPara>
+    </w:p>
+    <w:p>
+      <w:pPr>
+        <w:pStyle w:val="FirstParagraph"/>
+      </w:pPr>
+      <w:r>
+        <w:t xml:space="preserve">where</w:t>
+      </w:r>
+      <w:r>
+        <w:t xml:space="preserve"> </w:t>
+      </w:r>
+      <m:oMath>
+        <m:sSubSup>
+          <m:e>
+            <m:r>
+              <m:t>k</m:t>
+            </m:r>
+          </m:e>
+          <m:sub>
+            <m:r>
+              <m:t>i</m:t>
+            </m:r>
+          </m:sub>
+          <m:sup>
+            <m:r>
+              <m:rPr>
+                <m:sty m:val="p"/>
+              </m:rPr>
+              <m:t>o</m:t>
+            </m:r>
+            <m:r>
+              <m:rPr>
+                <m:sty m:val="p"/>
+              </m:rPr>
+              <m:t>u</m:t>
+            </m:r>
+            <m:r>
+              <m:rPr>
+                <m:sty m:val="p"/>
+              </m:rPr>
+              <m:t>t</m:t>
+            </m:r>
+          </m:sup>
+        </m:sSubSup>
+      </m:oMath>
+      <w:r>
+        <w:t xml:space="preserve"> </w:t>
+      </w:r>
+      <w:r>
+        <w:t xml:space="preserve">is the consumer’s out-degree (generality) and</w:t>
+      </w:r>
+      <w:r>
+        <w:t xml:space="preserve"> </w:t>
+      </w:r>
+      <m:oMath>
+        <m:sSubSup>
+          <m:e>
+            <m:r>
+              <m:t>k</m:t>
+            </m:r>
+          </m:e>
+          <m:sub>
+            <m:r>
+              <m:t>j</m:t>
+            </m:r>
+          </m:sub>
+          <m:sup>
+            <m:r>
+              <m:rPr>
+                <m:sty m:val="p"/>
+              </m:rPr>
+              <m:t>i</m:t>
+            </m:r>
+            <m:r>
+              <m:rPr>
+                <m:sty m:val="p"/>
+              </m:rPr>
+              <m:t>n</m:t>
+            </m:r>
+          </m:sup>
+        </m:sSubSup>
+      </m:oMath>
+      <w:r>
+        <w:t xml:space="preserve"> </w:t>
+      </w:r>
+      <w:r>
+        <w:t xml:space="preserve">is the resource’s in-degree (vulnerability). Retention probabilities are then calculated as</w:t>
+      </w:r>
+    </w:p>
+    <w:p>
+      <w:pPr>
+        <w:pStyle w:val="BodyText"/>
+      </w:pPr>
+      <m:oMathPara>
+        <m:oMathParaPr>
+          <m:jc m:val="center"/>
+        </m:oMathParaPr>
+        <m:oMath>
+          <m:sSub>
+            <m:e>
+              <m:r>
+                <m:t>P</m:t>
+              </m:r>
+            </m:e>
+            <m:sub>
+              <m:r>
+                <m:t>i</m:t>
+              </m:r>
+              <m:r>
+                <m:t>j</m:t>
+              </m:r>
+            </m:sub>
+          </m:sSub>
+          <m:r>
+            <m:rPr>
+              <m:sty m:val="p"/>
+            </m:rPr>
+            <m:t>=</m:t>
+          </m:r>
+          <m:r>
+            <m:t>1</m:t>
+          </m:r>
+          <m:r>
+            <m:rPr>
+              <m:sty m:val="p"/>
+            </m:rPr>
+            <m:t>−</m:t>
+          </m:r>
+          <m:f>
+            <m:fPr>
+              <m:type m:val="bar"/>
+            </m:fPr>
+            <m:num>
+              <m:sSub>
+                <m:e>
+                  <m:r>
+                    <m:t>w</m:t>
+                  </m:r>
+                </m:e>
+                <m:sub>
+                  <m:r>
+                    <m:t>i</m:t>
+                  </m:r>
+                  <m:r>
+                    <m:t>j</m:t>
+                  </m:r>
+                </m:sub>
+              </m:sSub>
+            </m:num>
+            <m:den>
+              <m:r>
+                <m:rPr>
+                  <m:sty m:val="p"/>
+                </m:rPr>
+                <m:t>max</m:t>
+              </m:r>
+              <m:r>
+                <m:rPr>
+                  <m:sty m:val="p"/>
+                </m:rPr>
+                <m:t>(</m:t>
+              </m:r>
+              <m:r>
+                <m:t>w</m:t>
+              </m:r>
+              <m:r>
+                <m:rPr>
+                  <m:sty m:val="p"/>
+                </m:rPr>
+                <m:t>)</m:t>
+              </m:r>
+            </m:den>
+          </m:f>
+          <m:r>
+            <m:rPr>
+              <m:sty m:val="p"/>
+            </m:rPr>
+            <m:t>,</m:t>
+          </m:r>
+        </m:oMath>
+      </m:oMathPara>
+    </w:p>
+    <w:p>
+      <w:pPr>
+        <w:pStyle w:val="FirstParagraph"/>
+      </w:pPr>
+      <w:r>
+        <w:t xml:space="preserve">before being constrained to the interval</w:t>
+      </w:r>
+      <w:r>
+        <w:t xml:space="preserve"> </w:t>
+      </w:r>
+      <m:oMath>
+        <m:r>
+          <m:rPr>
+            <m:sty m:val="p"/>
+          </m:rPr>
+          <m:t>[</m:t>
+        </m:r>
+        <m:r>
+          <m:t>0</m:t>
+        </m:r>
+        <m:r>
+          <m:rPr>
+            <m:sty m:val="p"/>
+          </m:rPr>
+          <m:t>,</m:t>
+        </m:r>
+        <m:r>
+          <m:t>1</m:t>
+        </m:r>
+        <m:r>
+          <m:rPr>
+            <m:sty m:val="p"/>
+          </m:rPr>
+          <m:t>]</m:t>
+        </m:r>
+      </m:oMath>
+      <w:r>
+        <w:t xml:space="preserve">. Under iterative downsampling, degrees are recalculated following each interaction removal, allowing probabilities to evolve as the realised network changes. Ecologically, this assumes that highly connected species possess many potential interactions that are not simultaneously realised within any local community, whereas interactions involving more specialised or weakly connected species are more likely to represent essential realised links.</w:t>
+      </w:r>
+    </w:p>
+    <w:bookmarkEnd w:id="14"/>
+    <w:bookmarkStart w:id="15" w:name="random"/>
+    <w:p>
+      <w:pPr>
+        <w:pStyle w:val="Heading3"/>
+      </w:pPr>
+      <w:r>
+        <w:t xml:space="preserve">2.3.4 Random</w:t>
+      </w:r>
+    </w:p>
+    <w:p>
+      <w:pPr>
+        <w:pStyle w:val="FirstParagraph"/>
+      </w:pPr>
+      <w:r>
+        <w:t xml:space="preserve">Random downsampling provides the ecological null model. Every interaction has an equal probability of being retained,</w:t>
+      </w:r>
+    </w:p>
+    <w:p>
+      <w:pPr>
+        <w:pStyle w:val="BodyText"/>
+      </w:pPr>
+      <m:oMathPara>
+        <m:oMathParaPr>
+          <m:jc m:val="center"/>
+        </m:oMathParaPr>
+        <m:oMath>
+          <m:sSub>
+            <m:e>
+              <m:r>
+                <m:t>P</m:t>
+              </m:r>
+            </m:e>
+            <m:sub>
+              <m:r>
+                <m:t>i</m:t>
+              </m:r>
+              <m:r>
+                <m:t>j</m:t>
+              </m:r>
+            </m:sub>
+          </m:sSub>
+          <m:r>
+            <m:rPr>
+              <m:sty m:val="p"/>
+            </m:rPr>
+            <m:t>=</m:t>
+          </m:r>
+          <m:r>
+            <m:t>c</m:t>
+          </m:r>
+          <m:r>
+            <m:rPr>
+              <m:sty m:val="p"/>
+            </m:rPr>
+            <m:t>,</m:t>
+          </m:r>
+        </m:oMath>
+      </m:oMathPara>
+    </w:p>
+    <w:p>
+      <w:pPr>
+        <w:pStyle w:val="FirstParagraph"/>
+      </w:pPr>
+      <w:r>
+        <w:t xml:space="preserve">where</w:t>
+      </w:r>
+      <w:r>
+        <w:t xml:space="preserve"> </w:t>
+      </w:r>
+      <m:oMath>
+        <m:r>
+          <m:t>c</m:t>
+        </m:r>
+      </m:oMath>
+      <w:r>
+        <w:t xml:space="preserve"> </w:t>
+      </w:r>
+      <w:r>
+        <w:t xml:space="preserve">is constant for all existing interactions. Interactions are removed uniformly at random until the target connectance is reached, subject to the constraint that species cannot become isolated. This assumes that no ecological process preferentially favours the realisation of one potential interaction over another, such that realised food webs constitute an unbiased subset of the regional metaweb that is ultimately only constrained by the number of links.</w:t>
+      </w:r>
+    </w:p>
+    <w:bookmarkEnd w:id="15"/>
+    <w:bookmarkEnd w:id="16"/>
+    <w:bookmarkStart w:id="17" w:name="simulations"/>
+    <w:p>
+      <w:pPr>
+        <w:pStyle w:val="Heading2"/>
+      </w:pPr>
+      <w:r>
+        <w:t xml:space="preserve">2.4 Simulations</w:t>
+      </w:r>
+    </w:p>
+    <w:p>
+      <w:pPr>
+        <w:pStyle w:val="FirstParagraph"/>
+      </w:pPr>
+      <w:r>
+        <w:t xml:space="preserve">For each empirical community, we generated 30 replicate network ensembles. Species body masses were sampled independently from truncated log-normal distributions constrained by their categorical body-size classifications. Initial biomasses were drawn from a uniform distribution. These trait values were used to construct a series of alternative networks, representing different two realised networks (ATN and niche model), one metaweb, and four downsampled (realised) metawebs (niche, power-law, degree-product, and random).</w:t>
+      </w:r>
+    </w:p>
+    <w:p>
+      <w:pPr>
+        <w:pStyle w:val="BodyText"/>
+      </w:pPr>
+      <w:r>
+        <w:t xml:space="preserve">For the allometric trophic network (ATN), interaction strengths were generated by varying the feeding threshold between 0.01 and 0.12 and selecting the network whose connectance most closely matched a target connectance. Target connectance was independently sampled for each replicate from a truncated normal distribution bounded between 0.05 and 0.15. The target connectance and richness of the metaweb were used to build a niche model and the metaweb was downsampled until the target connectance was reach. These represent the</w:t>
+      </w:r>
+      <w:r>
+        <w:t xml:space="preserve"> </w:t>
+      </w:r>
+      <w:r>
+        <w:t xml:space="preserve">‘creation’</w:t>
+      </w:r>
+      <w:r>
+        <w:t xml:space="preserve"> </w:t>
+      </w:r>
+      <w:r>
+        <w:t xml:space="preserve">networks.</w:t>
+      </w:r>
+    </w:p>
+    <w:p>
+      <w:pPr>
+        <w:pStyle w:val="BodyText"/>
+      </w:pPr>
+      <w:r>
+        <w:t xml:space="preserve">Each creation network was then parameterised using the END package</w:t>
+      </w:r>
+      <w:r>
+        <w:t xml:space="preserve"> </w:t>
+      </w:r>
+      <w:r>
+        <w:t xml:space="preserve">(Delmas et al., 2017)</w:t>
+      </w:r>
+      <w:r>
+        <w:t xml:space="preserve"> </w:t>
+      </w:r>
+      <w:r>
+        <w:t xml:space="preserve">and simulated for up to 5000 time steps. Simulations terminated early if a dynamical equilibrium was reached. Species whose biomass declined below the survival threshold (</w:t>
+      </w:r>
+      <m:oMath>
+        <m:sSup>
+          <m:e>
+            <m:r>
+              <m:t>10</m:t>
+            </m:r>
+          </m:e>
+          <m:sup>
+            <m:r>
+              <m:rPr>
+                <m:sty m:val="p"/>
+              </m:rPr>
+              <m:t>−</m:t>
+            </m:r>
+            <m:r>
+              <m:t>12</m:t>
+            </m:r>
+          </m:sup>
+        </m:sSup>
+      </m:oMath>
+      <w:r>
+        <w:t xml:space="preserve">) during this burn-in period were considered extinct and removed from the network. The surviving species and their interactions constituted the corresponding</w:t>
+      </w:r>
+      <w:r>
+        <w:t xml:space="preserve"> </w:t>
+      </w:r>
+      <w:r>
+        <w:t xml:space="preserve">‘realised’</w:t>
+      </w:r>
+      <w:r>
+        <w:t xml:space="preserve"> </w:t>
+      </w:r>
+      <w:r>
+        <w:t xml:space="preserve">networks.</w:t>
+      </w:r>
+    </w:p>
+    <w:p>
+      <w:pPr>
+        <w:pStyle w:val="BodyText"/>
+      </w:pPr>
+      <w:r>
+        <w:t xml:space="preserve">Extinction experiments were subsequently performed on both the creation and realised networks. Topological extinction simulations were conducted on both network stages, whereas dynamic extinction simulations were performed only on realised networks. In all simulations, primary extinctions followed one of the prescribed extinction scenarios. During topological simulations, secondary extinctions occurred when species lost all prey, these were allowed to cascade. During dynamic simulations, primary extinctions were imposed by setting the biomass of the focal species to the survival threshold (</w:t>
+      </w:r>
+      <m:oMath>
+        <m:sSup>
+          <m:e>
+            <m:r>
+              <m:t>10</m:t>
+            </m:r>
+          </m:e>
+          <m:sup>
+            <m:r>
+              <m:rPr>
+                <m:sty m:val="p"/>
+              </m:rPr>
+              <m:t>−</m:t>
+            </m:r>
+            <m:r>
+              <m:t>12</m:t>
+            </m:r>
+          </m:sup>
+        </m:sSup>
+      </m:oMath>
+      <w:r>
+        <w:t xml:space="preserve">), after which the community was simulated for a further 5000 time steps to allow biomass dynamics to relax. Species whose biomass subsequently declined below the survival threshold were recorded as secondary extinctions. This procedure was repeated until the entire community collapsed.</w:t>
+      </w:r>
+    </w:p>
+    <w:p>
+      <w:pPr>
+        <w:pStyle w:val="BodyText"/>
+      </w:pPr>
+      <w:r>
+        <w:t xml:space="preserve">For each extinction scenario, robustness was quantified from the resulting extinction curves as the proportion of primary extinctions required to produce a 50% reduction in species richness (</w:t>
+      </w:r>
+      <m:oMath>
+        <m:sSub>
+          <m:e>
+            <m:r>
+              <m:t>R</m:t>
+            </m:r>
+          </m:e>
+          <m:sub>
+            <m:r>
+              <m:t>50</m:t>
+            </m:r>
+          </m:sub>
+        </m:sSub>
+      </m:oMath>
+      <w:r>
+        <w:t xml:space="preserve"> </w:t>
+      </w:r>
+      <w:r>
+        <w:t xml:space="preserve">(Jonsson et al., 2015)</w:t>
+      </w:r>
+      <w:r>
+        <w:t xml:space="preserve">), estimated by linear interpolation between extinction events.</w:t>
+      </w:r>
+    </w:p>
+    <w:bookmarkEnd w:id="17"/>
+    <w:bookmarkStart w:id="18" w:name="analyses"/>
+    <w:p>
+      <w:pPr>
+        <w:pStyle w:val="Heading2"/>
+      </w:pPr>
+      <w:r>
+        <w:t xml:space="preserve">2.5 Analyses</w:t>
+      </w:r>
+    </w:p>
+    <w:p>
+      <w:pPr>
+        <w:pStyle w:val="FirstParagraph"/>
+      </w:pPr>
+      <w:r>
+        <w:t xml:space="preserve">For each extinction run we calculate the R50 robustness</w:t>
+      </w:r>
+      <w:r>
+        <w:t xml:space="preserve"> </w:t>
+      </w:r>
+      <w:r>
+        <w:t xml:space="preserve">(Jonsson et al., 2015)</w:t>
+      </w:r>
+      <w:r>
+        <w:t xml:space="preserve"> </w:t>
+      </w:r>
+      <w:r>
+        <w:t xml:space="preserve">as well as the primary and secondary extinction rates. Add brief description of how robustness is calculated. TBD the breakdown of the statistical approaches used to understand the effect of downsampling approach/network type on inferred network robustness and extinction dynamics.</w:t>
+      </w:r>
+    </w:p>
+    <w:bookmarkEnd w:id="18"/>
+    <w:bookmarkStart w:id="19" w:name="software"/>
+    <w:p>
+      <w:pPr>
+        <w:pStyle w:val="Heading2"/>
+      </w:pPr>
+      <w:r>
+        <w:t xml:space="preserve">2.6 Software</w:t>
+      </w:r>
+    </w:p>
+    <w:p>
+      <w:pPr>
+        <w:pStyle w:val="FirstParagraph"/>
+      </w:pPr>
+      <w:r>
+        <w:t xml:space="preserve">Network construction and extinction simulations were run in Julia v1.12.6</w:t>
+      </w:r>
+      <w:r>
+        <w:t xml:space="preserve"> </w:t>
+      </w:r>
+      <w:r>
+        <w:t xml:space="preserve">(Bezanson et al., 2017)</w:t>
+      </w:r>
+      <w:r>
+        <w:t xml:space="preserve">, we used</w:t>
+      </w:r>
+      <w:r>
+        <w:t xml:space="preserve"> </w:t>
+      </w:r>
+      <w:r>
+        <w:rPr>
+          <w:rStyle w:val="VerbatimChar"/>
+        </w:rPr>
+        <w:t xml:space="preserve">EcologicalNetworksDynamics.jl</w:t>
+      </w:r>
+      <w:r>
+        <w:t xml:space="preserve"> </w:t>
+      </w:r>
+      <w:r>
+        <w:t xml:space="preserve">(Lajaaiti et al., 2025)</w:t>
+      </w:r>
+      <w:r>
+        <w:t xml:space="preserve"> </w:t>
+      </w:r>
+      <w:r>
+        <w:t xml:space="preserve">for dynamic simulations,</w:t>
+      </w:r>
+      <w:r>
+        <w:t xml:space="preserve"> </w:t>
+      </w:r>
+      <w:r>
+        <w:rPr>
+          <w:rStyle w:val="VerbatimChar"/>
+        </w:rPr>
+        <w:t xml:space="preserve">PFIM.jl</w:t>
+      </w:r>
+      <w:r>
+        <w:t xml:space="preserve"> </w:t>
+      </w:r>
+      <w:r>
+        <w:t xml:space="preserve">[REF] for construction of metawebs,</w:t>
+      </w:r>
+      <w:r>
+        <w:t xml:space="preserve"> </w:t>
+      </w:r>
+      <w:r>
+        <w:rPr>
+          <w:rStyle w:val="VerbatimChar"/>
+        </w:rPr>
+        <w:t xml:space="preserve">FoodWebTools.jl</w:t>
+      </w:r>
+      <w:r>
+        <w:t xml:space="preserve"> </w:t>
+      </w:r>
+      <w:r>
+        <w:t xml:space="preserve">[REF] for network downsampling, and Extinctions.jl [REF] for extinctions and robustness calculations. Statistical analyses were run in R v4.5.2 [REF]. All code can be found at</w:t>
+      </w:r>
+      <w:r>
+        <w:t xml:space="preserve"> </w:t>
+      </w:r>
+      <w:r>
+        <w:rPr>
+          <w:i/>
+          <w:iCs/>
+        </w:rPr>
+        <w:t xml:space="preserve">TODO</w:t>
+      </w:r>
+    </w:p>
+    <w:p>
+      <w:pPr>
+        <w:pStyle w:val="BlockText"/>
+      </w:pPr>
+      <w:r>
+        <w:t xml:space="preserve">Keep the narrative extinction centric for now but remember we also have the topology of each network before the various extinction simulations begin</w:t>
+      </w:r>
+    </w:p>
+    <w:bookmarkEnd w:id="19"/>
+    <w:bookmarkEnd w:id="20"/>
+    <w:bookmarkStart w:id="21" w:name="X08ff9f2fd615fe9caf0fc5c74cf6f311d353c32"/>
     <w:p>
       <w:pPr>
         <w:pStyle w:val="Heading1"/>
       </w:pPr>
       <w:r>
-        <w:t xml:space="preserve">2. Methods</w:t>
+        <w:t xml:space="preserve">3. Downsampling approach results in different network structure</w:t>
       </w:r>
     </w:p>
     <w:p>
@@ -226,7 +1988,43 @@
         <w:pStyle w:val="FirstParagraph"/>
       </w:pPr>
       <w:r>
-        <w:t xml:space="preserve">## Data</w:t>
+        <w:t xml:space="preserve">Here we can actually look at the topology and see if the different networks actually look different in multivariate space?</w:t>
+      </w:r>
+    </w:p>
+    <w:bookmarkEnd w:id="21"/>
+    <w:bookmarkStart w:id="22" w:name="X62ef15145e52d29c97c229b1712b0ef83451468"/>
+    <w:p>
+      <w:pPr>
+        <w:pStyle w:val="Heading1"/>
+      </w:pPr>
+      <w:r>
+        <w:t xml:space="preserve">4. Differences in inferred robustness of topological and dynamic unaffected by network type</w:t>
+      </w:r>
+    </w:p>
+    <w:p>
+      <w:pPr>
+        <w:pStyle w:val="FirstParagraph"/>
+      </w:pPr>
+      <w:r>
+        <w:t xml:space="preserve">Still see that topological robustness is more conservative than dynamic extinctions</w:t>
+      </w:r>
+    </w:p>
+    <w:bookmarkEnd w:id="22"/>
+    <w:bookmarkStart w:id="23" w:name="X50a9ebe2200241eaca4572295a4a98786f60775"/>
+    <w:p>
+      <w:pPr>
+        <w:pStyle w:val="Heading1"/>
+      </w:pPr>
+      <w:r>
+        <w:t xml:space="preserve">5. Network types result in differences in dynamic extinctions</w:t>
+      </w:r>
+    </w:p>
+    <w:p>
+      <w:pPr>
+        <w:pStyle w:val="FirstParagraph"/>
+      </w:pPr>
+      <w:r>
+        <w:t xml:space="preserve">Report here about the secondary extinction rates as well as the pairwise contrasts.</w:t>
       </w:r>
     </w:p>
     <w:p>
@@ -234,60 +2032,69 @@
         <w:pStyle w:val="BodyText"/>
       </w:pPr>
       <w:r>
-        <w:t xml:space="preserve">Seven locations</w:t>
-      </w:r>
-      <w:r>
-        <w:t xml:space="preserve"> </w:t>
-      </w:r>
-      <w:r>
-        <w:t xml:space="preserve">(Karapunar et al., 2026)</w:t>
-      </w:r>
-      <w:r>
-        <w:t xml:space="preserve">. Here we use the guild-level community data to keep the size of the networks manageable and well within the bounds used by</w:t>
-      </w:r>
-      <w:r>
-        <w:t xml:space="preserve"> </w:t>
-      </w:r>
-      <w:r>
-        <w:t xml:space="preserve">Curtsdotter et al. (2011)</w:t>
-      </w:r>
-      <w:r>
-        <w:t xml:space="preserve">. Additionally we added plankton and zooplankton data from EcoGenie models [REF] as a way to enlarge the</w:t>
-      </w:r>
-      <w:r>
-        <w:t xml:space="preserve"> </w:t>
-      </w:r>
-      <w:r>
-        <w:t xml:space="preserve">‘base’</w:t>
-      </w:r>
-      <w:r>
-        <w:t xml:space="preserve"> </w:t>
-      </w:r>
-      <w:r>
-        <w:t xml:space="preserve">of the network (again to better represent a realised network).</w:t>
-      </w:r>
-    </w:p>
-    <w:bookmarkStart w:id="10" w:name="network-construction"/>
-    <w:p>
-      <w:pPr>
-        <w:pStyle w:val="Heading2"/>
-      </w:pPr>
-      <w:r>
-        <w:t xml:space="preserve">2.1 Network construction</w:t>
-      </w:r>
-    </w:p>
-    <w:p>
-      <w:pPr>
-        <w:pStyle w:val="FirstParagraph"/>
-      </w:pPr>
-      <w:r>
-        <w:t xml:space="preserve">For the empirical networks we used the PFWIM model</w:t>
-      </w:r>
-      <w:r>
-        <w:t xml:space="preserve"> </w:t>
-      </w:r>
-      <w:r>
-        <w:t xml:space="preserve">(Shaw et al., 2024)</w:t>
+        <w:t xml:space="preserve">## Relative to the niche model, niche downsampling is the closest match</w:t>
+      </w:r>
+    </w:p>
+    <w:p>
+      <w:pPr>
+        <w:pStyle w:val="BodyText"/>
+      </w:pPr>
+      <w:r>
+        <w:t xml:space="preserve">Most often the ones to not be different from each other. Worth pointing out that the ATN behaves very differently as well. So again we are back at are we modelling network or model behaviour</w:t>
+      </w:r>
+      <w:r>
+        <w:t xml:space="preserve"> </w:t>
+      </w:r>
+      <w:r>
+        <w:t xml:space="preserve">(Strydom, Karapunar, et al., 2026)</w:t>
+      </w:r>
+    </w:p>
+    <w:bookmarkEnd w:id="23"/>
+    <w:bookmarkStart w:id="24" w:name="conclusion"/>
+    <w:p>
+      <w:pPr>
+        <w:pStyle w:val="Heading1"/>
+      </w:pPr>
+      <w:r>
+        <w:t xml:space="preserve">6. Conclusion</w:t>
+      </w:r>
+    </w:p>
+    <w:bookmarkEnd w:id="24"/>
+    <w:bookmarkStart w:id="50" w:name="references"/>
+    <w:p>
+      <w:pPr>
+        <w:pStyle w:val="Heading1"/>
+      </w:pPr>
+      <w:r>
+        <w:t xml:space="preserve">References</w:t>
+      </w:r>
+    </w:p>
+    <w:bookmarkStart w:id="49" w:name="refs"/>
+    <w:bookmarkStart w:id="26" w:name="ref-bezansonJuliaFreshApproach2017"/>
+    <w:p>
+      <w:pPr>
+        <w:pStyle w:val="Bibliography"/>
+      </w:pPr>
+      <w:r>
+        <w:t xml:space="preserve">Bezanson, J., Edelman, A., Karpinski, S., &amp; Shah, V. (2017). Julia:</w:t>
+      </w:r>
+      <w:r>
+        <w:t xml:space="preserve"> </w:t>
+      </w:r>
+      <w:r>
+        <w:t xml:space="preserve">A Fresh Approach</w:t>
+      </w:r>
+      <w:r>
+        <w:t xml:space="preserve"> </w:t>
+      </w:r>
+      <w:r>
+        <w:t xml:space="preserve">to</w:t>
+      </w:r>
+      <w:r>
+        <w:t xml:space="preserve"> </w:t>
+      </w:r>
+      <w:r>
+        <w:t xml:space="preserve">Numerical Computing</w:t>
       </w:r>
       <w:r>
         <w:t xml:space="preserve">.</w:t>
@@ -300,462 +2107,6 @@
           <w:i/>
           <w:iCs/>
         </w:rPr>
-        <w:t xml:space="preserve">Insert brief description about trait assignments and mechanistic assumptions, mention we wanted to go as broad as possible so we used fully categorical rules</w:t>
-      </w:r>
-      <w:r>
-        <w:t xml:space="preserve">. This was then used as the base metaweb for each community. Each metaweb was then downsampled to a target connectance (see below for the different downsampling approaches). Additionally the target connectance and species richness was used to parameterise a niche model network</w:t>
-      </w:r>
-      <w:r>
-        <w:t xml:space="preserve"> </w:t>
-      </w:r>
-      <w:r>
-        <w:t xml:space="preserve">(Williams &amp; Martinez, 2000)</w:t>
-      </w:r>
-      <w:r>
-        <w:t xml:space="preserve">. We also constructed ATN networks</w:t>
-      </w:r>
-      <w:r>
-        <w:t xml:space="preserve"> </w:t>
-      </w:r>
-      <w:r>
-        <w:t xml:space="preserve">(Brose et al., 2006)</w:t>
-      </w:r>
-      <w:r>
-        <w:t xml:space="preserve">.</w:t>
-      </w:r>
-    </w:p>
-    <w:bookmarkEnd w:id="10"/>
-    <w:bookmarkStart w:id="11" w:name="downsampling-approaches"/>
-    <w:p>
-      <w:pPr>
-        <w:pStyle w:val="Heading2"/>
-      </w:pPr>
-      <w:r>
-        <w:t xml:space="preserve">2.2 Downsampling approaches</w:t>
-      </w:r>
-    </w:p>
-    <w:p>
-      <w:pPr>
-        <w:pStyle w:val="FirstParagraph"/>
-      </w:pPr>
-      <w:r>
-        <w:t xml:space="preserve">Maybe just a brief interlude about how a metaweb represents all feasible interactions (so capturing the entire diet breadth of a specific species). Idea here is to prime that this is all links but acknowledge that in reality species are rarely feeding across their entire diet breadth.</w:t>
-      </w:r>
-    </w:p>
-    <w:p>
-      <w:pPr>
-        <w:pStyle w:val="BodyText"/>
-      </w:pPr>
-      <w:r>
-        <w:rPr>
-          <w:i/>
-          <w:iCs/>
-        </w:rPr>
-        <w:t xml:space="preserve">Niche:</w:t>
-      </w:r>
-      <w:r>
-        <w:t xml:space="preserve"> </w:t>
-      </w:r>
-      <w:r>
-        <w:t xml:space="preserve">Attempt to create a network that appears similar to a standard niche model network this is done by estimating a one-dimensional niche axis from the interaction matrix using the leading singular vectors of the Singular Value Decomposition (SVD). Species are then assigned positions along a common latent niche dimension, which is subsequently used to estimate consumer niche centres and niche breadths.</w:t>
-      </w:r>
-    </w:p>
-    <w:p>
-      <w:pPr>
-        <w:pStyle w:val="BodyText"/>
-      </w:pPr>
-      <w:r>
-        <w:rPr>
-          <w:i/>
-          <w:iCs/>
-        </w:rPr>
-        <w:t xml:space="preserve">Power-law</w:t>
-      </w:r>
-      <w:r>
-        <w:rPr>
-          <w:i/>
-          <w:iCs/>
-        </w:rPr>
-        <w:t xml:space="preserve"> </w:t>
-      </w:r>
-      <w:r>
-        <w:rPr>
-          <w:i/>
-          <w:iCs/>
-        </w:rPr>
-        <w:t xml:space="preserve">(Roopnarine, 2006)</w:t>
-      </w:r>
-      <w:r>
-        <w:rPr>
-          <w:i/>
-          <w:iCs/>
-        </w:rPr>
-        <w:t xml:space="preserve">:</w:t>
-      </w:r>
-      <w:r>
-        <w:t xml:space="preserve"> </w:t>
-      </w:r>
-      <w:r>
-        <w:t xml:space="preserve">Based around ideas of extinctions and which links/specie will be lost - with the idea that generalist species will be the most robust and as such will retain their links. Consumers with larger trophic breadth (higher generality) receive larger retention probabilities and are therefore less likely to lose interactions.</w:t>
-      </w:r>
-    </w:p>
-    <w:p>
-      <w:pPr>
-        <w:pStyle w:val="BodyText"/>
-      </w:pPr>
-      <w:r>
-        <w:rPr>
-          <w:i/>
-          <w:iCs/>
-        </w:rPr>
-        <w:t xml:space="preserve">Degree-product:</w:t>
-      </w:r>
-      <w:r>
-        <w:t xml:space="preserve"> </w:t>
-      </w:r>
-      <w:r>
-        <w:t xml:space="preserve">Product of the out-degreee (generality) of the predator and the in-degree (vulnerability) of the consumer are used to assign a probability for each link. Links are then randomly removed based on that probability (note to self check if it is iterative each time so that the degrees are re-evaluated, it think this is the case). Here the ecological assumption is that generalist predators and vulnerable prey are probably not feeding/being fed on by everything, whereas for specialist species those links are probably occurring thus it makes sense to prune links from the most connected species pairs</w:t>
-      </w:r>
-    </w:p>
-    <w:p>
-      <w:pPr>
-        <w:pStyle w:val="BodyText"/>
-      </w:pPr>
-      <w:r>
-        <w:rPr>
-          <w:i/>
-          <w:iCs/>
-        </w:rPr>
-        <w:t xml:space="preserve">Random:</w:t>
-      </w:r>
-      <w:r>
-        <w:t xml:space="preserve"> </w:t>
-      </w:r>
-      <w:r>
-        <w:t xml:space="preserve">Links randomly removed until target connectance is reached, with the exception if a species becomes isolated in which case a different link is target for removal. This is the</w:t>
-      </w:r>
-      <w:r>
-        <w:t xml:space="preserve"> </w:t>
-      </w:r>
-      <w:r>
-        <w:t xml:space="preserve">‘null model’</w:t>
-      </w:r>
-    </w:p>
-    <w:bookmarkEnd w:id="11"/>
-    <w:bookmarkStart w:id="12" w:name="simulations"/>
-    <w:p>
-      <w:pPr>
-        <w:pStyle w:val="Heading2"/>
-      </w:pPr>
-      <w:r>
-        <w:t xml:space="preserve">2.3 Simulations</w:t>
-      </w:r>
-    </w:p>
-    <w:p>
-      <w:pPr>
-        <w:pStyle w:val="FirstParagraph"/>
-      </w:pPr>
-      <w:r>
-        <w:t xml:space="preserve">For each community we create a network, sample a body size based on the categorical size classes, this is a truncated normal distribution. Body sizes are used to build the ATN (mention here that we vary the threshold value between 0.01-0.12 and select the network that has the closest connectance to the target one) We also select a target connectance between 0.05-0.15. Each network is then downsampled to the target connectance. This represents the</w:t>
-      </w:r>
-      <w:r>
-        <w:t xml:space="preserve"> </w:t>
-      </w:r>
-      <w:r>
-        <w:t xml:space="preserve">‘creation’</w:t>
-      </w:r>
-      <w:r>
-        <w:t xml:space="preserve"> </w:t>
-      </w:r>
-      <w:r>
-        <w:t xml:space="preserve">stage. At this point we run a set of topological cascading extinctions for the difference extinction scenarios. Using the END</w:t>
-      </w:r>
-      <w:r>
-        <w:t xml:space="preserve"> </w:t>
-      </w:r>
-      <w:r>
-        <w:t xml:space="preserve">(Delmas et al., 2017)</w:t>
-      </w:r>
-      <w:r>
-        <w:t xml:space="preserve"> </w:t>
-      </w:r>
-      <w:r>
-        <w:t xml:space="preserve">each network is then run through a</w:t>
-      </w:r>
-      <w:r>
-        <w:t xml:space="preserve"> </w:t>
-      </w:r>
-      <w:r>
-        <w:t xml:space="preserve">‘burn-in’</w:t>
-      </w:r>
-      <w:r>
-        <w:t xml:space="preserve"> </w:t>
-      </w:r>
-      <w:r>
-        <w:t xml:space="preserve">period for 5000 time steps or until it has reached a steady state. Here we run another set of topological extinctions. For the dynamic extinctions primary extinctions are determined based on the rules of the different extinction scenarios and secondary extinctions occur when the biomass of a species falls below the threshold value of 1e-12. After every primary extinction event (where the biomass of the target species is set to 1e-12) we run 5000 timesteps before the next extinction event to allow for biomass simulations to occur.</w:t>
-      </w:r>
-    </w:p>
-    <w:bookmarkEnd w:id="12"/>
-    <w:bookmarkStart w:id="13" w:name="analyses"/>
-    <w:p>
-      <w:pPr>
-        <w:pStyle w:val="Heading2"/>
-      </w:pPr>
-      <w:r>
-        <w:t xml:space="preserve">2.4 Analyses</w:t>
-      </w:r>
-    </w:p>
-    <w:p>
-      <w:pPr>
-        <w:pStyle w:val="FirstParagraph"/>
-      </w:pPr>
-      <w:r>
-        <w:t xml:space="preserve">For each extinction run we calculate the R50 robustness</w:t>
-      </w:r>
-      <w:r>
-        <w:t xml:space="preserve"> </w:t>
-      </w:r>
-      <w:r>
-        <w:t xml:space="preserve">(Jonsson et al., 2015)</w:t>
-      </w:r>
-      <w:r>
-        <w:t xml:space="preserve"> </w:t>
-      </w:r>
-      <w:r>
-        <w:t xml:space="preserve">as well as the primary and secondary extinction rates. Add breif description of how robustness is calculated. TBD the breakdown of the statistical approaches used to understand the effect of downsampling approach/network type on inferred network robustness and extinction dynamics.</w:t>
-      </w:r>
-    </w:p>
-    <w:bookmarkEnd w:id="13"/>
-    <w:bookmarkStart w:id="14" w:name="software"/>
-    <w:p>
-      <w:pPr>
-        <w:pStyle w:val="Heading2"/>
-      </w:pPr>
-      <w:r>
-        <w:t xml:space="preserve">2.5 Software</w:t>
-      </w:r>
-    </w:p>
-    <w:p>
-      <w:pPr>
-        <w:pStyle w:val="FirstParagraph"/>
-      </w:pPr>
-      <w:r>
-        <w:t xml:space="preserve">Network construction and extinction simulations were run in Julia v1.12.6</w:t>
-      </w:r>
-      <w:r>
-        <w:t xml:space="preserve"> </w:t>
-      </w:r>
-      <w:r>
-        <w:t xml:space="preserve">(Bezanson et al., 2017)</w:t>
-      </w:r>
-      <w:r>
-        <w:t xml:space="preserve">, we used</w:t>
-      </w:r>
-      <w:r>
-        <w:t xml:space="preserve"> </w:t>
-      </w:r>
-      <w:r>
-        <w:rPr>
-          <w:rStyle w:val="VerbatimChar"/>
-        </w:rPr>
-        <w:t xml:space="preserve">EcologicalNetworksDynamics.jl</w:t>
-      </w:r>
-      <w:r>
-        <w:t xml:space="preserve"> </w:t>
-      </w:r>
-      <w:r>
-        <w:t xml:space="preserve">(Lajaaiti et al., 2025)</w:t>
-      </w:r>
-      <w:r>
-        <w:t xml:space="preserve"> </w:t>
-      </w:r>
-      <w:r>
-        <w:t xml:space="preserve">for dynamic simulations,</w:t>
-      </w:r>
-      <w:r>
-        <w:t xml:space="preserve"> </w:t>
-      </w:r>
-      <w:r>
-        <w:rPr>
-          <w:rStyle w:val="VerbatimChar"/>
-        </w:rPr>
-        <w:t xml:space="preserve">PFIM.jl</w:t>
-      </w:r>
-      <w:r>
-        <w:t xml:space="preserve"> </w:t>
-      </w:r>
-      <w:r>
-        <w:t xml:space="preserve">[REF] for construction of metawebs,</w:t>
-      </w:r>
-      <w:r>
-        <w:t xml:space="preserve"> </w:t>
-      </w:r>
-      <w:r>
-        <w:rPr>
-          <w:rStyle w:val="VerbatimChar"/>
-        </w:rPr>
-        <w:t xml:space="preserve">FoodWebTools.jl</w:t>
-      </w:r>
-      <w:r>
-        <w:t xml:space="preserve"> </w:t>
-      </w:r>
-      <w:r>
-        <w:t xml:space="preserve">[REF] for network downsampling, and Extinctions.jl [REF] for extinctions and robustness calculations. Statistical analyses were run in R v4.5.2 [REF]. All code can be found at</w:t>
-      </w:r>
-      <w:r>
-        <w:t xml:space="preserve"> </w:t>
-      </w:r>
-      <w:r>
-        <w:rPr>
-          <w:i/>
-          <w:iCs/>
-        </w:rPr>
-        <w:t xml:space="preserve">TODO</w:t>
-      </w:r>
-    </w:p>
-    <w:p>
-      <w:pPr>
-        <w:pStyle w:val="BlockText"/>
-      </w:pPr>
-      <w:r>
-        <w:t xml:space="preserve">Keep the narrative extinction centric for now but remember we also have the topology of each network before the various extinction simulations begin</w:t>
-      </w:r>
-    </w:p>
-    <w:bookmarkEnd w:id="14"/>
-    <w:bookmarkEnd w:id="15"/>
-    <w:bookmarkStart w:id="16" w:name="X08ff9f2fd615fe9caf0fc5c74cf6f311d353c32"/>
-    <w:p>
-      <w:pPr>
-        <w:pStyle w:val="Heading1"/>
-      </w:pPr>
-      <w:r>
-        <w:t xml:space="preserve">3. Downsampling approach results in different network structure</w:t>
-      </w:r>
-    </w:p>
-    <w:p>
-      <w:pPr>
-        <w:pStyle w:val="FirstParagraph"/>
-      </w:pPr>
-      <w:r>
-        <w:t xml:space="preserve">Here we can actually look at the topology and see if the different networks actually look different in multivariate space?</w:t>
-      </w:r>
-    </w:p>
-    <w:bookmarkEnd w:id="16"/>
-    <w:bookmarkStart w:id="17" w:name="X62ef15145e52d29c97c229b1712b0ef83451468"/>
-    <w:p>
-      <w:pPr>
-        <w:pStyle w:val="Heading1"/>
-      </w:pPr>
-      <w:r>
-        <w:t xml:space="preserve">4. Differences in inferred robustness of topological and dynamic unaffected by network type</w:t>
-      </w:r>
-    </w:p>
-    <w:p>
-      <w:pPr>
-        <w:pStyle w:val="FirstParagraph"/>
-      </w:pPr>
-      <w:r>
-        <w:t xml:space="preserve">Still see that topological robustness is more conservative than dynamic extinctions</w:t>
-      </w:r>
-    </w:p>
-    <w:bookmarkEnd w:id="17"/>
-    <w:bookmarkStart w:id="18" w:name="X50a9ebe2200241eaca4572295a4a98786f60775"/>
-    <w:p>
-      <w:pPr>
-        <w:pStyle w:val="Heading1"/>
-      </w:pPr>
-      <w:r>
-        <w:t xml:space="preserve">5. Network types result in differences in dynamic extinctions</w:t>
-      </w:r>
-    </w:p>
-    <w:p>
-      <w:pPr>
-        <w:pStyle w:val="FirstParagraph"/>
-      </w:pPr>
-      <w:r>
-        <w:t xml:space="preserve">Report here about the secondary extinction rates as well as the pairwise contrasts.</w:t>
-      </w:r>
-    </w:p>
-    <w:p>
-      <w:pPr>
-        <w:pStyle w:val="BodyText"/>
-      </w:pPr>
-      <w:r>
-        <w:t xml:space="preserve">## Relative to the niche model, niche downsampling is the closest match</w:t>
-      </w:r>
-    </w:p>
-    <w:p>
-      <w:pPr>
-        <w:pStyle w:val="BodyText"/>
-      </w:pPr>
-      <w:r>
-        <w:t xml:space="preserve">Most often the ones to not be different from each other. Worth pointing out that the ATN behaves very differently as well. So again we are back at are we modelling network or model behaviour</w:t>
-      </w:r>
-      <w:r>
-        <w:t xml:space="preserve"> </w:t>
-      </w:r>
-      <w:r>
-        <w:t xml:space="preserve">(Strydom, Karapunar, et al., 2026)</w:t>
-      </w:r>
-    </w:p>
-    <w:bookmarkEnd w:id="18"/>
-    <w:bookmarkStart w:id="19" w:name="conclusion"/>
-    <w:p>
-      <w:pPr>
-        <w:pStyle w:val="Heading1"/>
-      </w:pPr>
-      <w:r>
-        <w:t xml:space="preserve">6. Conclusion</w:t>
-      </w:r>
-    </w:p>
-    <w:bookmarkEnd w:id="19"/>
-    <w:bookmarkStart w:id="45" w:name="references"/>
-    <w:p>
-      <w:pPr>
-        <w:pStyle w:val="Heading1"/>
-      </w:pPr>
-      <w:r>
-        <w:t xml:space="preserve">References</w:t>
-      </w:r>
-    </w:p>
-    <w:bookmarkStart w:id="44" w:name="refs"/>
-    <w:bookmarkStart w:id="21" w:name="ref-bezansonJuliaFreshApproach2017"/>
-    <w:p>
-      <w:pPr>
-        <w:pStyle w:val="Bibliography"/>
-      </w:pPr>
-      <w:r>
-        <w:t xml:space="preserve">Bezanson, J., Edelman, A., Karpinski, S., &amp; Shah, V. (2017). Julia:</w:t>
-      </w:r>
-      <w:r>
-        <w:t xml:space="preserve"> </w:t>
-      </w:r>
-      <w:r>
-        <w:t xml:space="preserve">A Fresh Approach</w:t>
-      </w:r>
-      <w:r>
-        <w:t xml:space="preserve"> </w:t>
-      </w:r>
-      <w:r>
-        <w:t xml:space="preserve">to</w:t>
-      </w:r>
-      <w:r>
-        <w:t xml:space="preserve"> </w:t>
-      </w:r>
-      <w:r>
-        <w:t xml:space="preserve">Numerical Computing</w:t>
-      </w:r>
-      <w:r>
-        <w:t xml:space="preserve">.</w:t>
-      </w:r>
-      <w:r>
-        <w:t xml:space="preserve"> </w:t>
-      </w:r>
-      <w:r>
-        <w:rPr>
-          <w:i/>
-          <w:iCs/>
-        </w:rPr>
         <w:t xml:space="preserve">SIAM Review</w:t>
       </w:r>
       <w:r>
@@ -777,7 +2128,7 @@
       <w:r>
         <w:t xml:space="preserve"> </w:t>
       </w:r>
-      <w:hyperlink r:id="rId20">
+      <w:hyperlink r:id="rId25">
         <w:r>
           <w:rPr>
             <w:rStyle w:val="Hyperlink"/>
@@ -786,8 +2137,8 @@
         </w:r>
       </w:hyperlink>
     </w:p>
-    <w:bookmarkEnd w:id="21"/>
-    <w:bookmarkStart w:id="23" w:name="ref-broseConsumerResourceBodySize2006"/>
+    <w:bookmarkEnd w:id="26"/>
+    <w:bookmarkStart w:id="28" w:name="ref-broseConsumerResourceBodySize2006"/>
     <w:p>
       <w:pPr>
         <w:pStyle w:val="Bibliography"/>
@@ -842,7 +2193,7 @@
       <w:r>
         <w:t xml:space="preserve"> </w:t>
       </w:r>
-      <w:hyperlink r:id="rId22">
+      <w:hyperlink r:id="rId27">
         <w:r>
           <w:rPr>
             <w:rStyle w:val="Hyperlink"/>
@@ -851,8 +2202,8 @@
         </w:r>
       </w:hyperlink>
     </w:p>
-    <w:bookmarkEnd w:id="23"/>
-    <w:bookmarkStart w:id="25" w:name="X146b3e079d29156a751b0b16e1dc13291aa3399"/>
+    <w:bookmarkEnd w:id="28"/>
+    <w:bookmarkStart w:id="30" w:name="X146b3e079d29156a751b0b16e1dc13291aa3399"/>
     <w:p>
       <w:pPr>
         <w:pStyle w:val="Bibliography"/>
@@ -901,7 +2252,7 @@
       <w:r>
         <w:t xml:space="preserve"> </w:t>
       </w:r>
-      <w:hyperlink r:id="rId24">
+      <w:hyperlink r:id="rId29">
         <w:r>
           <w:rPr>
             <w:rStyle w:val="Hyperlink"/>
@@ -910,8 +2261,8 @@
         </w:r>
       </w:hyperlink>
     </w:p>
-    <w:bookmarkEnd w:id="25"/>
-    <w:bookmarkStart w:id="27" w:name="ref-delmasSimulationsBiomassDynamics2017"/>
+    <w:bookmarkEnd w:id="30"/>
+    <w:bookmarkStart w:id="32" w:name="ref-delmasSimulationsBiomassDynamics2017"/>
     <w:p>
       <w:pPr>
         <w:pStyle w:val="Bibliography"/>
@@ -948,7 +2299,7 @@
       <w:r>
         <w:t xml:space="preserve"> </w:t>
       </w:r>
-      <w:hyperlink r:id="rId26">
+      <w:hyperlink r:id="rId31">
         <w:r>
           <w:rPr>
             <w:rStyle w:val="Hyperlink"/>
@@ -957,8 +2308,8 @@
         </w:r>
       </w:hyperlink>
     </w:p>
-    <w:bookmarkEnd w:id="27"/>
-    <w:bookmarkStart w:id="29" w:name="ref-jonssonReliabilityR50Measure2015"/>
+    <w:bookmarkEnd w:id="32"/>
+    <w:bookmarkStart w:id="34" w:name="ref-jonssonReliabilityR50Measure2015"/>
     <w:p>
       <w:pPr>
         <w:pStyle w:val="Bibliography"/>
@@ -1007,7 +2358,7 @@
       <w:r>
         <w:t xml:space="preserve"> </w:t>
       </w:r>
-      <w:hyperlink r:id="rId28">
+      <w:hyperlink r:id="rId33">
         <w:r>
           <w:rPr>
             <w:rStyle w:val="Hyperlink"/>
@@ -1016,8 +2367,8 @@
         </w:r>
       </w:hyperlink>
     </w:p>
-    <w:bookmarkEnd w:id="29"/>
-    <w:bookmarkStart w:id="31" w:name="ref-karapunarNoGlobalCollapse2026"/>
+    <w:bookmarkEnd w:id="34"/>
+    <w:bookmarkStart w:id="36" w:name="ref-karapunarNoGlobalCollapse2026"/>
     <w:p>
       <w:pPr>
         <w:pStyle w:val="Bibliography"/>
@@ -1055,7 +2406,7 @@
       <w:r>
         <w:t xml:space="preserve"> </w:t>
       </w:r>
-      <w:hyperlink r:id="rId30">
+      <w:hyperlink r:id="rId35">
         <w:r>
           <w:rPr>
             <w:rStyle w:val="Hyperlink"/>
@@ -1070,8 +2421,8 @@
         <w:t xml:space="preserve">(Pre-published)</w:t>
       </w:r>
     </w:p>
-    <w:bookmarkEnd w:id="31"/>
-    <w:bookmarkStart w:id="33" w:name="Xf8c7976e50e0e9dabef8a2b9856e58ecaca4342"/>
+    <w:bookmarkEnd w:id="36"/>
+    <w:bookmarkStart w:id="38" w:name="Xf8c7976e50e0e9dabef8a2b9856e58ecaca4342"/>
     <w:p>
       <w:pPr>
         <w:pStyle w:val="Bibliography"/>
@@ -1129,7 +2480,7 @@
       <w:r>
         <w:t xml:space="preserve"> </w:t>
       </w:r>
-      <w:hyperlink r:id="rId32">
+      <w:hyperlink r:id="rId37">
         <w:r>
           <w:rPr>
             <w:rStyle w:val="Hyperlink"/>
@@ -1138,8 +2489,8 @@
         </w:r>
       </w:hyperlink>
     </w:p>
-    <w:bookmarkEnd w:id="33"/>
-    <w:bookmarkStart w:id="35" w:name="X0db465d2ec8683a81b001c1b3069bfe5ad58a88"/>
+    <w:bookmarkEnd w:id="38"/>
+    <w:bookmarkStart w:id="40" w:name="X0db465d2ec8683a81b001c1b3069bfe5ad58a88"/>
     <w:p>
       <w:pPr>
         <w:pStyle w:val="Bibliography"/>
@@ -1209,7 +2560,7 @@
       <w:r>
         <w:t xml:space="preserve"> </w:t>
       </w:r>
-      <w:hyperlink r:id="rId34">
+      <w:hyperlink r:id="rId39">
         <w:r>
           <w:rPr>
             <w:rStyle w:val="Hyperlink"/>
@@ -1218,8 +2569,8 @@
         </w:r>
       </w:hyperlink>
     </w:p>
-    <w:bookmarkEnd w:id="35"/>
-    <w:bookmarkStart w:id="37" w:name="X0fb50f1746fa9d2b24f89ed5bfe6ae1a2f58cc2"/>
+    <w:bookmarkEnd w:id="40"/>
+    <w:bookmarkStart w:id="42" w:name="X0fb50f1746fa9d2b24f89ed5bfe6ae1a2f58cc2"/>
     <w:p>
       <w:pPr>
         <w:pStyle w:val="Bibliography"/>
@@ -1243,7 +2594,7 @@
       <w:r>
         <w:t xml:space="preserve"> </w:t>
       </w:r>
-      <w:hyperlink r:id="rId36">
+      <w:hyperlink r:id="rId41">
         <w:r>
           <w:rPr>
             <w:rStyle w:val="Hyperlink"/>
@@ -1258,8 +2609,8 @@
         <w:t xml:space="preserve">(Pre-published)</w:t>
       </w:r>
     </w:p>
-    <w:bookmarkEnd w:id="37"/>
-    <w:bookmarkStart w:id="39" w:name="ref-strydomScalingMetawebsRealised2026"/>
+    <w:bookmarkEnd w:id="42"/>
+    <w:bookmarkStart w:id="44" w:name="ref-strydomScalingMetawebsRealised2026"/>
     <w:p>
       <w:pPr>
         <w:pStyle w:val="Bibliography"/>
@@ -1402,7 +2753,7 @@
       <w:r>
         <w:t xml:space="preserve"> </w:t>
       </w:r>
-      <w:hyperlink r:id="rId38">
+      <w:hyperlink r:id="rId43">
         <w:r>
           <w:rPr>
             <w:rStyle w:val="Hyperlink"/>
@@ -1411,8 +2762,8 @@
         </w:r>
       </w:hyperlink>
     </w:p>
-    <w:bookmarkEnd w:id="39"/>
-    <w:bookmarkStart w:id="41" w:name="ref-strydomAreWeMapping2026"/>
+    <w:bookmarkEnd w:id="44"/>
+    <w:bookmarkStart w:id="46" w:name="ref-strydomAreWeMapping2026"/>
     <w:p>
       <w:pPr>
         <w:pStyle w:val="Bibliography"/>
@@ -1527,7 +2878,7 @@
       <w:r>
         <w:t xml:space="preserve"> </w:t>
       </w:r>
-      <w:hyperlink r:id="rId40">
+      <w:hyperlink r:id="rId45">
         <w:r>
           <w:rPr>
             <w:rStyle w:val="Hyperlink"/>
@@ -1536,8 +2887,8 @@
         </w:r>
       </w:hyperlink>
     </w:p>
-    <w:bookmarkEnd w:id="41"/>
-    <w:bookmarkStart w:id="43" w:name="ref-Williams2000Simple"/>
+    <w:bookmarkEnd w:id="46"/>
+    <w:bookmarkStart w:id="48" w:name="ref-Williams2000Simple"/>
     <w:p>
       <w:pPr>
         <w:pStyle w:val="Bibliography"/>
@@ -1574,7 +2925,7 @@
       <w:r>
         <w:t xml:space="preserve"> </w:t>
       </w:r>
-      <w:hyperlink r:id="rId42">
+      <w:hyperlink r:id="rId47">
         <w:r>
           <w:rPr>
             <w:rStyle w:val="Hyperlink"/>
@@ -1583,9 +2934,9 @@
         </w:r>
       </w:hyperlink>
     </w:p>
-    <w:bookmarkEnd w:id="43"/>
-    <w:bookmarkEnd w:id="44"/>
-    <w:bookmarkEnd w:id="45"/>
+    <w:bookmarkEnd w:id="48"/>
+    <w:bookmarkEnd w:id="49"/>
+    <w:bookmarkEnd w:id="50"/>
     <w:sectPr>
       <w:footnotePr>
         <w:numRestart w:val="eachSect"/>

--- a/index.docx
+++ b/index.docx
@@ -34,7 +34,7 @@
         <w:t xml:space="preserve">TODO</w:t>
       </w:r>
     </w:p>
-    <w:bookmarkStart w:id="9" w:name="introduction"/>
+    <w:bookmarkStart w:id="20" w:name="introduction"/>
     <w:p>
       <w:pPr>
         <w:pStyle w:val="Heading1"/>
@@ -211,8 +211,8 @@
         <w:t xml:space="preserve">. If realised webs emerge through different ecological filters, do our conclusions about dynamic extinctions depend on which realisation process we assume?</w:t>
       </w:r>
     </w:p>
-    <w:bookmarkEnd w:id="9"/>
-    <w:bookmarkStart w:id="19" w:name="methods"/>
+    <w:bookmarkEnd w:id="20"/>
+    <w:bookmarkStart w:id="30" w:name="methods"/>
     <w:p>
       <w:pPr>
         <w:pStyle w:val="Heading1"/>
@@ -221,7 +221,7 @@
         <w:t xml:space="preserve">2. Methods</w:t>
       </w:r>
     </w:p>
-    <w:bookmarkStart w:id="10" w:name="data"/>
+    <w:bookmarkStart w:id="21" w:name="data"/>
     <w:p>
       <w:pPr>
         <w:pStyle w:val="Heading2"/>
@@ -268,8 +268,8 @@
         <w:t xml:space="preserve">of the network (again to better represent a realised network).</w:t>
       </w:r>
     </w:p>
-    <w:bookmarkEnd w:id="10"/>
-    <w:bookmarkStart w:id="11" w:name="network-construction"/>
+    <w:bookmarkEnd w:id="21"/>
+    <w:bookmarkStart w:id="22" w:name="network-construction"/>
     <w:p>
       <w:pPr>
         <w:pStyle w:val="Heading2"/>
@@ -326,8 +326,8 @@
         <w:t xml:space="preserve">.</w:t>
       </w:r>
     </w:p>
-    <w:bookmarkEnd w:id="11"/>
-    <w:bookmarkStart w:id="16" w:name="downsampling-approaches"/>
+    <w:bookmarkEnd w:id="22"/>
+    <w:bookmarkStart w:id="27" w:name="downsampling-approaches"/>
     <w:p>
       <w:pPr>
         <w:pStyle w:val="Heading2"/>
@@ -360,7 +360,7 @@
         <w:t xml:space="preserve">rather than observation. Starting from a metaweb containing all potential trophic interactions, each downsampling approach represents an alternative ecological hypothesis describing how local ecological processes filter these potential interactions into the subset that is realised within a particular community. The different approaches therefore differ not only in their implementation, but also in the ecological assumptions they embed about how realised food webs emerge from a common regional interaction pool.</w:t>
       </w:r>
     </w:p>
-    <w:bookmarkStart w:id="12" w:name="niche"/>
+    <w:bookmarkStart w:id="23" w:name="niche"/>
     <w:p>
       <w:pPr>
         <w:pStyle w:val="Heading3"/>
@@ -528,9 +528,6 @@
             <m:t>U</m:t>
           </m:r>
           <m:r>
-            <m:rPr>
-              <m:sty m:val="p"/>
-            </m:rPr>
             <m:t>Σ</m:t>
           </m:r>
           <m:sSup>
@@ -597,9 +594,6 @@
       </w:r>
       <m:oMath>
         <m:r>
-          <m:rPr>
-            <m:sty m:val="p"/>
-          </m:rPr>
           <m:t>Σ</m:t>
         </m:r>
       </m:oMath>
@@ -637,7 +631,7 @@
           <m:e>
             <m:r>
               <m:rPr>
-                <m:sty m:val="bi"/>
+                <m:sty m:val="b"/>
               </m:rPr>
               <m:t>u</m:t>
             </m:r>
@@ -663,7 +657,7 @@
           <m:e>
             <m:r>
               <m:rPr>
-                <m:sty m:val="bi"/>
+                <m:sty m:val="b"/>
               </m:rPr>
               <m:t>v</m:t>
             </m:r>
@@ -1182,30 +1176,28 @@
                 </m:rPr>
                 <m:t>d</m:t>
               </m:r>
-              <m:r>
-                <m:rPr>
-                  <m:sty m:val="p"/>
-                </m:rPr>
-                <m:t>(</m:t>
-              </m:r>
-              <m:sSub>
+              <m:d>
+                <m:dPr>
+                  <m:begChr m:val="("/>
+                  <m:sepChr m:val=""/>
+                  <m:endChr m:val=")"/>
+                  <m:grow/>
+                </m:dPr>
                 <m:e>
-                  <m:r>
-                    <m:t>x</m:t>
-                  </m:r>
+                  <m:sSub>
+                    <m:e>
+                      <m:r>
+                        <m:t>x</m:t>
+                      </m:r>
+                    </m:e>
+                    <m:sub>
+                      <m:r>
+                        <m:t>j</m:t>
+                      </m:r>
+                    </m:sub>
+                  </m:sSub>
                 </m:e>
-                <m:sub>
-                  <m:r>
-                    <m:t>j</m:t>
-                  </m:r>
-                </m:sub>
-              </m:sSub>
-              <m:r>
-                <m:rPr>
-                  <m:sty m:val="p"/>
-                </m:rPr>
-                <m:t>)</m:t>
-              </m:r>
+              </m:d>
               <m:r>
                 <m:rPr>
                   <m:sty m:val="p"/>
@@ -1246,7 +1238,7 @@
           <m:jc m:val="center"/>
         </m:oMathParaPr>
         <m:oMath>
-          <m:sSubSup>
+          <m:sSub>
             <m:e>
               <m:r>
                 <m:t>σ</m:t>
@@ -1257,15 +1249,13 @@
                 <m:t>i</m:t>
               </m:r>
             </m:sub>
-            <m:sup>
-              <m:r>
-                <m:rPr>
-                  <m:sty m:val="p"/>
-                </m:rPr>
-                <m:t>′</m:t>
-              </m:r>
-            </m:sup>
-          </m:sSubSup>
+          </m:sSub>
+          <m:r>
+            <m:rPr>
+              <m:sty m:val="p"/>
+            </m:rPr>
+            <m:t>′</m:t>
+          </m:r>
           <m:r>
             <m:rPr>
               <m:sty m:val="p"/>
@@ -1451,7 +1441,7 @@
                           </m:sSub>
                         </m:num>
                         <m:den>
-                          <m:sSubSup>
+                          <m:sSub>
                             <m:e>
                               <m:r>
                                 <m:t>σ</m:t>
@@ -1462,15 +1452,13 @@
                                 <m:t>i</m:t>
                               </m:r>
                             </m:sub>
-                            <m:sup>
-                              <m:r>
-                                <m:rPr>
-                                  <m:sty m:val="p"/>
-                                </m:rPr>
-                                <m:t>′</m:t>
-                              </m:r>
-                            </m:sup>
-                          </m:sSubSup>
+                          </m:sSub>
+                          <m:r>
+                            <m:rPr>
+                              <m:sty m:val="p"/>
+                            </m:rPr>
+                            <m:t>′</m:t>
+                          </m:r>
                         </m:den>
                       </m:f>
                     </m:e>
@@ -1501,8 +1489,8 @@
         <w:t xml:space="preserve">Interactions closest to the consumer’s niche centre are therefore most likely to be realised (retained), whereas interactions towards the margins of the niche are preferentially removed. Ecologically, this assumes that local communities realise the central portion of a consumer’s potential trophic niche, with peripheral or opportunistic interactions occurring less consistently.</w:t>
       </w:r>
     </w:p>
-    <w:bookmarkEnd w:id="12"/>
-    <w:bookmarkStart w:id="13" w:name="power-law"/>
+    <w:bookmarkEnd w:id="23"/>
+    <w:bookmarkStart w:id="24" w:name="power-law"/>
     <w:p>
       <w:pPr>
         <w:pStyle w:val="Heading3"/>
@@ -1687,30 +1675,28 @@
               </m:r>
             </m:e>
             <m:sup>
-              <m:r>
-                <m:rPr>
-                  <m:sty m:val="p"/>
-                </m:rPr>
-                <m:t>(</m:t>
-              </m:r>
-              <m:r>
-                <m:t>y</m:t>
-              </m:r>
-              <m:r>
-                <m:rPr>
-                  <m:sty m:val="p"/>
-                </m:rPr>
-                <m:t>−</m:t>
-              </m:r>
-              <m:r>
-                <m:t>1</m:t>
-              </m:r>
-              <m:r>
-                <m:rPr>
-                  <m:sty m:val="p"/>
-                </m:rPr>
-                <m:t>)</m:t>
-              </m:r>
+              <m:d>
+                <m:dPr>
+                  <m:begChr m:val="("/>
+                  <m:sepChr m:val=""/>
+                  <m:endChr m:val=")"/>
+                  <m:grow/>
+                </m:dPr>
+                <m:e>
+                  <m:r>
+                    <m:t>y</m:t>
+                  </m:r>
+                  <m:r>
+                    <m:rPr>
+                      <m:sty m:val="p"/>
+                    </m:rPr>
+                    <m:t>−</m:t>
+                  </m:r>
+                  <m:r>
+                    <m:t>1</m:t>
+                  </m:r>
+                </m:e>
+              </m:d>
               <m:r>
                 <m:rPr>
                   <m:sty m:val="p"/>
@@ -1840,8 +1826,8 @@
         <w:t xml:space="preserve">Ecologically, this represents the hypothesis that generalist consumers realise a larger fraction of their potential trophic niche than specialist consumers, irrespective of the identity of individual resources.</w:t>
       </w:r>
     </w:p>
-    <w:bookmarkEnd w:id="13"/>
-    <w:bookmarkStart w:id="14" w:name="degree-product"/>
+    <w:bookmarkEnd w:id="24"/>
+    <w:bookmarkStart w:id="25" w:name="degree-product"/>
     <w:p>
       <w:pPr>
         <w:pStyle w:val="Heading3"/>
@@ -2110,21 +2096,19 @@
                 </m:rPr>
                 <m:t>max</m:t>
               </m:r>
-              <m:r>
-                <m:rPr>
-                  <m:sty m:val="p"/>
-                </m:rPr>
-                <m:t>(</m:t>
-              </m:r>
-              <m:r>
-                <m:t>w</m:t>
-              </m:r>
-              <m:r>
-                <m:rPr>
-                  <m:sty m:val="p"/>
-                </m:rPr>
-                <m:t>)</m:t>
-              </m:r>
+              <m:d>
+                <m:dPr>
+                  <m:begChr m:val="("/>
+                  <m:sepChr m:val=""/>
+                  <m:endChr m:val=")"/>
+                  <m:grow/>
+                </m:dPr>
+                <m:e>
+                  <m:r>
+                    <m:t>w</m:t>
+                  </m:r>
+                </m:e>
+              </m:d>
             </m:den>
           </m:f>
           <m:r>
@@ -2147,37 +2131,35 @@
         <w:t xml:space="preserve"> </w:t>
       </w:r>
       <m:oMath>
-        <m:r>
-          <m:rPr>
-            <m:sty m:val="p"/>
-          </m:rPr>
-          <m:t>[</m:t>
-        </m:r>
-        <m:r>
-          <m:t>0</m:t>
-        </m:r>
-        <m:r>
-          <m:rPr>
-            <m:sty m:val="p"/>
-          </m:rPr>
-          <m:t>,</m:t>
-        </m:r>
-        <m:r>
-          <m:t>1</m:t>
-        </m:r>
-        <m:r>
-          <m:rPr>
-            <m:sty m:val="p"/>
-          </m:rPr>
-          <m:t>]</m:t>
-        </m:r>
+        <m:d>
+          <m:dPr>
+            <m:begChr m:val="["/>
+            <m:sepChr m:val=""/>
+            <m:endChr m:val="]"/>
+            <m:grow/>
+          </m:dPr>
+          <m:e>
+            <m:r>
+              <m:t>0</m:t>
+            </m:r>
+            <m:r>
+              <m:rPr>
+                <m:sty m:val="p"/>
+              </m:rPr>
+              <m:t>,</m:t>
+            </m:r>
+            <m:r>
+              <m:t>1</m:t>
+            </m:r>
+          </m:e>
+        </m:d>
       </m:oMath>
       <w:r>
         <w:t xml:space="preserve">. Under iterative downsampling, degrees are recalculated following each interaction removal, allowing probabilities to evolve as the realised network changes. Ecologically, this assumes that highly connected species possess many potential interactions that are not simultaneously realised within any local community, whereas interactions involving more specialised or weakly connected species are more likely to represent essential realised links.</w:t>
       </w:r>
     </w:p>
-    <w:bookmarkEnd w:id="14"/>
-    <w:bookmarkStart w:id="15" w:name="random"/>
+    <w:bookmarkEnd w:id="25"/>
+    <w:bookmarkStart w:id="26" w:name="random"/>
     <w:p>
       <w:pPr>
         <w:pStyle w:val="Heading3"/>
@@ -2258,9 +2240,9 @@
         <w:t xml:space="preserve">is constant for all existing interactions. Interactions are removed uniformly at random until the target connectance is reached, subject to the constraint that species cannot become isolated. This assumes that no ecological process preferentially favours the realisation of one potential interaction over another, such that realised food webs constitute an unbiased subset of the regional metaweb that is ultimately only constrained by the number of links.</w:t>
       </w:r>
     </w:p>
-    <w:bookmarkEnd w:id="15"/>
-    <w:bookmarkEnd w:id="16"/>
-    <w:bookmarkStart w:id="17" w:name="simulations"/>
+    <w:bookmarkEnd w:id="26"/>
+    <w:bookmarkEnd w:id="27"/>
+    <w:bookmarkStart w:id="28" w:name="simulations"/>
     <w:p>
       <w:pPr>
         <w:pStyle w:val="Heading2"/>
@@ -2414,8 +2396,8 @@
         <w:t xml:space="preserve">), estimated by linear interpolation between extinction events.</w:t>
       </w:r>
     </w:p>
-    <w:bookmarkEnd w:id="17"/>
-    <w:bookmarkStart w:id="18" w:name="software"/>
+    <w:bookmarkEnd w:id="28"/>
+    <w:bookmarkStart w:id="29" w:name="software"/>
     <w:p>
       <w:pPr>
         <w:pStyle w:val="Heading2"/>
@@ -2510,9 +2492,9 @@
         <w:t xml:space="preserve">Keep the narrative extinction centric for now but remember we also have the topology of each network before the various extinction simulations begin</w:t>
       </w:r>
     </w:p>
-    <w:bookmarkEnd w:id="18"/>
-    <w:bookmarkEnd w:id="19"/>
-    <w:bookmarkStart w:id="24" w:name="X3c581d960fc25a54dbdc8cfff3f6b3d201997b2"/>
+    <w:bookmarkEnd w:id="29"/>
+    <w:bookmarkEnd w:id="30"/>
+    <w:bookmarkStart w:id="35" w:name="X3c581d960fc25a54dbdc8cfff3f6b3d201997b2"/>
     <w:p>
       <w:pPr>
         <w:pStyle w:val="Heading1"/>
@@ -2661,7 +2643,7 @@
       <w:tr>
         <w:tc>
           <w:tcPr/>
-          <w:bookmarkStart w:id="23" w:name="fig-downsample"/>
+          <w:bookmarkStart w:id="34" w:name="fig-downsample"/>
           <w:p>
             <w:pPr>
               <w:pStyle w:val="Compact"/>
@@ -2672,18 +2654,18 @@
                 <wp:inline>
                   <wp:extent cx="5334000" cy="5334000"/>
                   <wp:effectExtent b="0" l="0" r="0" t="0"/>
-                  <wp:docPr descr="" title="" id="21" name="Picture"/>
+                  <wp:docPr descr="" title="" id="32" name="Picture"/>
                   <a:graphic>
                     <a:graphicData uri="http://schemas.openxmlformats.org/drawingml/2006/picture">
                       <pic:pic>
                         <pic:nvPicPr>
-                          <pic:cNvPr descr="figures/downsamplingEffect.png" id="22" name="Picture"/>
+                          <pic:cNvPr descr="figures/downsamplingEffect.png" id="33" name="Picture"/>
                           <pic:cNvPicPr>
                             <a:picLocks noChangeArrowheads="1" noChangeAspect="1"/>
                           </pic:cNvPicPr>
                         </pic:nvPicPr>
                         <pic:blipFill>
-                          <a:blip r:embed="rId20"/>
+                          <a:blip r:embed="rId31"/>
                           <a:stretch>
                             <a:fillRect/>
                           </a:stretch>
@@ -2739,7 +2721,7 @@
               <w:t xml:space="preserve">(A) Redundancy analysis (RDA) ordination showing differences in network topology among downsampling approaches across the connectance gradient after accounting for community-level variation. (B) Estimated slopes (±95% confidence intervals) describing the relationship between the primary RDA axis and connectance change for each downsampling approach; letters denote post-hoc groupings from estimated marginal trend comparisons. (C) Principal component trajectories illustrating structural change between network creation and burn-in for each downsampling approach. (D) Mean Euclidean displacement through PCA space during burn-in (±95% confidence intervals); letters indicate pairwise differences among network types from estimated marginal means. Networks sharing the same letter are not significantly different.</w:t>
             </w:r>
           </w:p>
-          <w:bookmarkEnd w:id="23"/>
+          <w:bookmarkEnd w:id="34"/>
         </w:tc>
       </w:tr>
     </w:tbl>
@@ -2978,8 +2960,8 @@
         <w:t xml:space="preserve">(Strydom, Karapunar, et al., 2026)</w:t>
       </w:r>
     </w:p>
-    <w:bookmarkEnd w:id="24"/>
-    <w:bookmarkStart w:id="29" w:name="X21b5c175c484a79e9a2bfb142eef60b64b79ffb"/>
+    <w:bookmarkEnd w:id="35"/>
+    <w:bookmarkStart w:id="40" w:name="X21b5c175c484a79e9a2bfb142eef60b64b79ffb"/>
     <w:p>
       <w:pPr>
         <w:pStyle w:val="Heading1"/>
@@ -2997,9 +2979,6 @@
       </w:r>
       <m:oMath>
         <m:r>
-          <m:rPr>
-            <m:sty m:val="p"/>
-          </m:rPr>
           <m:t>Δ</m:t>
         </m:r>
         <m:sSub>
@@ -3023,9 +3002,6 @@
       </w:r>
       <m:oMath>
         <m:r>
-          <m:rPr>
-            <m:sty m:val="p"/>
-          </m:rPr>
           <m:t>Δ</m:t>
         </m:r>
         <m:sSub>
@@ -3258,9 +3234,6 @@
       </w:r>
       <m:oMath>
         <m:r>
-          <m:rPr>
-            <m:sty m:val="p"/>
-          </m:rPr>
           <m:t>Δ</m:t>
         </m:r>
         <m:sSub>
@@ -3296,7 +3269,7 @@
       <w:tr>
         <w:tc>
           <w:tcPr/>
-          <w:bookmarkStart w:id="28" w:name="fig-TopoVDynamic"/>
+          <w:bookmarkStart w:id="39" w:name="fig-TopoVDynamic"/>
           <w:p>
             <w:pPr>
               <w:pStyle w:val="Compact"/>
@@ -3307,18 +3280,18 @@
                 <wp:inline>
                   <wp:extent cx="5334000" cy="3368842"/>
                   <wp:effectExtent b="0" l="0" r="0" t="0"/>
-                  <wp:docPr descr="" title="" id="26" name="Picture"/>
+                  <wp:docPr descr="" title="" id="37" name="Picture"/>
                   <a:graphic>
                     <a:graphicData uri="http://schemas.openxmlformats.org/drawingml/2006/picture">
                       <pic:pic>
                         <pic:nvPicPr>
-                          <pic:cNvPr descr="figures/robustnessTopoVDynamic.png" id="27" name="Picture"/>
+                          <pic:cNvPr descr="figures/robustnessTopoVDynamic.png" id="38" name="Picture"/>
                           <pic:cNvPicPr>
                             <a:picLocks noChangeArrowheads="1" noChangeAspect="1"/>
                           </pic:cNvPicPr>
                         </pic:nvPicPr>
                         <pic:blipFill>
-                          <a:blip r:embed="rId25"/>
+                          <a:blip r:embed="rId36"/>
                           <a:stretch>
                             <a:fillRect/>
                           </a:stretch>
@@ -3392,9 +3365,6 @@
             </w:r>
             <m:oMath>
               <m:r>
-                <m:rPr>
-                  <m:sty m:val="p"/>
-                </m:rPr>
                 <m:t>Δ</m:t>
               </m:r>
               <m:sSub>
@@ -3516,7 +3486,7 @@
               <w:t xml:space="preserve">) for each network type. Negative values indicate that dynamic simulations produce lower inferred robustness than topological simulations. Bars show estimated marginal means from linear models accounting for differences among empirical communities; letters indicate significant differences among network types based on Sidak-adjusted pairwise comparisons.</w:t>
             </w:r>
           </w:p>
-          <w:bookmarkEnd w:id="28"/>
+          <w:bookmarkEnd w:id="39"/>
         </w:tc>
       </w:tr>
     </w:tbl>
@@ -3540,8 +3510,8 @@
         <w:t xml:space="preserve">extends well beyond the niche model. While the precise magnitude of the discrepancy between topological and dynamic robustness depends on both network reconstruction and extinction mechanism, the qualitative tendency for topological extinction simulations to infer greater robustness than dynamic simulations was recovered across the vast majority of reconstructed food webs examined here.</w:t>
       </w:r>
     </w:p>
-    <w:bookmarkEnd w:id="29"/>
-    <w:bookmarkStart w:id="38" w:name="Xc8e272c73ad6d078d0b8da4135f7ccd680d80a5"/>
+    <w:bookmarkEnd w:id="40"/>
+    <w:bookmarkStart w:id="49" w:name="Xc8e272c73ad6d078d0b8da4135f7ccd680d80a5"/>
     <w:p>
       <w:pPr>
         <w:pStyle w:val="Heading1"/>
@@ -3581,9 +3551,6 @@
         <m:sSub>
           <m:e>
             <m:r>
-              <m:rPr>
-                <m:sty m:val="p"/>
-              </m:rPr>
               <m:t>Δ</m:t>
             </m:r>
           </m:e>
@@ -3655,7 +3622,7 @@
       <w:tr>
         <w:tc>
           <w:tcPr/>
-          <w:bookmarkStart w:id="33" w:name="fig-robDownsample"/>
+          <w:bookmarkStart w:id="44" w:name="fig-robDownsample"/>
           <w:p>
             <w:pPr>
               <w:pStyle w:val="Compact"/>
@@ -3666,18 +3633,18 @@
                 <wp:inline>
                   <wp:extent cx="5334000" cy="3088105"/>
                   <wp:effectExtent b="0" l="0" r="0" t="0"/>
-                  <wp:docPr descr="" title="" id="31" name="Picture"/>
+                  <wp:docPr descr="" title="" id="42" name="Picture"/>
                   <a:graphic>
                     <a:graphicData uri="http://schemas.openxmlformats.org/drawingml/2006/picture">
                       <pic:pic>
                         <pic:nvPicPr>
-                          <pic:cNvPr descr="figures/robustnessDownsampling.png" id="32" name="Picture"/>
+                          <pic:cNvPr descr="figures/robustnessDownsampling.png" id="43" name="Picture"/>
                           <pic:cNvPicPr>
                             <a:picLocks noChangeArrowheads="1" noChangeAspect="1"/>
                           </pic:cNvPicPr>
                         </pic:nvPicPr>
                         <pic:blipFill>
-                          <a:blip r:embed="rId30"/>
+                          <a:blip r:embed="rId41"/>
                           <a:stretch>
                             <a:fillRect/>
                           </a:stretch>
@@ -3717,7 +3684,7 @@
               <w:t xml:space="preserve">Figure 3: TODO.</w:t>
             </w:r>
           </w:p>
-          <w:bookmarkEnd w:id="33"/>
+          <w:bookmarkEnd w:id="44"/>
         </w:tc>
       </w:tr>
     </w:tbl>
@@ -3766,9 +3733,6 @@
         <m:sSub>
           <m:e>
             <m:r>
-              <m:rPr>
-                <m:sty m:val="p"/>
-              </m:rPr>
               <m:t>Δ</m:t>
             </m:r>
           </m:e>
@@ -3992,18 +3956,24 @@
         <w:pStyle w:val="BodyText"/>
       </w:pPr>
       <w:r>
-        <w:t xml:space="preserve">High level about the methods where we do contrasts to determine if the robustness are different between network types, wo do this for each community as well as each time step and extinction mechanism combination (creation - topological, realised - topological, and realised - dynamic).</w:t>
-      </w:r>
-    </w:p>
-    <w:p>
-      <w:pPr>
-        <w:pStyle w:val="BodyText"/>
-      </w:pPr>
-      <w:r>
-        <w:t xml:space="preserve">Looking at these contrasts in aggregate (left column in</w:t>
-      </w:r>
-      <w:r>
-        <w:t xml:space="preserve"> </w:t>
+        <w:t xml:space="preserve">To evaluate how interaction filtering influences dynamic behavior, we calculated pairwise contrasts of inferred robustness (</w:t>
+      </w:r>
+      <m:oMath>
+        <m:sSub>
+          <m:e>
+            <m:r>
+              <m:t>R</m:t>
+            </m:r>
+          </m:e>
+          <m:sub>
+            <m:r>
+              <m:t>50</m:t>
+            </m:r>
+          </m:sub>
+        </m:sSub>
+      </m:oMath>
+      <w:r>
+        <w:t xml:space="preserve">) across all combinations of community, extinction mechanism, and network type. In aggregate, topological extinctions (evaluated both at network creation and after dynamic burn-in (realisation)) yielded consistent robustness estimates across all empirically derived networks (</w:t>
       </w:r>
       <w:hyperlink w:anchor="fig-robDynamic">
         <w:r>
@@ -4014,7 +3984,7 @@
         </w:r>
       </w:hyperlink>
       <w:r>
-        <w:t xml:space="preserve">) we can see that for both topological extinctions at creation and after burn-in (realisation) the empirically derived networks tend to give similar robustness estimates - this is also supported by the clustering analyses that show a distinct empirically-derived networks cluster, whereas the two synthetic networks form their own cluster (right column in</w:t>
+        <w:t xml:space="preserve">, left column). This structural cohesion was further reflected in hierarchical clustering, where empirically derived networks consistently formed a distinct cluster separate from the two synthetic benchmark networks (niche model and ATN;</w:t>
       </w:r>
       <w:r>
         <w:t xml:space="preserve"> </w:t>
@@ -4028,21 +3998,7 @@
         </w:r>
       </w:hyperlink>
       <w:r>
-        <w:t xml:space="preserve">). However for the dynamic extinctions we see a distinct reshuffling in the relationship between networks (bottom row in</w:t>
-      </w:r>
-      <w:r>
-        <w:t xml:space="preserve"> </w:t>
-      </w:r>
-      <w:hyperlink w:anchor="fig-robDynamic">
-        <w:r>
-          <w:rPr>
-            <w:rStyle w:val="Hyperlink"/>
-          </w:rPr>
-          <w:t xml:space="preserve">Figure 4</w:t>
-        </w:r>
-      </w:hyperlink>
-      <w:r>
-        <w:t xml:space="preserve">). Most notably we find that the downsampled niche networks give robustness estimates that are similar to those of the niche model, whereas the other empirically derived networks still give similar robustness estimates. Additionally we see that the ATN robustness estimates become more similar to the empirically derived networks.</w:t>
+        <w:t xml:space="preserve">, right column).</w:t>
       </w:r>
     </w:p>
     <w:tbl>
@@ -4058,7 +4014,7 @@
       <w:tr>
         <w:tc>
           <w:tcPr/>
-          <w:bookmarkStart w:id="37" w:name="fig-robDynamic"/>
+          <w:bookmarkStart w:id="48" w:name="fig-robDynamic"/>
           <w:p>
             <w:pPr>
               <w:pStyle w:val="Compact"/>
@@ -4069,18 +4025,18 @@
                 <wp:inline>
                   <wp:extent cx="5334000" cy="6400800"/>
                   <wp:effectExtent b="0" l="0" r="0" t="0"/>
-                  <wp:docPr descr="" title="" id="35" name="Picture"/>
+                  <wp:docPr descr="" title="" id="46" name="Picture"/>
                   <a:graphic>
                     <a:graphicData uri="http://schemas.openxmlformats.org/drawingml/2006/picture">
                       <pic:pic>
                         <pic:nvPicPr>
-                          <pic:cNvPr descr="figures/robustnessHighLevel.png" id="36" name="Picture"/>
+                          <pic:cNvPr descr="figures/robustnessHighLevel.png" id="47" name="Picture"/>
                           <pic:cNvPicPr>
                             <a:picLocks noChangeArrowheads="1" noChangeAspect="1"/>
                           </pic:cNvPicPr>
                         </pic:nvPicPr>
                         <pic:blipFill>
-                          <a:blip r:embed="rId34"/>
+                          <a:blip r:embed="rId45"/>
                           <a:stretch>
                             <a:fillRect/>
                           </a:stretch>
@@ -4120,7 +4076,7 @@
               <w:t xml:space="preserve">Figure 4: TODO</w:t>
             </w:r>
           </w:p>
-          <w:bookmarkEnd w:id="37"/>
+          <w:bookmarkEnd w:id="48"/>
         </w:tc>
       </w:tr>
     </w:tbl>
@@ -4129,22 +4085,26 @@
         <w:pStyle w:val="BodyText"/>
       </w:pPr>
       <w:r>
-        <w:t xml:space="preserve">When looking at the topological extinctions it is clear that empirically derived networks will</w:t>
-      </w:r>
-      <w:r>
-        <w:t xml:space="preserve"> </w:t>
-      </w:r>
-      <w:r>
-        <w:t xml:space="preserve">‘behave’</w:t>
-      </w:r>
-      <w:r>
-        <w:t xml:space="preserve"> </w:t>
-      </w:r>
-      <w:r>
-        <w:t xml:space="preserve">differently to the realised networks - this is unsurprising given that these networks are structurally different to the realised webs (Panel B,</w:t>
-      </w:r>
-      <w:r>
-        <w:t xml:space="preserve"> </w:t>
+        <w:t xml:space="preserve">However, under dynamic extinction simulations, this grouping broke down. Introducing dynamic biomass interactions caused a distinct reshuffling in the relative relationships among network types (</w:t>
+      </w:r>
+      <w:hyperlink w:anchor="fig-robDynamic">
+        <w:r>
+          <w:rPr>
+            <w:rStyle w:val="Hyperlink"/>
+          </w:rPr>
+          <w:t xml:space="preserve">Figure 4</w:t>
+        </w:r>
+      </w:hyperlink>
+      <w:r>
+        <w:t xml:space="preserve">, bottom row). Most notably, the downsampled niche networks yielded robustness estimates that converged with those of the synthetic niche model, whereas the remaining empirically derived networks maintained their mutual similarity. Additionally, the ATN model shifted to become more similar in robustness to the empirical cluster.</w:t>
+      </w:r>
+    </w:p>
+    <w:p>
+      <w:pPr>
+        <w:pStyle w:val="BodyText"/>
+      </w:pPr>
+      <w:r>
+        <w:t xml:space="preserve">When examining topological extinctions, it is clear why empirically derived networks behave similarly to one another - they share a common baseline architecture inherited from the regional metaweb (</w:t>
       </w:r>
       <w:hyperlink w:anchor="fig-downsample">
         <w:r>
@@ -4155,50 +4115,26 @@
         </w:r>
       </w:hyperlink>
       <w:r>
-        <w:t xml:space="preserve">) and the way in which topological extinctions are simulated means that the structure of the network will have direct impacts on the rate of cascading extinctions. For dynamic extinctions we see that it is clearly not only the structure of the</w:t>
-      </w:r>
-      <w:r>
-        <w:t xml:space="preserve"> </w:t>
-      </w:r>
-      <w:r>
-        <w:t xml:space="preserve">‘original’</w:t>
-      </w:r>
-      <w:r>
-        <w:t xml:space="preserve"> </w:t>
-      </w:r>
-      <w:r>
-        <w:t xml:space="preserve">network that determines it behaviour but rather there is a suggestion of some form of philosophical alignment that results in higher order differences in behaviour - as is evident in the the convergence of behaviour of the synthetic and empirically derived niche models. One would assume it is related to the body mass allocation for the networks. In the BEFW the body mass of a species determines other properties such as metabolic or consumption rate. For these simulations we used the internal body mass allocation function (brief description of how that works) which is determined by the trophic level of each species. Thus it is likely that the similarities in behaviour of two niche models is because their species have similar trophic organisation and thus similarly assigned body masses that determine how the species</w:t>
-      </w:r>
-      <w:r>
-        <w:t xml:space="preserve"> </w:t>
-      </w:r>
-      <w:r>
-        <w:t xml:space="preserve">‘behave’</w:t>
-      </w:r>
-      <w:r>
-        <w:t xml:space="preserve"> </w:t>
-      </w:r>
-      <w:r>
-        <w:t xml:space="preserve">over time - and thus the overall longevity of the network</w:t>
-      </w:r>
-      <w:r>
-        <w:t xml:space="preserve"> </w:t>
-      </w:r>
-      <w:r>
-        <w:t xml:space="preserve">(Delmas et al., 2020)</w:t>
-      </w:r>
-      <w:r>
-        <w:t xml:space="preserve">.</w:t>
-      </w:r>
-    </w:p>
-    <w:bookmarkEnd w:id="38"/>
-    <w:bookmarkStart w:id="39" w:name="conclusion"/>
+        <w:t xml:space="preserve">, panel B), and topological cascades depend strictly on network topology. For dynamic extinctions, however, network behaviour is not determined solely by initial structure. Instead, higher-order differences emerge from how functional parameterisation interacts with network topology. In the bio-energetic food web (BEFW) framework, species body mass dictates key functional parameters, including metabolic and consumption rates</w:t>
+      </w:r>
+      <w:r>
+        <w:t xml:space="preserve"> </w:t>
+      </w:r>
+      <w:r>
+        <w:t xml:space="preserve">(Delmas et al., 2017)</w:t>
+      </w:r>
+      <w:r>
+        <w:t xml:space="preserve">. Because species body masses were assigned based on trophic position, the dynamic convergence of the synthetic niche model and the SVD-downsampled niche network likely reflects their shared trophic organisation. Consequently, dynamic simulations do not merely evaluate network structure; they actively re-enforce the ecological assumptions embedded during network construction.</w:t>
+      </w:r>
+    </w:p>
+    <w:bookmarkEnd w:id="49"/>
+    <w:bookmarkStart w:id="52" w:name="conclusions"/>
     <w:p>
       <w:pPr>
         <w:pStyle w:val="Heading1"/>
       </w:pPr>
       <w:r>
-        <w:t xml:space="preserve">6. Conclusion</w:t>
+        <w:t xml:space="preserve">6. Conclusions</w:t>
       </w:r>
     </w:p>
     <w:p>
@@ -4206,19 +4142,36 @@
         <w:pStyle w:val="FirstParagraph"/>
       </w:pPr>
       <w:r>
-        <w:t xml:space="preserve">Here we present a proof of concept that is twofold. Firstly we present a series of downsampling approaches, all these approaches concretely alter the structure of the network - as well as the resulting inferences about robustness. Importantly for topological (structural) robustness we do not see an appreciable difference in the behaviour of the differently downsampled networks – implying they still retain very similar structure. although it remains to be seen if we apply a larger degree of downsampling if we will see a greater divergence in this behaviour (something about how the most connected network was only 0.20 so still pretty</w:t>
-      </w:r>
-      <w:r>
-        <w:t xml:space="preserve"> </w:t>
-      </w:r>
-      <w:r>
-        <w:t xml:space="preserve">‘sparse’</w:t>
-      </w:r>
-      <w:r>
-        <w:t xml:space="preserve"> </w:t>
-      </w:r>
-      <w:r>
-        <w:t xml:space="preserve">as far as metawebs go).</w:t>
+        <w:t xml:space="preserve">Reconstructing local food webs from regional metawebs requires explicit assumptions about how ecological processes filter potential interactions into realised local networks. By comparing four downsampling approaches across topological and dynamic extinction scenarios, we demonstrate that the mechanism of interaction removal influences both the structural topology of the resulting networks and their inferred robustness to extinction.</w:t>
+      </w:r>
+    </w:p>
+    <w:bookmarkStart w:id="50" w:name="structural-vs.-dynamic-fragility"/>
+    <w:p>
+      <w:pPr>
+        <w:pStyle w:val="Heading2"/>
+      </w:pPr>
+      <w:r>
+        <w:t xml:space="preserve">6.1 Structural vs. dynamic fragility</w:t>
+      </w:r>
+    </w:p>
+    <w:p>
+      <w:pPr>
+        <w:pStyle w:val="FirstParagraph"/>
+      </w:pPr>
+      <w:r>
+        <w:t xml:space="preserve">Our results confirm that the qualitative discrepancy between topological and dynamic robustness identified by</w:t>
+      </w:r>
+      <w:r>
+        <w:t xml:space="preserve"> </w:t>
+      </w:r>
+      <w:r>
+        <w:t xml:space="preserve">Curtsdotter et al. (2011)</w:t>
+      </w:r>
+      <w:r>
+        <w:t xml:space="preserve"> </w:t>
+      </w:r>
+      <w:r>
+        <w:t xml:space="preserve">extends across alternative network reconstructions. Under most extinction scenarios, topological simulations inferred greater robustness than dynamic simulations regardless of downsampling approach. Topological extinctions treat networks as static topological dependency graphs, whereas dynamic extinctions incorporate biomass drawdown, competitive release, and rate-dependent secondary collapses. Consequently, static metrics consistently provide a conservative estimate of community vulnerability.</w:t>
       </w:r>
     </w:p>
     <w:p>
@@ -4226,7 +4179,7 @@
         <w:pStyle w:val="BodyText"/>
       </w:pPr>
       <w:r>
-        <w:t xml:space="preserve">Second is that we are reinforcing that topological extinctions are way more conservative than their dynamic counter-part. And here it is probably worth underscoring how topological is purely reflecting the structure whereas the dynamic extinctions are going to be very dependant on differences in rates/etc i.e. even more driven by node level properties</w:t>
+        <w:t xml:space="preserve">Importantly, while downsampling methods generated distinct initial topologies, their effects on topological robustness were relatively modest—likely because initial metawebs were already relatively sparse (mas Co = 0.20). However, once bio-energetic dynamics were introduced, subtle structural differences translated into substantial variations in dynamic persistence. Dynamic extinctions are strongly driven by node-level properties and metabolic rates rather than link topology alone. Thus, inferred dynamic robustness reflects an interaction between network structure and the physiological constraints imposed upon it.</w:t>
       </w:r>
     </w:p>
     <w:p>
@@ -4234,7 +4187,15 @@
         <w:pStyle w:val="BodyText"/>
       </w:pPr>
       <w:r>
-        <w:t xml:space="preserve">In terms of dynamic extinctions worth pointing out that the ATN also behaves very differently which implies that even these are not always consistent. So again we are back at the question of are we modelling network or model behaviour</w:t>
+        <w:t xml:space="preserve">## Mapping empirical networks or model philosophy?</w:t>
+      </w:r>
+    </w:p>
+    <w:p>
+      <w:pPr>
+        <w:pStyle w:val="BodyText"/>
+      </w:pPr>
+      <w:r>
+        <w:t xml:space="preserve">A central question arising from our findings is whether dynamic simulations evaluate empirical reality or simply mirror the assumptions of the underlying models</w:t>
       </w:r>
       <w:r>
         <w:t xml:space="preserve"> </w:t>
@@ -4243,7 +4204,7 @@
         <w:t xml:space="preserve">(Strydom, Karapunar, et al., 2026)</w:t>
       </w:r>
       <w:r>
-        <w:t xml:space="preserve">. Here I think it is worth trying to pick apart what is it about the BEFW and niche models that they behave in a distinct manner whereas the other models do their own thing so to speak. Is it because the BEFW itself is build on the philosophy of the niche model and thus reinforces it behaviour and so any other network we put into it will end up behaving differently?</w:t>
+        <w:t xml:space="preserve">. The dynamic convergence between SVD-downsampled metawebs and synthetic niche models highlights a fundamental circularity - because frameworks like the BEFW rely heavily on body-mass ratios and trophic positioning to derive interaction rates, networks constructed around niche-ordering assumptions naturally align with these dynamic engines. Conversely, downsampling methods that do not enforce trophic hierarchy (such as degree-product or random link removal) introduce structural configurations that interact differently with allometric scaling rules, leading to divergent dynamic behaviors.</w:t>
       </w:r>
     </w:p>
     <w:p>
@@ -4251,11 +4212,85 @@
         <w:pStyle w:val="BodyText"/>
       </w:pPr>
       <w:r>
-        <w:t xml:space="preserve">Try and close out with some sort of recommendation but we need to be clear here that there is no universal truth and so saying the niche model is the target would be wrong. however we can point to the similarity in behaviours between the two niche models and suggest that if the intention is to try and do dynamic simulations with empirical data the niche downsampling approach might be the better one.</w:t>
-      </w:r>
-    </w:p>
-    <w:bookmarkEnd w:id="39"/>
-    <w:bookmarkStart w:id="69" w:name="references"/>
+        <w:t xml:space="preserve">This distinction is particularly evident when comparing the ATN and empirical downsampled networks. Although the ATN model is widely used as a realistic benchmark, its dynamic behaviour diverged from both the niche model. This underscores that no single synthetic network model can be treated as an absolute benchmark for realised food-web dynamics.</w:t>
+      </w:r>
+    </w:p>
+    <w:bookmarkEnd w:id="50"/>
+    <w:bookmarkStart w:id="51" w:name="implications-for-network-reconstruction"/>
+    <w:p>
+      <w:pPr>
+        <w:pStyle w:val="Heading2"/>
+      </w:pPr>
+      <w:r>
+        <w:t xml:space="preserve">6.2 Implications for network reconstruction</w:t>
+      </w:r>
+    </w:p>
+    <w:p>
+      <w:pPr>
+        <w:pStyle w:val="FirstParagraph"/>
+      </w:pPr>
+      <w:r>
+        <w:t xml:space="preserve">While there is no single correct downsampling approach, our results offer practical considerations for empirically-derived metaweb downsampling:</w:t>
+      </w:r>
+    </w:p>
+    <w:p>
+      <w:pPr>
+        <w:pStyle w:val="Compact"/>
+        <w:numPr>
+          <w:ilvl w:val="0"/>
+          <w:numId w:val="1001"/>
+        </w:numPr>
+      </w:pPr>
+      <w:r>
+        <w:t xml:space="preserve">Alignment with dynamic frameworks: If the objective is to parameterise dynamic biomass simulations using allometric or bio-energetic models, SVD-based niche downsampling provides an internally consistent approach that preserves trophic hierarchy without imposing arbitrary degree distributions.</w:t>
+      </w:r>
+    </w:p>
+    <w:p>
+      <w:pPr>
+        <w:pStyle w:val="Compact"/>
+        <w:numPr>
+          <w:ilvl w:val="0"/>
+          <w:numId w:val="1001"/>
+        </w:numPr>
+      </w:pPr>
+      <w:r>
+        <w:t xml:space="preserve">Caution with unconstrained null models: Random downsampling introduces topological distortions that increase structural displacement during burn-in (</w:t>
+      </w:r>
+      <w:hyperlink w:anchor="fig-downsample">
+        <w:r>
+          <w:rPr>
+            <w:rStyle w:val="Hyperlink"/>
+          </w:rPr>
+          <w:t xml:space="preserve">Figure 1</w:t>
+        </w:r>
+      </w:hyperlink>
+      <w:r>
+        <w:t xml:space="preserve">) and generate unpredictable dynamic responses, making it unsuitable as an ecologically informative filter.</w:t>
+      </w:r>
+    </w:p>
+    <w:p>
+      <w:pPr>
+        <w:pStyle w:val="Compact"/>
+        <w:numPr>
+          <w:ilvl w:val="0"/>
+          <w:numId w:val="1001"/>
+        </w:numPr>
+      </w:pPr>
+      <w:r>
+        <w:t xml:space="preserve">Evaluating static and dynamic stability together: Because topological extinctions represent an upper bound of structural robustness and dynamic extinctions reflect rate-dependent persistence, reporting both provides a clearer picture of network robustness.</w:t>
+      </w:r>
+    </w:p>
+    <w:p>
+      <w:pPr>
+        <w:pStyle w:val="FirstParagraph"/>
+      </w:pPr>
+      <w:r>
+        <w:t xml:space="preserve">Ultimately, downsampling a metaweb is an act of modelling ecological realisation rather than simple network reduction. Acknowledging the assumptions embedded within these downsampling filters is essential for accurately inferring community robustness in both ancient and modern ecosystems.</w:t>
+      </w:r>
+    </w:p>
+    <w:bookmarkEnd w:id="51"/>
+    <w:bookmarkEnd w:id="52"/>
+    <w:bookmarkStart w:id="80" w:name="references"/>
     <w:p>
       <w:pPr>
         <w:pStyle w:val="Heading1"/>
@@ -4264,8 +4299,8 @@
         <w:t xml:space="preserve">References</w:t>
       </w:r>
     </w:p>
-    <w:bookmarkStart w:id="68" w:name="refs"/>
-    <w:bookmarkStart w:id="41" w:name="ref-bezansonJuliaFreshApproach2017"/>
+    <w:bookmarkStart w:id="79" w:name="refs"/>
+    <w:bookmarkStart w:id="54" w:name="ref-bezansonJuliaFreshApproach2017"/>
     <w:p>
       <w:pPr>
         <w:pStyle w:val="Bibliography"/>
@@ -4323,7 +4358,7 @@
       <w:r>
         <w:t xml:space="preserve"> </w:t>
       </w:r>
-      <w:hyperlink r:id="rId40">
+      <w:hyperlink r:id="rId53">
         <w:r>
           <w:rPr>
             <w:rStyle w:val="Hyperlink"/>
@@ -4332,8 +4367,8 @@
         </w:r>
       </w:hyperlink>
     </w:p>
-    <w:bookmarkEnd w:id="41"/>
-    <w:bookmarkStart w:id="43" w:name="ref-broseConsumerResourceBodySize2006"/>
+    <w:bookmarkEnd w:id="54"/>
+    <w:bookmarkStart w:id="56" w:name="ref-broseConsumerResourceBodySize2006"/>
     <w:p>
       <w:pPr>
         <w:pStyle w:val="Bibliography"/>
@@ -4388,7 +4423,7 @@
       <w:r>
         <w:t xml:space="preserve"> </w:t>
       </w:r>
-      <w:hyperlink r:id="rId42">
+      <w:hyperlink r:id="rId55">
         <w:r>
           <w:rPr>
             <w:rStyle w:val="Hyperlink"/>
@@ -4397,8 +4432,8 @@
         </w:r>
       </w:hyperlink>
     </w:p>
-    <w:bookmarkEnd w:id="43"/>
-    <w:bookmarkStart w:id="45" w:name="X146b3e079d29156a751b0b16e1dc13291aa3399"/>
+    <w:bookmarkEnd w:id="56"/>
+    <w:bookmarkStart w:id="58" w:name="X146b3e079d29156a751b0b16e1dc13291aa3399"/>
     <w:p>
       <w:pPr>
         <w:pStyle w:val="Bibliography"/>
@@ -4447,7 +4482,7 @@
       <w:r>
         <w:t xml:space="preserve"> </w:t>
       </w:r>
-      <w:hyperlink r:id="rId44">
+      <w:hyperlink r:id="rId57">
         <w:r>
           <w:rPr>
             <w:rStyle w:val="Hyperlink"/>
@@ -4456,8 +4491,8 @@
         </w:r>
       </w:hyperlink>
     </w:p>
-    <w:bookmarkEnd w:id="45"/>
-    <w:bookmarkStart w:id="47" w:name="ref-delmasSimulationsBiomassDynamics2017"/>
+    <w:bookmarkEnd w:id="58"/>
+    <w:bookmarkStart w:id="60" w:name="ref-delmasSimulationsBiomassDynamics2017"/>
     <w:p>
       <w:pPr>
         <w:pStyle w:val="Bibliography"/>
@@ -4494,7 +4529,7 @@
       <w:r>
         <w:t xml:space="preserve"> </w:t>
       </w:r>
-      <w:hyperlink r:id="rId46">
+      <w:hyperlink r:id="rId59">
         <w:r>
           <w:rPr>
             <w:rStyle w:val="Hyperlink"/>
@@ -4503,48 +4538,8 @@
         </w:r>
       </w:hyperlink>
     </w:p>
-    <w:bookmarkEnd w:id="47"/>
-    <w:bookmarkStart w:id="49" w:name="ref-delmasFoodWebStructure2020"/>
-    <w:p>
-      <w:pPr>
-        <w:pStyle w:val="Bibliography"/>
-      </w:pPr>
-      <w:r>
-        <w:t xml:space="preserve">Delmas, E., Stouffer, D. B., &amp; Poisot, T. (2020, June 12).</w:t>
-      </w:r>
-      <w:r>
-        <w:t xml:space="preserve"> </w:t>
-      </w:r>
-      <w:r>
-        <w:rPr>
-          <w:i/>
-          <w:iCs/>
-        </w:rPr>
-        <w:t xml:space="preserve">Food web structure alters ecological communities top-heaviness with little effect on the biodiversity-functioning relationship</w:t>
-      </w:r>
-      <w:r>
-        <w:t xml:space="preserve">.</w:t>
-      </w:r>
-      <w:r>
-        <w:t xml:space="preserve"> </w:t>
-      </w:r>
-      <w:hyperlink r:id="rId48">
-        <w:r>
-          <w:rPr>
-            <w:rStyle w:val="Hyperlink"/>
-          </w:rPr>
-          <w:t xml:space="preserve">https://doi.org/10.1101/2020.06.10.144949</w:t>
-        </w:r>
-      </w:hyperlink>
-      <w:r>
-        <w:t xml:space="preserve"> </w:t>
-      </w:r>
-      <w:r>
-        <w:t xml:space="preserve">(Pre-published)</w:t>
-      </w:r>
-    </w:p>
-    <w:bookmarkEnd w:id="49"/>
-    <w:bookmarkStart w:id="51" w:name="ref-jonssonReliabilityR50Measure2015"/>
+    <w:bookmarkEnd w:id="60"/>
+    <w:bookmarkStart w:id="62" w:name="ref-jonssonReliabilityR50Measure2015"/>
     <w:p>
       <w:pPr>
         <w:pStyle w:val="Bibliography"/>
@@ -4593,7 +4588,7 @@
       <w:r>
         <w:t xml:space="preserve"> </w:t>
       </w:r>
-      <w:hyperlink r:id="rId50">
+      <w:hyperlink r:id="rId61">
         <w:r>
           <w:rPr>
             <w:rStyle w:val="Hyperlink"/>
@@ -4602,8 +4597,8 @@
         </w:r>
       </w:hyperlink>
     </w:p>
-    <w:bookmarkEnd w:id="51"/>
-    <w:bookmarkStart w:id="53" w:name="ref-karapunarNoGlobalCollapse2026"/>
+    <w:bookmarkEnd w:id="62"/>
+    <w:bookmarkStart w:id="64" w:name="ref-karapunarNoGlobalCollapse2026"/>
     <w:p>
       <w:pPr>
         <w:pStyle w:val="Bibliography"/>
@@ -4641,7 +4636,7 @@
       <w:r>
         <w:t xml:space="preserve"> </w:t>
       </w:r>
-      <w:hyperlink r:id="rId52">
+      <w:hyperlink r:id="rId63">
         <w:r>
           <w:rPr>
             <w:rStyle w:val="Hyperlink"/>
@@ -4656,8 +4651,8 @@
         <w:t xml:space="preserve">(Pre-published)</w:t>
       </w:r>
     </w:p>
-    <w:bookmarkEnd w:id="53"/>
-    <w:bookmarkStart w:id="55" w:name="Xf8c7976e50e0e9dabef8a2b9856e58ecaca4342"/>
+    <w:bookmarkEnd w:id="64"/>
+    <w:bookmarkStart w:id="66" w:name="Xf8c7976e50e0e9dabef8a2b9856e58ecaca4342"/>
     <w:p>
       <w:pPr>
         <w:pStyle w:val="Bibliography"/>
@@ -4715,7 +4710,7 @@
       <w:r>
         <w:t xml:space="preserve"> </w:t>
       </w:r>
-      <w:hyperlink r:id="rId54">
+      <w:hyperlink r:id="rId65">
         <w:r>
           <w:rPr>
             <w:rStyle w:val="Hyperlink"/>
@@ -4724,8 +4719,8 @@
         </w:r>
       </w:hyperlink>
     </w:p>
-    <w:bookmarkEnd w:id="55"/>
-    <w:bookmarkStart w:id="57" w:name="X0db465d2ec8683a81b001c1b3069bfe5ad58a88"/>
+    <w:bookmarkEnd w:id="66"/>
+    <w:bookmarkStart w:id="68" w:name="X0db465d2ec8683a81b001c1b3069bfe5ad58a88"/>
     <w:p>
       <w:pPr>
         <w:pStyle w:val="Bibliography"/>
@@ -4795,7 +4790,7 @@
       <w:r>
         <w:t xml:space="preserve"> </w:t>
       </w:r>
-      <w:hyperlink r:id="rId56">
+      <w:hyperlink r:id="rId67">
         <w:r>
           <w:rPr>
             <w:rStyle w:val="Hyperlink"/>
@@ -4804,8 +4799,8 @@
         </w:r>
       </w:hyperlink>
     </w:p>
-    <w:bookmarkEnd w:id="57"/>
-    <w:bookmarkStart w:id="59" w:name="X0fb50f1746fa9d2b24f89ed5bfe6ae1a2f58cc2"/>
+    <w:bookmarkEnd w:id="68"/>
+    <w:bookmarkStart w:id="70" w:name="X0fb50f1746fa9d2b24f89ed5bfe6ae1a2f58cc2"/>
     <w:p>
       <w:pPr>
         <w:pStyle w:val="Bibliography"/>
@@ -4829,7 +4824,7 @@
       <w:r>
         <w:t xml:space="preserve"> </w:t>
       </w:r>
-      <w:hyperlink r:id="rId58">
+      <w:hyperlink r:id="rId69">
         <w:r>
           <w:rPr>
             <w:rStyle w:val="Hyperlink"/>
@@ -4844,8 +4839,8 @@
         <w:t xml:space="preserve">(Pre-published)</w:t>
       </w:r>
     </w:p>
-    <w:bookmarkEnd w:id="59"/>
-    <w:bookmarkStart w:id="61" w:name="ref-strydomFoodWebReconstruction2022a"/>
+    <w:bookmarkEnd w:id="70"/>
+    <w:bookmarkStart w:id="72" w:name="ref-strydomFoodWebReconstruction2022a"/>
     <w:p>
       <w:pPr>
         <w:pStyle w:val="Bibliography"/>
@@ -4882,7 +4877,7 @@
       <w:r>
         <w:t xml:space="preserve"> </w:t>
       </w:r>
-      <w:hyperlink r:id="rId60">
+      <w:hyperlink r:id="rId71">
         <w:r>
           <w:rPr>
             <w:rStyle w:val="Hyperlink"/>
@@ -4891,8 +4886,8 @@
         </w:r>
       </w:hyperlink>
     </w:p>
-    <w:bookmarkEnd w:id="61"/>
-    <w:bookmarkStart w:id="63" w:name="ref-strydomScalingMetawebsRealised2026"/>
+    <w:bookmarkEnd w:id="72"/>
+    <w:bookmarkStart w:id="74" w:name="ref-strydomScalingMetawebsRealised2026"/>
     <w:p>
       <w:pPr>
         <w:pStyle w:val="Bibliography"/>
@@ -5035,7 +5030,7 @@
       <w:r>
         <w:t xml:space="preserve"> </w:t>
       </w:r>
-      <w:hyperlink r:id="rId62">
+      <w:hyperlink r:id="rId73">
         <w:r>
           <w:rPr>
             <w:rStyle w:val="Hyperlink"/>
@@ -5044,8 +5039,8 @@
         </w:r>
       </w:hyperlink>
     </w:p>
-    <w:bookmarkEnd w:id="63"/>
-    <w:bookmarkStart w:id="65" w:name="ref-strydomAreWeMapping2026"/>
+    <w:bookmarkEnd w:id="74"/>
+    <w:bookmarkStart w:id="76" w:name="ref-strydomAreWeMapping2026"/>
     <w:p>
       <w:pPr>
         <w:pStyle w:val="Bibliography"/>
@@ -5160,7 +5155,7 @@
       <w:r>
         <w:t xml:space="preserve"> </w:t>
       </w:r>
-      <w:hyperlink r:id="rId64">
+      <w:hyperlink r:id="rId75">
         <w:r>
           <w:rPr>
             <w:rStyle w:val="Hyperlink"/>
@@ -5169,8 +5164,8 @@
         </w:r>
       </w:hyperlink>
     </w:p>
-    <w:bookmarkEnd w:id="65"/>
-    <w:bookmarkStart w:id="67" w:name="ref-Williams2000Simple"/>
+    <w:bookmarkEnd w:id="76"/>
+    <w:bookmarkStart w:id="78" w:name="ref-Williams2000Simple"/>
     <w:p>
       <w:pPr>
         <w:pStyle w:val="Bibliography"/>
@@ -5207,7 +5202,7 @@
       <w:r>
         <w:t xml:space="preserve"> </w:t>
       </w:r>
-      <w:hyperlink r:id="rId66">
+      <w:hyperlink r:id="rId77">
         <w:r>
           <w:rPr>
             <w:rStyle w:val="Hyperlink"/>
@@ -5216,9 +5211,9 @@
         </w:r>
       </w:hyperlink>
     </w:p>
-    <w:bookmarkEnd w:id="67"/>
-    <w:bookmarkEnd w:id="68"/>
-    <w:bookmarkEnd w:id="69"/>
+    <w:bookmarkEnd w:id="78"/>
+    <w:bookmarkEnd w:id="79"/>
+    <w:bookmarkEnd w:id="80"/>
     <w:sectPr>
       <w:footnotePr>
         <w:numRestart w:val="eachSect"/>
@@ -5329,8 +5324,114 @@
       </w:pPr>
     </w:lvl>
   </w:abstractNum>
+  <w:abstractNum w:abstractNumId="991">
+    <w:nsid w:val="0000A991"/>
+    <w:multiLevelType w:val="multilevel"/>
+    <w:lvl w:ilvl="0">
+      <w:numFmt w:val="bullet"/>
+      <w:lvlText w:val=""/>
+      <w:lvlJc w:val="left"/>
+      <w:pPr>
+        <w:ind w:left="720" w:hanging="360"/>
+      </w:pPr>
+      <w:rPr>
+        <w:rFonts w:ascii="Symbol" w:hAnsi="Symbol" w:cs="Symbol" w:hint="default"/>
+      </w:rPr>
+    </w:lvl>
+    <w:lvl w:ilvl="1">
+      <w:numFmt w:val="bullet"/>
+      <w:lvlText w:val="o"/>
+      <w:lvlJc w:val="left"/>
+      <w:pPr>
+        <w:ind w:left="1440" w:hanging="360"/>
+      </w:pPr>
+      <w:rPr>
+        <w:rFonts w:ascii="Courier New" w:hAnsi="Courier New" w:cs="Courier New" w:hint="default"/>
+      </w:rPr>
+    </w:lvl>
+    <w:lvl w:ilvl="2">
+      <w:numFmt w:val="bullet"/>
+      <w:lvlText w:val=""/>
+      <w:lvlJc w:val="left"/>
+      <w:pPr>
+        <w:ind w:left="2160" w:hanging="360"/>
+      </w:pPr>
+      <w:rPr>
+        <w:rFonts w:ascii="Wingdings" w:hAnsi="Wingdings" w:cs="Wingdings" w:hint="default"/>
+      </w:rPr>
+    </w:lvl>
+    <w:lvl w:ilvl="3">
+      <w:numFmt w:val="bullet"/>
+      <w:lvlText w:val=""/>
+      <w:lvlJc w:val="left"/>
+      <w:pPr>
+        <w:ind w:left="2880" w:hanging="360"/>
+      </w:pPr>
+      <w:rPr>
+        <w:rFonts w:ascii="Symbol" w:hAnsi="Symbol" w:cs="Symbol" w:hint="default"/>
+      </w:rPr>
+    </w:lvl>
+    <w:lvl w:ilvl="4">
+      <w:numFmt w:val="bullet"/>
+      <w:lvlText w:val="o"/>
+      <w:lvlJc w:val="left"/>
+      <w:pPr>
+        <w:ind w:left="3600" w:hanging="360"/>
+      </w:pPr>
+      <w:rPr>
+        <w:rFonts w:ascii="Courier New" w:hAnsi="Courier New" w:cs="Courier New" w:hint="default"/>
+      </w:rPr>
+    </w:lvl>
+    <w:lvl w:ilvl="5">
+      <w:numFmt w:val="bullet"/>
+      <w:lvlText w:val=""/>
+      <w:lvlJc w:val="left"/>
+      <w:pPr>
+        <w:ind w:left="4320" w:hanging="360"/>
+      </w:pPr>
+      <w:rPr>
+        <w:rFonts w:ascii="Wingdings" w:hAnsi="Wingdings" w:cs="Wingdings" w:hint="default"/>
+      </w:rPr>
+    </w:lvl>
+    <w:lvl w:ilvl="6">
+      <w:numFmt w:val="bullet"/>
+      <w:lvlText w:val=""/>
+      <w:lvlJc w:val="left"/>
+      <w:pPr>
+        <w:ind w:left="5040" w:hanging="360"/>
+      </w:pPr>
+      <w:rPr>
+        <w:rFonts w:ascii="Symbol" w:hAnsi="Symbol" w:cs="Symbol" w:hint="default"/>
+      </w:rPr>
+    </w:lvl>
+    <w:lvl w:ilvl="7">
+      <w:numFmt w:val="bullet"/>
+      <w:lvlText w:val="o"/>
+      <w:lvlJc w:val="left"/>
+      <w:pPr>
+        <w:ind w:left="5760" w:hanging="360"/>
+      </w:pPr>
+      <w:rPr>
+        <w:rFonts w:ascii="Courier New" w:hAnsi="Courier New" w:cs="Courier New" w:hint="default"/>
+      </w:rPr>
+    </w:lvl>
+    <w:lvl w:ilvl="8">
+      <w:numFmt w:val="bullet"/>
+      <w:lvlText w:val=""/>
+      <w:lvlJc w:val="left"/>
+      <w:pPr>
+        <w:ind w:left="6480" w:hanging="360"/>
+      </w:pPr>
+      <w:rPr>
+        <w:rFonts w:ascii="Wingdings" w:hAnsi="Wingdings" w:cs="Wingdings" w:hint="default"/>
+      </w:rPr>
+    </w:lvl>
+  </w:abstractNum>
   <w:num w:numId="1000">
     <w:abstractNumId w:val="990"/>
+  </w:num>
+  <w:num w:numId="1001">
+    <w:abstractNumId w:val="991"/>
   </w:num>
 </w:numbering>
 </file>
@@ -5340,10 +5441,10 @@
   <w:docDefaults>
     <w:rPrDefault>
       <w:rPr>
-        <w:rFonts w:asciiTheme="minorHAnsi" w:cstheme="minorBidi" w:eastAsiaTheme="minorEastAsia" w:hAnsiTheme="minorHAnsi"/>
+        <w:rFonts w:asciiTheme="minorHAnsi" w:cstheme="minorBidi" w:eastAsiaTheme="minorHAnsi" w:hAnsiTheme="minorHAnsi"/>
         <w:sz w:val="24"/>
         <w:szCs w:val="24"/>
-        <w:lang w:bidi="ar-SA" w:eastAsia="zh-CN" w:val="en-US"/>
+        <w:lang w:bidi="ar-SA" w:eastAsia="en-US" w:val="en-US"/>
       </w:rPr>
     </w:rPrDefault>
     <w:pPrDefault>
@@ -5884,6 +5985,13 @@
       </w:tblCellMar>
     </w:tblPr>
     <w:tblStylePr w:type="firstRow">
+      <w:tblPr>
+        <w:jc w:val="left"/>
+        <w:tblInd w:type="dxa" w:w="0"/>
+      </w:tblPr>
+      <w:trPr>
+        <w:jc w:val="left"/>
+      </w:trPr>
       <w:tcPr>
         <w:tcBorders>
           <w:bottom w:val="single"/>

--- a/index.docx
+++ b/index.docx
@@ -34,7 +34,7 @@
         <w:t xml:space="preserve">TODO</w:t>
       </w:r>
     </w:p>
-    <w:bookmarkStart w:id="20" w:name="introduction"/>
+    <w:bookmarkStart w:id="9" w:name="introduction"/>
     <w:p>
       <w:pPr>
         <w:pStyle w:val="Heading1"/>
@@ -211,8 +211,8 @@
         <w:t xml:space="preserve">. If realised webs emerge through different ecological filters, do our conclusions about dynamic extinctions depend on which realisation process we assume?</w:t>
       </w:r>
     </w:p>
-    <w:bookmarkEnd w:id="20"/>
-    <w:bookmarkStart w:id="30" w:name="methods"/>
+    <w:bookmarkEnd w:id="9"/>
+    <w:bookmarkStart w:id="19" w:name="methods"/>
     <w:p>
       <w:pPr>
         <w:pStyle w:val="Heading1"/>
@@ -221,7 +221,7 @@
         <w:t xml:space="preserve">2. Methods</w:t>
       </w:r>
     </w:p>
-    <w:bookmarkStart w:id="21" w:name="data"/>
+    <w:bookmarkStart w:id="10" w:name="data"/>
     <w:p>
       <w:pPr>
         <w:pStyle w:val="Heading2"/>
@@ -268,8 +268,8 @@
         <w:t xml:space="preserve">of the network (again to better represent a realised network).</w:t>
       </w:r>
     </w:p>
-    <w:bookmarkEnd w:id="21"/>
-    <w:bookmarkStart w:id="22" w:name="network-construction"/>
+    <w:bookmarkEnd w:id="10"/>
+    <w:bookmarkStart w:id="11" w:name="network-construction"/>
     <w:p>
       <w:pPr>
         <w:pStyle w:val="Heading2"/>
@@ -326,8 +326,8 @@
         <w:t xml:space="preserve">.</w:t>
       </w:r>
     </w:p>
-    <w:bookmarkEnd w:id="22"/>
-    <w:bookmarkStart w:id="27" w:name="downsampling-approaches"/>
+    <w:bookmarkEnd w:id="11"/>
+    <w:bookmarkStart w:id="16" w:name="downsampling-approaches"/>
     <w:p>
       <w:pPr>
         <w:pStyle w:val="Heading2"/>
@@ -360,7 +360,7 @@
         <w:t xml:space="preserve">rather than observation. Starting from a metaweb containing all potential trophic interactions, each downsampling approach represents an alternative ecological hypothesis describing how local ecological processes filter these potential interactions into the subset that is realised within a particular community. The different approaches therefore differ not only in their implementation, but also in the ecological assumptions they embed about how realised food webs emerge from a common regional interaction pool.</w:t>
       </w:r>
     </w:p>
-    <w:bookmarkStart w:id="23" w:name="niche"/>
+    <w:bookmarkStart w:id="12" w:name="niche"/>
     <w:p>
       <w:pPr>
         <w:pStyle w:val="Heading3"/>
@@ -528,6 +528,9 @@
             <m:t>U</m:t>
           </m:r>
           <m:r>
+            <m:rPr>
+              <m:sty m:val="p"/>
+            </m:rPr>
             <m:t>Σ</m:t>
           </m:r>
           <m:sSup>
@@ -594,6 +597,9 @@
       </w:r>
       <m:oMath>
         <m:r>
+          <m:rPr>
+            <m:sty m:val="p"/>
+          </m:rPr>
           <m:t>Σ</m:t>
         </m:r>
       </m:oMath>
@@ -631,7 +637,7 @@
           <m:e>
             <m:r>
               <m:rPr>
-                <m:sty m:val="b"/>
+                <m:sty m:val="bi"/>
               </m:rPr>
               <m:t>u</m:t>
             </m:r>
@@ -657,7 +663,7 @@
           <m:e>
             <m:r>
               <m:rPr>
-                <m:sty m:val="b"/>
+                <m:sty m:val="bi"/>
               </m:rPr>
               <m:t>v</m:t>
             </m:r>
@@ -1176,28 +1182,30 @@
                 </m:rPr>
                 <m:t>d</m:t>
               </m:r>
-              <m:d>
-                <m:dPr>
-                  <m:begChr m:val="("/>
-                  <m:sepChr m:val=""/>
-                  <m:endChr m:val=")"/>
-                  <m:grow/>
-                </m:dPr>
+              <m:r>
+                <m:rPr>
+                  <m:sty m:val="p"/>
+                </m:rPr>
+                <m:t>(</m:t>
+              </m:r>
+              <m:sSub>
                 <m:e>
-                  <m:sSub>
-                    <m:e>
-                      <m:r>
-                        <m:t>x</m:t>
-                      </m:r>
-                    </m:e>
-                    <m:sub>
-                      <m:r>
-                        <m:t>j</m:t>
-                      </m:r>
-                    </m:sub>
-                  </m:sSub>
+                  <m:r>
+                    <m:t>x</m:t>
+                  </m:r>
                 </m:e>
-              </m:d>
+                <m:sub>
+                  <m:r>
+                    <m:t>j</m:t>
+                  </m:r>
+                </m:sub>
+              </m:sSub>
+              <m:r>
+                <m:rPr>
+                  <m:sty m:val="p"/>
+                </m:rPr>
+                <m:t>)</m:t>
+              </m:r>
               <m:r>
                 <m:rPr>
                   <m:sty m:val="p"/>
@@ -1238,7 +1246,7 @@
           <m:jc m:val="center"/>
         </m:oMathParaPr>
         <m:oMath>
-          <m:sSub>
+          <m:sSubSup>
             <m:e>
               <m:r>
                 <m:t>σ</m:t>
@@ -1249,13 +1257,15 @@
                 <m:t>i</m:t>
               </m:r>
             </m:sub>
-          </m:sSub>
-          <m:r>
-            <m:rPr>
-              <m:sty m:val="p"/>
-            </m:rPr>
-            <m:t>′</m:t>
-          </m:r>
+            <m:sup>
+              <m:r>
+                <m:rPr>
+                  <m:sty m:val="p"/>
+                </m:rPr>
+                <m:t>′</m:t>
+              </m:r>
+            </m:sup>
+          </m:sSubSup>
           <m:r>
             <m:rPr>
               <m:sty m:val="p"/>
@@ -1441,7 +1451,7 @@
                           </m:sSub>
                         </m:num>
                         <m:den>
-                          <m:sSub>
+                          <m:sSubSup>
                             <m:e>
                               <m:r>
                                 <m:t>σ</m:t>
@@ -1452,13 +1462,15 @@
                                 <m:t>i</m:t>
                               </m:r>
                             </m:sub>
-                          </m:sSub>
-                          <m:r>
-                            <m:rPr>
-                              <m:sty m:val="p"/>
-                            </m:rPr>
-                            <m:t>′</m:t>
-                          </m:r>
+                            <m:sup>
+                              <m:r>
+                                <m:rPr>
+                                  <m:sty m:val="p"/>
+                                </m:rPr>
+                                <m:t>′</m:t>
+                              </m:r>
+                            </m:sup>
+                          </m:sSubSup>
                         </m:den>
                       </m:f>
                     </m:e>
@@ -1489,8 +1501,8 @@
         <w:t xml:space="preserve">Interactions closest to the consumer’s niche centre are therefore most likely to be realised (retained), whereas interactions towards the margins of the niche are preferentially removed. Ecologically, this assumes that local communities realise the central portion of a consumer’s potential trophic niche, with peripheral or opportunistic interactions occurring less consistently.</w:t>
       </w:r>
     </w:p>
-    <w:bookmarkEnd w:id="23"/>
-    <w:bookmarkStart w:id="24" w:name="power-law"/>
+    <w:bookmarkEnd w:id="12"/>
+    <w:bookmarkStart w:id="13" w:name="power-law"/>
     <w:p>
       <w:pPr>
         <w:pStyle w:val="Heading3"/>
@@ -1675,28 +1687,30 @@
               </m:r>
             </m:e>
             <m:sup>
-              <m:d>
-                <m:dPr>
-                  <m:begChr m:val="("/>
-                  <m:sepChr m:val=""/>
-                  <m:endChr m:val=")"/>
-                  <m:grow/>
-                </m:dPr>
-                <m:e>
-                  <m:r>
-                    <m:t>y</m:t>
-                  </m:r>
-                  <m:r>
-                    <m:rPr>
-                      <m:sty m:val="p"/>
-                    </m:rPr>
-                    <m:t>−</m:t>
-                  </m:r>
-                  <m:r>
-                    <m:t>1</m:t>
-                  </m:r>
-                </m:e>
-              </m:d>
+              <m:r>
+                <m:rPr>
+                  <m:sty m:val="p"/>
+                </m:rPr>
+                <m:t>(</m:t>
+              </m:r>
+              <m:r>
+                <m:t>y</m:t>
+              </m:r>
+              <m:r>
+                <m:rPr>
+                  <m:sty m:val="p"/>
+                </m:rPr>
+                <m:t>−</m:t>
+              </m:r>
+              <m:r>
+                <m:t>1</m:t>
+              </m:r>
+              <m:r>
+                <m:rPr>
+                  <m:sty m:val="p"/>
+                </m:rPr>
+                <m:t>)</m:t>
+              </m:r>
               <m:r>
                 <m:rPr>
                   <m:sty m:val="p"/>
@@ -1826,8 +1840,8 @@
         <w:t xml:space="preserve">Ecologically, this represents the hypothesis that generalist consumers realise a larger fraction of their potential trophic niche than specialist consumers, irrespective of the identity of individual resources.</w:t>
       </w:r>
     </w:p>
-    <w:bookmarkEnd w:id="24"/>
-    <w:bookmarkStart w:id="25" w:name="degree-product"/>
+    <w:bookmarkEnd w:id="13"/>
+    <w:bookmarkStart w:id="14" w:name="degree-product"/>
     <w:p>
       <w:pPr>
         <w:pStyle w:val="Heading3"/>
@@ -2096,19 +2110,21 @@
                 </m:rPr>
                 <m:t>max</m:t>
               </m:r>
-              <m:d>
-                <m:dPr>
-                  <m:begChr m:val="("/>
-                  <m:sepChr m:val=""/>
-                  <m:endChr m:val=")"/>
-                  <m:grow/>
-                </m:dPr>
-                <m:e>
-                  <m:r>
-                    <m:t>w</m:t>
-                  </m:r>
-                </m:e>
-              </m:d>
+              <m:r>
+                <m:rPr>
+                  <m:sty m:val="p"/>
+                </m:rPr>
+                <m:t>(</m:t>
+              </m:r>
+              <m:r>
+                <m:t>w</m:t>
+              </m:r>
+              <m:r>
+                <m:rPr>
+                  <m:sty m:val="p"/>
+                </m:rPr>
+                <m:t>)</m:t>
+              </m:r>
             </m:den>
           </m:f>
           <m:r>
@@ -2131,35 +2147,37 @@
         <w:t xml:space="preserve"> </w:t>
       </w:r>
       <m:oMath>
-        <m:d>
-          <m:dPr>
-            <m:begChr m:val="["/>
-            <m:sepChr m:val=""/>
-            <m:endChr m:val="]"/>
-            <m:grow/>
-          </m:dPr>
-          <m:e>
-            <m:r>
-              <m:t>0</m:t>
-            </m:r>
-            <m:r>
-              <m:rPr>
-                <m:sty m:val="p"/>
-              </m:rPr>
-              <m:t>,</m:t>
-            </m:r>
-            <m:r>
-              <m:t>1</m:t>
-            </m:r>
-          </m:e>
-        </m:d>
+        <m:r>
+          <m:rPr>
+            <m:sty m:val="p"/>
+          </m:rPr>
+          <m:t>[</m:t>
+        </m:r>
+        <m:r>
+          <m:t>0</m:t>
+        </m:r>
+        <m:r>
+          <m:rPr>
+            <m:sty m:val="p"/>
+          </m:rPr>
+          <m:t>,</m:t>
+        </m:r>
+        <m:r>
+          <m:t>1</m:t>
+        </m:r>
+        <m:r>
+          <m:rPr>
+            <m:sty m:val="p"/>
+          </m:rPr>
+          <m:t>]</m:t>
+        </m:r>
       </m:oMath>
       <w:r>
         <w:t xml:space="preserve">. Under iterative downsampling, degrees are recalculated following each interaction removal, allowing probabilities to evolve as the realised network changes. Ecologically, this assumes that highly connected species possess many potential interactions that are not simultaneously realised within any local community, whereas interactions involving more specialised or weakly connected species are more likely to represent essential realised links.</w:t>
       </w:r>
     </w:p>
-    <w:bookmarkEnd w:id="25"/>
-    <w:bookmarkStart w:id="26" w:name="random"/>
+    <w:bookmarkEnd w:id="14"/>
+    <w:bookmarkStart w:id="15" w:name="random"/>
     <w:p>
       <w:pPr>
         <w:pStyle w:val="Heading3"/>
@@ -2240,9 +2258,9 @@
         <w:t xml:space="preserve">is constant for all existing interactions. Interactions are removed uniformly at random until the target connectance is reached, subject to the constraint that species cannot become isolated. This assumes that no ecological process preferentially favours the realisation of one potential interaction over another, such that realised food webs constitute an unbiased subset of the regional metaweb that is ultimately only constrained by the number of links.</w:t>
       </w:r>
     </w:p>
-    <w:bookmarkEnd w:id="26"/>
-    <w:bookmarkEnd w:id="27"/>
-    <w:bookmarkStart w:id="28" w:name="simulations"/>
+    <w:bookmarkEnd w:id="15"/>
+    <w:bookmarkEnd w:id="16"/>
+    <w:bookmarkStart w:id="17" w:name="simulations"/>
     <w:p>
       <w:pPr>
         <w:pStyle w:val="Heading2"/>
@@ -2396,8 +2414,8 @@
         <w:t xml:space="preserve">), estimated by linear interpolation between extinction events.</w:t>
       </w:r>
     </w:p>
-    <w:bookmarkEnd w:id="28"/>
-    <w:bookmarkStart w:id="29" w:name="software"/>
+    <w:bookmarkEnd w:id="17"/>
+    <w:bookmarkStart w:id="18" w:name="software"/>
     <w:p>
       <w:pPr>
         <w:pStyle w:val="Heading2"/>
@@ -2492,9 +2510,9 @@
         <w:t xml:space="preserve">Keep the narrative extinction centric for now but remember we also have the topology of each network before the various extinction simulations begin</w:t>
       </w:r>
     </w:p>
-    <w:bookmarkEnd w:id="29"/>
-    <w:bookmarkEnd w:id="30"/>
-    <w:bookmarkStart w:id="35" w:name="X3c581d960fc25a54dbdc8cfff3f6b3d201997b2"/>
+    <w:bookmarkEnd w:id="18"/>
+    <w:bookmarkEnd w:id="19"/>
+    <w:bookmarkStart w:id="24" w:name="X3c581d960fc25a54dbdc8cfff3f6b3d201997b2"/>
     <w:p>
       <w:pPr>
         <w:pStyle w:val="Heading1"/>
@@ -2643,7 +2661,7 @@
       <w:tr>
         <w:tc>
           <w:tcPr/>
-          <w:bookmarkStart w:id="34" w:name="fig-downsample"/>
+          <w:bookmarkStart w:id="23" w:name="fig-downsample"/>
           <w:p>
             <w:pPr>
               <w:pStyle w:val="Compact"/>
@@ -2654,18 +2672,18 @@
                 <wp:inline>
                   <wp:extent cx="5334000" cy="5334000"/>
                   <wp:effectExtent b="0" l="0" r="0" t="0"/>
-                  <wp:docPr descr="" title="" id="32" name="Picture"/>
+                  <wp:docPr descr="" title="" id="21" name="Picture"/>
                   <a:graphic>
                     <a:graphicData uri="http://schemas.openxmlformats.org/drawingml/2006/picture">
                       <pic:pic>
                         <pic:nvPicPr>
-                          <pic:cNvPr descr="figures/downsamplingEffect.png" id="33" name="Picture"/>
+                          <pic:cNvPr descr="figures/downsamplingEffect.png" id="22" name="Picture"/>
                           <pic:cNvPicPr>
                             <a:picLocks noChangeArrowheads="1" noChangeAspect="1"/>
                           </pic:cNvPicPr>
                         </pic:nvPicPr>
                         <pic:blipFill>
-                          <a:blip r:embed="rId31"/>
+                          <a:blip r:embed="rId20"/>
                           <a:stretch>
                             <a:fillRect/>
                           </a:stretch>
@@ -2721,7 +2739,7 @@
               <w:t xml:space="preserve">(A) Redundancy analysis (RDA) ordination showing differences in network topology among downsampling approaches across the connectance gradient after accounting for community-level variation. (B) Estimated slopes (±95% confidence intervals) describing the relationship between the primary RDA axis and connectance change for each downsampling approach; letters denote post-hoc groupings from estimated marginal trend comparisons. (C) Principal component trajectories illustrating structural change between network creation and burn-in for each downsampling approach. (D) Mean Euclidean displacement through PCA space during burn-in (±95% confidence intervals); letters indicate pairwise differences among network types from estimated marginal means. Networks sharing the same letter are not significantly different.</w:t>
             </w:r>
           </w:p>
-          <w:bookmarkEnd w:id="34"/>
+          <w:bookmarkEnd w:id="23"/>
         </w:tc>
       </w:tr>
     </w:tbl>
@@ -2960,8 +2978,8 @@
         <w:t xml:space="preserve">(Strydom, Karapunar, et al., 2026)</w:t>
       </w:r>
     </w:p>
-    <w:bookmarkEnd w:id="35"/>
-    <w:bookmarkStart w:id="40" w:name="X21b5c175c484a79e9a2bfb142eef60b64b79ffb"/>
+    <w:bookmarkEnd w:id="24"/>
+    <w:bookmarkStart w:id="29" w:name="X21b5c175c484a79e9a2bfb142eef60b64b79ffb"/>
     <w:p>
       <w:pPr>
         <w:pStyle w:val="Heading1"/>
@@ -2979,6 +2997,9 @@
       </w:r>
       <m:oMath>
         <m:r>
+          <m:rPr>
+            <m:sty m:val="p"/>
+          </m:rPr>
           <m:t>Δ</m:t>
         </m:r>
         <m:sSub>
@@ -3002,6 +3023,9 @@
       </w:r>
       <m:oMath>
         <m:r>
+          <m:rPr>
+            <m:sty m:val="p"/>
+          </m:rPr>
           <m:t>Δ</m:t>
         </m:r>
         <m:sSub>
@@ -3234,6 +3258,9 @@
       </w:r>
       <m:oMath>
         <m:r>
+          <m:rPr>
+            <m:sty m:val="p"/>
+          </m:rPr>
           <m:t>Δ</m:t>
         </m:r>
         <m:sSub>
@@ -3269,7 +3296,7 @@
       <w:tr>
         <w:tc>
           <w:tcPr/>
-          <w:bookmarkStart w:id="39" w:name="fig-TopoVDynamic"/>
+          <w:bookmarkStart w:id="28" w:name="fig-TopoVDynamic"/>
           <w:p>
             <w:pPr>
               <w:pStyle w:val="Compact"/>
@@ -3280,18 +3307,18 @@
                 <wp:inline>
                   <wp:extent cx="5334000" cy="3368842"/>
                   <wp:effectExtent b="0" l="0" r="0" t="0"/>
-                  <wp:docPr descr="" title="" id="37" name="Picture"/>
+                  <wp:docPr descr="" title="" id="26" name="Picture"/>
                   <a:graphic>
                     <a:graphicData uri="http://schemas.openxmlformats.org/drawingml/2006/picture">
                       <pic:pic>
                         <pic:nvPicPr>
-                          <pic:cNvPr descr="figures/robustnessTopoVDynamic.png" id="38" name="Picture"/>
+                          <pic:cNvPr descr="figures/robustnessTopoVDynamic.png" id="27" name="Picture"/>
                           <pic:cNvPicPr>
                             <a:picLocks noChangeArrowheads="1" noChangeAspect="1"/>
                           </pic:cNvPicPr>
                         </pic:nvPicPr>
                         <pic:blipFill>
-                          <a:blip r:embed="rId36"/>
+                          <a:blip r:embed="rId25"/>
                           <a:stretch>
                             <a:fillRect/>
                           </a:stretch>
@@ -3365,6 +3392,9 @@
             </w:r>
             <m:oMath>
               <m:r>
+                <m:rPr>
+                  <m:sty m:val="p"/>
+                </m:rPr>
                 <m:t>Δ</m:t>
               </m:r>
               <m:sSub>
@@ -3486,7 +3516,7 @@
               <w:t xml:space="preserve">) for each network type. Negative values indicate that dynamic simulations produce lower inferred robustness than topological simulations. Bars show estimated marginal means from linear models accounting for differences among empirical communities; letters indicate significant differences among network types based on Sidak-adjusted pairwise comparisons.</w:t>
             </w:r>
           </w:p>
-          <w:bookmarkEnd w:id="39"/>
+          <w:bookmarkEnd w:id="28"/>
         </w:tc>
       </w:tr>
     </w:tbl>
@@ -3510,8 +3540,8 @@
         <w:t xml:space="preserve">extends well beyond the niche model. While the precise magnitude of the discrepancy between topological and dynamic robustness depends on both network reconstruction and extinction mechanism, the qualitative tendency for topological extinction simulations to infer greater robustness than dynamic simulations was recovered across the vast majority of reconstructed food webs examined here.</w:t>
       </w:r>
     </w:p>
-    <w:bookmarkEnd w:id="40"/>
-    <w:bookmarkStart w:id="49" w:name="Xc8e272c73ad6d078d0b8da4135f7ccd680d80a5"/>
+    <w:bookmarkEnd w:id="29"/>
+    <w:bookmarkStart w:id="38" w:name="Xc8e272c73ad6d078d0b8da4135f7ccd680d80a5"/>
     <w:p>
       <w:pPr>
         <w:pStyle w:val="Heading1"/>
@@ -3551,6 +3581,9 @@
         <m:sSub>
           <m:e>
             <m:r>
+              <m:rPr>
+                <m:sty m:val="p"/>
+              </m:rPr>
               <m:t>Δ</m:t>
             </m:r>
           </m:e>
@@ -3622,7 +3655,7 @@
       <w:tr>
         <w:tc>
           <w:tcPr/>
-          <w:bookmarkStart w:id="44" w:name="fig-robDownsample"/>
+          <w:bookmarkStart w:id="33" w:name="fig-robDownsample"/>
           <w:p>
             <w:pPr>
               <w:pStyle w:val="Compact"/>
@@ -3633,18 +3666,18 @@
                 <wp:inline>
                   <wp:extent cx="5334000" cy="3088105"/>
                   <wp:effectExtent b="0" l="0" r="0" t="0"/>
-                  <wp:docPr descr="" title="" id="42" name="Picture"/>
+                  <wp:docPr descr="" title="" id="31" name="Picture"/>
                   <a:graphic>
                     <a:graphicData uri="http://schemas.openxmlformats.org/drawingml/2006/picture">
                       <pic:pic>
                         <pic:nvPicPr>
-                          <pic:cNvPr descr="figures/robustnessDownsampling.png" id="43" name="Picture"/>
+                          <pic:cNvPr descr="figures/robustnessDownsampling.png" id="32" name="Picture"/>
                           <pic:cNvPicPr>
                             <a:picLocks noChangeArrowheads="1" noChangeAspect="1"/>
                           </pic:cNvPicPr>
                         </pic:nvPicPr>
                         <pic:blipFill>
-                          <a:blip r:embed="rId41"/>
+                          <a:blip r:embed="rId30"/>
                           <a:stretch>
                             <a:fillRect/>
                           </a:stretch>
@@ -3684,7 +3717,7 @@
               <w:t xml:space="preserve">Figure 3: TODO.</w:t>
             </w:r>
           </w:p>
-          <w:bookmarkEnd w:id="44"/>
+          <w:bookmarkEnd w:id="33"/>
         </w:tc>
       </w:tr>
     </w:tbl>
@@ -3733,6 +3766,9 @@
         <m:sSub>
           <m:e>
             <m:r>
+              <m:rPr>
+                <m:sty m:val="p"/>
+              </m:rPr>
               <m:t>Δ</m:t>
             </m:r>
           </m:e>
@@ -4014,7 +4050,7 @@
       <w:tr>
         <w:tc>
           <w:tcPr/>
-          <w:bookmarkStart w:id="48" w:name="fig-robDynamic"/>
+          <w:bookmarkStart w:id="37" w:name="fig-robDynamic"/>
           <w:p>
             <w:pPr>
               <w:pStyle w:val="Compact"/>
@@ -4025,18 +4061,18 @@
                 <wp:inline>
                   <wp:extent cx="5334000" cy="6400800"/>
                   <wp:effectExtent b="0" l="0" r="0" t="0"/>
-                  <wp:docPr descr="" title="" id="46" name="Picture"/>
+                  <wp:docPr descr="" title="" id="35" name="Picture"/>
                   <a:graphic>
                     <a:graphicData uri="http://schemas.openxmlformats.org/drawingml/2006/picture">
                       <pic:pic>
                         <pic:nvPicPr>
-                          <pic:cNvPr descr="figures/robustnessHighLevel.png" id="47" name="Picture"/>
+                          <pic:cNvPr descr="figures/robustnessHighLevel.png" id="36" name="Picture"/>
                           <pic:cNvPicPr>
                             <a:picLocks noChangeArrowheads="1" noChangeAspect="1"/>
                           </pic:cNvPicPr>
                         </pic:nvPicPr>
                         <pic:blipFill>
-                          <a:blip r:embed="rId45"/>
+                          <a:blip r:embed="rId34"/>
                           <a:stretch>
                             <a:fillRect/>
                           </a:stretch>
@@ -4076,7 +4112,7 @@
               <w:t xml:space="preserve">Figure 4: TODO</w:t>
             </w:r>
           </w:p>
-          <w:bookmarkEnd w:id="48"/>
+          <w:bookmarkEnd w:id="37"/>
         </w:tc>
       </w:tr>
     </w:tbl>
@@ -4127,8 +4163,8 @@
         <w:t xml:space="preserve">. Because species body masses were assigned based on trophic position, the dynamic convergence of the synthetic niche model and the SVD-downsampled niche network likely reflects their shared trophic organisation. Consequently, dynamic simulations do not merely evaluate network structure; they actively re-enforce the ecological assumptions embedded during network construction.</w:t>
       </w:r>
     </w:p>
-    <w:bookmarkEnd w:id="49"/>
-    <w:bookmarkStart w:id="52" w:name="conclusions"/>
+    <w:bookmarkEnd w:id="38"/>
+    <w:bookmarkStart w:id="41" w:name="conclusions"/>
     <w:p>
       <w:pPr>
         <w:pStyle w:val="Heading1"/>
@@ -4145,7 +4181,7 @@
         <w:t xml:space="preserve">Reconstructing local food webs from regional metawebs requires explicit assumptions about how ecological processes filter potential interactions into realised local networks. By comparing four downsampling approaches across topological and dynamic extinction scenarios, we demonstrate that the mechanism of interaction removal influences both the structural topology of the resulting networks and their inferred robustness to extinction.</w:t>
       </w:r>
     </w:p>
-    <w:bookmarkStart w:id="50" w:name="structural-vs.-dynamic-fragility"/>
+    <w:bookmarkStart w:id="39" w:name="structural-vs.-dynamic-fragility"/>
     <w:p>
       <w:pPr>
         <w:pStyle w:val="Heading2"/>
@@ -4215,8 +4251,8 @@
         <w:t xml:space="preserve">This distinction is particularly evident when comparing the ATN and empirical downsampled networks. Although the ATN model is widely used as a realistic benchmark, its dynamic behaviour diverged from both the niche model. This underscores that no single synthetic network model can be treated as an absolute benchmark for realised food-web dynamics.</w:t>
       </w:r>
     </w:p>
-    <w:bookmarkEnd w:id="50"/>
-    <w:bookmarkStart w:id="51" w:name="implications-for-network-reconstruction"/>
+    <w:bookmarkEnd w:id="39"/>
+    <w:bookmarkStart w:id="40" w:name="implications-for-network-reconstruction"/>
     <w:p>
       <w:pPr>
         <w:pStyle w:val="Heading2"/>
@@ -4288,9 +4324,9 @@
         <w:t xml:space="preserve">Ultimately, downsampling a metaweb is an act of modelling ecological realisation rather than simple network reduction. Acknowledging the assumptions embedded within these downsampling filters is essential for accurately inferring community robustness in both ancient and modern ecosystems.</w:t>
       </w:r>
     </w:p>
-    <w:bookmarkEnd w:id="51"/>
-    <w:bookmarkEnd w:id="52"/>
-    <w:bookmarkStart w:id="80" w:name="references"/>
+    <w:bookmarkEnd w:id="40"/>
+    <w:bookmarkEnd w:id="41"/>
+    <w:bookmarkStart w:id="69" w:name="references"/>
     <w:p>
       <w:pPr>
         <w:pStyle w:val="Heading1"/>
@@ -4299,8 +4335,8 @@
         <w:t xml:space="preserve">References</w:t>
       </w:r>
     </w:p>
-    <w:bookmarkStart w:id="79" w:name="refs"/>
-    <w:bookmarkStart w:id="54" w:name="ref-bezansonJuliaFreshApproach2017"/>
+    <w:bookmarkStart w:id="68" w:name="refs"/>
+    <w:bookmarkStart w:id="43" w:name="ref-bezansonJuliaFreshApproach2017"/>
     <w:p>
       <w:pPr>
         <w:pStyle w:val="Bibliography"/>
@@ -4358,7 +4394,7 @@
       <w:r>
         <w:t xml:space="preserve"> </w:t>
       </w:r>
-      <w:hyperlink r:id="rId53">
+      <w:hyperlink r:id="rId42">
         <w:r>
           <w:rPr>
             <w:rStyle w:val="Hyperlink"/>
@@ -4367,8 +4403,8 @@
         </w:r>
       </w:hyperlink>
     </w:p>
-    <w:bookmarkEnd w:id="54"/>
-    <w:bookmarkStart w:id="56" w:name="ref-broseConsumerResourceBodySize2006"/>
+    <w:bookmarkEnd w:id="43"/>
+    <w:bookmarkStart w:id="45" w:name="ref-broseConsumerResourceBodySize2006"/>
     <w:p>
       <w:pPr>
         <w:pStyle w:val="Bibliography"/>
@@ -4423,7 +4459,7 @@
       <w:r>
         <w:t xml:space="preserve"> </w:t>
       </w:r>
-      <w:hyperlink r:id="rId55">
+      <w:hyperlink r:id="rId44">
         <w:r>
           <w:rPr>
             <w:rStyle w:val="Hyperlink"/>
@@ -4432,8 +4468,8 @@
         </w:r>
       </w:hyperlink>
     </w:p>
-    <w:bookmarkEnd w:id="56"/>
-    <w:bookmarkStart w:id="58" w:name="X146b3e079d29156a751b0b16e1dc13291aa3399"/>
+    <w:bookmarkEnd w:id="45"/>
+    <w:bookmarkStart w:id="47" w:name="X146b3e079d29156a751b0b16e1dc13291aa3399"/>
     <w:p>
       <w:pPr>
         <w:pStyle w:val="Bibliography"/>
@@ -4482,7 +4518,7 @@
       <w:r>
         <w:t xml:space="preserve"> </w:t>
       </w:r>
-      <w:hyperlink r:id="rId57">
+      <w:hyperlink r:id="rId46">
         <w:r>
           <w:rPr>
             <w:rStyle w:val="Hyperlink"/>
@@ -4491,8 +4527,8 @@
         </w:r>
       </w:hyperlink>
     </w:p>
-    <w:bookmarkEnd w:id="58"/>
-    <w:bookmarkStart w:id="60" w:name="ref-delmasSimulationsBiomassDynamics2017"/>
+    <w:bookmarkEnd w:id="47"/>
+    <w:bookmarkStart w:id="49" w:name="ref-delmasSimulationsBiomassDynamics2017"/>
     <w:p>
       <w:pPr>
         <w:pStyle w:val="Bibliography"/>
@@ -4529,7 +4565,7 @@
       <w:r>
         <w:t xml:space="preserve"> </w:t>
       </w:r>
-      <w:hyperlink r:id="rId59">
+      <w:hyperlink r:id="rId48">
         <w:r>
           <w:rPr>
             <w:rStyle w:val="Hyperlink"/>
@@ -4538,8 +4574,8 @@
         </w:r>
       </w:hyperlink>
     </w:p>
-    <w:bookmarkEnd w:id="60"/>
-    <w:bookmarkStart w:id="62" w:name="ref-jonssonReliabilityR50Measure2015"/>
+    <w:bookmarkEnd w:id="49"/>
+    <w:bookmarkStart w:id="51" w:name="ref-jonssonReliabilityR50Measure2015"/>
     <w:p>
       <w:pPr>
         <w:pStyle w:val="Bibliography"/>
@@ -4588,7 +4624,7 @@
       <w:r>
         <w:t xml:space="preserve"> </w:t>
       </w:r>
-      <w:hyperlink r:id="rId61">
+      <w:hyperlink r:id="rId50">
         <w:r>
           <w:rPr>
             <w:rStyle w:val="Hyperlink"/>
@@ -4597,8 +4633,8 @@
         </w:r>
       </w:hyperlink>
     </w:p>
-    <w:bookmarkEnd w:id="62"/>
-    <w:bookmarkStart w:id="64" w:name="ref-karapunarNoGlobalCollapse2026"/>
+    <w:bookmarkEnd w:id="51"/>
+    <w:bookmarkStart w:id="53" w:name="ref-karapunarNoGlobalCollapse2026"/>
     <w:p>
       <w:pPr>
         <w:pStyle w:val="Bibliography"/>
@@ -4636,7 +4672,7 @@
       <w:r>
         <w:t xml:space="preserve"> </w:t>
       </w:r>
-      <w:hyperlink r:id="rId63">
+      <w:hyperlink r:id="rId52">
         <w:r>
           <w:rPr>
             <w:rStyle w:val="Hyperlink"/>
@@ -4651,8 +4687,8 @@
         <w:t xml:space="preserve">(Pre-published)</w:t>
       </w:r>
     </w:p>
-    <w:bookmarkEnd w:id="64"/>
-    <w:bookmarkStart w:id="66" w:name="Xf8c7976e50e0e9dabef8a2b9856e58ecaca4342"/>
+    <w:bookmarkEnd w:id="53"/>
+    <w:bookmarkStart w:id="55" w:name="Xf8c7976e50e0e9dabef8a2b9856e58ecaca4342"/>
     <w:p>
       <w:pPr>
         <w:pStyle w:val="Bibliography"/>
@@ -4710,7 +4746,7 @@
       <w:r>
         <w:t xml:space="preserve"> </w:t>
       </w:r>
-      <w:hyperlink r:id="rId65">
+      <w:hyperlink r:id="rId54">
         <w:r>
           <w:rPr>
             <w:rStyle w:val="Hyperlink"/>
@@ -4719,8 +4755,8 @@
         </w:r>
       </w:hyperlink>
     </w:p>
-    <w:bookmarkEnd w:id="66"/>
-    <w:bookmarkStart w:id="68" w:name="X0db465d2ec8683a81b001c1b3069bfe5ad58a88"/>
+    <w:bookmarkEnd w:id="55"/>
+    <w:bookmarkStart w:id="57" w:name="X0db465d2ec8683a81b001c1b3069bfe5ad58a88"/>
     <w:p>
       <w:pPr>
         <w:pStyle w:val="Bibliography"/>
@@ -4790,7 +4826,7 @@
       <w:r>
         <w:t xml:space="preserve"> </w:t>
       </w:r>
-      <w:hyperlink r:id="rId67">
+      <w:hyperlink r:id="rId56">
         <w:r>
           <w:rPr>
             <w:rStyle w:val="Hyperlink"/>
@@ -4799,8 +4835,8 @@
         </w:r>
       </w:hyperlink>
     </w:p>
-    <w:bookmarkEnd w:id="68"/>
-    <w:bookmarkStart w:id="70" w:name="X0fb50f1746fa9d2b24f89ed5bfe6ae1a2f58cc2"/>
+    <w:bookmarkEnd w:id="57"/>
+    <w:bookmarkStart w:id="59" w:name="X0fb50f1746fa9d2b24f89ed5bfe6ae1a2f58cc2"/>
     <w:p>
       <w:pPr>
         <w:pStyle w:val="Bibliography"/>
@@ -4824,7 +4860,7 @@
       <w:r>
         <w:t xml:space="preserve"> </w:t>
       </w:r>
-      <w:hyperlink r:id="rId69">
+      <w:hyperlink r:id="rId58">
         <w:r>
           <w:rPr>
             <w:rStyle w:val="Hyperlink"/>
@@ -4839,8 +4875,8 @@
         <w:t xml:space="preserve">(Pre-published)</w:t>
       </w:r>
     </w:p>
-    <w:bookmarkEnd w:id="70"/>
-    <w:bookmarkStart w:id="72" w:name="ref-strydomFoodWebReconstruction2022a"/>
+    <w:bookmarkEnd w:id="59"/>
+    <w:bookmarkStart w:id="61" w:name="ref-strydomFoodWebReconstruction2022a"/>
     <w:p>
       <w:pPr>
         <w:pStyle w:val="Bibliography"/>
@@ -4877,7 +4913,7 @@
       <w:r>
         <w:t xml:space="preserve"> </w:t>
       </w:r>
-      <w:hyperlink r:id="rId71">
+      <w:hyperlink r:id="rId60">
         <w:r>
           <w:rPr>
             <w:rStyle w:val="Hyperlink"/>
@@ -4886,8 +4922,8 @@
         </w:r>
       </w:hyperlink>
     </w:p>
-    <w:bookmarkEnd w:id="72"/>
-    <w:bookmarkStart w:id="74" w:name="ref-strydomScalingMetawebsRealised2026"/>
+    <w:bookmarkEnd w:id="61"/>
+    <w:bookmarkStart w:id="63" w:name="ref-strydomScalingMetawebsRealised2026"/>
     <w:p>
       <w:pPr>
         <w:pStyle w:val="Bibliography"/>
@@ -5030,7 +5066,7 @@
       <w:r>
         <w:t xml:space="preserve"> </w:t>
       </w:r>
-      <w:hyperlink r:id="rId73">
+      <w:hyperlink r:id="rId62">
         <w:r>
           <w:rPr>
             <w:rStyle w:val="Hyperlink"/>
@@ -5039,8 +5075,8 @@
         </w:r>
       </w:hyperlink>
     </w:p>
-    <w:bookmarkEnd w:id="74"/>
-    <w:bookmarkStart w:id="76" w:name="ref-strydomAreWeMapping2026"/>
+    <w:bookmarkEnd w:id="63"/>
+    <w:bookmarkStart w:id="65" w:name="ref-strydomAreWeMapping2026"/>
     <w:p>
       <w:pPr>
         <w:pStyle w:val="Bibliography"/>
@@ -5155,7 +5191,7 @@
       <w:r>
         <w:t xml:space="preserve"> </w:t>
       </w:r>
-      <w:hyperlink r:id="rId75">
+      <w:hyperlink r:id="rId64">
         <w:r>
           <w:rPr>
             <w:rStyle w:val="Hyperlink"/>
@@ -5164,8 +5200,8 @@
         </w:r>
       </w:hyperlink>
     </w:p>
-    <w:bookmarkEnd w:id="76"/>
-    <w:bookmarkStart w:id="78" w:name="ref-Williams2000Simple"/>
+    <w:bookmarkEnd w:id="65"/>
+    <w:bookmarkStart w:id="67" w:name="ref-Williams2000Simple"/>
     <w:p>
       <w:pPr>
         <w:pStyle w:val="Bibliography"/>
@@ -5202,7 +5238,7 @@
       <w:r>
         <w:t xml:space="preserve"> </w:t>
       </w:r>
-      <w:hyperlink r:id="rId77">
+      <w:hyperlink r:id="rId66">
         <w:r>
           <w:rPr>
             <w:rStyle w:val="Hyperlink"/>
@@ -5211,9 +5247,9 @@
         </w:r>
       </w:hyperlink>
     </w:p>
-    <w:bookmarkEnd w:id="78"/>
-    <w:bookmarkEnd w:id="79"/>
-    <w:bookmarkEnd w:id="80"/>
+    <w:bookmarkEnd w:id="67"/>
+    <w:bookmarkEnd w:id="68"/>
+    <w:bookmarkEnd w:id="69"/>
     <w:sectPr>
       <w:footnotePr>
         <w:numRestart w:val="eachSect"/>
@@ -5441,10 +5477,10 @@
   <w:docDefaults>
     <w:rPrDefault>
       <w:rPr>
-        <w:rFonts w:asciiTheme="minorHAnsi" w:cstheme="minorBidi" w:eastAsiaTheme="minorHAnsi" w:hAnsiTheme="minorHAnsi"/>
+        <w:rFonts w:asciiTheme="minorHAnsi" w:cstheme="minorBidi" w:eastAsiaTheme="minorEastAsia" w:hAnsiTheme="minorHAnsi"/>
         <w:sz w:val="24"/>
         <w:szCs w:val="24"/>
-        <w:lang w:bidi="ar-SA" w:eastAsia="en-US" w:val="en-US"/>
+        <w:lang w:bidi="ar-SA" w:eastAsia="zh-CN" w:val="en-US"/>
       </w:rPr>
     </w:rPrDefault>
     <w:pPrDefault>
@@ -5985,13 +6021,6 @@
       </w:tblCellMar>
     </w:tblPr>
     <w:tblStylePr w:type="firstRow">
-      <w:tblPr>
-        <w:jc w:val="left"/>
-        <w:tblInd w:type="dxa" w:w="0"/>
-      </w:tblPr>
-      <w:trPr>
-        <w:jc w:val="left"/>
-      </w:trPr>
       <w:tcPr>
         <w:tcBorders>
           <w:bottom w:val="single"/>

--- a/index.docx
+++ b/index.docx
@@ -34,7 +34,7 @@
         <w:t xml:space="preserve">TODO</w:t>
       </w:r>
     </w:p>
-    <w:bookmarkStart w:id="9" w:name="introduction"/>
+    <w:bookmarkStart w:id="20" w:name="introduction"/>
     <w:p>
       <w:pPr>
         <w:pStyle w:val="Heading1"/>
@@ -211,8 +211,8 @@
         <w:t xml:space="preserve">. If realised webs emerge through different ecological filters, do our conclusions about dynamic extinctions depend on which realisation process we assume?</w:t>
       </w:r>
     </w:p>
-    <w:bookmarkEnd w:id="9"/>
-    <w:bookmarkStart w:id="19" w:name="methods"/>
+    <w:bookmarkEnd w:id="20"/>
+    <w:bookmarkStart w:id="30" w:name="methods"/>
     <w:p>
       <w:pPr>
         <w:pStyle w:val="Heading1"/>
@@ -221,7 +221,7 @@
         <w:t xml:space="preserve">2. Methods</w:t>
       </w:r>
     </w:p>
-    <w:bookmarkStart w:id="10" w:name="data"/>
+    <w:bookmarkStart w:id="21" w:name="data"/>
     <w:p>
       <w:pPr>
         <w:pStyle w:val="Heading2"/>
@@ -268,8 +268,8 @@
         <w:t xml:space="preserve">of the network (again to better represent a realised network).</w:t>
       </w:r>
     </w:p>
-    <w:bookmarkEnd w:id="10"/>
-    <w:bookmarkStart w:id="11" w:name="network-construction"/>
+    <w:bookmarkEnd w:id="21"/>
+    <w:bookmarkStart w:id="22" w:name="network-construction"/>
     <w:p>
       <w:pPr>
         <w:pStyle w:val="Heading2"/>
@@ -326,8 +326,8 @@
         <w:t xml:space="preserve">.</w:t>
       </w:r>
     </w:p>
-    <w:bookmarkEnd w:id="11"/>
-    <w:bookmarkStart w:id="16" w:name="downsampling-approaches"/>
+    <w:bookmarkEnd w:id="22"/>
+    <w:bookmarkStart w:id="27" w:name="downsampling-approaches"/>
     <w:p>
       <w:pPr>
         <w:pStyle w:val="Heading2"/>
@@ -360,7 +360,7 @@
         <w:t xml:space="preserve">rather than observation. Starting from a metaweb containing all potential trophic interactions, each downsampling approach represents an alternative ecological hypothesis describing how local ecological processes filter these potential interactions into the subset that is realised within a particular community. The different approaches therefore differ not only in their implementation, but also in the ecological assumptions they embed about how realised food webs emerge from a common regional interaction pool.</w:t>
       </w:r>
     </w:p>
-    <w:bookmarkStart w:id="12" w:name="niche"/>
+    <w:bookmarkStart w:id="23" w:name="niche"/>
     <w:p>
       <w:pPr>
         <w:pStyle w:val="Heading3"/>
@@ -528,9 +528,6 @@
             <m:t>U</m:t>
           </m:r>
           <m:r>
-            <m:rPr>
-              <m:sty m:val="p"/>
-            </m:rPr>
             <m:t>Σ</m:t>
           </m:r>
           <m:sSup>
@@ -597,9 +594,6 @@
       </w:r>
       <m:oMath>
         <m:r>
-          <m:rPr>
-            <m:sty m:val="p"/>
-          </m:rPr>
           <m:t>Σ</m:t>
         </m:r>
       </m:oMath>
@@ -637,7 +631,7 @@
           <m:e>
             <m:r>
               <m:rPr>
-                <m:sty m:val="bi"/>
+                <m:sty m:val="b"/>
               </m:rPr>
               <m:t>u</m:t>
             </m:r>
@@ -663,7 +657,7 @@
           <m:e>
             <m:r>
               <m:rPr>
-                <m:sty m:val="bi"/>
+                <m:sty m:val="b"/>
               </m:rPr>
               <m:t>v</m:t>
             </m:r>
@@ -1182,30 +1176,28 @@
                 </m:rPr>
                 <m:t>d</m:t>
               </m:r>
-              <m:r>
-                <m:rPr>
-                  <m:sty m:val="p"/>
-                </m:rPr>
-                <m:t>(</m:t>
-              </m:r>
-              <m:sSub>
+              <m:d>
+                <m:dPr>
+                  <m:begChr m:val="("/>
+                  <m:sepChr m:val=""/>
+                  <m:endChr m:val=")"/>
+                  <m:grow/>
+                </m:dPr>
                 <m:e>
-                  <m:r>
-                    <m:t>x</m:t>
-                  </m:r>
+                  <m:sSub>
+                    <m:e>
+                      <m:r>
+                        <m:t>x</m:t>
+                      </m:r>
+                    </m:e>
+                    <m:sub>
+                      <m:r>
+                        <m:t>j</m:t>
+                      </m:r>
+                    </m:sub>
+                  </m:sSub>
                 </m:e>
-                <m:sub>
-                  <m:r>
-                    <m:t>j</m:t>
-                  </m:r>
-                </m:sub>
-              </m:sSub>
-              <m:r>
-                <m:rPr>
-                  <m:sty m:val="p"/>
-                </m:rPr>
-                <m:t>)</m:t>
-              </m:r>
+              </m:d>
               <m:r>
                 <m:rPr>
                   <m:sty m:val="p"/>
@@ -1246,7 +1238,7 @@
           <m:jc m:val="center"/>
         </m:oMathParaPr>
         <m:oMath>
-          <m:sSubSup>
+          <m:sSub>
             <m:e>
               <m:r>
                 <m:t>σ</m:t>
@@ -1257,15 +1249,13 @@
                 <m:t>i</m:t>
               </m:r>
             </m:sub>
-            <m:sup>
-              <m:r>
-                <m:rPr>
-                  <m:sty m:val="p"/>
-                </m:rPr>
-                <m:t>′</m:t>
-              </m:r>
-            </m:sup>
-          </m:sSubSup>
+          </m:sSub>
+          <m:r>
+            <m:rPr>
+              <m:sty m:val="p"/>
+            </m:rPr>
+            <m:t>′</m:t>
+          </m:r>
           <m:r>
             <m:rPr>
               <m:sty m:val="p"/>
@@ -1451,7 +1441,7 @@
                           </m:sSub>
                         </m:num>
                         <m:den>
-                          <m:sSubSup>
+                          <m:sSub>
                             <m:e>
                               <m:r>
                                 <m:t>σ</m:t>
@@ -1462,15 +1452,13 @@
                                 <m:t>i</m:t>
                               </m:r>
                             </m:sub>
-                            <m:sup>
-                              <m:r>
-                                <m:rPr>
-                                  <m:sty m:val="p"/>
-                                </m:rPr>
-                                <m:t>′</m:t>
-                              </m:r>
-                            </m:sup>
-                          </m:sSubSup>
+                          </m:sSub>
+                          <m:r>
+                            <m:rPr>
+                              <m:sty m:val="p"/>
+                            </m:rPr>
+                            <m:t>′</m:t>
+                          </m:r>
                         </m:den>
                       </m:f>
                     </m:e>
@@ -1501,8 +1489,8 @@
         <w:t xml:space="preserve">Interactions closest to the consumer’s niche centre are therefore most likely to be realised (retained), whereas interactions towards the margins of the niche are preferentially removed. Ecologically, this assumes that local communities realise the central portion of a consumer’s potential trophic niche, with peripheral or opportunistic interactions occurring less consistently.</w:t>
       </w:r>
     </w:p>
-    <w:bookmarkEnd w:id="12"/>
-    <w:bookmarkStart w:id="13" w:name="power-law"/>
+    <w:bookmarkEnd w:id="23"/>
+    <w:bookmarkStart w:id="24" w:name="power-law"/>
     <w:p>
       <w:pPr>
         <w:pStyle w:val="Heading3"/>
@@ -1687,30 +1675,28 @@
               </m:r>
             </m:e>
             <m:sup>
-              <m:r>
-                <m:rPr>
-                  <m:sty m:val="p"/>
-                </m:rPr>
-                <m:t>(</m:t>
-              </m:r>
-              <m:r>
-                <m:t>y</m:t>
-              </m:r>
-              <m:r>
-                <m:rPr>
-                  <m:sty m:val="p"/>
-                </m:rPr>
-                <m:t>−</m:t>
-              </m:r>
-              <m:r>
-                <m:t>1</m:t>
-              </m:r>
-              <m:r>
-                <m:rPr>
-                  <m:sty m:val="p"/>
-                </m:rPr>
-                <m:t>)</m:t>
-              </m:r>
+              <m:d>
+                <m:dPr>
+                  <m:begChr m:val="("/>
+                  <m:sepChr m:val=""/>
+                  <m:endChr m:val=")"/>
+                  <m:grow/>
+                </m:dPr>
+                <m:e>
+                  <m:r>
+                    <m:t>y</m:t>
+                  </m:r>
+                  <m:r>
+                    <m:rPr>
+                      <m:sty m:val="p"/>
+                    </m:rPr>
+                    <m:t>−</m:t>
+                  </m:r>
+                  <m:r>
+                    <m:t>1</m:t>
+                  </m:r>
+                </m:e>
+              </m:d>
               <m:r>
                 <m:rPr>
                   <m:sty m:val="p"/>
@@ -1840,8 +1826,8 @@
         <w:t xml:space="preserve">Ecologically, this represents the hypothesis that generalist consumers realise a larger fraction of their potential trophic niche than specialist consumers, irrespective of the identity of individual resources.</w:t>
       </w:r>
     </w:p>
-    <w:bookmarkEnd w:id="13"/>
-    <w:bookmarkStart w:id="14" w:name="degree-product"/>
+    <w:bookmarkEnd w:id="24"/>
+    <w:bookmarkStart w:id="25" w:name="degree-product"/>
     <w:p>
       <w:pPr>
         <w:pStyle w:val="Heading3"/>
@@ -2110,21 +2096,19 @@
                 </m:rPr>
                 <m:t>max</m:t>
               </m:r>
-              <m:r>
-                <m:rPr>
-                  <m:sty m:val="p"/>
-                </m:rPr>
-                <m:t>(</m:t>
-              </m:r>
-              <m:r>
-                <m:t>w</m:t>
-              </m:r>
-              <m:r>
-                <m:rPr>
-                  <m:sty m:val="p"/>
-                </m:rPr>
-                <m:t>)</m:t>
-              </m:r>
+              <m:d>
+                <m:dPr>
+                  <m:begChr m:val="("/>
+                  <m:sepChr m:val=""/>
+                  <m:endChr m:val=")"/>
+                  <m:grow/>
+                </m:dPr>
+                <m:e>
+                  <m:r>
+                    <m:t>w</m:t>
+                  </m:r>
+                </m:e>
+              </m:d>
             </m:den>
           </m:f>
           <m:r>
@@ -2147,37 +2131,35 @@
         <w:t xml:space="preserve"> </w:t>
       </w:r>
       <m:oMath>
-        <m:r>
-          <m:rPr>
-            <m:sty m:val="p"/>
-          </m:rPr>
-          <m:t>[</m:t>
-        </m:r>
-        <m:r>
-          <m:t>0</m:t>
-        </m:r>
-        <m:r>
-          <m:rPr>
-            <m:sty m:val="p"/>
-          </m:rPr>
-          <m:t>,</m:t>
-        </m:r>
-        <m:r>
-          <m:t>1</m:t>
-        </m:r>
-        <m:r>
-          <m:rPr>
-            <m:sty m:val="p"/>
-          </m:rPr>
-          <m:t>]</m:t>
-        </m:r>
+        <m:d>
+          <m:dPr>
+            <m:begChr m:val="["/>
+            <m:sepChr m:val=""/>
+            <m:endChr m:val="]"/>
+            <m:grow/>
+          </m:dPr>
+          <m:e>
+            <m:r>
+              <m:t>0</m:t>
+            </m:r>
+            <m:r>
+              <m:rPr>
+                <m:sty m:val="p"/>
+              </m:rPr>
+              <m:t>,</m:t>
+            </m:r>
+            <m:r>
+              <m:t>1</m:t>
+            </m:r>
+          </m:e>
+        </m:d>
       </m:oMath>
       <w:r>
         <w:t xml:space="preserve">. Under iterative downsampling, degrees are recalculated following each interaction removal, allowing probabilities to evolve as the realised network changes. Ecologically, this assumes that highly connected species possess many potential interactions that are not simultaneously realised within any local community, whereas interactions involving more specialised or weakly connected species are more likely to represent essential realised links.</w:t>
       </w:r>
     </w:p>
-    <w:bookmarkEnd w:id="14"/>
-    <w:bookmarkStart w:id="15" w:name="random"/>
+    <w:bookmarkEnd w:id="25"/>
+    <w:bookmarkStart w:id="26" w:name="random"/>
     <w:p>
       <w:pPr>
         <w:pStyle w:val="Heading3"/>
@@ -2258,9 +2240,9 @@
         <w:t xml:space="preserve">is constant for all existing interactions. Interactions are removed uniformly at random until the target connectance is reached, subject to the constraint that species cannot become isolated. This assumes that no ecological process preferentially favours the realisation of one potential interaction over another, such that realised food webs constitute an unbiased subset of the regional metaweb that is ultimately only constrained by the number of links.</w:t>
       </w:r>
     </w:p>
-    <w:bookmarkEnd w:id="15"/>
-    <w:bookmarkEnd w:id="16"/>
-    <w:bookmarkStart w:id="17" w:name="simulations"/>
+    <w:bookmarkEnd w:id="26"/>
+    <w:bookmarkEnd w:id="27"/>
+    <w:bookmarkStart w:id="28" w:name="simulations"/>
     <w:p>
       <w:pPr>
         <w:pStyle w:val="Heading2"/>
@@ -2414,8 +2396,8 @@
         <w:t xml:space="preserve">), estimated by linear interpolation between extinction events.</w:t>
       </w:r>
     </w:p>
-    <w:bookmarkEnd w:id="17"/>
-    <w:bookmarkStart w:id="18" w:name="software"/>
+    <w:bookmarkEnd w:id="28"/>
+    <w:bookmarkStart w:id="29" w:name="software"/>
     <w:p>
       <w:pPr>
         <w:pStyle w:val="Heading2"/>
@@ -2510,9 +2492,9 @@
         <w:t xml:space="preserve">Keep the narrative extinction centric for now but remember we also have the topology of each network before the various extinction simulations begin</w:t>
       </w:r>
     </w:p>
-    <w:bookmarkEnd w:id="18"/>
-    <w:bookmarkEnd w:id="19"/>
-    <w:bookmarkStart w:id="24" w:name="X3c581d960fc25a54dbdc8cfff3f6b3d201997b2"/>
+    <w:bookmarkEnd w:id="29"/>
+    <w:bookmarkEnd w:id="30"/>
+    <w:bookmarkStart w:id="35" w:name="X3c581d960fc25a54dbdc8cfff3f6b3d201997b2"/>
     <w:p>
       <w:pPr>
         <w:pStyle w:val="Heading1"/>
@@ -2661,7 +2643,7 @@
       <w:tr>
         <w:tc>
           <w:tcPr/>
-          <w:bookmarkStart w:id="23" w:name="fig-downsample"/>
+          <w:bookmarkStart w:id="34" w:name="fig-downsample"/>
           <w:p>
             <w:pPr>
               <w:pStyle w:val="Compact"/>
@@ -2672,18 +2654,18 @@
                 <wp:inline>
                   <wp:extent cx="5334000" cy="5334000"/>
                   <wp:effectExtent b="0" l="0" r="0" t="0"/>
-                  <wp:docPr descr="" title="" id="21" name="Picture"/>
+                  <wp:docPr descr="" title="" id="32" name="Picture"/>
                   <a:graphic>
                     <a:graphicData uri="http://schemas.openxmlformats.org/drawingml/2006/picture">
                       <pic:pic>
                         <pic:nvPicPr>
-                          <pic:cNvPr descr="figures/downsamplingEffect.png" id="22" name="Picture"/>
+                          <pic:cNvPr descr="figures/downsamplingEffect.png" id="33" name="Picture"/>
                           <pic:cNvPicPr>
                             <a:picLocks noChangeArrowheads="1" noChangeAspect="1"/>
                           </pic:cNvPicPr>
                         </pic:nvPicPr>
                         <pic:blipFill>
-                          <a:blip r:embed="rId20"/>
+                          <a:blip r:embed="rId31"/>
                           <a:stretch>
                             <a:fillRect/>
                           </a:stretch>
@@ -2739,7 +2721,7 @@
               <w:t xml:space="preserve">(A) Redundancy analysis (RDA) ordination showing differences in network topology among downsampling approaches across the connectance gradient after accounting for community-level variation. (B) Estimated slopes (±95% confidence intervals) describing the relationship between the primary RDA axis and connectance change for each downsampling approach; letters denote post-hoc groupings from estimated marginal trend comparisons. (C) Principal component trajectories illustrating structural change between network creation and burn-in for each downsampling approach. (D) Mean Euclidean displacement through PCA space during burn-in (±95% confidence intervals); letters indicate pairwise differences among network types from estimated marginal means. Networks sharing the same letter are not significantly different.</w:t>
             </w:r>
           </w:p>
-          <w:bookmarkEnd w:id="23"/>
+          <w:bookmarkEnd w:id="34"/>
         </w:tc>
       </w:tr>
     </w:tbl>
@@ -2978,8 +2960,8 @@
         <w:t xml:space="preserve">(Strydom, Karapunar, et al., 2026)</w:t>
       </w:r>
     </w:p>
-    <w:bookmarkEnd w:id="24"/>
-    <w:bookmarkStart w:id="29" w:name="X21b5c175c484a79e9a2bfb142eef60b64b79ffb"/>
+    <w:bookmarkEnd w:id="35"/>
+    <w:bookmarkStart w:id="40" w:name="X21b5c175c484a79e9a2bfb142eef60b64b79ffb"/>
     <w:p>
       <w:pPr>
         <w:pStyle w:val="Heading1"/>
@@ -2997,9 +2979,6 @@
       </w:r>
       <m:oMath>
         <m:r>
-          <m:rPr>
-            <m:sty m:val="p"/>
-          </m:rPr>
           <m:t>Δ</m:t>
         </m:r>
         <m:sSub>
@@ -3023,9 +3002,6 @@
       </w:r>
       <m:oMath>
         <m:r>
-          <m:rPr>
-            <m:sty m:val="p"/>
-          </m:rPr>
           <m:t>Δ</m:t>
         </m:r>
         <m:sSub>
@@ -3258,9 +3234,6 @@
       </w:r>
       <m:oMath>
         <m:r>
-          <m:rPr>
-            <m:sty m:val="p"/>
-          </m:rPr>
           <m:t>Δ</m:t>
         </m:r>
         <m:sSub>
@@ -3296,7 +3269,7 @@
       <w:tr>
         <w:tc>
           <w:tcPr/>
-          <w:bookmarkStart w:id="28" w:name="fig-TopoVDynamic"/>
+          <w:bookmarkStart w:id="39" w:name="fig-TopoVDynamic"/>
           <w:p>
             <w:pPr>
               <w:pStyle w:val="Compact"/>
@@ -3307,18 +3280,18 @@
                 <wp:inline>
                   <wp:extent cx="5334000" cy="3368842"/>
                   <wp:effectExtent b="0" l="0" r="0" t="0"/>
-                  <wp:docPr descr="" title="" id="26" name="Picture"/>
+                  <wp:docPr descr="" title="" id="37" name="Picture"/>
                   <a:graphic>
                     <a:graphicData uri="http://schemas.openxmlformats.org/drawingml/2006/picture">
                       <pic:pic>
                         <pic:nvPicPr>
-                          <pic:cNvPr descr="figures/robustnessTopoVDynamic.png" id="27" name="Picture"/>
+                          <pic:cNvPr descr="figures/robustnessTopoVDynamic.png" id="38" name="Picture"/>
                           <pic:cNvPicPr>
                             <a:picLocks noChangeArrowheads="1" noChangeAspect="1"/>
                           </pic:cNvPicPr>
                         </pic:nvPicPr>
                         <pic:blipFill>
-                          <a:blip r:embed="rId25"/>
+                          <a:blip r:embed="rId36"/>
                           <a:stretch>
                             <a:fillRect/>
                           </a:stretch>
@@ -3392,9 +3365,6 @@
             </w:r>
             <m:oMath>
               <m:r>
-                <m:rPr>
-                  <m:sty m:val="p"/>
-                </m:rPr>
                 <m:t>Δ</m:t>
               </m:r>
               <m:sSub>
@@ -3516,7 +3486,7 @@
               <w:t xml:space="preserve">) for each network type. Negative values indicate that dynamic simulations produce lower inferred robustness than topological simulations. Bars show estimated marginal means from linear models accounting for differences among empirical communities; letters indicate significant differences among network types based on Sidak-adjusted pairwise comparisons.</w:t>
             </w:r>
           </w:p>
-          <w:bookmarkEnd w:id="28"/>
+          <w:bookmarkEnd w:id="39"/>
         </w:tc>
       </w:tr>
     </w:tbl>
@@ -3540,8 +3510,8 @@
         <w:t xml:space="preserve">extends well beyond the niche model. While the precise magnitude of the discrepancy between topological and dynamic robustness depends on both network reconstruction and extinction mechanism, the qualitative tendency for topological extinction simulations to infer greater robustness than dynamic simulations was recovered across the vast majority of reconstructed food webs examined here.</w:t>
       </w:r>
     </w:p>
-    <w:bookmarkEnd w:id="29"/>
-    <w:bookmarkStart w:id="38" w:name="Xc8e272c73ad6d078d0b8da4135f7ccd680d80a5"/>
+    <w:bookmarkEnd w:id="40"/>
+    <w:bookmarkStart w:id="49" w:name="Xc8e272c73ad6d078d0b8da4135f7ccd680d80a5"/>
     <w:p>
       <w:pPr>
         <w:pStyle w:val="Heading1"/>
@@ -3581,9 +3551,6 @@
         <m:sSub>
           <m:e>
             <m:r>
-              <m:rPr>
-                <m:sty m:val="p"/>
-              </m:rPr>
               <m:t>Δ</m:t>
             </m:r>
           </m:e>
@@ -3655,7 +3622,7 @@
       <w:tr>
         <w:tc>
           <w:tcPr/>
-          <w:bookmarkStart w:id="33" w:name="fig-robDownsample"/>
+          <w:bookmarkStart w:id="44" w:name="fig-robDownsample"/>
           <w:p>
             <w:pPr>
               <w:pStyle w:val="Compact"/>
@@ -3666,18 +3633,18 @@
                 <wp:inline>
                   <wp:extent cx="5334000" cy="3088105"/>
                   <wp:effectExtent b="0" l="0" r="0" t="0"/>
-                  <wp:docPr descr="" title="" id="31" name="Picture"/>
+                  <wp:docPr descr="" title="" id="42" name="Picture"/>
                   <a:graphic>
                     <a:graphicData uri="http://schemas.openxmlformats.org/drawingml/2006/picture">
                       <pic:pic>
                         <pic:nvPicPr>
-                          <pic:cNvPr descr="figures/robustnessDownsampling.png" id="32" name="Picture"/>
+                          <pic:cNvPr descr="figures/robustnessDownsampling.png" id="43" name="Picture"/>
                           <pic:cNvPicPr>
                             <a:picLocks noChangeArrowheads="1" noChangeAspect="1"/>
                           </pic:cNvPicPr>
                         </pic:nvPicPr>
                         <pic:blipFill>
-                          <a:blip r:embed="rId30"/>
+                          <a:blip r:embed="rId41"/>
                           <a:stretch>
                             <a:fillRect/>
                           </a:stretch>
@@ -3717,7 +3684,7 @@
               <w:t xml:space="preserve">Figure 3: TODO.</w:t>
             </w:r>
           </w:p>
-          <w:bookmarkEnd w:id="33"/>
+          <w:bookmarkEnd w:id="44"/>
         </w:tc>
       </w:tr>
     </w:tbl>
@@ -3766,9 +3733,6 @@
         <m:sSub>
           <m:e>
             <m:r>
-              <m:rPr>
-                <m:sty m:val="p"/>
-              </m:rPr>
               <m:t>Δ</m:t>
             </m:r>
           </m:e>
@@ -4050,7 +4014,7 @@
       <w:tr>
         <w:tc>
           <w:tcPr/>
-          <w:bookmarkStart w:id="37" w:name="fig-robDynamic"/>
+          <w:bookmarkStart w:id="48" w:name="fig-robDynamic"/>
           <w:p>
             <w:pPr>
               <w:pStyle w:val="Compact"/>
@@ -4061,18 +4025,18 @@
                 <wp:inline>
                   <wp:extent cx="5334000" cy="6400800"/>
                   <wp:effectExtent b="0" l="0" r="0" t="0"/>
-                  <wp:docPr descr="" title="" id="35" name="Picture"/>
+                  <wp:docPr descr="" title="" id="46" name="Picture"/>
                   <a:graphic>
                     <a:graphicData uri="http://schemas.openxmlformats.org/drawingml/2006/picture">
                       <pic:pic>
                         <pic:nvPicPr>
-                          <pic:cNvPr descr="figures/robustnessHighLevel.png" id="36" name="Picture"/>
+                          <pic:cNvPr descr="figures/robustnessHighLevel.png" id="47" name="Picture"/>
                           <pic:cNvPicPr>
                             <a:picLocks noChangeArrowheads="1" noChangeAspect="1"/>
                           </pic:cNvPicPr>
                         </pic:nvPicPr>
                         <pic:blipFill>
-                          <a:blip r:embed="rId34"/>
+                          <a:blip r:embed="rId45"/>
                           <a:stretch>
                             <a:fillRect/>
                           </a:stretch>
@@ -4112,7 +4076,7 @@
               <w:t xml:space="preserve">Figure 4: TODO</w:t>
             </w:r>
           </w:p>
-          <w:bookmarkEnd w:id="37"/>
+          <w:bookmarkEnd w:id="48"/>
         </w:tc>
       </w:tr>
     </w:tbl>
@@ -4163,8 +4127,8 @@
         <w:t xml:space="preserve">. Because species body masses were assigned based on trophic position, the dynamic convergence of the synthetic niche model and the SVD-downsampled niche network likely reflects their shared trophic organisation. Consequently, dynamic simulations do not merely evaluate network structure; they actively re-enforce the ecological assumptions embedded during network construction.</w:t>
       </w:r>
     </w:p>
-    <w:bookmarkEnd w:id="38"/>
-    <w:bookmarkStart w:id="41" w:name="conclusions"/>
+    <w:bookmarkEnd w:id="49"/>
+    <w:bookmarkStart w:id="52" w:name="conclusions"/>
     <w:p>
       <w:pPr>
         <w:pStyle w:val="Heading1"/>
@@ -4181,7 +4145,7 @@
         <w:t xml:space="preserve">Reconstructing local food webs from regional metawebs requires explicit assumptions about how ecological processes filter potential interactions into realised local networks. By comparing four downsampling approaches across topological and dynamic extinction scenarios, we demonstrate that the mechanism of interaction removal influences both the structural topology of the resulting networks and their inferred robustness to extinction.</w:t>
       </w:r>
     </w:p>
-    <w:bookmarkStart w:id="39" w:name="structural-vs.-dynamic-fragility"/>
+    <w:bookmarkStart w:id="50" w:name="structural-vs.-dynamic-fragility"/>
     <w:p>
       <w:pPr>
         <w:pStyle w:val="Heading2"/>
@@ -4251,8 +4215,8 @@
         <w:t xml:space="preserve">This distinction is particularly evident when comparing the ATN and empirical downsampled networks. Although the ATN model is widely used as a realistic benchmark, its dynamic behaviour diverged from both the niche model. This underscores that no single synthetic network model can be treated as an absolute benchmark for realised food-web dynamics.</w:t>
       </w:r>
     </w:p>
-    <w:bookmarkEnd w:id="39"/>
-    <w:bookmarkStart w:id="40" w:name="implications-for-network-reconstruction"/>
+    <w:bookmarkEnd w:id="50"/>
+    <w:bookmarkStart w:id="51" w:name="implications-for-network-reconstruction"/>
     <w:p>
       <w:pPr>
         <w:pStyle w:val="Heading2"/>
@@ -4324,9 +4288,9 @@
         <w:t xml:space="preserve">Ultimately, downsampling a metaweb is an act of modelling ecological realisation rather than simple network reduction. Acknowledging the assumptions embedded within these downsampling filters is essential for accurately inferring community robustness in both ancient and modern ecosystems.</w:t>
       </w:r>
     </w:p>
-    <w:bookmarkEnd w:id="40"/>
-    <w:bookmarkEnd w:id="41"/>
-    <w:bookmarkStart w:id="69" w:name="references"/>
+    <w:bookmarkEnd w:id="51"/>
+    <w:bookmarkEnd w:id="52"/>
+    <w:bookmarkStart w:id="80" w:name="references"/>
     <w:p>
       <w:pPr>
         <w:pStyle w:val="Heading1"/>
@@ -4335,8 +4299,8 @@
         <w:t xml:space="preserve">References</w:t>
       </w:r>
     </w:p>
-    <w:bookmarkStart w:id="68" w:name="refs"/>
-    <w:bookmarkStart w:id="43" w:name="ref-bezansonJuliaFreshApproach2017"/>
+    <w:bookmarkStart w:id="79" w:name="refs"/>
+    <w:bookmarkStart w:id="54" w:name="ref-bezansonJuliaFreshApproach2017"/>
     <w:p>
       <w:pPr>
         <w:pStyle w:val="Bibliography"/>
@@ -4394,7 +4358,7 @@
       <w:r>
         <w:t xml:space="preserve"> </w:t>
       </w:r>
-      <w:hyperlink r:id="rId42">
+      <w:hyperlink r:id="rId53">
         <w:r>
           <w:rPr>
             <w:rStyle w:val="Hyperlink"/>
@@ -4403,8 +4367,8 @@
         </w:r>
       </w:hyperlink>
     </w:p>
-    <w:bookmarkEnd w:id="43"/>
-    <w:bookmarkStart w:id="45" w:name="ref-broseConsumerResourceBodySize2006"/>
+    <w:bookmarkEnd w:id="54"/>
+    <w:bookmarkStart w:id="56" w:name="ref-broseConsumerResourceBodySize2006"/>
     <w:p>
       <w:pPr>
         <w:pStyle w:val="Bibliography"/>
@@ -4459,7 +4423,7 @@
       <w:r>
         <w:t xml:space="preserve"> </w:t>
       </w:r>
-      <w:hyperlink r:id="rId44">
+      <w:hyperlink r:id="rId55">
         <w:r>
           <w:rPr>
             <w:rStyle w:val="Hyperlink"/>
@@ -4468,8 +4432,8 @@
         </w:r>
       </w:hyperlink>
     </w:p>
-    <w:bookmarkEnd w:id="45"/>
-    <w:bookmarkStart w:id="47" w:name="X146b3e079d29156a751b0b16e1dc13291aa3399"/>
+    <w:bookmarkEnd w:id="56"/>
+    <w:bookmarkStart w:id="58" w:name="X146b3e079d29156a751b0b16e1dc13291aa3399"/>
     <w:p>
       <w:pPr>
         <w:pStyle w:val="Bibliography"/>
@@ -4518,7 +4482,7 @@
       <w:r>
         <w:t xml:space="preserve"> </w:t>
       </w:r>
-      <w:hyperlink r:id="rId46">
+      <w:hyperlink r:id="rId57">
         <w:r>
           <w:rPr>
             <w:rStyle w:val="Hyperlink"/>
@@ -4527,8 +4491,8 @@
         </w:r>
       </w:hyperlink>
     </w:p>
-    <w:bookmarkEnd w:id="47"/>
-    <w:bookmarkStart w:id="49" w:name="ref-delmasSimulationsBiomassDynamics2017"/>
+    <w:bookmarkEnd w:id="58"/>
+    <w:bookmarkStart w:id="60" w:name="ref-delmasSimulationsBiomassDynamics2017"/>
     <w:p>
       <w:pPr>
         <w:pStyle w:val="Bibliography"/>
@@ -4565,7 +4529,7 @@
       <w:r>
         <w:t xml:space="preserve"> </w:t>
       </w:r>
-      <w:hyperlink r:id="rId48">
+      <w:hyperlink r:id="rId59">
         <w:r>
           <w:rPr>
             <w:rStyle w:val="Hyperlink"/>
@@ -4574,8 +4538,8 @@
         </w:r>
       </w:hyperlink>
     </w:p>
-    <w:bookmarkEnd w:id="49"/>
-    <w:bookmarkStart w:id="51" w:name="ref-jonssonReliabilityR50Measure2015"/>
+    <w:bookmarkEnd w:id="60"/>
+    <w:bookmarkStart w:id="62" w:name="ref-jonssonReliabilityR50Measure2015"/>
     <w:p>
       <w:pPr>
         <w:pStyle w:val="Bibliography"/>
@@ -4624,7 +4588,7 @@
       <w:r>
         <w:t xml:space="preserve"> </w:t>
       </w:r>
-      <w:hyperlink r:id="rId50">
+      <w:hyperlink r:id="rId61">
         <w:r>
           <w:rPr>
             <w:rStyle w:val="Hyperlink"/>
@@ -4633,8 +4597,8 @@
         </w:r>
       </w:hyperlink>
     </w:p>
-    <w:bookmarkEnd w:id="51"/>
-    <w:bookmarkStart w:id="53" w:name="ref-karapunarNoGlobalCollapse2026"/>
+    <w:bookmarkEnd w:id="62"/>
+    <w:bookmarkStart w:id="64" w:name="ref-karapunarNoGlobalCollapse2026"/>
     <w:p>
       <w:pPr>
         <w:pStyle w:val="Bibliography"/>
@@ -4672,7 +4636,7 @@
       <w:r>
         <w:t xml:space="preserve"> </w:t>
       </w:r>
-      <w:hyperlink r:id="rId52">
+      <w:hyperlink r:id="rId63">
         <w:r>
           <w:rPr>
             <w:rStyle w:val="Hyperlink"/>
@@ -4687,8 +4651,8 @@
         <w:t xml:space="preserve">(Pre-published)</w:t>
       </w:r>
     </w:p>
-    <w:bookmarkEnd w:id="53"/>
-    <w:bookmarkStart w:id="55" w:name="Xf8c7976e50e0e9dabef8a2b9856e58ecaca4342"/>
+    <w:bookmarkEnd w:id="64"/>
+    <w:bookmarkStart w:id="66" w:name="Xf8c7976e50e0e9dabef8a2b9856e58ecaca4342"/>
     <w:p>
       <w:pPr>
         <w:pStyle w:val="Bibliography"/>
@@ -4746,7 +4710,7 @@
       <w:r>
         <w:t xml:space="preserve"> </w:t>
       </w:r>
-      <w:hyperlink r:id="rId54">
+      <w:hyperlink r:id="rId65">
         <w:r>
           <w:rPr>
             <w:rStyle w:val="Hyperlink"/>
@@ -4755,8 +4719,8 @@
         </w:r>
       </w:hyperlink>
     </w:p>
-    <w:bookmarkEnd w:id="55"/>
-    <w:bookmarkStart w:id="57" w:name="X0db465d2ec8683a81b001c1b3069bfe5ad58a88"/>
+    <w:bookmarkEnd w:id="66"/>
+    <w:bookmarkStart w:id="68" w:name="X0db465d2ec8683a81b001c1b3069bfe5ad58a88"/>
     <w:p>
       <w:pPr>
         <w:pStyle w:val="Bibliography"/>
@@ -4826,7 +4790,7 @@
       <w:r>
         <w:t xml:space="preserve"> </w:t>
       </w:r>
-      <w:hyperlink r:id="rId56">
+      <w:hyperlink r:id="rId67">
         <w:r>
           <w:rPr>
             <w:rStyle w:val="Hyperlink"/>
@@ -4835,8 +4799,8 @@
         </w:r>
       </w:hyperlink>
     </w:p>
-    <w:bookmarkEnd w:id="57"/>
-    <w:bookmarkStart w:id="59" w:name="X0fb50f1746fa9d2b24f89ed5bfe6ae1a2f58cc2"/>
+    <w:bookmarkEnd w:id="68"/>
+    <w:bookmarkStart w:id="70" w:name="X0fb50f1746fa9d2b24f89ed5bfe6ae1a2f58cc2"/>
     <w:p>
       <w:pPr>
         <w:pStyle w:val="Bibliography"/>
@@ -4860,7 +4824,7 @@
       <w:r>
         <w:t xml:space="preserve"> </w:t>
       </w:r>
-      <w:hyperlink r:id="rId58">
+      <w:hyperlink r:id="rId69">
         <w:r>
           <w:rPr>
             <w:rStyle w:val="Hyperlink"/>
@@ -4875,8 +4839,8 @@
         <w:t xml:space="preserve">(Pre-published)</w:t>
       </w:r>
     </w:p>
-    <w:bookmarkEnd w:id="59"/>
-    <w:bookmarkStart w:id="61" w:name="ref-strydomFoodWebReconstruction2022a"/>
+    <w:bookmarkEnd w:id="70"/>
+    <w:bookmarkStart w:id="72" w:name="ref-strydomFoodWebReconstruction2022a"/>
     <w:p>
       <w:pPr>
         <w:pStyle w:val="Bibliography"/>
@@ -4913,7 +4877,7 @@
       <w:r>
         <w:t xml:space="preserve"> </w:t>
       </w:r>
-      <w:hyperlink r:id="rId60">
+      <w:hyperlink r:id="rId71">
         <w:r>
           <w:rPr>
             <w:rStyle w:val="Hyperlink"/>
@@ -4922,8 +4886,8 @@
         </w:r>
       </w:hyperlink>
     </w:p>
-    <w:bookmarkEnd w:id="61"/>
-    <w:bookmarkStart w:id="63" w:name="ref-strydomScalingMetawebsRealised2026"/>
+    <w:bookmarkEnd w:id="72"/>
+    <w:bookmarkStart w:id="74" w:name="ref-strydomScalingMetawebsRealised2026"/>
     <w:p>
       <w:pPr>
         <w:pStyle w:val="Bibliography"/>
@@ -5066,7 +5030,7 @@
       <w:r>
         <w:t xml:space="preserve"> </w:t>
       </w:r>
-      <w:hyperlink r:id="rId62">
+      <w:hyperlink r:id="rId73">
         <w:r>
           <w:rPr>
             <w:rStyle w:val="Hyperlink"/>
@@ -5075,8 +5039,8 @@
         </w:r>
       </w:hyperlink>
     </w:p>
-    <w:bookmarkEnd w:id="63"/>
-    <w:bookmarkStart w:id="65" w:name="ref-strydomAreWeMapping2026"/>
+    <w:bookmarkEnd w:id="74"/>
+    <w:bookmarkStart w:id="76" w:name="ref-strydomAreWeMapping2026"/>
     <w:p>
       <w:pPr>
         <w:pStyle w:val="Bibliography"/>
@@ -5191,7 +5155,7 @@
       <w:r>
         <w:t xml:space="preserve"> </w:t>
       </w:r>
-      <w:hyperlink r:id="rId64">
+      <w:hyperlink r:id="rId75">
         <w:r>
           <w:rPr>
             <w:rStyle w:val="Hyperlink"/>
@@ -5200,8 +5164,8 @@
         </w:r>
       </w:hyperlink>
     </w:p>
-    <w:bookmarkEnd w:id="65"/>
-    <w:bookmarkStart w:id="67" w:name="ref-Williams2000Simple"/>
+    <w:bookmarkEnd w:id="76"/>
+    <w:bookmarkStart w:id="78" w:name="ref-Williams2000Simple"/>
     <w:p>
       <w:pPr>
         <w:pStyle w:val="Bibliography"/>
@@ -5238,7 +5202,7 @@
       <w:r>
         <w:t xml:space="preserve"> </w:t>
       </w:r>
-      <w:hyperlink r:id="rId66">
+      <w:hyperlink r:id="rId77">
         <w:r>
           <w:rPr>
             <w:rStyle w:val="Hyperlink"/>
@@ -5247,9 +5211,9 @@
         </w:r>
       </w:hyperlink>
     </w:p>
-    <w:bookmarkEnd w:id="67"/>
-    <w:bookmarkEnd w:id="68"/>
-    <w:bookmarkEnd w:id="69"/>
+    <w:bookmarkEnd w:id="78"/>
+    <w:bookmarkEnd w:id="79"/>
+    <w:bookmarkEnd w:id="80"/>
     <w:sectPr>
       <w:footnotePr>
         <w:numRestart w:val="eachSect"/>
@@ -5477,10 +5441,10 @@
   <w:docDefaults>
     <w:rPrDefault>
       <w:rPr>
-        <w:rFonts w:asciiTheme="minorHAnsi" w:cstheme="minorBidi" w:eastAsiaTheme="minorEastAsia" w:hAnsiTheme="minorHAnsi"/>
+        <w:rFonts w:asciiTheme="minorHAnsi" w:cstheme="minorBidi" w:eastAsiaTheme="minorHAnsi" w:hAnsiTheme="minorHAnsi"/>
         <w:sz w:val="24"/>
         <w:szCs w:val="24"/>
-        <w:lang w:bidi="ar-SA" w:eastAsia="zh-CN" w:val="en-US"/>
+        <w:lang w:bidi="ar-SA" w:eastAsia="en-US" w:val="en-US"/>
       </w:rPr>
     </w:rPrDefault>
     <w:pPrDefault>
@@ -6021,6 +5985,13 @@
       </w:tblCellMar>
     </w:tblPr>
     <w:tblStylePr w:type="firstRow">
+      <w:tblPr>
+        <w:jc w:val="left"/>
+        <w:tblInd w:type="dxa" w:w="0"/>
+      </w:tblPr>
+      <w:trPr>
+        <w:jc w:val="left"/>
+      </w:trPr>
       <w:tcPr>
         <w:tcBorders>
           <w:bottom w:val="single"/>

--- a/index.docx
+++ b/index.docx
@@ -15,7 +15,7 @@
         <w:pStyle w:val="Date"/>
       </w:pPr>
       <w:r>
-        <w:t xml:space="preserve">2026-08-08</w:t>
+        <w:t xml:space="preserve">2026-08-10</w:t>
       </w:r>
     </w:p>
     <w:p>
@@ -3581,6 +3581,14 @@
         <w:pStyle w:val="BodyText"/>
       </w:pPr>
       <w:r>
+        <w:t xml:space="preserve">Topological extinction simulations primarily interrogate network architecture, and therefore retain the common structural signature inherited from the metaweb. Dynamic simulations introduce a second layer of ecological structure through biomass and rate-dependent interactions, revealing differences among networks that are not apparent from topology alone.</w:t>
+      </w:r>
+    </w:p>
+    <w:p>
+      <w:pPr>
+        <w:pStyle w:val="BodyText"/>
+      </w:pPr>
+      <w:r>
         <w:t xml:space="preserve">When examining topological extinctions, it is clear why empirically derived networks behave similarly to one another - they share a common baseline architecture inherited from the regional metaweb (</w:t>
       </w:r>
       <w:hyperlink w:anchor="fig-downsample">
@@ -3605,7 +3613,7 @@
       </w:r>
     </w:p>
     <w:bookmarkEnd w:id="33"/>
-    <w:bookmarkStart w:id="37" w:name="conclusions"/>
+    <w:bookmarkStart w:id="34" w:name="conclusions"/>
     <w:p>
       <w:pPr>
         <w:pStyle w:val="Heading1"/>
@@ -3619,16 +3627,23 @@
         <w:pStyle w:val="FirstParagraph"/>
       </w:pPr>
       <w:r>
-        <w:t xml:space="preserve">Reconstructing local food webs from regional metawebs requires explicit assumptions about how ecological processes filter potential interactions into realised local networks. By comparing four downsampling approaches across topological and dynamic extinction scenarios, we demonstrate that the mechanism of interaction removal influences both the structural topology of the resulting networks and their inferred robustness to extinction.</w:t>
-      </w:r>
-    </w:p>
-    <w:bookmarkStart w:id="34" w:name="structural-vs.-dynamic-fragility"/>
-    <w:p>
-      <w:pPr>
-        <w:pStyle w:val="Heading2"/>
-      </w:pPr>
-      <w:r>
-        <w:t xml:space="preserve">5.1 Structural vs. dynamic fragility</w:t>
+        <w:t xml:space="preserve">Reconstructing realised food webs from regional interaction pools requires assumptions about which potential interactions are likely to occur together. Here, we demonstrate that empirical metawebs can be converted into dynamically tractable food webs through alternative downsampling approaches, but that the resulting networks retain detectable signatures of the assumptions used during their construction. These signatures were evident in network topology and persisted through subsequent dynamical simulations, indicating that network realisation is not simply a preprocessing step but an additional component of the ecological model.</w:t>
+      </w:r>
+    </w:p>
+    <w:p>
+      <w:pPr>
+        <w:pStyle w:val="BodyText"/>
+      </w:pPr>
+      <w:r>
+        <w:t xml:space="preserve">Our results further suggest that dynamical burn-in represents a second form of network realisation. Although burn-in altered the structure of all networks, it did not erase the differences introduced during initial network construction. Instead, the dynamical model filtered structurally feasible networks according to its own assumptions about biomass, interaction strengths and species persistence. The ecological behaviour of a simulated community is therefore shaped by successive filters: how potential interactions are realised into a network, and how that network is subsequently realised as a dynamically viable community.</w:t>
+      </w:r>
+    </w:p>
+    <w:p>
+      <w:pPr>
+        <w:pStyle w:val="BlockText"/>
+      </w:pPr>
+      <w:r>
+        <w:t xml:space="preserve">Possible supplement here is to look at the difference between creation and realised topological robustness. If we see a clear difference then clearly the burn in process is altering structure.</w:t>
       </w:r>
     </w:p>
     <w:p>
@@ -3636,19 +3651,16 @@
         <w:pStyle w:val="FirstParagraph"/>
       </w:pPr>
       <w:r>
-        <w:t xml:space="preserve">Our results confirm that the qualitative discrepancy between topological and dynamic robustness identified by</w:t>
-      </w:r>
-      <w:r>
-        <w:t xml:space="preserve"> </w:t>
-      </w:r>
-      <w:r>
-        <w:t xml:space="preserve">Curtsdotter et al. (2011)</w:t>
-      </w:r>
-      <w:r>
-        <w:t xml:space="preserve"> </w:t>
-      </w:r>
-      <w:r>
-        <w:t xml:space="preserve">extends across alternative network reconstructions. Under most extinction scenarios, topological simulations inferred greater robustness than dynamic simulations regardless of downsampling approach. Topological extinctions treat networks as static topological dependency graphs, whereas dynamic extinctions incorporate biomass drawdown, competitive release, and rate-dependent secondary collapses. Consequently, static metrics consistently provide a conservative estimate of community vulnerability.</w:t>
+        <w:t xml:space="preserve">Importantly, the broad relationship between topological and dynamic robustness was consistent across network reconstruction approaches, even though the absolute robustness of individual networks varied. This suggests that some conclusions drawn from network topology may be robust to uncertainty in network reconstruction, while also demonstrating that dynamic simulations can reveal differences among networks that are not apparent from topology alone. In particular, networks generated from the same empirical interaction pool could exhibit distinct dynamical behaviour depending on the assumptions used to realise that pool, supporting the growing synthesis that we cannot neglect the decisions that are made when a network is initially constructed</w:t>
+      </w:r>
+      <w:r>
+        <w:t xml:space="preserve"> </w:t>
+      </w:r>
+      <w:r>
+        <w:t xml:space="preserve">(Brimacombe et al., 2023; Strydom, Karapunar, et al., 2026)</w:t>
+      </w:r>
+      <w:r>
+        <w:t xml:space="preserve">.</w:t>
       </w:r>
     </w:p>
     <w:p>
@@ -3656,120 +3668,27 @@
         <w:pStyle w:val="BodyText"/>
       </w:pPr>
       <w:r>
-        <w:t xml:space="preserve">Importantly, while downsampling methods generated distinct initial topologies, their effects on topological robustness were relatively modest—likely because initial metawebs were already relatively sparse (mas Co = 0.20). However, once bio-energetic dynamics were introduced, subtle structural differences translated into substantial variations in dynamic persistence. Dynamic extinctions are strongly driven by node-level properties and metabolic rates rather than link topology alone. Thus, inferred dynamic robustness reflects an interaction between network structure and the physiological constraints imposed upon it.</w:t>
+        <w:t xml:space="preserve">These findings highlight an important challenge for the growing use of dynamic food web models to move beyond describing network structure towards predicting ecological change. Increasingly sophisticated approaches can construct networks from empirical observations or biological traits, while regional metawebs provide a means of retaining broad empirical information on interaction potential. Yet neither empirical provenance nor mechanistic parameterisation necessarily produces a realised community: both require assumptions about which interactions occur together and, in dynamic models, which of those interactions can persist. Network realisation therefore represents a necessary but currently underappreciated bridge between empirical interaction data and mechanistic dynamic modelling.</w:t>
+      </w:r>
+    </w:p>
+    <w:p>
+      <w:pPr>
+        <w:pStyle w:val="BodyText"/>
+      </w:pPr>
+      <w:r>
+        <w:t xml:space="preserve">This distinction may be particularly important for systems in which empirical interaction data are necessarily incomplete, including palaeoecological communities. Fossil records can provide unusually valuable opportunities to examine ecological change across major extinction events, but the interaction data available from such systems are often better interpreted as empirically constrained interaction pools than complete realised food webs. If these pools can be converted into plausible dynamically viable communities, dynamic modelling could provide a route to testing mechanistic explanations of observed ecological change rather than relying solely on topological reconstructions. Our results provide a first step towards this goal, while demonstrating that the assumptions required to construct the network can remain detectable throughout the modelling process.</w:t>
+      </w:r>
+    </w:p>
+    <w:p>
+      <w:pPr>
+        <w:pStyle w:val="BodyText"/>
+      </w:pPr>
+      <w:r>
+        <w:t xml:space="preserve">Rather than identifying a single correct method for constructing realised networks, we therefore argue that network realisation should be treated as an explicit source of ecological model uncertainty. As food web modelling increasingly combines empirical interaction data with dynamical approaches, predictions will depend not only on the equations governing population dynamics, but also on how empirical knowledge is translated into the network those equations operate upon. Understanding and quantifying this additional layer of uncertainty will be essential if dynamic food-web models are to provide increasingly empirical predictions of how ecological communities respond to environmental change.</w:t>
       </w:r>
     </w:p>
     <w:bookmarkEnd w:id="34"/>
-    <w:bookmarkStart w:id="35" w:name="Xea1a7f22f08958a60890f37c3175c29abc51939"/>
-    <w:p>
-      <w:pPr>
-        <w:pStyle w:val="Heading2"/>
-      </w:pPr>
-      <w:r>
-        <w:t xml:space="preserve">5.2 Mapping empirical networks or model philosophy?</w:t>
-      </w:r>
-    </w:p>
-    <w:p>
-      <w:pPr>
-        <w:pStyle w:val="FirstParagraph"/>
-      </w:pPr>
-      <w:r>
-        <w:t xml:space="preserve">A central question arising from our findings is whether dynamic simulations evaluate empirical reality or simply mirror the assumptions of the underlying models</w:t>
-      </w:r>
-      <w:r>
-        <w:t xml:space="preserve"> </w:t>
-      </w:r>
-      <w:r>
-        <w:t xml:space="preserve">(Strydom, Karapunar, et al., 2026)</w:t>
-      </w:r>
-      <w:r>
-        <w:t xml:space="preserve">. The dynamic convergence between SVD-downsampled metawebs and synthetic niche models highlights a fundamental circularity - because frameworks like the BEFW rely heavily on body-mass ratios and trophic positioning to derive interaction rates, networks constructed around niche-ordering assumptions naturally align with these dynamic engines. Conversely, downsampling methods that do not enforce trophic hierarchy (such as degree-product or random link removal) introduce structural configurations that interact differently with allometric scaling rules, leading to divergent dynamic behaviors.</w:t>
-      </w:r>
-    </w:p>
-    <w:p>
-      <w:pPr>
-        <w:pStyle w:val="BodyText"/>
-      </w:pPr>
-      <w:r>
-        <w:t xml:space="preserve">This distinction is particularly evident when comparing the ATN and empirical downsampled networks. Although the ATN model is widely used as a realistic benchmark, its dynamic behaviour diverged from both the niche model. This underscores that no single synthetic network model can be treated as an absolute benchmark for realised food-web dynamics.</w:t>
-      </w:r>
-    </w:p>
-    <w:bookmarkEnd w:id="35"/>
-    <w:bookmarkStart w:id="36" w:name="implications-for-network-reconstruction"/>
-    <w:p>
-      <w:pPr>
-        <w:pStyle w:val="Heading2"/>
-      </w:pPr>
-      <w:r>
-        <w:t xml:space="preserve">5.3 Implications for network reconstruction</w:t>
-      </w:r>
-    </w:p>
-    <w:p>
-      <w:pPr>
-        <w:pStyle w:val="FirstParagraph"/>
-      </w:pPr>
-      <w:r>
-        <w:t xml:space="preserve">While there is no single correct downsampling approach, our results offer practical considerations for empirically-derived metaweb downsampling:</w:t>
-      </w:r>
-    </w:p>
-    <w:p>
-      <w:pPr>
-        <w:pStyle w:val="Compact"/>
-        <w:numPr>
-          <w:ilvl w:val="0"/>
-          <w:numId w:val="1001"/>
-        </w:numPr>
-      </w:pPr>
-      <w:r>
-        <w:t xml:space="preserve">Alignment with dynamic frameworks: If the objective is to parameterise dynamic biomass simulations using allometric or bio-energetic models, SVD-based niche downsampling provides an internally consistent approach that preserves trophic hierarchy without imposing arbitrary degree distributions.</w:t>
-      </w:r>
-    </w:p>
-    <w:p>
-      <w:pPr>
-        <w:pStyle w:val="Compact"/>
-        <w:numPr>
-          <w:ilvl w:val="0"/>
-          <w:numId w:val="1001"/>
-        </w:numPr>
-      </w:pPr>
-      <w:r>
-        <w:t xml:space="preserve">Caution with unconstrained null models: Random downsampling introduces topological distortions that increase structural displacement during burn-in (</w:t>
-      </w:r>
-      <w:hyperlink w:anchor="fig-downsample">
-        <w:r>
-          <w:rPr>
-            <w:rStyle w:val="Hyperlink"/>
-          </w:rPr>
-          <w:t xml:space="preserve">Figure 1</w:t>
-        </w:r>
-      </w:hyperlink>
-      <w:r>
-        <w:t xml:space="preserve">) and generate unpredictable dynamic responses, making it unsuitable as an ecologically informative filter.</w:t>
-      </w:r>
-    </w:p>
-    <w:p>
-      <w:pPr>
-        <w:pStyle w:val="Compact"/>
-        <w:numPr>
-          <w:ilvl w:val="0"/>
-          <w:numId w:val="1001"/>
-        </w:numPr>
-      </w:pPr>
-      <w:r>
-        <w:t xml:space="preserve">Evaluating static and dynamic stability together: Because topological extinctions represent an upper bound of structural robustness and dynamic extinctions reflect rate-dependent persistence, reporting both provides a clearer picture of network robustness.</w:t>
-      </w:r>
-    </w:p>
-    <w:p>
-      <w:pPr>
-        <w:pStyle w:val="FirstParagraph"/>
-      </w:pPr>
-      <w:r>
-        <w:t xml:space="preserve">Ultimately, downsampling a metaweb is an act of modelling ecological realisation rather than simple network reduction. Acknowledging the assumptions embedded within these downsampling filters is essential for accurately inferring community robustness in both ancient and modern ecosystems.</w:t>
-      </w:r>
-    </w:p>
-    <w:bookmarkEnd w:id="36"/>
-    <w:bookmarkEnd w:id="37"/>
-    <w:bookmarkStart w:id="78" w:name="references"/>
+    <w:bookmarkStart w:id="77" w:name="references"/>
     <w:p>
       <w:pPr>
         <w:pStyle w:val="Heading1"/>
@@ -3778,8 +3697,8 @@
         <w:t xml:space="preserve">References</w:t>
       </w:r>
     </w:p>
-    <w:bookmarkStart w:id="77" w:name="refs"/>
-    <w:bookmarkStart w:id="39" w:name="ref-bezansonJuliaFreshApproach2017"/>
+    <w:bookmarkStart w:id="76" w:name="refs"/>
+    <w:bookmarkStart w:id="36" w:name="ref-bezansonJuliaFreshApproach2017"/>
     <w:p>
       <w:pPr>
         <w:pStyle w:val="Bibliography"/>
@@ -3837,7 +3756,7 @@
       <w:r>
         <w:t xml:space="preserve"> </w:t>
       </w:r>
-      <w:hyperlink r:id="rId38">
+      <w:hyperlink r:id="rId35">
         <w:r>
           <w:rPr>
             <w:rStyle w:val="Hyperlink"/>
@@ -3846,13 +3765,60 @@
         </w:r>
       </w:hyperlink>
     </w:p>
-    <w:bookmarkEnd w:id="39"/>
-    <w:bookmarkStart w:id="41" w:name="ref-broseConsumerResourceBodySize2006"/>
+    <w:bookmarkEnd w:id="36"/>
+    <w:bookmarkStart w:id="38" w:name="X539896ce86e228708f5963ceeaf0e82711f0c07"/>
     <w:p>
       <w:pPr>
         <w:pStyle w:val="Bibliography"/>
       </w:pPr>
       <w:r>
+        <w:t xml:space="preserve">Brimacombe, C., Bodner, K., Michalska-Smith, M., Poisot, T., &amp; Fortin, M.-J. (2023). Shortcomings of reusing species interaction networks created by different sets of researchers.</w:t>
+      </w:r>
+      <w:r>
+        <w:t xml:space="preserve"> </w:t>
+      </w:r>
+      <w:r>
+        <w:rPr>
+          <w:i/>
+          <w:iCs/>
+        </w:rPr>
+        <w:t xml:space="preserve">PLOS Biology</w:t>
+      </w:r>
+      <w:r>
+        <w:t xml:space="preserve">,</w:t>
+      </w:r>
+      <w:r>
+        <w:t xml:space="preserve"> </w:t>
+      </w:r>
+      <w:r>
+        <w:rPr>
+          <w:i/>
+          <w:iCs/>
+        </w:rPr>
+        <w:t xml:space="preserve">21</w:t>
+      </w:r>
+      <w:r>
+        <w:t xml:space="preserve">(4), e3002068.</w:t>
+      </w:r>
+      <w:r>
+        <w:t xml:space="preserve"> </w:t>
+      </w:r>
+      <w:hyperlink r:id="rId37">
+        <w:r>
+          <w:rPr>
+            <w:rStyle w:val="Hyperlink"/>
+          </w:rPr>
+          <w:t xml:space="preserve">https://doi.org/10.1371/journal.pbio.3002068</w:t>
+        </w:r>
+      </w:hyperlink>
+    </w:p>
+    <w:bookmarkEnd w:id="38"/>
+    <w:bookmarkStart w:id="40" w:name="ref-broseConsumerResourceBodySize2006"/>
+    <w:p>
+      <w:pPr>
+        <w:pStyle w:val="Bibliography"/>
+      </w:pPr>
+      <w:r>
         <w:t xml:space="preserve">Brose, U., Jonsson, T., Berlow, E. L., Warren, P., Banasek-Richter, C., Bersier, L.-F., Blanchard, J. L., Brey, T., Carpenter, S. R., Blandenier, M.-F. C., Cushing, L., Dawah, H. A., Dell, T., Edwards, F., Harper-Smith, S., Jacob, U., Ledger, M. E., Martinez, N. D., Memmott, J., … Cohen, J. E. (2006). Consumer–</w:t>
       </w:r>
       <w:r>
@@ -3902,7 +3868,7 @@
       <w:r>
         <w:t xml:space="preserve"> </w:t>
       </w:r>
-      <w:hyperlink r:id="rId40">
+      <w:hyperlink r:id="rId39">
         <w:r>
           <w:rPr>
             <w:rStyle w:val="Hyperlink"/>
@@ -3911,8 +3877,8 @@
         </w:r>
       </w:hyperlink>
     </w:p>
-    <w:bookmarkEnd w:id="41"/>
-    <w:bookmarkStart w:id="43" w:name="ref-cohenStochasticTheoryCommunity1985"/>
+    <w:bookmarkEnd w:id="40"/>
+    <w:bookmarkStart w:id="42" w:name="ref-cohenStochasticTheoryCommunity1985"/>
     <w:p>
       <w:pPr>
         <w:pStyle w:val="Bibliography"/>
@@ -3970,7 +3936,7 @@
       <w:r>
         <w:t xml:space="preserve"> </w:t>
       </w:r>
-      <w:hyperlink r:id="rId42">
+      <w:hyperlink r:id="rId41">
         <w:r>
           <w:rPr>
             <w:rStyle w:val="Hyperlink"/>
@@ -3979,8 +3945,8 @@
         </w:r>
       </w:hyperlink>
     </w:p>
-    <w:bookmarkEnd w:id="43"/>
-    <w:bookmarkStart w:id="45" w:name="X146b3e079d29156a751b0b16e1dc13291aa3399"/>
+    <w:bookmarkEnd w:id="42"/>
+    <w:bookmarkStart w:id="44" w:name="X146b3e079d29156a751b0b16e1dc13291aa3399"/>
     <w:p>
       <w:pPr>
         <w:pStyle w:val="Bibliography"/>
@@ -4029,7 +3995,7 @@
       <w:r>
         <w:t xml:space="preserve"> </w:t>
       </w:r>
-      <w:hyperlink r:id="rId44">
+      <w:hyperlink r:id="rId43">
         <w:r>
           <w:rPr>
             <w:rStyle w:val="Hyperlink"/>
@@ -4038,8 +4004,8 @@
         </w:r>
       </w:hyperlink>
     </w:p>
-    <w:bookmarkEnd w:id="45"/>
-    <w:bookmarkStart w:id="47" w:name="ref-delmasSimulationsBiomassDynamics2017"/>
+    <w:bookmarkEnd w:id="44"/>
+    <w:bookmarkStart w:id="46" w:name="ref-delmasSimulationsBiomassDynamics2017"/>
     <w:p>
       <w:pPr>
         <w:pStyle w:val="Bibliography"/>
@@ -4076,7 +4042,7 @@
       <w:r>
         <w:t xml:space="preserve"> </w:t>
       </w:r>
-      <w:hyperlink r:id="rId46">
+      <w:hyperlink r:id="rId45">
         <w:r>
           <w:rPr>
             <w:rStyle w:val="Hyperlink"/>
@@ -4085,8 +4051,8 @@
         </w:r>
       </w:hyperlink>
     </w:p>
-    <w:bookmarkEnd w:id="47"/>
-    <w:bookmarkStart w:id="49" w:name="X252b8e82e5b3d72ad0b35a3cf499df77ed31d0f"/>
+    <w:bookmarkEnd w:id="46"/>
+    <w:bookmarkStart w:id="48" w:name="X252b8e82e5b3d72ad0b35a3cf499df77ed31d0f"/>
     <w:p>
       <w:pPr>
         <w:pStyle w:val="Bibliography"/>
@@ -4135,7 +4101,7 @@
       <w:r>
         <w:t xml:space="preserve"> </w:t>
       </w:r>
-      <w:hyperlink r:id="rId48">
+      <w:hyperlink r:id="rId47">
         <w:r>
           <w:rPr>
             <w:rStyle w:val="Hyperlink"/>
@@ -4144,130 +4110,130 @@
         </w:r>
       </w:hyperlink>
     </w:p>
+    <w:bookmarkEnd w:id="48"/>
+    <w:bookmarkStart w:id="49" w:name="ref-dunneNetworkStructureFood2006a"/>
+    <w:p>
+      <w:pPr>
+        <w:pStyle w:val="Bibliography"/>
+      </w:pPr>
+      <w:r>
+        <w:t xml:space="preserve">Dunne, J. (2006). The network structure of food webs. In</w:t>
+      </w:r>
+      <w:r>
+        <w:t xml:space="preserve"> </w:t>
+      </w:r>
+      <w:r>
+        <w:rPr>
+          <w:i/>
+          <w:iCs/>
+        </w:rPr>
+        <w:t xml:space="preserve">Ecological</w:t>
+      </w:r>
+      <w:r>
+        <w:rPr>
+          <w:i/>
+          <w:iCs/>
+        </w:rPr>
+        <w:t xml:space="preserve"> </w:t>
+      </w:r>
+      <w:r>
+        <w:rPr>
+          <w:i/>
+          <w:iCs/>
+        </w:rPr>
+        <w:t xml:space="preserve">Networks</w:t>
+      </w:r>
+      <w:r>
+        <w:rPr>
+          <w:i/>
+          <w:iCs/>
+        </w:rPr>
+        <w:t xml:space="preserve">:</w:t>
+      </w:r>
+      <w:r>
+        <w:rPr>
+          <w:i/>
+          <w:iCs/>
+        </w:rPr>
+        <w:t xml:space="preserve"> </w:t>
+      </w:r>
+      <w:r>
+        <w:rPr>
+          <w:i/>
+          <w:iCs/>
+        </w:rPr>
+        <w:t xml:space="preserve">Linking Structure</w:t>
+      </w:r>
+      <w:r>
+        <w:rPr>
+          <w:i/>
+          <w:iCs/>
+        </w:rPr>
+        <w:t xml:space="preserve"> </w:t>
+      </w:r>
+      <w:r>
+        <w:rPr>
+          <w:i/>
+          <w:iCs/>
+        </w:rPr>
+        <w:t xml:space="preserve">to</w:t>
+      </w:r>
+      <w:r>
+        <w:rPr>
+          <w:i/>
+          <w:iCs/>
+        </w:rPr>
+        <w:t xml:space="preserve"> </w:t>
+      </w:r>
+      <w:r>
+        <w:rPr>
+          <w:i/>
+          <w:iCs/>
+        </w:rPr>
+        <w:t xml:space="preserve">Dynamics</w:t>
+      </w:r>
+      <w:r>
+        <w:rPr>
+          <w:i/>
+          <w:iCs/>
+        </w:rPr>
+        <w:t xml:space="preserve"> </w:t>
+      </w:r>
+      <w:r>
+        <w:rPr>
+          <w:i/>
+          <w:iCs/>
+        </w:rPr>
+        <w:t xml:space="preserve">in</w:t>
+      </w:r>
+      <w:r>
+        <w:rPr>
+          <w:i/>
+          <w:iCs/>
+        </w:rPr>
+        <w:t xml:space="preserve"> </w:t>
+      </w:r>
+      <w:r>
+        <w:rPr>
+          <w:i/>
+          <w:iCs/>
+        </w:rPr>
+        <w:t xml:space="preserve">Food Webs</w:t>
+      </w:r>
+      <w:r>
+        <w:t xml:space="preserve"> </w:t>
+      </w:r>
+      <w:r>
+        <w:t xml:space="preserve">(pp. 27–86).</w:t>
+      </w:r>
+    </w:p>
     <w:bookmarkEnd w:id="49"/>
-    <w:bookmarkStart w:id="50" w:name="ref-dunneNetworkStructureFood2006a"/>
+    <w:bookmarkStart w:id="51" w:name="ref-frickeCollapseTerrestrialMammal2022"/>
     <w:p>
       <w:pPr>
         <w:pStyle w:val="Bibliography"/>
       </w:pPr>
       <w:r>
-        <w:t xml:space="preserve">Dunne, J. (2006). The network structure of food webs. In</w:t>
-      </w:r>
-      <w:r>
-        <w:t xml:space="preserve"> </w:t>
-      </w:r>
-      <w:r>
-        <w:rPr>
-          <w:i/>
-          <w:iCs/>
-        </w:rPr>
-        <w:t xml:space="preserve">Ecological</w:t>
-      </w:r>
-      <w:r>
-        <w:rPr>
-          <w:i/>
-          <w:iCs/>
-        </w:rPr>
-        <w:t xml:space="preserve"> </w:t>
-      </w:r>
-      <w:r>
-        <w:rPr>
-          <w:i/>
-          <w:iCs/>
-        </w:rPr>
-        <w:t xml:space="preserve">Networks</w:t>
-      </w:r>
-      <w:r>
-        <w:rPr>
-          <w:i/>
-          <w:iCs/>
-        </w:rPr>
-        <w:t xml:space="preserve">:</w:t>
-      </w:r>
-      <w:r>
-        <w:rPr>
-          <w:i/>
-          <w:iCs/>
-        </w:rPr>
-        <w:t xml:space="preserve"> </w:t>
-      </w:r>
-      <w:r>
-        <w:rPr>
-          <w:i/>
-          <w:iCs/>
-        </w:rPr>
-        <w:t xml:space="preserve">Linking Structure</w:t>
-      </w:r>
-      <w:r>
-        <w:rPr>
-          <w:i/>
-          <w:iCs/>
-        </w:rPr>
-        <w:t xml:space="preserve"> </w:t>
-      </w:r>
-      <w:r>
-        <w:rPr>
-          <w:i/>
-          <w:iCs/>
-        </w:rPr>
-        <w:t xml:space="preserve">to</w:t>
-      </w:r>
-      <w:r>
-        <w:rPr>
-          <w:i/>
-          <w:iCs/>
-        </w:rPr>
-        <w:t xml:space="preserve"> </w:t>
-      </w:r>
-      <w:r>
-        <w:rPr>
-          <w:i/>
-          <w:iCs/>
-        </w:rPr>
-        <w:t xml:space="preserve">Dynamics</w:t>
-      </w:r>
-      <w:r>
-        <w:rPr>
-          <w:i/>
-          <w:iCs/>
-        </w:rPr>
-        <w:t xml:space="preserve"> </w:t>
-      </w:r>
-      <w:r>
-        <w:rPr>
-          <w:i/>
-          <w:iCs/>
-        </w:rPr>
-        <w:t xml:space="preserve">in</w:t>
-      </w:r>
-      <w:r>
-        <w:rPr>
-          <w:i/>
-          <w:iCs/>
-        </w:rPr>
-        <w:t xml:space="preserve"> </w:t>
-      </w:r>
-      <w:r>
-        <w:rPr>
-          <w:i/>
-          <w:iCs/>
-        </w:rPr>
-        <w:t xml:space="preserve">Food Webs</w:t>
-      </w:r>
-      <w:r>
-        <w:t xml:space="preserve"> </w:t>
-      </w:r>
-      <w:r>
-        <w:t xml:space="preserve">(pp. 27–86).</w:t>
-      </w:r>
-    </w:p>
-    <w:bookmarkEnd w:id="50"/>
-    <w:bookmarkStart w:id="52" w:name="ref-frickeCollapseTerrestrialMammal2022"/>
-    <w:p>
-      <w:pPr>
-        <w:pStyle w:val="Bibliography"/>
-      </w:pPr>
-      <w:r>
         <w:t xml:space="preserve">Fricke, E. C., Hsieh, C., Middleton, O., Gorczynski, D., Cappello, C. D., Sanisidro, O., Rowan, J., Svenning, J.-C., &amp; Beaudrot, L. (2022). Collapse of terrestrial mammal food webs since the</w:t>
       </w:r>
       <w:r>
@@ -4308,7 +4274,7 @@
       <w:r>
         <w:t xml:space="preserve"> </w:t>
       </w:r>
-      <w:hyperlink r:id="rId51">
+      <w:hyperlink r:id="rId50">
         <w:r>
           <w:rPr>
             <w:rStyle w:val="Hyperlink"/>
@@ -4317,8 +4283,8 @@
         </w:r>
       </w:hyperlink>
     </w:p>
-    <w:bookmarkEnd w:id="52"/>
-    <w:bookmarkStart w:id="54" w:name="ref-jonssonReliabilityR50Measure2015"/>
+    <w:bookmarkEnd w:id="51"/>
+    <w:bookmarkStart w:id="53" w:name="ref-jonssonReliabilityR50Measure2015"/>
     <w:p>
       <w:pPr>
         <w:pStyle w:val="Bibliography"/>
@@ -4367,7 +4333,7 @@
       <w:r>
         <w:t xml:space="preserve"> </w:t>
       </w:r>
-      <w:hyperlink r:id="rId53">
+      <w:hyperlink r:id="rId52">
         <w:r>
           <w:rPr>
             <w:rStyle w:val="Hyperlink"/>
@@ -4376,8 +4342,8 @@
         </w:r>
       </w:hyperlink>
     </w:p>
-    <w:bookmarkEnd w:id="54"/>
-    <w:bookmarkStart w:id="56" w:name="ref-karapunarNoGlobalCollapse2026"/>
+    <w:bookmarkEnd w:id="53"/>
+    <w:bookmarkStart w:id="55" w:name="ref-karapunarNoGlobalCollapse2026"/>
     <w:p>
       <w:pPr>
         <w:pStyle w:val="Bibliography"/>
@@ -4415,7 +4381,7 @@
       <w:r>
         <w:t xml:space="preserve"> </w:t>
       </w:r>
-      <w:hyperlink r:id="rId55">
+      <w:hyperlink r:id="rId54">
         <w:r>
           <w:rPr>
             <w:rStyle w:val="Hyperlink"/>
@@ -4430,8 +4396,8 @@
         <w:t xml:space="preserve">(Pre-published)</w:t>
       </w:r>
     </w:p>
-    <w:bookmarkEnd w:id="56"/>
-    <w:bookmarkStart w:id="58" w:name="Xf8c7976e50e0e9dabef8a2b9856e58ecaca4342"/>
+    <w:bookmarkEnd w:id="55"/>
+    <w:bookmarkStart w:id="57" w:name="Xf8c7976e50e0e9dabef8a2b9856e58ecaca4342"/>
     <w:p>
       <w:pPr>
         <w:pStyle w:val="Bibliography"/>
@@ -4489,7 +4455,7 @@
       <w:r>
         <w:t xml:space="preserve"> </w:t>
       </w:r>
-      <w:hyperlink r:id="rId57">
+      <w:hyperlink r:id="rId56">
         <w:r>
           <w:rPr>
             <w:rStyle w:val="Hyperlink"/>
@@ -4498,8 +4464,8 @@
         </w:r>
       </w:hyperlink>
     </w:p>
-    <w:bookmarkEnd w:id="58"/>
-    <w:bookmarkStart w:id="60" w:name="ref-petcheyTrophicallyUniqueSpecies2008"/>
+    <w:bookmarkEnd w:id="57"/>
+    <w:bookmarkStart w:id="59" w:name="ref-petcheyTrophicallyUniqueSpecies2008"/>
     <w:p>
       <w:pPr>
         <w:pStyle w:val="Bibliography"/>
@@ -4557,7 +4523,7 @@
       <w:r>
         <w:t xml:space="preserve"> </w:t>
       </w:r>
-      <w:hyperlink r:id="rId59">
+      <w:hyperlink r:id="rId58">
         <w:r>
           <w:rPr>
             <w:rStyle w:val="Hyperlink"/>
@@ -4566,8 +4532,8 @@
         </w:r>
       </w:hyperlink>
     </w:p>
-    <w:bookmarkEnd w:id="60"/>
-    <w:bookmarkStart w:id="62" w:name="X0db465d2ec8683a81b001c1b3069bfe5ad58a88"/>
+    <w:bookmarkEnd w:id="59"/>
+    <w:bookmarkStart w:id="61" w:name="X0db465d2ec8683a81b001c1b3069bfe5ad58a88"/>
     <w:p>
       <w:pPr>
         <w:pStyle w:val="Bibliography"/>
@@ -4637,7 +4603,7 @@
       <w:r>
         <w:t xml:space="preserve"> </w:t>
       </w:r>
-      <w:hyperlink r:id="rId61">
+      <w:hyperlink r:id="rId60">
         <w:r>
           <w:rPr>
             <w:rStyle w:val="Hyperlink"/>
@@ -4646,8 +4612,8 @@
         </w:r>
       </w:hyperlink>
     </w:p>
-    <w:bookmarkEnd w:id="62"/>
-    <w:bookmarkStart w:id="64" w:name="X0fb50f1746fa9d2b24f89ed5bfe6ae1a2f58cc2"/>
+    <w:bookmarkEnd w:id="61"/>
+    <w:bookmarkStart w:id="63" w:name="X0fb50f1746fa9d2b24f89ed5bfe6ae1a2f58cc2"/>
     <w:p>
       <w:pPr>
         <w:pStyle w:val="Bibliography"/>
@@ -4671,7 +4637,7 @@
       <w:r>
         <w:t xml:space="preserve"> </w:t>
       </w:r>
-      <w:hyperlink r:id="rId63">
+      <w:hyperlink r:id="rId62">
         <w:r>
           <w:rPr>
             <w:rStyle w:val="Hyperlink"/>
@@ -4686,8 +4652,8 @@
         <w:t xml:space="preserve">(Pre-published)</w:t>
       </w:r>
     </w:p>
-    <w:bookmarkEnd w:id="64"/>
-    <w:bookmarkStart w:id="66" w:name="ref-strydomFoodWebReconstruction2022a"/>
+    <w:bookmarkEnd w:id="63"/>
+    <w:bookmarkStart w:id="65" w:name="ref-strydomFoodWebReconstruction2022a"/>
     <w:p>
       <w:pPr>
         <w:pStyle w:val="Bibliography"/>
@@ -4724,7 +4690,7 @@
       <w:r>
         <w:t xml:space="preserve"> </w:t>
       </w:r>
-      <w:hyperlink r:id="rId65">
+      <w:hyperlink r:id="rId64">
         <w:r>
           <w:rPr>
             <w:rStyle w:val="Hyperlink"/>
@@ -4733,8 +4699,8 @@
         </w:r>
       </w:hyperlink>
     </w:p>
-    <w:bookmarkEnd w:id="66"/>
-    <w:bookmarkStart w:id="68" w:name="ref-strydomRoadmapPredictingSpecies2021"/>
+    <w:bookmarkEnd w:id="65"/>
+    <w:bookmarkStart w:id="67" w:name="ref-strydomRoadmapPredictingSpecies2021"/>
     <w:p>
       <w:pPr>
         <w:pStyle w:val="Bibliography"/>
@@ -4771,7 +4737,7 @@
       <w:r>
         <w:t xml:space="preserve"> </w:t>
       </w:r>
-      <w:hyperlink r:id="rId67">
+      <w:hyperlink r:id="rId66">
         <w:r>
           <w:rPr>
             <w:rStyle w:val="Hyperlink"/>
@@ -4780,8 +4746,8 @@
         </w:r>
       </w:hyperlink>
     </w:p>
-    <w:bookmarkEnd w:id="68"/>
-    <w:bookmarkStart w:id="70" w:name="ref-strydomScalingMetawebsRealised2026"/>
+    <w:bookmarkEnd w:id="67"/>
+    <w:bookmarkStart w:id="69" w:name="ref-strydomScalingMetawebsRealised2026"/>
     <w:p>
       <w:pPr>
         <w:pStyle w:val="Bibliography"/>
@@ -4924,7 +4890,7 @@
       <w:r>
         <w:t xml:space="preserve"> </w:t>
       </w:r>
-      <w:hyperlink r:id="rId69">
+      <w:hyperlink r:id="rId68">
         <w:r>
           <w:rPr>
             <w:rStyle w:val="Hyperlink"/>
@@ -4933,8 +4899,8 @@
         </w:r>
       </w:hyperlink>
     </w:p>
-    <w:bookmarkEnd w:id="70"/>
-    <w:bookmarkStart w:id="72" w:name="ref-strydomAreWeMapping2026"/>
+    <w:bookmarkEnd w:id="69"/>
+    <w:bookmarkStart w:id="71" w:name="ref-strydomAreWeMapping2026"/>
     <w:p>
       <w:pPr>
         <w:pStyle w:val="Bibliography"/>
@@ -5049,7 +5015,7 @@
       <w:r>
         <w:t xml:space="preserve"> </w:t>
       </w:r>
-      <w:hyperlink r:id="rId71">
+      <w:hyperlink r:id="rId70">
         <w:r>
           <w:rPr>
             <w:rStyle w:val="Hyperlink"/>
@@ -5058,8 +5024,8 @@
         </w:r>
       </w:hyperlink>
     </w:p>
-    <w:bookmarkEnd w:id="72"/>
-    <w:bookmarkStart w:id="74" w:name="ref-Williams2000Simple"/>
+    <w:bookmarkEnd w:id="71"/>
+    <w:bookmarkStart w:id="73" w:name="ref-Williams2000Simple"/>
     <w:p>
       <w:pPr>
         <w:pStyle w:val="Bibliography"/>
@@ -5096,7 +5062,7 @@
       <w:r>
         <w:t xml:space="preserve"> </w:t>
       </w:r>
-      <w:hyperlink r:id="rId73">
+      <w:hyperlink r:id="rId72">
         <w:r>
           <w:rPr>
             <w:rStyle w:val="Hyperlink"/>
@@ -5105,8 +5071,8 @@
         </w:r>
       </w:hyperlink>
     </w:p>
-    <w:bookmarkEnd w:id="74"/>
-    <w:bookmarkStart w:id="76" w:name="ref-yodzisBodySizeConsumerResource1992"/>
+    <w:bookmarkEnd w:id="73"/>
+    <w:bookmarkStart w:id="75" w:name="ref-yodzisBodySizeConsumerResource1992"/>
     <w:p>
       <w:pPr>
         <w:pStyle w:val="Bibliography"/>
@@ -5164,7 +5130,7 @@
       <w:r>
         <w:t xml:space="preserve"> </w:t>
       </w:r>
-      <w:hyperlink r:id="rId75">
+      <w:hyperlink r:id="rId74">
         <w:r>
           <w:rPr>
             <w:rStyle w:val="Hyperlink"/>
@@ -5173,9 +5139,9 @@
         </w:r>
       </w:hyperlink>
     </w:p>
+    <w:bookmarkEnd w:id="75"/>
     <w:bookmarkEnd w:id="76"/>
     <w:bookmarkEnd w:id="77"/>
-    <w:bookmarkEnd w:id="78"/>
     <w:sectPr>
       <w:footnotePr>
         <w:numRestart w:val="eachSect"/>
@@ -5286,114 +5252,8 @@
       </w:pPr>
     </w:lvl>
   </w:abstractNum>
-  <w:abstractNum w:abstractNumId="991">
-    <w:nsid w:val="0000A991"/>
-    <w:multiLevelType w:val="multilevel"/>
-    <w:lvl w:ilvl="0">
-      <w:numFmt w:val="bullet"/>
-      <w:lvlText w:val=""/>
-      <w:lvlJc w:val="left"/>
-      <w:pPr>
-        <w:ind w:left="720" w:hanging="360"/>
-      </w:pPr>
-      <w:rPr>
-        <w:rFonts w:ascii="Symbol" w:hAnsi="Symbol" w:cs="Symbol" w:hint="default"/>
-      </w:rPr>
-    </w:lvl>
-    <w:lvl w:ilvl="1">
-      <w:numFmt w:val="bullet"/>
-      <w:lvlText w:val="o"/>
-      <w:lvlJc w:val="left"/>
-      <w:pPr>
-        <w:ind w:left="1440" w:hanging="360"/>
-      </w:pPr>
-      <w:rPr>
-        <w:rFonts w:ascii="Courier New" w:hAnsi="Courier New" w:cs="Courier New" w:hint="default"/>
-      </w:rPr>
-    </w:lvl>
-    <w:lvl w:ilvl="2">
-      <w:numFmt w:val="bullet"/>
-      <w:lvlText w:val=""/>
-      <w:lvlJc w:val="left"/>
-      <w:pPr>
-        <w:ind w:left="2160" w:hanging="360"/>
-      </w:pPr>
-      <w:rPr>
-        <w:rFonts w:ascii="Wingdings" w:hAnsi="Wingdings" w:cs="Wingdings" w:hint="default"/>
-      </w:rPr>
-    </w:lvl>
-    <w:lvl w:ilvl="3">
-      <w:numFmt w:val="bullet"/>
-      <w:lvlText w:val=""/>
-      <w:lvlJc w:val="left"/>
-      <w:pPr>
-        <w:ind w:left="2880" w:hanging="360"/>
-      </w:pPr>
-      <w:rPr>
-        <w:rFonts w:ascii="Symbol" w:hAnsi="Symbol" w:cs="Symbol" w:hint="default"/>
-      </w:rPr>
-    </w:lvl>
-    <w:lvl w:ilvl="4">
-      <w:numFmt w:val="bullet"/>
-      <w:lvlText w:val="o"/>
-      <w:lvlJc w:val="left"/>
-      <w:pPr>
-        <w:ind w:left="3600" w:hanging="360"/>
-      </w:pPr>
-      <w:rPr>
-        <w:rFonts w:ascii="Courier New" w:hAnsi="Courier New" w:cs="Courier New" w:hint="default"/>
-      </w:rPr>
-    </w:lvl>
-    <w:lvl w:ilvl="5">
-      <w:numFmt w:val="bullet"/>
-      <w:lvlText w:val=""/>
-      <w:lvlJc w:val="left"/>
-      <w:pPr>
-        <w:ind w:left="4320" w:hanging="360"/>
-      </w:pPr>
-      <w:rPr>
-        <w:rFonts w:ascii="Wingdings" w:hAnsi="Wingdings" w:cs="Wingdings" w:hint="default"/>
-      </w:rPr>
-    </w:lvl>
-    <w:lvl w:ilvl="6">
-      <w:numFmt w:val="bullet"/>
-      <w:lvlText w:val=""/>
-      <w:lvlJc w:val="left"/>
-      <w:pPr>
-        <w:ind w:left="5040" w:hanging="360"/>
-      </w:pPr>
-      <w:rPr>
-        <w:rFonts w:ascii="Symbol" w:hAnsi="Symbol" w:cs="Symbol" w:hint="default"/>
-      </w:rPr>
-    </w:lvl>
-    <w:lvl w:ilvl="7">
-      <w:numFmt w:val="bullet"/>
-      <w:lvlText w:val="o"/>
-      <w:lvlJc w:val="left"/>
-      <w:pPr>
-        <w:ind w:left="5760" w:hanging="360"/>
-      </w:pPr>
-      <w:rPr>
-        <w:rFonts w:ascii="Courier New" w:hAnsi="Courier New" w:cs="Courier New" w:hint="default"/>
-      </w:rPr>
-    </w:lvl>
-    <w:lvl w:ilvl="8">
-      <w:numFmt w:val="bullet"/>
-      <w:lvlText w:val=""/>
-      <w:lvlJc w:val="left"/>
-      <w:pPr>
-        <w:ind w:left="6480" w:hanging="360"/>
-      </w:pPr>
-      <w:rPr>
-        <w:rFonts w:ascii="Wingdings" w:hAnsi="Wingdings" w:cs="Wingdings" w:hint="default"/>
-      </w:rPr>
-    </w:lvl>
-  </w:abstractNum>
   <w:num w:numId="1000">
     <w:abstractNumId w:val="990"/>
-  </w:num>
-  <w:num w:numId="1001">
-    <w:abstractNumId w:val="991"/>
   </w:num>
 </w:numbering>
 </file>

--- a/index.docx
+++ b/index.docx
@@ -15,7 +15,7 @@
         <w:pStyle w:val="Date"/>
       </w:pPr>
       <w:r>
-        <w:t xml:space="preserve">2026-08-10</w:t>
+        <w:t xml:space="preserve">2026-08-11</w:t>
       </w:r>
     </w:p>
     <w:p>
@@ -177,20 +177,7 @@
         <w:t xml:space="preserve"> </w:t>
       </w:r>
       <w:r>
-        <w:t xml:space="preserve">(Dunhill et al., 2024; Fricke et al., 2022; Karapunar et al., 2026; Roopnarine, 2006;</w:t>
-      </w:r>
-      <w:r>
-        <w:t xml:space="preserve"> </w:t>
-      </w:r>
-      <w:r>
-        <w:rPr>
-          <w:b/>
-          <w:bCs/>
-        </w:rPr>
-        <w:t xml:space="preserve">roopnarineNetworksExtinctionPaleocommunity2017?</w:t>
-      </w:r>
-      <w:r>
-        <w:t xml:space="preserve">)</w:t>
+        <w:t xml:space="preserve">(Dunhill et al., 2024; Fricke et al., 2022; Karapunar et al., 2026; Roopnarine, 2017; Roopnarine, 2006)</w:t>
       </w:r>
       <w:r>
         <w:t xml:space="preserve">. Yet even where species composition and trophic interactions can be reconstructed, palaeoecological data rarely provide a complete observation of a single realised food web. Instead, they are more naturally used to reconstruct empirically constrained interaction pools from which plausible community networks can be inferred. This creates an opportunity for dynamic food-web modelling - provided metawebs can be converted into dynamically viable realised networks. Empirically-informed ecological change has the potential be used to test mechanistic explanations through comparisons before and after extinction event or more complex hindcasting exercises</w:t>
@@ -570,12 +557,6 @@
               </m:r>
             </m:sup>
           </m:sSup>
-          <m:r>
-            <m:rPr>
-              <m:sty m:val="p"/>
-            </m:rPr>
-            <m:t>,</m:t>
-          </m:r>
         </m:oMath>
       </m:oMathPara>
     </w:p>
@@ -831,12 +812,6 @@
               </m:r>
             </m:sub>
           </m:sSub>
-          <m:r>
-            <m:rPr>
-              <m:sty m:val="p"/>
-            </m:rPr>
-            <m:t>.</m:t>
-          </m:r>
         </m:oMath>
       </m:oMathPara>
     </w:p>
@@ -917,12 +892,6 @@
               </m:r>
             </m:den>
           </m:f>
-          <m:r>
-            <m:rPr>
-              <m:sty m:val="p"/>
-            </m:rPr>
-            <m:t>,</m:t>
-          </m:r>
         </m:oMath>
       </m:oMathPara>
     </w:p>
@@ -1077,12 +1046,6 @@
               </m:sSub>
             </m:e>
           </m:nary>
-          <m:r>
-            <m:rPr>
-              <m:sty m:val="p"/>
-            </m:rPr>
-            <m:t>,</m:t>
-          </m:r>
         </m:oMath>
       </m:oMathPara>
     </w:p>
@@ -1242,12 +1205,6 @@
               </m:r>
             </m:e>
           </m:d>
-          <m:r>
-            <m:rPr>
-              <m:sty m:val="p"/>
-            </m:rPr>
-            <m:t>,</m:t>
-          </m:r>
         </m:oMath>
       </m:oMathPara>
     </w:p>
@@ -1309,12 +1266,6 @@
               </m:r>
             </m:sub>
           </m:sSub>
-          <m:r>
-            <m:rPr>
-              <m:sty m:val="p"/>
-            </m:rPr>
-            <m:t>,</m:t>
-          </m:r>
         </m:oMath>
       </m:oMathPara>
     </w:p>
@@ -1506,12 +1457,6 @@
               </m:sSup>
             </m:e>
           </m:d>
-          <m:r>
-            <m:rPr>
-              <m:sty m:val="p"/>
-            </m:rPr>
-            <m:t>.</m:t>
-          </m:r>
         </m:oMath>
       </m:oMathPara>
     </w:p>
@@ -1644,12 +1589,6 @@
               </m:f>
             </m:e>
           </m:d>
-          <m:r>
-            <m:rPr>
-              <m:sty m:val="p"/>
-            </m:rPr>
-            <m:t>,</m:t>
-          </m:r>
         </m:oMath>
       </m:oMathPara>
     </w:p>
@@ -1744,12 +1683,6 @@
               </m:r>
             </m:sup>
           </m:sSup>
-          <m:r>
-            <m:rPr>
-              <m:sty m:val="p"/>
-            </m:rPr>
-            <m:t>,</m:t>
-          </m:r>
         </m:oMath>
       </m:oMathPara>
     </w:p>
@@ -1845,12 +1778,6 @@
               </m:r>
             </m:sub>
           </m:sSub>
-          <m:r>
-            <m:rPr>
-              <m:sty m:val="p"/>
-            </m:rPr>
-            <m:t>.</m:t>
-          </m:r>
         </m:oMath>
       </m:oMathPara>
     </w:p>
@@ -1968,12 +1895,6 @@
               </m:r>
             </m:sup>
           </m:sSubSup>
-          <m:r>
-            <m:rPr>
-              <m:sty m:val="p"/>
-            </m:rPr>
-            <m:t>,</m:t>
-          </m:r>
         </m:oMath>
       </m:oMathPara>
     </w:p>
@@ -2149,12 +2070,6 @@
               </m:r>
             </m:den>
           </m:f>
-          <m:r>
-            <m:rPr>
-              <m:sty m:val="p"/>
-            </m:rPr>
-            <m:t>,</m:t>
-          </m:r>
         </m:oMath>
       </m:oMathPara>
     </w:p>
@@ -2249,12 +2164,6 @@
           <m:r>
             <m:t>c</m:t>
           </m:r>
-          <m:r>
-            <m:rPr>
-              <m:sty m:val="p"/>
-            </m:rPr>
-            <m:t>,</m:t>
-          </m:r>
         </m:oMath>
       </m:oMathPara>
     </w:p>
@@ -2613,15 +2522,25 @@
       <w:r>
         <w:t xml:space="preserve"> </w:t>
       </w:r>
-      <w:r>
-        <w:rPr>
-          <w:i/>
-          <w:iCs/>
-        </w:rPr>
-        <w:t xml:space="preserve">R</w:t>
-      </w:r>
-      <w:r>
-        <w:t xml:space="preserve">² = 0.318), with community identity accounting for an additional 39.7% of variation. The significant interaction between downsampling approach and connectance change (marginal test;</w:t>
+      <m:oMath>
+        <m:sSup>
+          <m:e>
+            <m:r>
+              <m:t>R</m:t>
+            </m:r>
+          </m:e>
+          <m:sup>
+            <m:r>
+              <m:t>2</m:t>
+            </m:r>
+          </m:sup>
+        </m:sSup>
+      </m:oMath>
+      <w:r>
+        <w:t xml:space="preserve"> </w:t>
+      </w:r>
+      <w:r>
+        <w:t xml:space="preserve">= 0.318), with community identity accounting for an additional 39.7% of variation. The significant interaction between downsampling approach and connectance change (marginal test;</w:t>
       </w:r>
       <w:r>
         <w:t xml:space="preserve"> </w:t>
@@ -3393,7 +3312,29 @@
               <w:t xml:space="preserve"> </w:t>
             </w:r>
             <w:r>
-              <w:t xml:space="preserve">Boxplot showing aggregated realised topological and dynamic robustness for the different network types. Each extinction scenario is presented in the supp matt but note that the with the exception of the random basal extinctions this pattern remains consistent</w:t>
+              <w:t xml:space="preserve">Boxplot showing aggregated realised topological and dynamic robustness across the different communities and extinction scenarios for the different network types. See the [</w:t>
+            </w:r>
+            <w:r>
+              <w:rPr>
+                <w:i/>
+                <w:iCs/>
+              </w:rPr>
+              <w:t xml:space="preserve">SUPP MATT</w:t>
+            </w:r>
+            <w:r>
+              <w:t xml:space="preserve">] for by extinction scenario breakdowns. Note that the pattern of</w:t>
+            </w:r>
+            <w:r>
+              <w:t xml:space="preserve"> </w:t>
+            </w:r>
+            <w:r>
+              <w:t xml:space="preserve">‘conservative-ness’</w:t>
+            </w:r>
+            <w:r>
+              <w:t xml:space="preserve"> </w:t>
+            </w:r>
+            <w:r>
+              <w:t xml:space="preserve">is persistent across all extinction scenarios with the exception of random, basal extinctions in which the difference was diminished and in some cases reversed</w:t>
             </w:r>
           </w:p>
           <w:bookmarkEnd w:id="28"/>
@@ -3433,7 +3374,7 @@
         <w:pStyle w:val="BodyText"/>
       </w:pPr>
       <w:r>
-        <w:t xml:space="preserve">To evaluate how interaction filtering influences dynamic behavior, we calculated pairwise contrasts of inferred robustness (</w:t>
+        <w:t xml:space="preserve">To evaluate how interaction filtering influences dynamic behaviour, we calculated pairwise contrasts of inferred robustness (</w:t>
       </w:r>
       <m:oMath>
         <m:sSub>
@@ -3688,7 +3629,7 @@
       </w:r>
     </w:p>
     <w:bookmarkEnd w:id="34"/>
-    <w:bookmarkStart w:id="77" w:name="references"/>
+    <w:bookmarkStart w:id="78" w:name="references"/>
     <w:p>
       <w:pPr>
         <w:pStyle w:val="Heading1"/>
@@ -3697,7 +3638,7 @@
         <w:t xml:space="preserve">References</w:t>
       </w:r>
     </w:p>
-    <w:bookmarkStart w:id="76" w:name="refs"/>
+    <w:bookmarkStart w:id="77" w:name="refs"/>
     <w:bookmarkStart w:id="36" w:name="ref-bezansonJuliaFreshApproach2017"/>
     <w:p>
       <w:pPr>
@@ -4533,12 +4474,178 @@
       </w:hyperlink>
     </w:p>
     <w:bookmarkEnd w:id="59"/>
-    <w:bookmarkStart w:id="61" w:name="X0db465d2ec8683a81b001c1b3069bfe5ad58a88"/>
+    <w:bookmarkStart w:id="60" w:name="Xc3fc4268009fd3331eb271d54635005ba876970"/>
     <w:p>
       <w:pPr>
         <w:pStyle w:val="Bibliography"/>
       </w:pPr>
       <w:r>
+        <w:t xml:space="preserve">Roopnarine, P. D. (2017). Ecological</w:t>
+      </w:r>
+      <w:r>
+        <w:t xml:space="preserve"> </w:t>
+      </w:r>
+      <w:r>
+        <w:t xml:space="preserve">Modelling</w:t>
+      </w:r>
+      <w:r>
+        <w:t xml:space="preserve"> </w:t>
+      </w:r>
+      <w:r>
+        <w:t xml:space="preserve">of</w:t>
+      </w:r>
+      <w:r>
+        <w:t xml:space="preserve"> </w:t>
+      </w:r>
+      <w:r>
+        <w:t xml:space="preserve">Paleocommunity Food Webs</w:t>
+      </w:r>
+      <w:r>
+        <w:t xml:space="preserve">. In</w:t>
+      </w:r>
+      <w:r>
+        <w:t xml:space="preserve"> </w:t>
+      </w:r>
+      <w:r>
+        <w:rPr>
+          <w:i/>
+          <w:iCs/>
+        </w:rPr>
+        <w:t xml:space="preserve">Conservation</w:t>
+      </w:r>
+      <w:r>
+        <w:rPr>
+          <w:i/>
+          <w:iCs/>
+        </w:rPr>
+        <w:t xml:space="preserve"> </w:t>
+      </w:r>
+      <w:r>
+        <w:rPr>
+          <w:i/>
+          <w:iCs/>
+        </w:rPr>
+        <w:t xml:space="preserve">Paleobiology</w:t>
+      </w:r>
+      <w:r>
+        <w:rPr>
+          <w:i/>
+          <w:iCs/>
+        </w:rPr>
+        <w:t xml:space="preserve">:</w:t>
+      </w:r>
+      <w:r>
+        <w:rPr>
+          <w:i/>
+          <w:iCs/>
+        </w:rPr>
+        <w:t xml:space="preserve"> </w:t>
+      </w:r>
+      <w:r>
+        <w:rPr>
+          <w:i/>
+          <w:iCs/>
+        </w:rPr>
+        <w:t xml:space="preserve">Using</w:t>
+      </w:r>
+      <w:r>
+        <w:rPr>
+          <w:i/>
+          <w:iCs/>
+        </w:rPr>
+        <w:t xml:space="preserve"> </w:t>
+      </w:r>
+      <w:r>
+        <w:rPr>
+          <w:i/>
+          <w:iCs/>
+        </w:rPr>
+        <w:t xml:space="preserve">the</w:t>
+      </w:r>
+      <w:r>
+        <w:rPr>
+          <w:i/>
+          <w:iCs/>
+        </w:rPr>
+        <w:t xml:space="preserve"> </w:t>
+      </w:r>
+      <w:r>
+        <w:rPr>
+          <w:i/>
+          <w:iCs/>
+        </w:rPr>
+        <w:t xml:space="preserve">Past</w:t>
+      </w:r>
+      <w:r>
+        <w:rPr>
+          <w:i/>
+          <w:iCs/>
+        </w:rPr>
+        <w:t xml:space="preserve"> </w:t>
+      </w:r>
+      <w:r>
+        <w:rPr>
+          <w:i/>
+          <w:iCs/>
+        </w:rPr>
+        <w:t xml:space="preserve">to</w:t>
+      </w:r>
+      <w:r>
+        <w:rPr>
+          <w:i/>
+          <w:iCs/>
+        </w:rPr>
+        <w:t xml:space="preserve"> </w:t>
+      </w:r>
+      <w:r>
+        <w:rPr>
+          <w:i/>
+          <w:iCs/>
+        </w:rPr>
+        <w:t xml:space="preserve">Manage</w:t>
+      </w:r>
+      <w:r>
+        <w:rPr>
+          <w:i/>
+          <w:iCs/>
+        </w:rPr>
+        <w:t xml:space="preserve"> </w:t>
+      </w:r>
+      <w:r>
+        <w:rPr>
+          <w:i/>
+          <w:iCs/>
+        </w:rPr>
+        <w:t xml:space="preserve">for the</w:t>
+      </w:r>
+      <w:r>
+        <w:rPr>
+          <w:i/>
+          <w:iCs/>
+        </w:rPr>
+        <w:t xml:space="preserve"> </w:t>
+      </w:r>
+      <w:r>
+        <w:rPr>
+          <w:i/>
+          <w:iCs/>
+        </w:rPr>
+        <w:t xml:space="preserve">Future</w:t>
+      </w:r>
+      <w:r>
+        <w:t xml:space="preserve"> </w:t>
+      </w:r>
+      <w:r>
+        <w:t xml:space="preserve">(pp. 201–226). University of Chicago Press.</w:t>
+      </w:r>
+    </w:p>
+    <w:bookmarkEnd w:id="60"/>
+    <w:bookmarkStart w:id="62" w:name="X0db465d2ec8683a81b001c1b3069bfe5ad58a88"/>
+    <w:p>
+      <w:pPr>
+        <w:pStyle w:val="Bibliography"/>
+      </w:pPr>
+      <w:r>
         <w:t xml:space="preserve">Roopnarine, P. D. (2006). Extinction</w:t>
       </w:r>
       <w:r>
@@ -4603,7 +4710,7 @@
       <w:r>
         <w:t xml:space="preserve"> </w:t>
       </w:r>
-      <w:hyperlink r:id="rId60">
+      <w:hyperlink r:id="rId61">
         <w:r>
           <w:rPr>
             <w:rStyle w:val="Hyperlink"/>
@@ -4612,8 +4719,8 @@
         </w:r>
       </w:hyperlink>
     </w:p>
-    <w:bookmarkEnd w:id="61"/>
-    <w:bookmarkStart w:id="63" w:name="X0fb50f1746fa9d2b24f89ed5bfe6ae1a2f58cc2"/>
+    <w:bookmarkEnd w:id="62"/>
+    <w:bookmarkStart w:id="64" w:name="X0fb50f1746fa9d2b24f89ed5bfe6ae1a2f58cc2"/>
     <w:p>
       <w:pPr>
         <w:pStyle w:val="Bibliography"/>
@@ -4637,7 +4744,7 @@
       <w:r>
         <w:t xml:space="preserve"> </w:t>
       </w:r>
-      <w:hyperlink r:id="rId62">
+      <w:hyperlink r:id="rId63">
         <w:r>
           <w:rPr>
             <w:rStyle w:val="Hyperlink"/>
@@ -4652,8 +4759,8 @@
         <w:t xml:space="preserve">(Pre-published)</w:t>
       </w:r>
     </w:p>
-    <w:bookmarkEnd w:id="63"/>
-    <w:bookmarkStart w:id="65" w:name="ref-strydomFoodWebReconstruction2022a"/>
+    <w:bookmarkEnd w:id="64"/>
+    <w:bookmarkStart w:id="66" w:name="ref-strydomFoodWebReconstruction2022a"/>
     <w:p>
       <w:pPr>
         <w:pStyle w:val="Bibliography"/>
@@ -4690,7 +4797,7 @@
       <w:r>
         <w:t xml:space="preserve"> </w:t>
       </w:r>
-      <w:hyperlink r:id="rId64">
+      <w:hyperlink r:id="rId65">
         <w:r>
           <w:rPr>
             <w:rStyle w:val="Hyperlink"/>
@@ -4699,8 +4806,8 @@
         </w:r>
       </w:hyperlink>
     </w:p>
-    <w:bookmarkEnd w:id="65"/>
-    <w:bookmarkStart w:id="67" w:name="ref-strydomRoadmapPredictingSpecies2021"/>
+    <w:bookmarkEnd w:id="66"/>
+    <w:bookmarkStart w:id="68" w:name="ref-strydomRoadmapPredictingSpecies2021"/>
     <w:p>
       <w:pPr>
         <w:pStyle w:val="Bibliography"/>
@@ -4737,7 +4844,7 @@
       <w:r>
         <w:t xml:space="preserve"> </w:t>
       </w:r>
-      <w:hyperlink r:id="rId66">
+      <w:hyperlink r:id="rId67">
         <w:r>
           <w:rPr>
             <w:rStyle w:val="Hyperlink"/>
@@ -4746,8 +4853,8 @@
         </w:r>
       </w:hyperlink>
     </w:p>
-    <w:bookmarkEnd w:id="67"/>
-    <w:bookmarkStart w:id="69" w:name="ref-strydomScalingMetawebsRealised2026"/>
+    <w:bookmarkEnd w:id="68"/>
+    <w:bookmarkStart w:id="70" w:name="ref-strydomScalingMetawebsRealised2026"/>
     <w:p>
       <w:pPr>
         <w:pStyle w:val="Bibliography"/>
@@ -4890,7 +4997,7 @@
       <w:r>
         <w:t xml:space="preserve"> </w:t>
       </w:r>
-      <w:hyperlink r:id="rId68">
+      <w:hyperlink r:id="rId69">
         <w:r>
           <w:rPr>
             <w:rStyle w:val="Hyperlink"/>
@@ -4899,8 +5006,8 @@
         </w:r>
       </w:hyperlink>
     </w:p>
-    <w:bookmarkEnd w:id="69"/>
-    <w:bookmarkStart w:id="71" w:name="ref-strydomAreWeMapping2026"/>
+    <w:bookmarkEnd w:id="70"/>
+    <w:bookmarkStart w:id="72" w:name="ref-strydomAreWeMapping2026"/>
     <w:p>
       <w:pPr>
         <w:pStyle w:val="Bibliography"/>
@@ -5015,7 +5122,7 @@
       <w:r>
         <w:t xml:space="preserve"> </w:t>
       </w:r>
-      <w:hyperlink r:id="rId70">
+      <w:hyperlink r:id="rId71">
         <w:r>
           <w:rPr>
             <w:rStyle w:val="Hyperlink"/>
@@ -5024,8 +5131,8 @@
         </w:r>
       </w:hyperlink>
     </w:p>
-    <w:bookmarkEnd w:id="71"/>
-    <w:bookmarkStart w:id="73" w:name="ref-Williams2000Simple"/>
+    <w:bookmarkEnd w:id="72"/>
+    <w:bookmarkStart w:id="74" w:name="ref-Williams2000Simple"/>
     <w:p>
       <w:pPr>
         <w:pStyle w:val="Bibliography"/>
@@ -5062,7 +5169,7 @@
       <w:r>
         <w:t xml:space="preserve"> </w:t>
       </w:r>
-      <w:hyperlink r:id="rId72">
+      <w:hyperlink r:id="rId73">
         <w:r>
           <w:rPr>
             <w:rStyle w:val="Hyperlink"/>
@@ -5071,8 +5178,8 @@
         </w:r>
       </w:hyperlink>
     </w:p>
-    <w:bookmarkEnd w:id="73"/>
-    <w:bookmarkStart w:id="75" w:name="ref-yodzisBodySizeConsumerResource1992"/>
+    <w:bookmarkEnd w:id="74"/>
+    <w:bookmarkStart w:id="76" w:name="ref-yodzisBodySizeConsumerResource1992"/>
     <w:p>
       <w:pPr>
         <w:pStyle w:val="Bibliography"/>
@@ -5130,7 +5237,7 @@
       <w:r>
         <w:t xml:space="preserve"> </w:t>
       </w:r>
-      <w:hyperlink r:id="rId74">
+      <w:hyperlink r:id="rId75">
         <w:r>
           <w:rPr>
             <w:rStyle w:val="Hyperlink"/>
@@ -5139,9 +5246,9 @@
         </w:r>
       </w:hyperlink>
     </w:p>
-    <w:bookmarkEnd w:id="75"/>
     <w:bookmarkEnd w:id="76"/>
     <w:bookmarkEnd w:id="77"/>
+    <w:bookmarkEnd w:id="78"/>
     <w:sectPr>
       <w:footnotePr>
         <w:numRestart w:val="eachSect"/>

--- a/index.docx
+++ b/index.docx
@@ -15,7 +15,7 @@
         <w:pStyle w:val="Date"/>
       </w:pPr>
       <w:r>
-        <w:t xml:space="preserve">2026-08-11</w:t>
+        <w:t xml:space="preserve">2026-08-12</w:t>
       </w:r>
     </w:p>
     <w:p>
@@ -186,7 +186,7 @@
         <w:t xml:space="preserve"> </w:t>
       </w:r>
       <w:r>
-        <w:t xml:space="preserve">(Strydom et al., 2021)</w:t>
+        <w:t xml:space="preserve">(Strydom, Catchen, et al., 2021)</w:t>
       </w:r>
       <w:r>
         <w:t xml:space="preserve">.</w:t>
@@ -244,16 +244,16 @@
         <w:pStyle w:val="FirstParagraph"/>
       </w:pPr>
       <w:r>
-        <w:t xml:space="preserve">Seven locations</w:t>
-      </w:r>
-      <w:r>
-        <w:t xml:space="preserve"> </w:t>
-      </w:r>
-      <w:r>
-        <w:t xml:space="preserve">(Karapunar et al., 2026)</w:t>
-      </w:r>
-      <w:r>
-        <w:t xml:space="preserve">. Here we use the guild-level community data to keep the size of the networks manageable and well within the bounds used by</w:t>
+        <w:t xml:space="preserve">We used community data from seven locations compiled by</w:t>
+      </w:r>
+      <w:r>
+        <w:t xml:space="preserve"> </w:t>
+      </w:r>
+      <w:r>
+        <w:t xml:space="preserve">Karapunar et al. (2026)</w:t>
+      </w:r>
+      <w:r>
+        <w:t xml:space="preserve">. The dataset comprises community-level trophic data representing potentially interacting taxa across these locations. We used guild-level rather than species-level data to keep network size manageable and within the range examined by</w:t>
       </w:r>
       <w:r>
         <w:t xml:space="preserve"> </w:t>
@@ -262,19 +262,37 @@
         <w:t xml:space="preserve">Curtsdotter et al. (2011)</w:t>
       </w:r>
       <w:r>
-        <w:t xml:space="preserve">. Additionally we added plankton and zooplankton data from EcoGenie models [REF] as a way to enlarge the</w:t>
-      </w:r>
-      <w:r>
-        <w:t xml:space="preserve"> </w:t>
-      </w:r>
-      <w:r>
-        <w:t xml:space="preserve">‘base’</w:t>
-      </w:r>
-      <w:r>
-        <w:t xml:space="preserve"> </w:t>
-      </w:r>
-      <w:r>
-        <w:t xml:space="preserve">of the network (again to better represent a realised network).</w:t>
+        <w:t xml:space="preserve">. To extend the basal component of the networks and better represent a realised community, we additionally incorporated plankton and zooplankton data from the outputs of the EcoGEnIE models</w:t>
+      </w:r>
+      <w:r>
+        <w:t xml:space="preserve"> </w:t>
+      </w:r>
+      <w:r>
+        <w:t xml:space="preserve">(Ward et al., 2018)</w:t>
+      </w:r>
+      <w:r>
+        <w:t xml:space="preserve"> </w:t>
+      </w:r>
+      <w:r>
+        <w:t xml:space="preserve">used in</w:t>
+      </w:r>
+      <w:r>
+        <w:t xml:space="preserve"> </w:t>
+      </w:r>
+      <w:r>
+        <w:t xml:space="preserve">Karapunar et al. (2026)</w:t>
+      </w:r>
+      <w:r>
+        <w:t xml:space="preserve">. Each location was treated as a community of potentially interacting taxa, with interactions represented at the guild level. We excluded the community from Russia because it contained no intermediate species and was therefore unsuitable for the subsequent network analyses. Detailed descriptions of the underlying community data, including trait assignment, their composition and spatial structure, are provided by</w:t>
+      </w:r>
+      <w:r>
+        <w:t xml:space="preserve"> </w:t>
+      </w:r>
+      <w:r>
+        <w:t xml:space="preserve">Karapunar et al. (2026)</w:t>
+      </w:r>
+      <w:r>
+        <w:t xml:space="preserve">.</w:t>
       </w:r>
     </w:p>
     <w:bookmarkEnd w:id="10"/>
@@ -292,29 +310,41 @@
         <w:pStyle w:val="FirstParagraph"/>
       </w:pPr>
       <w:r>
-        <w:t xml:space="preserve">For the empirical networks we used the PFWIM model</w:t>
-      </w:r>
-      <w:r>
-        <w:t xml:space="preserve"> </w:t>
-      </w:r>
-      <w:r>
-        <w:t xml:space="preserve">(Shaw et al., 2024)</w:t>
-      </w:r>
-      <w:r>
-        <w:t xml:space="preserve">.</w:t>
-      </w:r>
-      <w:r>
-        <w:t xml:space="preserve"> </w:t>
-      </w:r>
-      <w:r>
-        <w:rPr>
-          <w:i/>
-          <w:iCs/>
-        </w:rPr>
-        <w:t xml:space="preserve">Insert brief description about trait assignments and mechanistic assumptions, mention we wanted to go as broad as possible so we used fully categorical rules</w:t>
-      </w:r>
-      <w:r>
-        <w:t xml:space="preserve">. This was then used as the base metaweb for each community. Each metaweb was then downsampled to a target connectance (see below for the different downsampling approaches). Additionally the target connectance and species richness was used to parameterise a niche model network</w:t>
+        <w:t xml:space="preserve">For the empirical networks, we used the Paleo Food Web Inference Model (PFWIM;</w:t>
+      </w:r>
+      <w:r>
+        <w:t xml:space="preserve"> </w:t>
+      </w:r>
+      <w:r>
+        <w:t xml:space="preserve">Shaw et al. (2024)</w:t>
+      </w:r>
+      <w:r>
+        <w:t xml:space="preserve">) to infer trophic interactions from discrete ecological trait categories. PFWIM applies a set of mechanistic feasibility rules to consumer–resource pairs, with an interaction inferred only when the relevant trait combinations satisfy the specified rules. To maximise the breadth of plausible interactions given the available trait data, we used fully categorical rules rather than imposing more restrictive continuous or quantitative thresholds. The resulting PFWIM networks were used as community-specific metawebs, from which networks were subsequently downsampled to specified target connectances (see</w:t>
+      </w:r>
+      <w:r>
+        <w:t xml:space="preserve"> </w:t>
+      </w:r>
+      <w:hyperlink w:anchor="sec-downsample">
+        <w:r>
+          <w:rPr>
+            <w:rStyle w:val="Hyperlink"/>
+          </w:rPr>
+          <w:t xml:space="preserve">Section 2.3</w:t>
+        </w:r>
+      </w:hyperlink>
+      <w:r>
+        <w:t xml:space="preserve"> </w:t>
+      </w:r>
+      <w:r>
+        <w:t xml:space="preserve">for details on downsampling).</w:t>
+      </w:r>
+    </w:p>
+    <w:p>
+      <w:pPr>
+        <w:pStyle w:val="BodyText"/>
+      </w:pPr>
+      <w:r>
+        <w:t xml:space="preserve">We additionally generated niche-model networks parameterised using the species richness and target connectance of each community</w:t>
       </w:r>
       <w:r>
         <w:t xml:space="preserve"> </w:t>
@@ -323,7 +353,7 @@
         <w:t xml:space="preserve">(Williams &amp; Martinez, 2000)</w:t>
       </w:r>
       <w:r>
-        <w:t xml:space="preserve">. We also constructed ATN networks</w:t>
+        <w:t xml:space="preserve">. Finally, we constructed allometric trophic network (ATN) model</w:t>
       </w:r>
       <w:r>
         <w:t xml:space="preserve"> </w:t>
@@ -332,11 +362,11 @@
         <w:t xml:space="preserve">(Brose et al., 2006)</w:t>
       </w:r>
       <w:r>
-        <w:t xml:space="preserve">.</w:t>
+        <w:t xml:space="preserve">, providing a complementary mechanistic representation of trophic interactions based on consumer–resource body-size relationships.</w:t>
       </w:r>
     </w:p>
     <w:bookmarkEnd w:id="11"/>
-    <w:bookmarkStart w:id="16" w:name="downsampling-approaches"/>
+    <w:bookmarkStart w:id="16" w:name="sec-downsample"/>
     <w:p>
       <w:pPr>
         <w:pStyle w:val="Heading2"/>
@@ -2205,7 +2235,108 @@
         <w:pStyle w:val="FirstParagraph"/>
       </w:pPr>
       <w:r>
-        <w:t xml:space="preserve">For each empirical community, we generated 30 replicate network ensembles. Species body masses were sampled independently from truncated log-normal distributions constrained by their categorical body-size classifications. Initial biomasses were drawn from a uniform distribution. These trait values were used to construct a series of alternative networks, representing different two realised networks (ATN and niche model), one metaweb, and four downsampled (realised) metawebs (niche, power-law, degree-product, and random).</w:t>
+        <w:t xml:space="preserve">For each empirical community, we generated 30 replicate network ensembles. Species body masses were sampled independently from truncated log-normal distributions constrained by their categorical body-size classifications but were only used in the construction of the ATNs; for the dynamic simulations body masses were assigned using the predator-prey body mass distribution where body mass (</w:t>
+      </w:r>
+      <m:oMath>
+        <m:sSub>
+          <m:e>
+            <m:r>
+              <m:t>M</m:t>
+            </m:r>
+          </m:e>
+          <m:sub>
+            <m:r>
+              <m:t>i</m:t>
+            </m:r>
+          </m:sub>
+        </m:sSub>
+      </m:oMath>
+      <w:r>
+        <w:t xml:space="preserve">) is assigned deterministically from the trophic level (</w:t>
+      </w:r>
+      <m:oMath>
+        <m:r>
+          <m:t>T</m:t>
+        </m:r>
+        <m:r>
+          <m:t>L</m:t>
+        </m:r>
+      </m:oMath>
+      <w:r>
+        <w:t xml:space="preserve">) as follows</w:t>
+      </w:r>
+      <w:r>
+        <w:t xml:space="preserve"> </w:t>
+      </w:r>
+      <m:oMath>
+        <m:sSub>
+          <m:e>
+            <m:r>
+              <m:t>M</m:t>
+            </m:r>
+          </m:e>
+          <m:sub>
+            <m:r>
+              <m:t>i</m:t>
+            </m:r>
+          </m:sub>
+        </m:sSub>
+        <m:r>
+          <m:rPr>
+            <m:sty m:val="p"/>
+          </m:rPr>
+          <m:t>=</m:t>
+        </m:r>
+        <m:sSup>
+          <m:e>
+            <m:r>
+              <m:t>Z</m:t>
+            </m:r>
+          </m:e>
+          <m:sup>
+            <m:r>
+              <m:t>T</m:t>
+            </m:r>
+            <m:sSub>
+              <m:e>
+                <m:r>
+                  <m:t>L</m:t>
+                </m:r>
+              </m:e>
+              <m:sub>
+                <m:r>
+                  <m:t>i</m:t>
+                </m:r>
+              </m:sub>
+            </m:sSub>
+            <m:r>
+              <m:rPr>
+                <m:sty m:val="p"/>
+              </m:rPr>
+              <m:t>−</m:t>
+            </m:r>
+            <m:r>
+              <m:t>1</m:t>
+            </m:r>
+          </m:sup>
+        </m:sSup>
+      </m:oMath>
+      <w:r>
+        <w:t xml:space="preserve">, where</w:t>
+      </w:r>
+      <w:r>
+        <w:t xml:space="preserve"> </w:t>
+      </w:r>
+      <m:oMath>
+        <m:r>
+          <m:t>Z</m:t>
+        </m:r>
+      </m:oMath>
+      <w:r>
+        <w:t xml:space="preserve"> </w:t>
+      </w:r>
+      <w:r>
+        <w:t xml:space="preserve">represents the assumed constant predator–prey body-mass ratio, here set to 10. Initial biomasses were drawn from a uniform distribution. These trait values were used to construct a series of alternative networks, representing different two realised networks (ATN and niche model), one metaweb, and four downsampled (realised) metawebs (niche, power-law, degree-product, and random).</w:t>
       </w:r>
     </w:p>
     <w:p>
@@ -2245,7 +2376,7 @@
         <w:t xml:space="preserve"> </w:t>
       </w:r>
       <w:r>
-        <w:t xml:space="preserve">and simulated for up to 5000 time steps. Simulations terminated early if a dynamical equilibrium was reached. Species whose biomass declined below the survival threshold (</w:t>
+        <w:t xml:space="preserve">and simulated for up to 5000 time steps. Species whose biomass declined below the survival threshold (</w:t>
       </w:r>
       <m:oMath>
         <m:sSup>
@@ -2431,14 +2562,6 @@
           <w:iCs/>
         </w:rPr>
         <w:t xml:space="preserve">TODO</w:t>
-      </w:r>
-    </w:p>
-    <w:p>
-      <w:pPr>
-        <w:pStyle w:val="BlockText"/>
-      </w:pPr>
-      <w:r>
-        <w:t xml:space="preserve">Keep the narrative extinction centric for now but remember we also have the topology of each network before the various extinction simulations begin</w:t>
       </w:r>
     </w:p>
     <w:bookmarkEnd w:id="18"/>
@@ -2517,7 +2640,20 @@
         </w:r>
       </w:hyperlink>
       <w:r>
-        <w:t xml:space="preserve">, panel A). The model explained 31.8% of total topology variation (adjusted</w:t>
+        <w:t xml:space="preserve">, panel A). The type of network (</w:t>
+      </w:r>
+      <w:r>
+        <w:rPr>
+          <w:i/>
+          <w:iCs/>
+        </w:rPr>
+        <w:t xml:space="preserve">i.e.,</w:t>
+      </w:r>
+      <w:r>
+        <w:t xml:space="preserve"> </w:t>
+      </w:r>
+      <w:r>
+        <w:t xml:space="preserve">downsampling approach) explained 31.8% of total topology variation (adjusted</w:t>
       </w:r>
       <w:r>
         <w:t xml:space="preserve"> </w:t>
@@ -2586,7 +2722,7 @@
         <w:t xml:space="preserve"> </w:t>
       </w:r>
       <w:r>
-        <w:t xml:space="preserve">= 0.001) demonstrated that topology trajectories differed among downsampling methods as connectance declined. Thus, the extent to which network structure diverged from the original topology depended on both the severity of downsampling and the mechanism by which interactions were removed.</w:t>
+        <w:t xml:space="preserve">= 0.001) demonstrated that topology trajectories differed among downsampling methods depending on the degree of downsampling required. Thus, the extent to which network structure diverged from the original topology depended on both the severity of downsampling and the mechanism by which interactions were removed.</w:t>
       </w:r>
     </w:p>
     <w:tbl>
@@ -2677,7 +2813,24 @@
               <w:t xml:space="preserve"> </w:t>
             </w:r>
             <w:r>
-              <w:t xml:space="preserve">(A) Redundancy analysis (RDA) ordination showing differences in network topology among downsampling approaches across the connectance gradient after accounting for community-level variation. (B) Estimated slopes (±95% confidence intervals) describing the relationship between the primary RDA axis and connectance change for each downsampling approach; letters denote post-hoc groupings from estimated marginal trend comparisons. (C) Principal component trajectories illustrating structural change between network creation and burn-in for each downsampling approach. (D) Mean Euclidean displacement through PCA space during burn-in (±95% confidence intervals); letters indicate pairwise differences among network types from estimated marginal means. Networks sharing the same letter are not significantly different.</w:t>
+              <w:t xml:space="preserve">(A) Redundancy analysis (RDA) ordination showing differences in network topology among downsampling approaches across the downsamping (</w:t>
+            </w:r>
+            <m:oMath>
+              <m:r>
+                <m:rPr>
+                  <m:sty m:val="p"/>
+                </m:rPr>
+                <m:t>Δ</m:t>
+              </m:r>
+              <m:r>
+                <m:t>C</m:t>
+              </m:r>
+              <m:r>
+                <m:t>o</m:t>
+              </m:r>
+            </m:oMath>
+            <w:r>
+              <w:t xml:space="preserve">) gradient after accounting for community-level variation. (B) Principal component trajectories illustrating structural change between network creation and burn-in for each downsampling approach. (C) Loadings of the top ten contributing structure metrics.</w:t>
             </w:r>
           </w:p>
           <w:bookmarkEnd w:id="23"/>
@@ -2689,153 +2842,7 @@
         <w:pStyle w:val="BodyText"/>
       </w:pPr>
       <w:r>
-        <w:t xml:space="preserve">To identify the source of this interaction, the response of the primary RDA axis was examined across the connectance gradient. RDA1 was strongly associated with connectance change (</w:t>
-      </w:r>
-      <m:oMath>
-        <m:sSub>
-          <m:e>
-            <m:r>
-              <m:t>F</m:t>
-            </m:r>
-          </m:e>
-          <m:sub>
-            <m:r>
-              <m:t>1</m:t>
-            </m:r>
-            <m:r>
-              <m:rPr>
-                <m:sty m:val="p"/>
-              </m:rPr>
-              <m:t>,</m:t>
-            </m:r>
-            <m:r>
-              <m:t>712</m:t>
-            </m:r>
-          </m:sub>
-        </m:sSub>
-      </m:oMath>
-      <w:r>
-        <w:t xml:space="preserve"> </w:t>
-      </w:r>
-      <w:r>
-        <w:t xml:space="preserve">= 2076.86,</w:t>
-      </w:r>
-      <w:r>
-        <w:t xml:space="preserve"> </w:t>
-      </w:r>
-      <m:oMath>
-        <m:r>
-          <m:t>p</m:t>
-        </m:r>
-      </m:oMath>
-      <w:r>
-        <w:t xml:space="preserve"> </w:t>
-      </w:r>
-      <w:r>
-        <w:t xml:space="preserve">&lt; 0.001), with additional effects of downsampling approach (</w:t>
-      </w:r>
-      <m:oMath>
-        <m:sSub>
-          <m:e>
-            <m:r>
-              <m:t>F</m:t>
-            </m:r>
-          </m:e>
-          <m:sub>
-            <m:r>
-              <m:t>3</m:t>
-            </m:r>
-            <m:r>
-              <m:rPr>
-                <m:sty m:val="p"/>
-              </m:rPr>
-              <m:t>,</m:t>
-            </m:r>
-            <m:r>
-              <m:t>712</m:t>
-            </m:r>
-          </m:sub>
-        </m:sSub>
-      </m:oMath>
-      <w:r>
-        <w:t xml:space="preserve"> </w:t>
-      </w:r>
-      <w:r>
-        <w:t xml:space="preserve">= 33.28,</w:t>
-      </w:r>
-      <w:r>
-        <w:t xml:space="preserve"> </w:t>
-      </w:r>
-      <m:oMath>
-        <m:r>
-          <m:t>p</m:t>
-        </m:r>
-      </m:oMath>
-      <w:r>
-        <w:t xml:space="preserve"> </w:t>
-      </w:r>
-      <w:r>
-        <w:t xml:space="preserve">&lt; 0.001) and a significant downsampling approach</w:t>
-      </w:r>
-      <w:r>
-        <w:t xml:space="preserve"> </w:t>
-      </w:r>
-      <m:oMath>
-        <m:r>
-          <m:rPr>
-            <m:sty m:val="p"/>
-          </m:rPr>
-          <m:t>×</m:t>
-        </m:r>
-      </m:oMath>
-      <w:r>
-        <w:t xml:space="preserve"> </w:t>
-      </w:r>
-      <w:r>
-        <w:t xml:space="preserve">connectance change interaction (</w:t>
-      </w:r>
-      <m:oMath>
-        <m:sSub>
-          <m:e>
-            <m:r>
-              <m:t>F</m:t>
-            </m:r>
-          </m:e>
-          <m:sub>
-            <m:r>
-              <m:t>3</m:t>
-            </m:r>
-            <m:r>
-              <m:rPr>
-                <m:sty m:val="p"/>
-              </m:rPr>
-              <m:t>,</m:t>
-            </m:r>
-            <m:r>
-              <m:t>712</m:t>
-            </m:r>
-          </m:sub>
-        </m:sSub>
-      </m:oMath>
-      <w:r>
-        <w:t xml:space="preserve"> </w:t>
-      </w:r>
-      <w:r>
-        <w:t xml:space="preserve">= 4.81,</w:t>
-      </w:r>
-      <w:r>
-        <w:t xml:space="preserve"> </w:t>
-      </w:r>
-      <m:oMath>
-        <m:r>
-          <m:t>p</m:t>
-        </m:r>
-      </m:oMath>
-      <w:r>
-        <w:t xml:space="preserve"> </w:t>
-      </w:r>
-      <w:r>
-        <w:t xml:space="preserve">= 0.003). Pairwise comparisons of estimated trajectory slopes showed that link-based downsampling followed a distinct trajectory, differing from niche-, power-, and random-based downsampling, whereas the latter three approaches exhibited statistically indistinguishable responses (</w:t>
+        <w:t xml:space="preserve">We next asked whether these structurally distinct networks responded differently during the burn-in phase (</w:t>
       </w:r>
       <w:hyperlink w:anchor="fig-downsample">
         <w:r>
@@ -2846,15 +2853,7 @@
         </w:r>
       </w:hyperlink>
       <w:r>
-        <w:t xml:space="preserve">, panel B). These results indicate that all downsampling methods alter network topology as connectance declines, but that removing interactions according to their realised connectivity produces a fundamentally different pathway of structural change from approaches that incorporate species-level ecological information or random link loss.</w:t>
-      </w:r>
-    </w:p>
-    <w:p>
-      <w:pPr>
-        <w:pStyle w:val="BodyText"/>
-      </w:pPr>
-      <w:r>
-        <w:t xml:space="preserve">We next asked whether these structurally distinct networks responded differently during dynamic burn-in. Structural reorganisation was quantified as the Euclidean displacement between network positions before and after burn-in in the first three principal component dimensions, with community included as a random effect to account for the substantial variation among communities. Burn-in displacement differed significantly among network types (</w:t>
+        <w:t xml:space="preserve">, panel B). Structural reorganisation was quantified as the Euclidean displacement between network positions before and after burn-in in the first three principal component dimensions, with community included as a random effect to account for the substantial variation among communities. Burn-in displacement differed significantly among network types (</w:t>
       </w:r>
       <m:oMath>
         <m:r>
@@ -2879,7 +2878,7 @@
         <w:t xml:space="preserve"> </w:t>
       </w:r>
       <w:r>
-        <w:t xml:space="preserve">&lt; 0.001). Metawebs underwent the greatest structural reorganisation, whereas ATNs exhibited the smallest displacement. Among the downsampled networks, niche-, power-, and link-based approaches underwent comparable structural change during burn-in, while random downsampling showed a modestly greater displacement (</w:t>
+        <w:t xml:space="preserve">&lt; 0.001). Metawebs underwent the greatest structural reorganisation, whereas ATNs exhibited the smallest displacement. Among the downsampled networks, all but the randomly downsampled networks had a displacement similar to that of the niche model (Figure S2), and all downsampled networks had. displacement distinct from the original metaweb. When looking at the loadings of the first two PC axes (</w:t>
       </w:r>
       <w:hyperlink w:anchor="fig-downsample">
         <w:r>
@@ -2890,7 +2889,7 @@
         </w:r>
       </w:hyperlink>
       <w:r>
-        <w:t xml:space="preserve">, panels C–D).</w:t>
+        <w:t xml:space="preserve">, panel C) the primary changes in structure are related to node-level measures and (unsurprisingly) the number of links. This is to be expected since there is no rewiring of links permitted in this system and as such any changes should be driven by the losses of nodes as opposed to a key reorganisation of network structure.</w:t>
       </w:r>
     </w:p>
     <w:p>
@@ -2898,7 +2897,7 @@
         <w:pStyle w:val="BodyText"/>
       </w:pPr>
       <w:r>
-        <w:t xml:space="preserve">Together, these analyses demonstrate that downsampling approach influences network topology both during network construction and subsequent dynamic relaxation. Differences among downsampling methods become increasingly pronounced as greater proportions of interactions are removed, consistent with the expectation that the ecological assumptions underlying each removal strategy exert a stronger influence under more aggressive downsampling. Importantly, despite generating distinct initial topologies, the different downsampling approaches underwent remarkably similar structural reorganisation during burn-in, changing in ways more similar to the niche model than the original metaweb. In contrast, random downsampling remained distinct throughout burn-in, consistent with its lack of an underlying ecological mechanism governing interaction removal. This suggests that the ecologically informed downsampling on metawebs allows us to produce networks whose subsequent structural dynamics more closely resemble those of the niche model. Notably the two realised models (Niche and ATN) do not behave similarly and still end up at different</w:t>
+        <w:t xml:space="preserve">Together, these analyses demonstrate that downsampling approach influences network topology both during the initial downsampling step as well as the subsequent burn-in phase. Differences among downsampling methods become increasingly pronounced as greater proportions of interactions are removed, consistent with the expectation that the ecological assumptions underlying each removal strategy would exert a stronger influence under more aggressive downsampling. Importantly, despite generating distinct initial topologies, the different downsampling approaches underwent remarkably similar structural reorganisation during burn-in, changing in ways more similar to the niche model than the original metaweb. This suggests that the ecologically informed downsampling on metawebs allows us to produce networks whose subsequent structure more closely resemble those of the niche model, suggesting that the burn-in phase id in and of itself an additional network realisation step. Notably the two realised models (Niche and ATN) do not behave similarly and still end up at different</w:t>
       </w:r>
       <w:r>
         <w:t xml:space="preserve"> </w:t>
@@ -2917,6 +2916,9 @@
       </w:r>
       <w:r>
         <w:t xml:space="preserve">(Strydom, Karapunar, et al., 2026)</w:t>
+      </w:r>
+      <w:r>
+        <w:t xml:space="preserve">.</w:t>
       </w:r>
     </w:p>
     <w:bookmarkEnd w:id="24"/>
@@ -2986,179 +2988,7 @@
         <w:t xml:space="preserve"> </w:t>
       </w:r>
       <w:r>
-        <w:t xml:space="preserve">in all four extinction scenarios (low-to-high biomass:</w:t>
-      </w:r>
-      <w:r>
-        <w:t xml:space="preserve"> </w:t>
-      </w:r>
-      <m:oMath>
-        <m:sSub>
-          <m:e>
-            <m:r>
-              <m:t>F</m:t>
-            </m:r>
-          </m:e>
-          <m:sub>
-            <m:r>
-              <m:t>6</m:t>
-            </m:r>
-            <m:r>
-              <m:rPr>
-                <m:sty m:val="p"/>
-              </m:rPr>
-              <m:t>,</m:t>
-            </m:r>
-            <m:r>
-              <m:t>1248</m:t>
-            </m:r>
-          </m:sub>
-        </m:sSub>
-      </m:oMath>
-      <w:r>
-        <w:t xml:space="preserve"> </w:t>
-      </w:r>
-      <w:r>
-        <w:t xml:space="preserve">= 22.3,</w:t>
-      </w:r>
-      <w:r>
-        <w:t xml:space="preserve"> </w:t>
-      </w:r>
-      <m:oMath>
-        <m:r>
-          <m:t>p</m:t>
-        </m:r>
-      </m:oMath>
-      <w:r>
-        <w:t xml:space="preserve">&lt;0.001; high-to-low biomass:</w:t>
-      </w:r>
-      <w:r>
-        <w:t xml:space="preserve"> </w:t>
-      </w:r>
-      <m:oMath>
-        <m:sSub>
-          <m:e>
-            <m:r>
-              <m:t>F</m:t>
-            </m:r>
-          </m:e>
-          <m:sub>
-            <m:r>
-              <m:t>6</m:t>
-            </m:r>
-            <m:r>
-              <m:rPr>
-                <m:sty m:val="p"/>
-              </m:rPr>
-              <m:t>,</m:t>
-            </m:r>
-            <m:r>
-              <m:t>1248</m:t>
-            </m:r>
-          </m:sub>
-        </m:sSub>
-      </m:oMath>
-      <w:r>
-        <w:t xml:space="preserve"> </w:t>
-      </w:r>
-      <w:r>
-        <w:t xml:space="preserve">= 46.7,</w:t>
-      </w:r>
-      <w:r>
-        <w:t xml:space="preserve"> </w:t>
-      </w:r>
-      <m:oMath>
-        <m:r>
-          <m:t>p</m:t>
-        </m:r>
-      </m:oMath>
-      <w:r>
-        <w:t xml:space="preserve">&lt;0.001; random basal:</w:t>
-      </w:r>
-      <w:r>
-        <w:t xml:space="preserve"> </w:t>
-      </w:r>
-      <m:oMath>
-        <m:sSub>
-          <m:e>
-            <m:r>
-              <m:t>F</m:t>
-            </m:r>
-          </m:e>
-          <m:sub>
-            <m:r>
-              <m:t>6</m:t>
-            </m:r>
-            <m:r>
-              <m:rPr>
-                <m:sty m:val="p"/>
-              </m:rPr>
-              <m:t>,</m:t>
-            </m:r>
-            <m:r>
-              <m:t>1248</m:t>
-            </m:r>
-          </m:sub>
-        </m:sSub>
-      </m:oMath>
-      <w:r>
-        <w:t xml:space="preserve"> </w:t>
-      </w:r>
-      <w:r>
-        <w:t xml:space="preserve">= 109.0,</w:t>
-      </w:r>
-      <w:r>
-        <w:t xml:space="preserve"> </w:t>
-      </w:r>
-      <m:oMath>
-        <m:r>
-          <m:t>p</m:t>
-        </m:r>
-      </m:oMath>
-      <w:r>
-        <w:t xml:space="preserve">&lt;0.001; random consumer:</w:t>
-      </w:r>
-      <w:r>
-        <w:t xml:space="preserve"> </w:t>
-      </w:r>
-      <m:oMath>
-        <m:sSub>
-          <m:e>
-            <m:r>
-              <m:t>F</m:t>
-            </m:r>
-          </m:e>
-          <m:sub>
-            <m:r>
-              <m:t>6</m:t>
-            </m:r>
-            <m:r>
-              <m:rPr>
-                <m:sty m:val="p"/>
-              </m:rPr>
-              <m:t>,</m:t>
-            </m:r>
-            <m:r>
-              <m:t>1248</m:t>
-            </m:r>
-          </m:sub>
-        </m:sSub>
-      </m:oMath>
-      <w:r>
-        <w:t xml:space="preserve"> </w:t>
-      </w:r>
-      <w:r>
-        <w:t xml:space="preserve">= 22.9,</w:t>
-      </w:r>
-      <w:r>
-        <w:t xml:space="preserve"> </w:t>
-      </w:r>
-      <m:oMath>
-        <m:r>
-          <m:t>p</m:t>
-        </m:r>
-      </m:oMath>
-      <w:r>
-        <w:t xml:space="preserve">&lt;0.001), indicating that the magnitude of the difference between topological and dynamic robustness depended on network reconstruction.</w:t>
+        <w:t xml:space="preserve">across extinction scenarios (model summaries in Table S1), indicating that the magnitude of the difference between topological and dynamic robustness depended on network reconstruction.</w:t>
       </w:r>
     </w:p>
     <w:p>
@@ -3178,7 +3008,7 @@
         <w:t xml:space="preserve"> </w:t>
       </w:r>
       <w:r>
-        <w:t xml:space="preserve">was largely maintained. Under all but random basal removal, topological extinction simulations inferred greater robustness than dynamic simulations for every network type, although the magnitude of this discrepancy varied among reconstruction methods</w:t>
+        <w:t xml:space="preserve">was largely maintained. Under all but random basal removal, topological extinction inferred greater robustness than dynamic extinctions for every network type, although the magnitude of this discrepancy varied among reconstruction methods</w:t>
       </w:r>
       <w:r>
         <w:t xml:space="preserve"> </w:t>
@@ -3192,36 +3022,19 @@
         </w:r>
       </w:hyperlink>
       <w:r>
-        <w:t xml:space="preserve">. Random basal extinction represented the only notable departure from this general pattern. Here, the discrepancy between topological and dynamic robustness was substantially reduced, with link- and power-downsampled networks exhibiting slightly positive values of</w:t>
-      </w:r>
-      <w:r>
-        <w:t xml:space="preserve"> </w:t>
-      </w:r>
-      <m:oMath>
-        <m:r>
-          <m:rPr>
-            <m:sty m:val="p"/>
-          </m:rPr>
-          <m:t>Δ</m:t>
-        </m:r>
-        <m:sSub>
-          <m:e>
-            <m:r>
-              <m:t>R</m:t>
-            </m:r>
-          </m:e>
-          <m:sub>
-            <m:r>
-              <m:t>50</m:t>
-            </m:r>
-          </m:sub>
-        </m:sSub>
-      </m:oMath>
-      <w:r>
-        <w:t xml:space="preserve"> </w:t>
-      </w:r>
-      <w:r>
-        <w:t xml:space="preserve">and random downsampled networks showing little difference between the two approaches, whereas niche-derived networks retained lower dynamic than topological robustness. Thus, the conclusion that topological analyses provide more conservative estimates of robustness was not universal, but remained remarkably robust across reconstruction methods and extinction scenarios.</w:t>
+        <w:t xml:space="preserve">. Random basal extinction represented the only notable departure from this general pattern. Here, the discrepancy between topological and dynamic robustness was substantially reduced, with power-law and degree-product downsampled networks exhibiting a slightly higher</w:t>
+      </w:r>
+      <w:r>
+        <w:t xml:space="preserve"> </w:t>
+      </w:r>
+      <w:r>
+        <w:t xml:space="preserve">$\Delta R_{50, \space dynamic}$</w:t>
+      </w:r>
+      <w:r>
+        <w:t xml:space="preserve"> </w:t>
+      </w:r>
+      <w:r>
+        <w:t xml:space="preserve">and random downsampled networks showing little difference between the two approaches. Thus, the conclusion that topological analyses provide more conservative estimates of robustness, although not universal, remain remarkably robust across reconstruction methods and extinction scenarios.</w:t>
       </w:r>
     </w:p>
     <w:tbl>
@@ -3374,7 +3187,44 @@
         <w:pStyle w:val="BodyText"/>
       </w:pPr>
       <w:r>
-        <w:t xml:space="preserve">To evaluate how interaction filtering influences dynamic behaviour, we calculated pairwise contrasts of inferred robustness (</w:t>
+        <w:t xml:space="preserve">For each community</w:t>
+      </w:r>
+      <w:r>
+        <w:t xml:space="preserve"> </w:t>
+      </w:r>
+      <m:oMath>
+        <m:r>
+          <m:rPr>
+            <m:sty m:val="p"/>
+          </m:rPr>
+          <m:t>×</m:t>
+        </m:r>
+      </m:oMath>
+      <w:r>
+        <w:t xml:space="preserve"> </w:t>
+      </w:r>
+      <w:r>
+        <w:t xml:space="preserve">extinction scenario</w:t>
+      </w:r>
+      <w:r>
+        <w:t xml:space="preserve"> </w:t>
+      </w:r>
+      <m:oMath>
+        <m:r>
+          <m:rPr>
+            <m:sty m:val="p"/>
+          </m:rPr>
+          <m:t>×</m:t>
+        </m:r>
+      </m:oMath>
+      <w:r>
+        <w:t xml:space="preserve"> </w:t>
+      </w:r>
+      <w:r>
+        <w:t xml:space="preserve">time point,</w:t>
+      </w:r>
+      <w:r>
+        <w:t xml:space="preserve"> </w:t>
       </w:r>
       <m:oMath>
         <m:sSub>
@@ -3391,32 +3241,53 @@
         </m:sSub>
       </m:oMath>
       <w:r>
-        <w:t xml:space="preserve">) across all combinations of community, extinction mechanism, and network type. In aggregate, topological extinctions (evaluated both at network creation and after dynamic burn-in (realisation)) yielded consistent robustness estimates across all empirically derived networks (</w:t>
-      </w:r>
-      <w:hyperlink w:anchor="fig-robDynamic">
-        <w:r>
-          <w:rPr>
-            <w:rStyle w:val="Hyperlink"/>
-          </w:rPr>
-          <w:t xml:space="preserve">Figure 3</w:t>
-        </w:r>
-      </w:hyperlink>
-      <w:r>
-        <w:t xml:space="preserve">, left column). This structural cohesion was further reflected in hierarchical clustering, where empirically derived networks consistently formed a distinct cluster separate from the two synthetic benchmark networks (niche model and ATN;</w:t>
-      </w:r>
-      <w:r>
-        <w:t xml:space="preserve"> </w:t>
-      </w:r>
-      <w:hyperlink w:anchor="fig-robDynamic">
-        <w:r>
-          <w:rPr>
-            <w:rStyle w:val="Hyperlink"/>
-          </w:rPr>
-          <w:t xml:space="preserve">Figure 3</w:t>
-        </w:r>
-      </w:hyperlink>
-      <w:r>
-        <w:t xml:space="preserve">, right column).</w:t>
+        <w:t xml:space="preserve"> </w:t>
+      </w:r>
+      <w:r>
+        <w:t xml:space="preserve">was modelled as a function of network type, and estimated marginal means were compared using Tukey-adjusted pairwise contrasts [SUPP MATT]. Network-type pairs with adjusted</w:t>
+      </w:r>
+      <w:r>
+        <w:t xml:space="preserve"> </w:t>
+      </w:r>
+      <m:oMath>
+        <m:r>
+          <m:t>p</m:t>
+        </m:r>
+        <m:r>
+          <m:rPr>
+            <m:sty m:val="p"/>
+          </m:rPr>
+          <m:t>≥</m:t>
+        </m:r>
+      </m:oMath>
+      <w:r>
+        <w:t xml:space="preserve"> </w:t>
+      </w:r>
+      <w:r>
+        <w:t xml:space="preserve">0.05 were considered indistinguishable, and the frequency of indistinguishable comparisons was summarised across scenarios [SUPP MATT]. To identify broader groupings of network types, estimated marginal means were standardised within extinction time point, Euclidean distances among network types were calculated, and hierarchical clustering was performed using Ward’s</w:t>
+      </w:r>
+      <w:r>
+        <w:t xml:space="preserve"> </w:t>
+      </w:r>
+      <m:oMath>
+        <m:sSup>
+          <m:e>
+            <m:r>
+              <m:t>D</m:t>
+            </m:r>
+          </m:e>
+          <m:sup>
+            <m:r>
+              <m:t>2</m:t>
+            </m:r>
+          </m:sup>
+        </m:sSup>
+      </m:oMath>
+      <w:r>
+        <w:t xml:space="preserve"> </w:t>
+      </w:r>
+      <w:r>
+        <w:t xml:space="preserve">method.</w:t>
       </w:r>
     </w:p>
     <w:tbl>
@@ -3448,7 +3319,7 @@
                     <a:graphicData uri="http://schemas.openxmlformats.org/drawingml/2006/picture">
                       <pic:pic>
                         <pic:nvPicPr>
-                          <pic:cNvPr descr="figures/robustnessHighLevel.png" id="31" name="Picture"/>
+                          <pic:cNvPr descr="figures/robustnessClusters.png" id="31" name="Picture"/>
                           <pic:cNvPicPr>
                             <a:picLocks noChangeArrowheads="1" noChangeAspect="1"/>
                           </pic:cNvPicPr>
@@ -3491,7 +3362,81 @@
               <w:pStyle w:val="ImageCaption"/>
             </w:pPr>
             <w:r>
-              <w:t xml:space="preserve">Figure 3: TODO</w:t>
+              <w:t xml:space="preserve">Figure 3:</w:t>
+            </w:r>
+            <w:r>
+              <w:t xml:space="preserve"> </w:t>
+            </w:r>
+            <w:r>
+              <w:rPr>
+                <w:b/>
+                <w:bCs/>
+              </w:rPr>
+              <w:t xml:space="preserve">Clustering of network types based on similarity in inferred robustness (</w:t>
+            </w:r>
+            <m:oMath>
+              <m:sSub>
+                <m:e>
+                  <m:r>
+                    <m:t>R</m:t>
+                  </m:r>
+                </m:e>
+                <m:sub>
+                  <m:r>
+                    <m:t>50</m:t>
+                  </m:r>
+                </m:sub>
+              </m:sSub>
+            </m:oMath>
+            <w:r>
+              <w:rPr>
+                <w:b/>
+                <w:bCs/>
+              </w:rPr>
+              <w:t xml:space="preserve">).</w:t>
+            </w:r>
+            <w:r>
+              <w:t xml:space="preserve"> </w:t>
+            </w:r>
+            <w:r>
+              <w:t xml:space="preserve">Dendrograms show hierarchical clustering of network types based on their estimated marginal mean (</w:t>
+            </w:r>
+            <m:oMath>
+              <m:sSub>
+                <m:e>
+                  <m:r>
+                    <m:t>R</m:t>
+                  </m:r>
+                </m:e>
+                <m:sub>
+                  <m:r>
+                    <m:t>50</m:t>
+                  </m:r>
+                </m:sub>
+              </m:sSub>
+            </m:oMath>
+            <w:r>
+              <w:t xml:space="preserve">) values across community (</w:t>
+            </w:r>
+            <w:r>
+              <w:t xml:space="preserve">) extinction scenario combinations. Clustering was performed separately for each extinction time point after standardising estimated marginal means across network types, using Euclidean distances and Ward’s (</w:t>
+            </w:r>
+            <m:oMath>
+              <m:sSup>
+                <m:e>
+                  <m:r>
+                    <m:t>D</m:t>
+                  </m:r>
+                </m:e>
+                <m:sup>
+                  <m:r>
+                    <m:t>2</m:t>
+                  </m:r>
+                </m:sup>
+              </m:sSup>
+            </m:oMath>
+            <w:r>
+              <w:t xml:space="preserve">) method. Branch colours indicate three clusters of network types</w:t>
             </w:r>
           </w:p>
           <w:bookmarkEnd w:id="32"/>
@@ -3503,7 +3448,10 @@
         <w:pStyle w:val="BodyText"/>
       </w:pPr>
       <w:r>
-        <w:t xml:space="preserve">However, under dynamic extinction simulations, this grouping broke down. Introducing dynamic biomass interactions caused a distinct reshuffling in the relative relationships among network types (</w:t>
+        <w:t xml:space="preserve">In terms of topological robustness, empirically derived networks consistently formed a distinct cluster separate from the two synthetic networks (niche model and ATN;</w:t>
+      </w:r>
+      <w:r>
+        <w:t xml:space="preserve"> </w:t>
       </w:r>
       <w:hyperlink w:anchor="fig-robDynamic">
         <w:r>
@@ -3514,7 +3462,18 @@
         </w:r>
       </w:hyperlink>
       <w:r>
-        <w:t xml:space="preserve">, bottom row). Most notably, the downsampled niche networks yielded robustness estimates that converged with those of the synthetic niche model, whereas the remaining empirically derived networks maintained their mutual similarity. Additionally, the ATN model shifted to become more similar in robustness to the empirical cluster.</w:t>
+        <w:t xml:space="preserve">, top two rows). However, under dynamic extinction simulations, this grouping broke down, with a reshuffling of the relative similarity among network types (</w:t>
+      </w:r>
+      <w:hyperlink w:anchor="fig-robDynamic">
+        <w:r>
+          <w:rPr>
+            <w:rStyle w:val="Hyperlink"/>
+          </w:rPr>
+          <w:t xml:space="preserve">Figure 3</w:t>
+        </w:r>
+      </w:hyperlink>
+      <w:r>
+        <w:t xml:space="preserve">, bottom row). Most notably, the downsampled niche networks yielded robustness estimates that converged with those of the synthetic niche model, whereas the remaining empirically derived networks maintained their mutual similarity. Additionally, the ATN networks shifted to become appear more similar in robustness to the empirical cluster.</w:t>
       </w:r>
     </w:p>
     <w:p>
@@ -3522,15 +3481,7 @@
         <w:pStyle w:val="BodyText"/>
       </w:pPr>
       <w:r>
-        <w:t xml:space="preserve">Topological extinction simulations primarily interrogate network architecture, and therefore retain the common structural signature inherited from the metaweb. Dynamic simulations introduce a second layer of ecological structure through biomass and rate-dependent interactions, revealing differences among networks that are not apparent from topology alone.</w:t>
-      </w:r>
-    </w:p>
-    <w:p>
-      <w:pPr>
-        <w:pStyle w:val="BodyText"/>
-      </w:pPr>
-      <w:r>
-        <w:t xml:space="preserve">When examining topological extinctions, it is clear why empirically derived networks behave similarly to one another - they share a common baseline architecture inherited from the regional metaweb (</w:t>
+        <w:t xml:space="preserve">Topological extinction simulations primarily interrogate network architecture and therefore retain the common structural signature inherited from the metaweb. Dynamic simulations introduce a second layer of ecological structure through biomass- and rate-dependent interactions, revealing differences among networks that are not apparent from topology alone. When examining topological extinctions, it is clear why empirically derived networks behave similarly to one another: they share a common baseline architecture inherited from the regional metaweb (</w:t>
       </w:r>
       <w:hyperlink w:anchor="fig-downsample">
         <w:r>
@@ -3541,7 +3492,7 @@
         </w:r>
       </w:hyperlink>
       <w:r>
-        <w:t xml:space="preserve">, panel B), and topological cascades depend strictly on network topology. For dynamic extinctions, however, network behaviour is not determined solely by initial structure. Instead, higher-order differences emerge from how functional parameterisation interacts with network topology. In the bio-energetic food web (BEFW) framework, species body mass dictates key functional parameters, including metabolic and consumption rates</w:t>
+        <w:t xml:space="preserve">, panel B), and topological cascades depend strictly on network topology. For dynamic extinctions, however, network behaviour is not determined solely by initial structure. Instead, higher-order differences emerge from how functional parameterisation interacts with network topology. In the bio-energetic food web (BEFW) framework, species body mass dictates some of the key functional parameters, including metabolic and consumption rates</w:t>
       </w:r>
       <w:r>
         <w:t xml:space="preserve"> </w:t>
@@ -3550,7 +3501,27 @@
         <w:t xml:space="preserve">(Delmas et al., 2017)</w:t>
       </w:r>
       <w:r>
-        <w:t xml:space="preserve">. Because species body masses were assigned based on trophic position, the dynamic convergence of the synthetic niche model and the SVD-downsampled niche network likely reflects their shared trophic organisation. Consequently, dynamic simulations do not merely evaluate network structure; they actively re-enforce the ecological assumptions embedded during network construction.</w:t>
+        <w:t xml:space="preserve">, and it is therefore plausible that these differences contribute to the observed similarity in behaviour of the two niche-type networks. Thus, network structure appears sufficient to explain much of the similarity in responses to topological extinctions, but is insufficient to predict responses to dynamic extinctions, where functional parameterisation introduces additional sources of variation. Although the clustering pattern was not universal across communities [SUPP MATT REF], suggesting that network structure still exerts an initial influence, it was not by itself deterministic of dynamic robustness.</w:t>
+      </w:r>
+    </w:p>
+    <w:p>
+      <w:pPr>
+        <w:pStyle w:val="BodyText"/>
+      </w:pPr>
+      <w:r>
+        <w:t xml:space="preserve">This raises an important question about the role of network connectance: to what extent does specifying connectance constrain the structural and dynamical properties of generated networks?</w:t>
+      </w:r>
+      <w:r>
+        <w:t xml:space="preserve"> </w:t>
+      </w:r>
+      <w:r>
+        <w:t xml:space="preserve">Poisot &amp; Gravel (2014)</w:t>
+      </w:r>
+      <w:r>
+        <w:t xml:space="preserve"> </w:t>
+      </w:r>
+      <w:r>
+        <w:t xml:space="preserve">Strydom, Dalla Riva, et al. (2021)</w:t>
       </w:r>
     </w:p>
     <w:bookmarkEnd w:id="33"/>
@@ -3629,7 +3600,7 @@
       </w:r>
     </w:p>
     <w:bookmarkEnd w:id="34"/>
-    <w:bookmarkStart w:id="78" w:name="references"/>
+    <w:bookmarkStart w:id="84" w:name="references"/>
     <w:p>
       <w:pPr>
         <w:pStyle w:val="Heading1"/>
@@ -3638,7 +3609,7 @@
         <w:t xml:space="preserve">References</w:t>
       </w:r>
     </w:p>
-    <w:bookmarkStart w:id="77" w:name="refs"/>
+    <w:bookmarkStart w:id="83" w:name="refs"/>
     <w:bookmarkStart w:id="36" w:name="ref-bezansonJuliaFreshApproach2017"/>
     <w:p>
       <w:pPr>
@@ -4474,12 +4445,71 @@
       </w:hyperlink>
     </w:p>
     <w:bookmarkEnd w:id="59"/>
-    <w:bookmarkStart w:id="60" w:name="Xc3fc4268009fd3331eb271d54635005ba876970"/>
+    <w:bookmarkStart w:id="61" w:name="ref-poisotWhenEcologicalNetwork2014"/>
     <w:p>
       <w:pPr>
         <w:pStyle w:val="Bibliography"/>
       </w:pPr>
       <w:r>
+        <w:t xml:space="preserve">Poisot, T., &amp; Gravel, D. (2014). When is an ecological network complex?</w:t>
+      </w:r>
+      <w:r>
+        <w:t xml:space="preserve"> </w:t>
+      </w:r>
+      <w:r>
+        <w:t xml:space="preserve">Connectance</w:t>
+      </w:r>
+      <w:r>
+        <w:t xml:space="preserve"> </w:t>
+      </w:r>
+      <w:r>
+        <w:t xml:space="preserve">drives degree distribution and emerging network properties.</w:t>
+      </w:r>
+      <w:r>
+        <w:t xml:space="preserve"> </w:t>
+      </w:r>
+      <w:r>
+        <w:rPr>
+          <w:i/>
+          <w:iCs/>
+        </w:rPr>
+        <w:t xml:space="preserve">PeerJ</w:t>
+      </w:r>
+      <w:r>
+        <w:t xml:space="preserve">,</w:t>
+      </w:r>
+      <w:r>
+        <w:t xml:space="preserve"> </w:t>
+      </w:r>
+      <w:r>
+        <w:rPr>
+          <w:i/>
+          <w:iCs/>
+        </w:rPr>
+        <w:t xml:space="preserve">2</w:t>
+      </w:r>
+      <w:r>
+        <w:t xml:space="preserve">, e251.</w:t>
+      </w:r>
+      <w:r>
+        <w:t xml:space="preserve"> </w:t>
+      </w:r>
+      <w:hyperlink r:id="rId60">
+        <w:r>
+          <w:rPr>
+            <w:rStyle w:val="Hyperlink"/>
+          </w:rPr>
+          <w:t xml:space="preserve">https://doi.org/10.7717/peerj.251</w:t>
+        </w:r>
+      </w:hyperlink>
+    </w:p>
+    <w:bookmarkEnd w:id="61"/>
+    <w:bookmarkStart w:id="62" w:name="Xc3fc4268009fd3331eb271d54635005ba876970"/>
+    <w:p>
+      <w:pPr>
+        <w:pStyle w:val="Bibliography"/>
+      </w:pPr>
+      <w:r>
         <w:t xml:space="preserve">Roopnarine, P. D. (2017). Ecological</w:t>
       </w:r>
       <w:r>
@@ -4639,8 +4669,8 @@
         <w:t xml:space="preserve">(pp. 201–226). University of Chicago Press.</w:t>
       </w:r>
     </w:p>
-    <w:bookmarkEnd w:id="60"/>
-    <w:bookmarkStart w:id="62" w:name="X0db465d2ec8683a81b001c1b3069bfe5ad58a88"/>
+    <w:bookmarkEnd w:id="62"/>
+    <w:bookmarkStart w:id="64" w:name="X0db465d2ec8683a81b001c1b3069bfe5ad58a88"/>
     <w:p>
       <w:pPr>
         <w:pStyle w:val="Bibliography"/>
@@ -4710,7 +4740,7 @@
       <w:r>
         <w:t xml:space="preserve"> </w:t>
       </w:r>
-      <w:hyperlink r:id="rId61">
+      <w:hyperlink r:id="rId63">
         <w:r>
           <w:rPr>
             <w:rStyle w:val="Hyperlink"/>
@@ -4719,8 +4749,8 @@
         </w:r>
       </w:hyperlink>
     </w:p>
-    <w:bookmarkEnd w:id="62"/>
-    <w:bookmarkStart w:id="64" w:name="X0fb50f1746fa9d2b24f89ed5bfe6ae1a2f58cc2"/>
+    <w:bookmarkEnd w:id="64"/>
+    <w:bookmarkStart w:id="66" w:name="X0fb50f1746fa9d2b24f89ed5bfe6ae1a2f58cc2"/>
     <w:p>
       <w:pPr>
         <w:pStyle w:val="Bibliography"/>
@@ -4744,7 +4774,7 @@
       <w:r>
         <w:t xml:space="preserve"> </w:t>
       </w:r>
-      <w:hyperlink r:id="rId63">
+      <w:hyperlink r:id="rId65">
         <w:r>
           <w:rPr>
             <w:rStyle w:val="Hyperlink"/>
@@ -4759,8 +4789,8 @@
         <w:t xml:space="preserve">(Pre-published)</w:t>
       </w:r>
     </w:p>
-    <w:bookmarkEnd w:id="64"/>
-    <w:bookmarkStart w:id="66" w:name="ref-strydomFoodWebReconstruction2022a"/>
+    <w:bookmarkEnd w:id="66"/>
+    <w:bookmarkStart w:id="68" w:name="ref-strydomFoodWebReconstruction2022a"/>
     <w:p>
       <w:pPr>
         <w:pStyle w:val="Bibliography"/>
@@ -4797,7 +4827,7 @@
       <w:r>
         <w:t xml:space="preserve"> </w:t>
       </w:r>
-      <w:hyperlink r:id="rId65">
+      <w:hyperlink r:id="rId67">
         <w:r>
           <w:rPr>
             <w:rStyle w:val="Hyperlink"/>
@@ -4806,8 +4836,8 @@
         </w:r>
       </w:hyperlink>
     </w:p>
-    <w:bookmarkEnd w:id="66"/>
-    <w:bookmarkStart w:id="68" w:name="ref-strydomRoadmapPredictingSpecies2021"/>
+    <w:bookmarkEnd w:id="68"/>
+    <w:bookmarkStart w:id="70" w:name="ref-strydomRoadmapPredictingSpecies2021"/>
     <w:p>
       <w:pPr>
         <w:pStyle w:val="Bibliography"/>
@@ -4844,7 +4874,7 @@
       <w:r>
         <w:t xml:space="preserve"> </w:t>
       </w:r>
-      <w:hyperlink r:id="rId67">
+      <w:hyperlink r:id="rId69">
         <w:r>
           <w:rPr>
             <w:rStyle w:val="Hyperlink"/>
@@ -4853,13 +4883,93 @@
         </w:r>
       </w:hyperlink>
     </w:p>
-    <w:bookmarkEnd w:id="68"/>
-    <w:bookmarkStart w:id="70" w:name="ref-strydomScalingMetawebsRealised2026"/>
+    <w:bookmarkEnd w:id="70"/>
+    <w:bookmarkStart w:id="72" w:name="ref-strydomSVDEntropyReveals2021"/>
     <w:p>
       <w:pPr>
         <w:pStyle w:val="Bibliography"/>
       </w:pPr>
       <w:r>
+        <w:t xml:space="preserve">Strydom, T., Dalla Riva, G. V., &amp; Poisot, T. (2021).</w:t>
+      </w:r>
+      <w:r>
+        <w:t xml:space="preserve"> </w:t>
+      </w:r>
+      <w:r>
+        <w:t xml:space="preserve">SVD Entropy Reveals</w:t>
+      </w:r>
+      <w:r>
+        <w:t xml:space="preserve"> </w:t>
+      </w:r>
+      <w:r>
+        <w:t xml:space="preserve">the</w:t>
+      </w:r>
+      <w:r>
+        <w:t xml:space="preserve"> </w:t>
+      </w:r>
+      <w:r>
+        <w:t xml:space="preserve">High Complexity</w:t>
+      </w:r>
+      <w:r>
+        <w:t xml:space="preserve"> </w:t>
+      </w:r>
+      <w:r>
+        <w:t xml:space="preserve">of</w:t>
+      </w:r>
+      <w:r>
+        <w:t xml:space="preserve"> </w:t>
+      </w:r>
+      <w:r>
+        <w:t xml:space="preserve">Ecological Networks</w:t>
+      </w:r>
+      <w:r>
+        <w:t xml:space="preserve">.</w:t>
+      </w:r>
+      <w:r>
+        <w:t xml:space="preserve"> </w:t>
+      </w:r>
+      <w:r>
+        <w:rPr>
+          <w:i/>
+          <w:iCs/>
+        </w:rPr>
+        <w:t xml:space="preserve">Frontiers in Ecology and Evolution</w:t>
+      </w:r>
+      <w:r>
+        <w:t xml:space="preserve">,</w:t>
+      </w:r>
+      <w:r>
+        <w:t xml:space="preserve"> </w:t>
+      </w:r>
+      <w:r>
+        <w:rPr>
+          <w:i/>
+          <w:iCs/>
+        </w:rPr>
+        <w:t xml:space="preserve">9</w:t>
+      </w:r>
+      <w:r>
+        <w:t xml:space="preserve">.</w:t>
+      </w:r>
+      <w:r>
+        <w:t xml:space="preserve"> </w:t>
+      </w:r>
+      <w:hyperlink r:id="rId71">
+        <w:r>
+          <w:rPr>
+            <w:rStyle w:val="Hyperlink"/>
+          </w:rPr>
+          <w:t xml:space="preserve">https://doi.org/10.3389/fevo.2021.623141</w:t>
+        </w:r>
+      </w:hyperlink>
+    </w:p>
+    <w:bookmarkEnd w:id="72"/>
+    <w:bookmarkStart w:id="74" w:name="ref-strydomScalingMetawebsRealised2026"/>
+    <w:p>
+      <w:pPr>
+        <w:pStyle w:val="Bibliography"/>
+      </w:pPr>
+      <w:r>
         <w:t xml:space="preserve">Strydom, T., Dunhill, A. M., Dunne, J. A., Poisot, T., &amp; Beckerman, A. P. (2026).</w:t>
       </w:r>
       <w:r>
@@ -4997,7 +5107,7 @@
       <w:r>
         <w:t xml:space="preserve"> </w:t>
       </w:r>
-      <w:hyperlink r:id="rId69">
+      <w:hyperlink r:id="rId73">
         <w:r>
           <w:rPr>
             <w:rStyle w:val="Hyperlink"/>
@@ -5006,8 +5116,8 @@
         </w:r>
       </w:hyperlink>
     </w:p>
-    <w:bookmarkEnd w:id="70"/>
-    <w:bookmarkStart w:id="72" w:name="ref-strydomAreWeMapping2026"/>
+    <w:bookmarkEnd w:id="74"/>
+    <w:bookmarkStart w:id="76" w:name="ref-strydomAreWeMapping2026"/>
     <w:p>
       <w:pPr>
         <w:pStyle w:val="Bibliography"/>
@@ -5122,7 +5232,7 @@
       <w:r>
         <w:t xml:space="preserve"> </w:t>
       </w:r>
-      <w:hyperlink r:id="rId71">
+      <w:hyperlink r:id="rId75">
         <w:r>
           <w:rPr>
             <w:rStyle w:val="Hyperlink"/>
@@ -5131,13 +5241,84 @@
         </w:r>
       </w:hyperlink>
     </w:p>
-    <w:bookmarkEnd w:id="72"/>
-    <w:bookmarkStart w:id="74" w:name="ref-Williams2000Simple"/>
+    <w:bookmarkEnd w:id="76"/>
+    <w:bookmarkStart w:id="78" w:name="ref-wardEcoGEnIE10Plankton2018"/>
     <w:p>
       <w:pPr>
         <w:pStyle w:val="Bibliography"/>
       </w:pPr>
       <w:r>
+        <w:t xml:space="preserve">Ward, B. A., Wilson, J. D., Death, R. M., Monteiro, F. M., Yool, A., &amp; Ridgwell, A. (2018).</w:t>
+      </w:r>
+      <w:r>
+        <w:t xml:space="preserve"> </w:t>
+      </w:r>
+      <w:r>
+        <w:t xml:space="preserve">EcoGEnIE</w:t>
+      </w:r>
+      <w:r>
+        <w:t xml:space="preserve"> </w:t>
+      </w:r>
+      <w:r>
+        <w:t xml:space="preserve">1.0: Plankton ecology in the</w:t>
+      </w:r>
+      <w:r>
+        <w:t xml:space="preserve"> </w:t>
+      </w:r>
+      <w:r>
+        <w:t xml:space="preserve">cGEnIE Earth</w:t>
+      </w:r>
+      <w:r>
+        <w:t xml:space="preserve"> </w:t>
+      </w:r>
+      <w:r>
+        <w:t xml:space="preserve">system model.</w:t>
+      </w:r>
+      <w:r>
+        <w:t xml:space="preserve"> </w:t>
+      </w:r>
+      <w:r>
+        <w:rPr>
+          <w:i/>
+          <w:iCs/>
+        </w:rPr>
+        <w:t xml:space="preserve">Geoscientific Model Development</w:t>
+      </w:r>
+      <w:r>
+        <w:t xml:space="preserve">,</w:t>
+      </w:r>
+      <w:r>
+        <w:t xml:space="preserve"> </w:t>
+      </w:r>
+      <w:r>
+        <w:rPr>
+          <w:i/>
+          <w:iCs/>
+        </w:rPr>
+        <w:t xml:space="preserve">11</w:t>
+      </w:r>
+      <w:r>
+        <w:t xml:space="preserve">(10), 4241–4267.</w:t>
+      </w:r>
+      <w:r>
+        <w:t xml:space="preserve"> </w:t>
+      </w:r>
+      <w:hyperlink r:id="rId77">
+        <w:r>
+          <w:rPr>
+            <w:rStyle w:val="Hyperlink"/>
+          </w:rPr>
+          <w:t xml:space="preserve">https://doi.org/10.5194/gmd-11-4241-2018</w:t>
+        </w:r>
+      </w:hyperlink>
+    </w:p>
+    <w:bookmarkEnd w:id="78"/>
+    <w:bookmarkStart w:id="80" w:name="ref-Williams2000Simple"/>
+    <w:p>
+      <w:pPr>
+        <w:pStyle w:val="Bibliography"/>
+      </w:pPr>
+      <w:r>
         <w:t xml:space="preserve">Williams, R. J., &amp; Martinez, N. D. (2000). Simple rules yield complex food webs.</w:t>
       </w:r>
       <w:r>
@@ -5169,7 +5350,7 @@
       <w:r>
         <w:t xml:space="preserve"> </w:t>
       </w:r>
-      <w:hyperlink r:id="rId73">
+      <w:hyperlink r:id="rId79">
         <w:r>
           <w:rPr>
             <w:rStyle w:val="Hyperlink"/>
@@ -5178,8 +5359,8 @@
         </w:r>
       </w:hyperlink>
     </w:p>
-    <w:bookmarkEnd w:id="74"/>
-    <w:bookmarkStart w:id="76" w:name="ref-yodzisBodySizeConsumerResource1992"/>
+    <w:bookmarkEnd w:id="80"/>
+    <w:bookmarkStart w:id="82" w:name="ref-yodzisBodySizeConsumerResource1992"/>
     <w:p>
       <w:pPr>
         <w:pStyle w:val="Bibliography"/>
@@ -5237,7 +5418,7 @@
       <w:r>
         <w:t xml:space="preserve"> </w:t>
       </w:r>
-      <w:hyperlink r:id="rId75">
+      <w:hyperlink r:id="rId81">
         <w:r>
           <w:rPr>
             <w:rStyle w:val="Hyperlink"/>
@@ -5246,9 +5427,9 @@
         </w:r>
       </w:hyperlink>
     </w:p>
-    <w:bookmarkEnd w:id="76"/>
-    <w:bookmarkEnd w:id="77"/>
-    <w:bookmarkEnd w:id="78"/>
+    <w:bookmarkEnd w:id="82"/>
+    <w:bookmarkEnd w:id="83"/>
+    <w:bookmarkEnd w:id="84"/>
     <w:sectPr>
       <w:footnotePr>
         <w:numRestart w:val="eachSect"/>

--- a/index.docx
+++ b/index.docx
@@ -15,7 +15,7 @@
         <w:pStyle w:val="Date"/>
       </w:pPr>
       <w:r>
-        <w:t xml:space="preserve">2026-08-12</w:t>
+        <w:t xml:space="preserve">2026-08-13</w:t>
       </w:r>
     </w:p>
     <w:p>
@@ -380,23 +380,7 @@
         <w:pStyle w:val="FirstParagraph"/>
       </w:pPr>
       <w:r>
-        <w:t xml:space="preserve">We treat downsampling as a process of</w:t>
-      </w:r>
-      <w:r>
-        <w:t xml:space="preserve"> </w:t>
-      </w:r>
-      <w:r>
-        <w:rPr>
-          <w:b/>
-          <w:bCs/>
-        </w:rPr>
-        <w:t xml:space="preserve">ecological realisation</w:t>
-      </w:r>
-      <w:r>
-        <w:t xml:space="preserve"> </w:t>
-      </w:r>
-      <w:r>
-        <w:t xml:space="preserve">rather than observation. Starting from a metaweb containing all potential trophic interactions, each downsampling approach represents an alternative ecological hypothesis describing how local ecological processes filter these potential interactions into the subset that is realised within a particular community. The different approaches therefore differ not only in their implementation, but also in the ecological assumptions they embed about how realised food webs emerge from a common regional interaction pool.</w:t>
+        <w:t xml:space="preserve">We treat downsampling as a process of ecological realisation rather than observation. Starting from a metaweb containing all potential trophic interactions, each downsampling approach represents an alternative ecological hypothesis describing how local ecological processes filter these potential interactions into the subset that is realised within a particular community. The different approaches therefore differ not only in their implementation, but also in the ecological assumptions they embed about how realised food webs emerge from a common regional interaction pool.</w:t>
       </w:r>
     </w:p>
     <w:bookmarkStart w:id="12" w:name="niche"/>
@@ -1513,20 +1497,7 @@
         <w:pStyle w:val="FirstParagraph"/>
       </w:pPr>
       <w:r>
-        <w:t xml:space="preserve">The power-law approach assumes that interaction realisation depends primarily on</w:t>
-      </w:r>
-      <w:r>
-        <w:t xml:space="preserve"> </w:t>
-      </w:r>
-      <w:r>
-        <w:rPr>
-          <w:b/>
-          <w:bCs/>
-        </w:rPr>
-        <w:t xml:space="preserve">consumer trophic breadth</w:t>
-      </w:r>
-      <w:r>
-        <w:t xml:space="preserve">. Following</w:t>
+        <w:t xml:space="preserve">The power-law approach assumes that interaction realisation depends primarily on consumer trophic breadth. Following</w:t>
       </w:r>
       <w:r>
         <w:t xml:space="preserve"> </w:t>
@@ -3027,9 +2998,26 @@
       <w:r>
         <w:t xml:space="preserve"> </w:t>
       </w:r>
-      <w:r>
-        <w:t xml:space="preserve">$\Delta R_{50, \space dynamic}$</w:t>
-      </w:r>
+      <m:oMath>
+        <m:r>
+          <m:rPr>
+            <m:sty m:val="p"/>
+          </m:rPr>
+          <m:t>Δ</m:t>
+        </m:r>
+        <m:sSub>
+          <m:e>
+            <m:r>
+              <m:t>R</m:t>
+            </m:r>
+          </m:e>
+          <m:sub>
+            <m:r>
+              <m:t>50</m:t>
+            </m:r>
+          </m:sub>
+        </m:sSub>
+      </m:oMath>
       <w:r>
         <w:t xml:space="preserve"> </w:t>
       </w:r>

--- a/index.docx
+++ b/index.docx
@@ -7,7 +7,7 @@
         <w:pStyle w:val="Title"/>
       </w:pPr>
       <w:r>
-        <w:t xml:space="preserve">Realising food webs: downsampling assumptions propagate into dynamic extinction models</w:t>
+        <w:t xml:space="preserve">How food webs are built shapes how they behave</w:t>
       </w:r>
     </w:p>
     <w:p>
@@ -31,7 +31,7 @@
         <w:pStyle w:val="Abstract"/>
       </w:pPr>
       <w:r>
-        <w:t xml:space="preserve">Dynamic food-web models require realised interaction networks, yet empirical data frequently describe regional metawebs containing many potential interactions that cannot occur simultaneously. Converting metawebs into realised networks is therefore an essential but often overlooked modelling step. Existing approaches implicitly assume different ecological mechanisms governing which interactions are realised, but the consequences of these assumptions remain largely unexplored. Here we compare four ecologically motivated downsampling approaches representing alternative hypotheses of interaction realisation. Using empirical metawebs, we generated ensembles of realised networks and examined how these assumptions influenced network topology, burn-in dynamics and extinction simulations under both topological and dynamical frameworks. Rather than identifying a single optimal downsampling procedure, our objective was to evaluate how alternative ecological assumptions propagate through subsequent analyses. Different realisation processes consistently produced distinct network structures and altered the behaviour of extinction models despite beginning from identical regional interaction pools. These results suggest that realised-network generation should be regarded as an explicit component of ecological modelling rather than a purely technical preprocessing step. As dynamic food-web models become increasingly common, uncertainty arising from assumptions about interaction realisation may be as important to ecological interpretation as the choice of dynamical model itself.</w:t>
+        <w:t xml:space="preserve">Dynamic food-web models provide a mechanistic framework for understanding ecological stability, extinction cascades, and responses to environmental change, but their predictions depend on the network supplied as model input. Empirical metawebs provide rich information on potential species interactions, yet contain interactions that may not occur simultaneously within any particular community. Converting these interaction pools into realised networks therefore requires assumptions about which interactions are likely to co-occur, potentially introducing uncertainty before population dynamics are simulated. Here, we investigate how alternative approaches to network realisation influence network structure and subsequent ecological dynamics. Using empirical metawebs, we generated realised food webs using four ecologically motivated downsampling approaches, alongside networks generated using Niche and allometric trophic network models as reference approaches. We then compared network topology, structural change during dynamical burn-in, and inferred robustness under topological and dynamic extinction simulations. Downsampling approach altered network topology, with differences becoming increasingly pronounced as greater proportions of interactions were removed. Dynamical burn-in further reorganised network structure, but did not erase the signatures introduced during network construction; instead, downsampled networks underwent structural changes that were often more similar to the niche model than the original metaweb. Despite these differences, the broad tendency for topological extinction simulations to infer greater robustness than dynamic simulations was consistent across network reconstruction approaches. However, dynamic simulations revealed differences in network behaviour that were not apparent from topology alone, including convergence of niche-based downsampling towards the behaviour of the synthetic niche model. These results demonstrate that network realisation is not simply a preprocessing step, but an additional source of ecological model uncertainty. Dynamic food-web predictions are therefore shaped by successive assumptions about which interactions are realised and which of those realised networks can persist dynamically, highlighting the importance of explicitly considering network reconstruction when using empirical interaction data to make mechanistic predictions about ecological change.</w:t>
       </w:r>
     </w:p>
     <w:bookmarkStart w:id="9" w:name="introduction"/>
@@ -205,19 +205,7 @@
         <w:pStyle w:val="BodyText"/>
       </w:pPr>
       <w:r>
-        <w:t xml:space="preserve">Here we investigate whether alternative approaches to network realisation influence the behaviour of subsequent ecological models. Using empirical metawebs, we generate ensembles of realised food webs using four ecologically motivated downsampling algorithms representing contrasting hypotheses of interaction realisation, alongside realised networks generated using Niche and ATN models as additional benchmarks. We then evaluate how these assumptions influence network structure, dynamical burn-in and extinction simulations. Our objective is not to identify an optimal downsampling algorithm, nor to suggest that any single approach provides the correct realised community. Rather, we present network realisation as a proof of concept for integrating empirical interaction pools into dynamic food-web models, while testing whether the ecological signatures introduced during this step remain detectable throughout the subsequent modelling process. More broadly, we ask whether</w:t>
-      </w:r>
-      <w:r>
-        <w:t xml:space="preserve"> </w:t>
-      </w:r>
-      <w:r>
-        <w:t xml:space="preserve">‘realised metawebs’</w:t>
-      </w:r>
-      <w:r>
-        <w:t xml:space="preserve"> </w:t>
-      </w:r>
-      <w:r>
-        <w:t xml:space="preserve">can provide a viable bridge between observed ecological interaction structure and mechanistic dynamic modelling, and whether the assumptions required to construct that bridge ultimately become as influential as the ecological dynamics themselves.</w:t>
+        <w:t xml:space="preserve">Here we investigate whether alternative approaches to network realisation influence the behaviour of subsequent ecological models. Using empirical metawebs, we generate ensembles of realised food webs using four ecologically motivated downsampling algorithms representing contrasting hypotheses about interaction realisation, alongside networks generated using the Niche and ATN models as additional reference approaches. We then evaluate how these alternative assumptions influence network structure, dynamical burn-in, and extinction responses. Our objective is not to identify an optimal downsampling algorithm, nor to suggest that any single approach provides the correct realised community. Rather, we use network realisation as a proof of concept for integrating empirical interaction pools into dynamic food-web models, asking whether the ecological signatures introduced during network construction remain detectable throughout subsequent dynamical modelling. More broadly, we ask whether realised metawebs can provide a viable bridge between observed ecological interaction structure and mechanistic dynamic modelling, and whether the assumptions required to construct that bridge ultimately become as influential as the ecological dynamics themselves.</w:t>
       </w:r>
     </w:p>
     <w:bookmarkEnd w:id="9"/>
@@ -2849,7 +2837,7 @@
         <w:t xml:space="preserve"> </w:t>
       </w:r>
       <w:r>
-        <w:t xml:space="preserve">&lt; 0.001). Metawebs underwent the greatest structural reorganisation, whereas ATNs exhibited the smallest displacement. Among the downsampled networks, all but the randomly downsampled networks had a displacement similar to that of the niche model (Figure S2), and all downsampled networks had. displacement distinct from the original metaweb. When looking at the loadings of the first two PC axes (</w:t>
+        <w:t xml:space="preserve">&lt; 0.001). Metawebs underwent the greatest structural reorganisation, whereas ATNs exhibited the smallest displacement. Among the downsampled networks, all but the randomly downsampled networks had displacement similar to that of the niche model (Figure S2), while all downsampled networks showed displacement distinct from the original metaweb. When looking at the loadings of the first two PC axes (</w:t>
       </w:r>
       <w:hyperlink w:anchor="fig-downsample">
         <w:r>
@@ -2860,7 +2848,7 @@
         </w:r>
       </w:hyperlink>
       <w:r>
-        <w:t xml:space="preserve">, panel C) the primary changes in structure are related to node-level measures and (unsurprisingly) the number of links. This is to be expected since there is no rewiring of links permitted in this system and as such any changes should be driven by the losses of nodes as opposed to a key reorganisation of network structure.</w:t>
+        <w:t xml:space="preserve">, panel C), the primary changes in structure were related to node-level measures and, unsurprisingly, the number of links. This is to be expected since there is no rewiring of links permitted in this system, and as such any changes should be driven by the loss of nodes rather than a major reorganisation of network structure.</w:t>
       </w:r>
     </w:p>
     <w:p>
@@ -2868,7 +2856,7 @@
         <w:pStyle w:val="BodyText"/>
       </w:pPr>
       <w:r>
-        <w:t xml:space="preserve">Together, these analyses demonstrate that downsampling approach influences network topology both during the initial downsampling step as well as the subsequent burn-in phase. Differences among downsampling methods become increasingly pronounced as greater proportions of interactions are removed, consistent with the expectation that the ecological assumptions underlying each removal strategy would exert a stronger influence under more aggressive downsampling. Importantly, despite generating distinct initial topologies, the different downsampling approaches underwent remarkably similar structural reorganisation during burn-in, changing in ways more similar to the niche model than the original metaweb. This suggests that the ecologically informed downsampling on metawebs allows us to produce networks whose subsequent structure more closely resemble those of the niche model, suggesting that the burn-in phase id in and of itself an additional network realisation step. Notably the two realised models (Niche and ATN) do not behave similarly and still end up at different</w:t>
+        <w:t xml:space="preserve">Together, these analyses demonstrate that downsampling approach influences network topology both during the initial downsampling step and during the subsequent burn-in phase. Differences among downsampling methods become increasingly pronounced as greater proportions of interactions are removed, consistent with the expectation that the ecological assumptions underlying each removal strategy would exert a stronger influence under more aggressive downsampling. Importantly, despite generating distinct initial topologies, the different downsampling approaches underwent remarkably similar structural reorganisation during burn-in, changing in ways more similar to the niche model than the original metaweb. This suggests that ecologically informed downsampling of metawebs allows us to produce networks whose subsequent structure more closely resembles that of the niche model, while also suggesting that the burn-in phase is, in and of itself, an additional network realisation step. Notably, the two realised models (niche model and ATN) do not behave similarly and still end up at different</w:t>
       </w:r>
       <w:r>
         <w:t xml:space="preserve"> </w:t>
@@ -2880,7 +2868,7 @@
         <w:t xml:space="preserve"> </w:t>
       </w:r>
       <w:r>
-        <w:t xml:space="preserve">post burn-in to the empirical webs, highlighting that network reconstruction approach will still have a strong effect on the inferred dynamics and behaviour of the system</w:t>
+        <w:t xml:space="preserve">following burn-in compared with the empirical webs, highlighting that network reconstruction approach will still have a strong effect on the inferred dynamics and behaviour of the system</w:t>
       </w:r>
       <w:r>
         <w:t xml:space="preserve"> </w:t>
@@ -2979,7 +2967,7 @@
         <w:t xml:space="preserve"> </w:t>
       </w:r>
       <w:r>
-        <w:t xml:space="preserve">was largely maintained. Under all but random basal removal, topological extinction inferred greater robustness than dynamic extinctions for every network type, although the magnitude of this discrepancy varied among reconstruction methods</w:t>
+        <w:t xml:space="preserve">was largely maintained. Under all but random basal removal, topological extinction inferred greater robustness than dynamic extinction for every network type, although the magnitude of this discrepancy varied among reconstruction methods</w:t>
       </w:r>
       <w:r>
         <w:t xml:space="preserve"> </w:t>
@@ -3022,7 +3010,7 @@
         <w:t xml:space="preserve"> </w:t>
       </w:r>
       <w:r>
-        <w:t xml:space="preserve">and random downsampled networks showing little difference between the two approaches. Thus, the conclusion that topological analyses provide more conservative estimates of robustness, although not universal, remain remarkably robust across reconstruction methods and extinction scenarios.</w:t>
+        <w:t xml:space="preserve">and random downsampled networks showing little difference between the two approaches. Thus, the conclusion that topological analyses provide more conservative estimates of robustness, although not universal, remains remarkably robust across reconstruction methods and extinction scenarios.</w:t>
       </w:r>
     </w:p>
     <w:tbl>
@@ -3461,7 +3449,7 @@
         </w:r>
       </w:hyperlink>
       <w:r>
-        <w:t xml:space="preserve">, bottom row). Most notably, the downsampled niche networks yielded robustness estimates that converged with those of the synthetic niche model, whereas the remaining empirically derived networks maintained their mutual similarity. Additionally, the ATN networks shifted to become appear more similar in robustness to the empirical cluster.</w:t>
+        <w:t xml:space="preserve">, bottom row). Most notably, the downsampled niche networks yielded robustness estimates that converged with those of the synthetic niche model, whereas the remaining empirically derived networks maintained their mutual similarity. Additionally, the ATN networks shifted to appear more similar in robustness to the empirical cluster.</w:t>
       </w:r>
     </w:p>
     <w:p>
@@ -3489,7 +3477,7 @@
         <w:t xml:space="preserve">(Delmas et al., 2017)</w:t>
       </w:r>
       <w:r>
-        <w:t xml:space="preserve">, and it is therefore plausible that these differences contribute to the observed similarity in behaviour of the two niche-type networks. Thus, network structure appears sufficient to explain much of the similarity in responses to topological extinctions, but is insufficient to predict responses to dynamic extinctions, where functional parameterisation introduces additional sources of variation. Although the clustering pattern was not universal across communities [SUPP MATT REF], suggesting that network structure still exerts an initial influence, it was not by itself deterministic of dynamic robustness.</w:t>
+        <w:t xml:space="preserve">, and it is therefore plausible that these differences contribute to the observed similarity in behaviour of the two niche-type networks. Thus, network structure appears sufficient to explain much of the similarity in responses to topological extinctions, but is insufficient to predict responses to dynamic extinctions, where functional parameterisation introduces additional sources of variation. Although the clustering pattern was not universal across communities [SUPP MATT REF], suggesting that network structure still exerts an initial influence, it was not by itself sufficient to determine dynamic robustness.</w:t>
       </w:r>
     </w:p>
     <w:p>
@@ -3497,7 +3485,7 @@
         <w:pStyle w:val="BodyText"/>
       </w:pPr>
       <w:r>
-        <w:t xml:space="preserve">This raises an important question about the role of network connectance: to what extent does specifying connectance constrain the structural and dynamical properties of generated networks?</w:t>
+        <w:t xml:space="preserve">This raises an important question about the role of network connectance: to what extent does specifying connectance constrain the structural and dynamical properties of generated networks? Work from</w:t>
       </w:r>
       <w:r>
         <w:t xml:space="preserve"> </w:t>
@@ -3509,7 +3497,19 @@
         <w:t xml:space="preserve"> </w:t>
       </w:r>
       <w:r>
+        <w:t xml:space="preserve">and</w:t>
+      </w:r>
+      <w:r>
+        <w:t xml:space="preserve"> </w:t>
+      </w:r>
+      <w:r>
         <w:t xml:space="preserve">Strydom, Dalla Riva, et al. (2021)</w:t>
+      </w:r>
+      <w:r>
+        <w:t xml:space="preserve"> </w:t>
+      </w:r>
+      <w:r>
+        <w:t xml:space="preserve">shows that less-connected networks can exhibit greater structural complexity, because there are many ways to arrange a small number of links but progressively fewer ways to arrange links as a network approaches full connectivity. At low connectance, we therefore expect a much larger number of possible network configurations, meaning that specifying connectance alone places relatively weak constraints on the precise structure of the resulting network. This provides one possible explanation for why increasingly aggressive downsampling can amplify differences among reconstruction approaches: as fewer interactions are retained, the ecological assumptions used to determine which interactions remain have greater scope to shape the resulting network.</w:t>
       </w:r>
     </w:p>
     <w:bookmarkEnd w:id="33"/>
@@ -3527,7 +3527,7 @@
         <w:pStyle w:val="FirstParagraph"/>
       </w:pPr>
       <w:r>
-        <w:t xml:space="preserve">Reconstructing realised food webs from regional interaction pools requires assumptions about which potential interactions are likely to occur together. Here, we demonstrate that empirical metawebs can be converted into dynamically tractable food webs through alternative downsampling approaches, but that the resulting networks retain detectable signatures of the assumptions used during their construction. These signatures were evident in network topology and persisted through subsequent dynamical simulations, indicating that network realisation is not simply a preprocessing step but an additional component of the ecological model.</w:t>
+        <w:t xml:space="preserve">Reconstructing realised food webs from regional interaction pools requires assumptions about which potential interactions are likely to occur together. Here, we demonstrate that alternative downsampling approaches can produce dynamically tractable food webs from the same empirical metaweb, but that the resulting networks retain detectable signatures of the assumptions used during their construction. These differences become increasingly pronounced as greater proportions of interactions are removed, indicating that network reconstruction is not a neutral step between empirical data collection and dynamical modelling.</w:t>
       </w:r>
     </w:p>
     <w:p>
@@ -3535,23 +3535,24 @@
         <w:pStyle w:val="BodyText"/>
       </w:pPr>
       <w:r>
-        <w:t xml:space="preserve">Our results further suggest that dynamical burn-in represents a second form of network realisation. Although burn-in altered the structure of all networks, it did not erase the differences introduced during initial network construction. Instead, the dynamical model filtered structurally feasible networks according to its own assumptions about biomass, interaction strengths and species persistence. The ecological behaviour of a simulated community is therefore shaped by successive filters: how potential interactions are realised into a network, and how that network is subsequently realised as a dynamically viable community.</w:t>
-      </w:r>
-    </w:p>
-    <w:p>
-      <w:pPr>
-        <w:pStyle w:val="BlockText"/>
-      </w:pPr>
-      <w:r>
-        <w:t xml:space="preserve">Possible supplement here is to look at the difference between creation and realised topological robustness. If we see a clear difference then clearly the burn in process is altering structure.</w:t>
-      </w:r>
-    </w:p>
-    <w:p>
-      <w:pPr>
-        <w:pStyle w:val="FirstParagraph"/>
-      </w:pPr>
-      <w:r>
-        <w:t xml:space="preserve">Importantly, the broad relationship between topological and dynamic robustness was consistent across network reconstruction approaches, even though the absolute robustness of individual networks varied. This suggests that some conclusions drawn from network topology may be robust to uncertainty in network reconstruction, while also demonstrating that dynamic simulations can reveal differences among networks that are not apparent from topology alone. In particular, networks generated from the same empirical interaction pool could exhibit distinct dynamical behaviour depending on the assumptions used to realise that pool, supporting the growing synthesis that we cannot neglect the decisions that are made when a network is initially constructed</w:t>
+        <w:t xml:space="preserve">Our results further suggest that dynamical burn-in represents a second form of network realisation. Although burn-in altered the structure of all networks, it did not erase the differences introduced during initial network construction. Instead, the dynamical model acted as an additional filter, determining which structurally feasible networks could persist given its assumptions about biomass, interaction strengths, and species persistence. The ecological behaviour of a simulated community is therefore shaped by successive filters - first, how potential interactions are realised into a network, and second, how that network is realised as a dynamically viable community.</w:t>
+      </w:r>
+    </w:p>
+    <w:p>
+      <w:pPr>
+        <w:pStyle w:val="BodyText"/>
+      </w:pPr>
+      <w:r>
+        <w:t xml:space="preserve">Despite these differences in network structure and dynamical behaviour, the broad relationship between topological and dynamic robustness was consistent across network reconstruction approaches. Topological extinction simulations generally inferred greater robustness than dynamic simulations, consistent with previous work</w:t>
+      </w:r>
+      <w:r>
+        <w:t xml:space="preserve"> </w:t>
+      </w:r>
+      <w:r>
+        <w:t xml:space="preserve">(Curtsdotter et al., 2011)</w:t>
+      </w:r>
+      <w:r>
+        <w:t xml:space="preserve">. Thus, some conclusions drawn from network topology may be relatively robust to uncertainty in network reconstruction. However, dynamic simulations also revealed differences among networks that were not apparent from topology alone, demonstrating that networks generated from the same empirical interaction pool can exhibit different dynamical behaviour depending on the assumptions used to realise that pool</w:t>
       </w:r>
       <w:r>
         <w:t xml:space="preserve"> </w:t>
@@ -3584,7 +3585,7 @@
         <w:pStyle w:val="BodyText"/>
       </w:pPr>
       <w:r>
-        <w:t xml:space="preserve">Rather than identifying a single correct method for constructing realised networks, we therefore argue that network realisation should be treated as an explicit source of ecological model uncertainty. As food web modelling increasingly combines empirical interaction data with dynamical approaches, predictions will depend not only on the equations governing population dynamics, but also on how empirical knowledge is translated into the network those equations operate upon. Understanding and quantifying this additional layer of uncertainty will be essential if dynamic food-web models are to provide increasingly empirical predictions of how ecological communities respond to environmental change.</w:t>
+        <w:t xml:space="preserve">Rather than identifying a single correct method for constructing realised networks, we therefore argue that network realisation should be treated as an explicit source of ecological model uncertainty. As food web modelling increasingly combines empirical interaction data with dynamical approaches, predictions will depend not only on the equations governing population dynamics, but also on how empirical knowledge is translated into the network upon which those equations operate. Understanding and quantifying this additional layer of uncertainty will be essential if dynamic food-web models are to provide increasingly empirical predictions of how ecological communities respond to environmental change.</w:t>
       </w:r>
     </w:p>
     <w:bookmarkEnd w:id="34"/>

--- a/index.docx
+++ b/index.docx
@@ -15,7 +15,7 @@
         <w:pStyle w:val="Date"/>
       </w:pPr>
       <w:r>
-        <w:t xml:space="preserve">2026-08-13</w:t>
+        <w:t xml:space="preserve">2026-08-19</w:t>
       </w:r>
     </w:p>
     <w:p>

--- a/index.docx
+++ b/index.docx
@@ -15,7 +15,7 @@
         <w:pStyle w:val="Date"/>
       </w:pPr>
       <w:r>
-        <w:t xml:space="preserve">2026-08-19</w:t>
+        <w:t xml:space="preserve">2026-09-04</w:t>
       </w:r>
     </w:p>
     <w:p>
@@ -31,7 +31,7 @@
         <w:pStyle w:val="Abstract"/>
       </w:pPr>
       <w:r>
-        <w:t xml:space="preserve">Dynamic food-web models provide a mechanistic framework for understanding ecological stability, extinction cascades, and responses to environmental change, but their predictions depend on the network supplied as model input. Empirical metawebs provide rich information on potential species interactions, yet contain interactions that may not occur simultaneously within any particular community. Converting these interaction pools into realised networks therefore requires assumptions about which interactions are likely to co-occur, potentially introducing uncertainty before population dynamics are simulated. Here, we investigate how alternative approaches to network realisation influence network structure and subsequent ecological dynamics. Using empirical metawebs, we generated realised food webs using four ecologically motivated downsampling approaches, alongside networks generated using Niche and allometric trophic network models as reference approaches. We then compared network topology, structural change during dynamical burn-in, and inferred robustness under topological and dynamic extinction simulations. Downsampling approach altered network topology, with differences becoming increasingly pronounced as greater proportions of interactions were removed. Dynamical burn-in further reorganised network structure, but did not erase the signatures introduced during network construction; instead, downsampled networks underwent structural changes that were often more similar to the niche model than the original metaweb. Despite these differences, the broad tendency for topological extinction simulations to infer greater robustness than dynamic simulations was consistent across network reconstruction approaches. However, dynamic simulations revealed differences in network behaviour that were not apparent from topology alone, including convergence of niche-based downsampling towards the behaviour of the synthetic niche model. These results demonstrate that network realisation is not simply a preprocessing step, but an additional source of ecological model uncertainty. Dynamic food-web predictions are therefore shaped by successive assumptions about which interactions are realised and which of those realised networks can persist dynamically, highlighting the importance of explicitly considering network reconstruction when using empirical interaction data to make mechanistic predictions about ecological change.</w:t>
+        <w:t xml:space="preserve">Dynamic food web models provide a mechanistic framework for understanding ecological stability, extinction cascades, and responses to environmental change, but their predictions depend on the network supplied as model input. Empirical metawebs provide rich information on potential species interactions, yet contain interactions that may not occur simultaneously within any particular community. Converting these interaction pools into realised networks therefore requires assumptions about which interactions are likely to co-occur, potentially introducing uncertainty before population dynamics are simulated. Here, we investigate how alternative approaches to network realisation influence network structure and subsequent ecological dynamics. Using empirical metawebs, we generated realised food webs using four ecologically motivated downsampling approaches, alongside networks generated using Niche and allometric trophic network models as reference approaches. We then compared network topology, structural change during dynamical burn-in, and inferred robustness under topological and dynamic extinction simulations. Downsampling approach altered network topology, with differences becoming increasingly pronounced as greater proportions of interactions were removed. Dynamical burn-in further reorganised network structure, but did not erase the signatures introduced during network construction; instead, downsampled networks underwent structural changes that were often more similar to the niche model than the original metaweb. Despite these differences, the broad tendency for topological extinction simulations to infer greater robustness than dynamic simulations was consistent across network reconstruction approaches. However, dynamic simulations revealed differences in network behaviour that were not apparent from topology alone, including convergence of niche-based downsampling towards the behaviour of the synthetic niche model. These results demonstrate that network realisation is not simply a preprocessing step, but an additional source of ecological model uncertainty. Dynamic food web predictions are therefore shaped by successive assumptions about which interactions are realised and which of those realised networks can persist dynamically, highlighting the importance of explicitly considering network reconstruction when using empirical interaction data to make mechanistic predictions about ecological change.</w:t>
       </w:r>
     </w:p>
     <w:bookmarkStart w:id="9" w:name="introduction"/>
@@ -48,7 +48,7 @@
         <w:pStyle w:val="FirstParagraph"/>
       </w:pPr>
       <w:r>
-        <w:t xml:space="preserve">Ecological networks provide one of the most powerful frameworks for understanding how biodiversity is organised and how ecological communities respond to environmental change. Historically, food-web research focused largely on describing structural properties such as connectance, trophic organisation and degree distributions, revealing remarkably consistent patterns across ecosystems</w:t>
+        <w:t xml:space="preserve">Ecological networks provide one of the most powerful frameworks for understanding how biodiversity is organised and how ecological communities respond to environmental change. Historically, food web research focused largely on describing structural properties such as connectance, trophic organisation and degree distributions, revealing remarkably consistent patterns across ecosystems</w:t>
       </w:r>
       <w:r>
         <w:t xml:space="preserve"> </w:t>
@@ -57,7 +57,7 @@
         <w:t xml:space="preserve">(Williams &amp; Martinez, 2000)</w:t>
       </w:r>
       <w:r>
-        <w:t xml:space="preserve">. Increasingly, however, the focus has shifted from describing network architecture to predicting ecological processes. Mechanistic dynamic food-web models now allow researchers to investigate community stability, biomass dynamics, extinction cascades and ecosystem responses to perturbation by explicitly simulating the transfer of energy through interacting species</w:t>
+        <w:t xml:space="preserve">. Increasingly, however, the focus has shifted from describing network architecture to predicting ecological processes. Mechanistic dynamic food web models now allow researchers to investigate community stability, biomass dynamics, extinction cascades and ecosystem responses to perturbation by explicitly simulating the transfer of energy through interacting species</w:t>
       </w:r>
       <w:r>
         <w:t xml:space="preserve"> </w:t>
@@ -66,7 +66,7 @@
         <w:t xml:space="preserve">(Brose et al., 2006; Curtsdotter et al., 2011; Delmas et al., 2017; Yodzis &amp; Innes, 1992)</w:t>
       </w:r>
       <w:r>
-        <w:t xml:space="preserve">. These approaches represent an important advance over purely topological analyses because secondary extinctions emerge from ecological dynamics—including resource limitation, interaction strengths and feedbacks—rather than simply from the structural loss of trophic links. As a result, dynamic food-web models are increasingly used to address questions spanning conservation biology, ecosystem functioning and macroecological responses to environmental change.</w:t>
+        <w:t xml:space="preserve">. These approaches represent an important advance over purely topological analyses because secondary extinctions emerge from ecological dynamics—including resource limitation, interaction strengths and feedbacks—rather than simply from the structural loss of trophic links. As a result, dynamic food web models are increasingly used to address questions spanning conservation biology, ecosystem functioning and macroecological responses to environmental change.</w:t>
       </w:r>
     </w:p>
     <w:p>
@@ -180,7 +180,7 @@
         <w:t xml:space="preserve">(Dunhill et al., 2024; Fricke et al., 2022; Karapunar et al., 2026; Roopnarine, 2017; Roopnarine, 2006)</w:t>
       </w:r>
       <w:r>
-        <w:t xml:space="preserve">. Yet even where species composition and trophic interactions can be reconstructed, palaeoecological data rarely provide a complete observation of a single realised food web. Instead, they are more naturally used to reconstruct empirically constrained interaction pools from which plausible community networks can be inferred. This creates an opportunity for dynamic food-web modelling - provided metawebs can be converted into dynamically viable realised networks. Empirically-informed ecological change has the potential be used to test mechanistic explanations through comparisons before and after extinction event or more complex hindcasting exercises</w:t>
+        <w:t xml:space="preserve">. Yet even where species composition and trophic interactions can be reconstructed, palaeoecological data rarely provide a complete observation of a single realised food web. Instead, they are more naturally used to reconstruct empirically constrained interaction pools from which plausible community networks can be inferred. This creates an opportunity for dynamic food web modelling - provided metawebs can be converted into dynamically viable realised networks. Empirically-informed ecological change has the potential be used to test mechanistic explanations through comparisons before and after extinction event or more complex hindcasting exercises</w:t>
       </w:r>
       <w:r>
         <w:t xml:space="preserve"> </w:t>
@@ -205,7 +205,7 @@
         <w:pStyle w:val="BodyText"/>
       </w:pPr>
       <w:r>
-        <w:t xml:space="preserve">Here we investigate whether alternative approaches to network realisation influence the behaviour of subsequent ecological models. Using empirical metawebs, we generate ensembles of realised food webs using four ecologically motivated downsampling algorithms representing contrasting hypotheses about interaction realisation, alongside networks generated using the Niche and ATN models as additional reference approaches. We then evaluate how these alternative assumptions influence network structure, dynamical burn-in, and extinction responses. Our objective is not to identify an optimal downsampling algorithm, nor to suggest that any single approach provides the correct realised community. Rather, we use network realisation as a proof of concept for integrating empirical interaction pools into dynamic food-web models, asking whether the ecological signatures introduced during network construction remain detectable throughout subsequent dynamical modelling. More broadly, we ask whether realised metawebs can provide a viable bridge between observed ecological interaction structure and mechanistic dynamic modelling, and whether the assumptions required to construct that bridge ultimately become as influential as the ecological dynamics themselves.</w:t>
+        <w:t xml:space="preserve">Here we investigate whether alternative approaches to network realisation influence the behaviour of subsequent ecological models. Using empirical metawebs, we generate ensembles of realised food webs using four ecologically motivated downsampling algorithms representing contrasting hypotheses about interaction realisation, alongside networks generated using the Niche and ATN models as additional reference approaches. We then evaluate how these alternative assumptions influence network structure, dynamical burn-in, and extinction responses. Our objective is not to identify an optimal downsampling algorithm, nor to suggest that any single approach provides the correct realised community. Rather, we use network realisation as a proof of concept for integrating empirical interaction pools into dynamic food web models, asking whether the ecological signatures introduced during network construction remain detectable throughout subsequent dynamical modelling. More broadly, we ask whether realised metawebs can provide a viable bridge between observed ecological interaction structure and mechanistic dynamic modelling, and whether the assumptions required to construct that bridge ultimately become as influential as the ecological dynamics themselves.</w:t>
       </w:r>
     </w:p>
     <w:bookmarkEnd w:id="9"/>
@@ -3585,7 +3585,7 @@
         <w:pStyle w:val="BodyText"/>
       </w:pPr>
       <w:r>
-        <w:t xml:space="preserve">Rather than identifying a single correct method for constructing realised networks, we therefore argue that network realisation should be treated as an explicit source of ecological model uncertainty. As food web modelling increasingly combines empirical interaction data with dynamical approaches, predictions will depend not only on the equations governing population dynamics, but also on how empirical knowledge is translated into the network upon which those equations operate. Understanding and quantifying this additional layer of uncertainty will be essential if dynamic food-web models are to provide increasingly empirical predictions of how ecological communities respond to environmental change.</w:t>
+        <w:t xml:space="preserve">Rather than identifying a single correct method for constructing realised networks, we therefore argue that network realisation should be treated as an explicit source of ecological model uncertainty. As food web modelling increasingly combines empirical interaction data with dynamical approaches, predictions will depend not only on the equations governing population dynamics, but also on how empirical knowledge is translated into the network upon which those equations operate. Understanding and quantifying this additional layer of uncertainty will be essential if dynamic food web models are to provide increasingly empirical predictions of how ecological communities respond to environmental change.</w:t>
       </w:r>
     </w:p>
     <w:bookmarkEnd w:id="34"/>
